--- a/zht/docx/154.content.docx
+++ b/zht/docx/154.content.docx
@@ -19,7 +19,7 @@
         <w:rPr>
           <w:lang w:val="zh_TW" w:bidi="zh_TW"/>
         </w:rPr>
-        <w:t>Resource: 聖經詞典 (Tyndale)</w:t>
+        <w:t>Resource: Tyndale Open Bible Dictionary</w:t>
       </w:r>
       <w:r>
         <w:rPr>
@@ -112,7 +112,7 @@
         <w:rPr>
           <w:lang w:val="zh_TW" w:bidi="zh_TW"/>
         </w:rPr>
-        <w:t>聖經詞典 (Tyndale)</w:t>
+        <w:t>Tyndale Open Bible Dictionary</w:t>
       </w:r>
     </w:p>
     <w:p>
@@ -149,7 +149,7 @@
         <w:rPr>
           <w:lang w:val="zh_TW" w:bidi="zh_TW"/>
         </w:rPr>
-        <w:t>xue</w:t>
+        <w:t>xian</w:t>
       </w:r>
       <w:r>
         <w:rPr>
@@ -212,275 +212,12 @@
         <w:rPr>
           <w:lang w:val="zh_TW" w:bidi="zh_TW"/>
         </w:rPr>
-        <w:t>血漏</w:t>
-      </w:r>
-      <w:r>
-        <w:rPr>
-          <w:lang w:val="zh_TW" w:bidi="zh_TW"/>
-        </w:rPr>
-      </w:r>
-    </w:p>
-    <w:p>
-      <w:pPr>
-        <w:pStyle w:val="ListNumber"/>
-        <w:numPr>
-          <w:ilvl w:val="0"/>
-          <w:numId w:val="14"/>
-        </w:numPr>
-        <w:spacing w:line="240" w:lineRule="auto"/>
-        <w:ind w:left="720"/>
-      </w:pPr>
-      <w:r>
-        <w:rPr>
-          <w:lang w:val="zh_TW" w:bidi="zh_TW"/>
-        </w:rPr>
-      </w:r>
-      <w:r>
-        <w:rPr>
-          <w:lang w:val="zh_TW" w:bidi="zh_TW"/>
-        </w:rPr>
-        <w:t>女性在月經期間陰道出血。</w:t>
-      </w:r>
-      <w:hyperlink r:id="rId13">
-        <w:r>
-          <w:rPr>
-            <w:lang w:val="zh_TW" w:bidi="zh_TW"/>
-          </w:rPr>
-          <w:rPr>
-            <w:color w:val="0000EE"/>
-            <w:u w:val="single"/>
-          </w:rPr>
-          <w:t>利未記十五章</w:t>
-        </w:r>
-      </w:hyperlink>
-      <w:r>
-        <w:rPr>
-          <w:lang w:val="zh_TW" w:bidi="zh_TW"/>
-        </w:rPr>
-        <w:t>記載神藉摩西頒布的有關生殖器分泌物的律法。一個陰道出血的婦人，在出血期間以及之後的七天內，被視為禮儀上的不潔。在此期間，她不得參加會幕或聖殿中的敬拜，也不得上街或進入市場。任何觸碰她或她物品的人也被視為不潔（</w:t>
-      </w:r>
-      <w:hyperlink r:id="rId14">
-        <w:r>
-          <w:rPr>
-            <w:lang w:val="zh_TW" w:bidi="zh_TW"/>
-          </w:rPr>
-          <w:rPr>
-            <w:color w:val="0000EE"/>
-            <w:u w:val="single"/>
-          </w:rPr>
-          <w:t>利15:19</w:t>
-        </w:r>
-      </w:hyperlink>
-      <w:r>
-        <w:rPr>
-          <w:lang w:val="zh_TW" w:bidi="zh_TW"/>
-        </w:rPr>
-        <w:t>–</w:t>
-      </w:r>
-      <w:hyperlink r:id="rId14">
-        <w:r>
-          <w:rPr>
-            <w:lang w:val="zh_TW" w:bidi="zh_TW"/>
-          </w:rPr>
-          <w:rPr>
-            <w:color w:val="0000EE"/>
-            <w:u w:val="single"/>
-          </w:rPr>
-          <w:t>28</w:t>
-        </w:r>
-      </w:hyperlink>
-      <w:r>
-        <w:rPr>
-          <w:lang w:val="zh_TW" w:bidi="zh_TW"/>
-        </w:rPr>
-        <w:t>）。在婦人不潔期間，禁止發生性行為。她出血停止後七天，可以獻上兩隻斑鳩或雛鴿作為祭物，由祭司為她贖罪，以潔淨她的不潔時期（</w:t>
-      </w:r>
-      <w:hyperlink r:id="rId15">
-        <w:r>
-          <w:rPr>
-            <w:lang w:val="zh_TW" w:bidi="zh_TW"/>
-          </w:rPr>
-          <w:rPr>
-            <w:color w:val="0000EE"/>
-            <w:u w:val="single"/>
-          </w:rPr>
-          <w:t>利15:29</w:t>
-        </w:r>
-      </w:hyperlink>
-      <w:r>
-        <w:rPr>
-          <w:lang w:val="zh_TW" w:bidi="zh_TW"/>
-        </w:rPr>
-        <w:t>–</w:t>
-      </w:r>
-      <w:hyperlink r:id="rId15">
-        <w:r>
-          <w:rPr>
-            <w:lang w:val="zh_TW" w:bidi="zh_TW"/>
-          </w:rPr>
-          <w:rPr>
-            <w:color w:val="0000EE"/>
-            <w:u w:val="single"/>
-          </w:rPr>
-          <w:t>30</w:t>
-        </w:r>
-      </w:hyperlink>
-      <w:r>
-        <w:rPr>
-          <w:lang w:val="zh_TW" w:bidi="zh_TW"/>
-        </w:rPr>
-        <w:t>）。</w:t>
-        <w:br/>
-      </w:r>
-      <w:r>
-        <w:rPr>
-          <w:lang w:val="zh_TW" w:bidi="zh_TW"/>
-        </w:rPr>
-        <w:t>耶穌醫治一個患血漏12年的女人的事蹟，記載在三卷福音書中（</w:t>
-      </w:r>
-      <w:hyperlink r:id="rId16">
-        <w:r>
-          <w:rPr>
-            <w:lang w:val="zh_TW" w:bidi="zh_TW"/>
-          </w:rPr>
-          <w:rPr>
-            <w:color w:val="0000EE"/>
-            <w:u w:val="single"/>
-          </w:rPr>
-          <w:t>太9:20–22</w:t>
-        </w:r>
-      </w:hyperlink>
-      <w:r>
-        <w:rPr>
-          <w:lang w:val="zh_TW" w:bidi="zh_TW"/>
-        </w:rPr>
-        <w:t>；</w:t>
-      </w:r>
-      <w:hyperlink r:id="rId17">
-        <w:r>
-          <w:rPr>
-            <w:lang w:val="zh_TW" w:bidi="zh_TW"/>
-          </w:rPr>
-          <w:rPr>
-            <w:color w:val="0000EE"/>
-            <w:u w:val="single"/>
-          </w:rPr>
-          <w:t>可5:25</w:t>
-        </w:r>
-      </w:hyperlink>
-      <w:r>
-        <w:rPr>
-          <w:lang w:val="zh_TW" w:bidi="zh_TW"/>
-        </w:rPr>
-        <w:t>–</w:t>
-      </w:r>
-      <w:hyperlink r:id="rId17">
-        <w:r>
-          <w:rPr>
-            <w:lang w:val="zh_TW" w:bidi="zh_TW"/>
-          </w:rPr>
-          <w:rPr>
-            <w:color w:val="0000EE"/>
-            <w:u w:val="single"/>
-          </w:rPr>
-          <w:t>34</w:t>
-        </w:r>
-      </w:hyperlink>
-      <w:r>
-        <w:rPr>
-          <w:lang w:val="zh_TW" w:bidi="zh_TW"/>
-        </w:rPr>
-        <w:t>；</w:t>
-      </w:r>
-      <w:hyperlink r:id="rId18">
-        <w:r>
-          <w:rPr>
-            <w:lang w:val="zh_TW" w:bidi="zh_TW"/>
-          </w:rPr>
-          <w:rPr>
-            <w:color w:val="0000EE"/>
-            <w:u w:val="single"/>
-          </w:rPr>
-          <w:t>路8:43</w:t>
-        </w:r>
-      </w:hyperlink>
-      <w:r>
-        <w:rPr>
-          <w:lang w:val="zh_TW" w:bidi="zh_TW"/>
-        </w:rPr>
-        <w:t>–</w:t>
-      </w:r>
-      <w:hyperlink r:id="rId18">
-        <w:r>
-          <w:rPr>
-            <w:lang w:val="zh_TW" w:bidi="zh_TW"/>
-          </w:rPr>
-          <w:rPr>
-            <w:color w:val="0000EE"/>
-            <w:u w:val="single"/>
-          </w:rPr>
-          <w:t>48</w:t>
-        </w:r>
-      </w:hyperlink>
-      <w:r>
-        <w:rPr>
-          <w:lang w:val="zh_TW" w:bidi="zh_TW"/>
-        </w:rPr>
-        <w:t>）。如果她是陰道出血，那麼她長期的不潔狀態（以及因此與他人隔離）必然非常艱難。她除了焦慮和不適，還可能因此無法懷孕。經文記載她「在好些醫生手裡受了許多的苦，又花盡了她所有的，一點也不見好，病勢反倒更重了」（</w:t>
-      </w:r>
-      <w:hyperlink r:id="rId19">
-        <w:r>
-          <w:rPr>
-            <w:lang w:val="zh_TW" w:bidi="zh_TW"/>
-          </w:rPr>
-          <w:rPr>
-            <w:color w:val="0000EE"/>
-            <w:u w:val="single"/>
-          </w:rPr>
-          <w:t>可5:26</w:t>
-        </w:r>
-      </w:hyperlink>
-      <w:r>
-        <w:rPr>
-          <w:lang w:val="zh_TW" w:bidi="zh_TW"/>
-        </w:rPr>
-        <w:t>）。最後，她無視有關不潔的規定，穿過人群觸摸耶穌。當她觸摸耶穌時，她的血漏立刻止住了。</w:t>
-      </w:r>
-    </w:p>
-    <w:p>
-      <w:pPr>
-        <w:pStyle w:val="ListNumber"/>
-        <w:spacing w:line="240" w:lineRule="auto"/>
-        <w:ind w:left="720"/>
-      </w:pPr>
-      <w:r>
-        <w:rPr>
-          <w:lang w:val="zh_TW" w:bidi="zh_TW"/>
-        </w:rPr>
-      </w:r>
-      <w:r>
-        <w:rPr>
-          <w:lang w:val="zh_TW" w:bidi="zh_TW"/>
-        </w:rPr>
-        <w:t>血便。部百流的父親患有某種形式的痢疾（</w:t>
-      </w:r>
-      <w:hyperlink r:id="rId20">
-        <w:r>
-          <w:rPr>
-            <w:lang w:val="zh_TW" w:bidi="zh_TW"/>
-          </w:rPr>
-          <w:rPr>
-            <w:color w:val="0000EE"/>
-            <w:u w:val="single"/>
-          </w:rPr>
-          <w:t>徒28:8</w:t>
-        </w:r>
-      </w:hyperlink>
-      <w:r>
-        <w:rPr>
-          <w:lang w:val="zh_TW" w:bidi="zh_TW"/>
-        </w:rPr>
-        <w:t>）。</w:t>
+        <w:t>先知，女先知</w:t>
+      </w:r>
+      <w:r>
+        <w:rPr>
+          <w:lang w:val="zh_TW" w:bidi="zh_TW"/>
+        </w:rPr>
       </w:r>
     </w:p>
     <w:p>
@@ -492,50 +229,9 @@
       </w:r>
       <w:r>
         <w:rPr>
-          <w:i/>
-          <w:lang w:val="zh_TW" w:bidi="zh_TW"/>
-        </w:rPr>
-        <w:t>另見</w:t>
-      </w:r>
-      <w:r>
-        <w:rPr>
-          <w:lang w:val="zh_TW" w:bidi="zh_TW"/>
-        </w:rPr>
-        <w:t xml:space="preserve"> </w:t>
-      </w:r>
-      <w:r>
-        <w:rPr>
-          <w:lang w:val="zh_TW" w:bidi="zh_TW"/>
-        </w:rPr>
-        <w:t>藥物與醫療實踐</w:t>
-      </w:r>
-      <w:r>
-        <w:rPr>
-          <w:lang w:val="zh_TW" w:bidi="zh_TW"/>
-        </w:rPr>
-        <w:t>；</w:t>
-      </w:r>
-      <w:r>
-        <w:rPr>
-          <w:lang w:val="zh_TW" w:bidi="zh_TW"/>
-        </w:rPr>
-        <w:t>出血</w:t>
-      </w:r>
-      <w:r>
-        <w:rPr>
-          <w:lang w:val="zh_TW" w:bidi="zh_TW"/>
-        </w:rPr>
-        <w:t>。</w:t>
-      </w:r>
-      <w:r>
-        <w:rPr>
-          <w:lang w:val="zh_TW" w:bidi="zh_TW"/>
-        </w:rPr>
-      </w:r>
-      <w:r>
-        <w:rPr>
-          <w:lang w:val="zh_TW" w:bidi="zh_TW"/>
-        </w:rPr>
+          <w:lang w:val="zh_TW" w:bidi="zh_TW"/>
+        </w:rPr>
+        <w:t>蒙神揀選的男性或女性，代表祂說話，並預言神所計劃之事。</w:t>
       </w:r>
     </w:p>
     <w:p>
@@ -545,21 +241,11 @@
           <w:lang w:val="zh_TW" w:bidi="zh_TW"/>
         </w:rPr>
       </w:r>
-    </w:p>
-    <w:p>
-      <w:pPr>
-        <w:pStyle w:val="Heading2"/>
-      </w:pPr>
-      <w:r>
-        <w:rPr>
-          <w:lang w:val="zh_TW" w:bidi="zh_TW"/>
-        </w:rPr>
-        <w:t>血漏</w:t>
-      </w:r>
-      <w:r>
-        <w:rPr>
-          <w:lang w:val="zh_TW" w:bidi="zh_TW"/>
-        </w:rPr>
+      <w:r>
+        <w:rPr>
+          <w:lang w:val="zh_TW" w:bidi="zh_TW"/>
+        </w:rPr>
+        <w:t>概述</w:t>
       </w:r>
     </w:p>
     <w:p>
@@ -573,25 +259,7 @@
         <w:rPr>
           <w:lang w:val="zh_TW" w:bidi="zh_TW"/>
         </w:rPr>
-        <w:t>也可解作從割傷或流鼻血中流出來的血（</w:t>
-      </w:r>
-      <w:hyperlink r:id="rId21">
-        <w:r>
-          <w:rPr>
-            <w:lang w:val="zh_TW" w:bidi="zh_TW"/>
-          </w:rPr>
-          <w:rPr>
-            <w:color w:val="0000EE"/>
-            <w:u w:val="single"/>
-          </w:rPr>
-          <w:t>箴言30:33</w:t>
-        </w:r>
-      </w:hyperlink>
-      <w:r>
-        <w:rPr>
-          <w:lang w:val="zh_TW" w:bidi="zh_TW"/>
-        </w:rPr>
-        <w:t>）。</w:t>
+        <w:t>• 引言</w:t>
       </w:r>
     </w:p>
     <w:p>
@@ -605,43 +273,7 @@
         <w:rPr>
           <w:lang w:val="zh_TW" w:bidi="zh_TW"/>
         </w:rPr>
-        <w:t>在聖經中，它大多指月經。在</w:t>
-      </w:r>
-      <w:hyperlink r:id="rId22">
-        <w:r>
-          <w:rPr>
-            <w:lang w:val="zh_TW" w:bidi="zh_TW"/>
-          </w:rPr>
-          <w:rPr>
-            <w:color w:val="0000EE"/>
-            <w:u w:val="single"/>
-          </w:rPr>
-          <w:t>利未記15:19</w:t>
-        </w:r>
-      </w:hyperlink>
-      <w:r>
-        <w:rPr>
-          <w:lang w:val="zh_TW" w:bidi="zh_TW"/>
-        </w:rPr>
-        <w:t>–</w:t>
-      </w:r>
-      <w:hyperlink r:id="rId22">
-        <w:r>
-          <w:rPr>
-            <w:lang w:val="zh_TW" w:bidi="zh_TW"/>
-          </w:rPr>
-          <w:rPr>
-            <w:color w:val="0000EE"/>
-            <w:u w:val="single"/>
-          </w:rPr>
-          <w:t>30，</w:t>
-        </w:r>
-      </w:hyperlink>
-      <w:r>
-        <w:rPr>
-          <w:lang w:val="zh_TW" w:bidi="zh_TW"/>
-        </w:rPr>
-        <w:t>記載了有關正常和異常月經的法律記載：一位正常月經的婦女不潔淨七天，以及她所接觸的任何東西；任何流血超過七天的婦女在流血期間不潔淨，還要再加七天。</w:t>
+        <w:t>• 先知的稱謂和歷史</w:t>
       </w:r>
     </w:p>
     <w:p>
@@ -655,133 +287,7 @@
         <w:rPr>
           <w:lang w:val="zh_TW" w:bidi="zh_TW"/>
         </w:rPr>
-        <w:t>除了約翰福音以外，其它三本福音書都講述了耶穌奇蹟般地治癒了一位血漏12年的婦女的故事（</w:t>
-      </w:r>
-      <w:hyperlink r:id="rId16">
-        <w:r>
-          <w:rPr>
-            <w:lang w:val="zh_TW" w:bidi="zh_TW"/>
-          </w:rPr>
-          <w:rPr>
-            <w:color w:val="0000EE"/>
-            <w:u w:val="single"/>
-          </w:rPr>
-          <w:t>太9:20</w:t>
-        </w:r>
-      </w:hyperlink>
-      <w:r>
-        <w:rPr>
-          <w:lang w:val="zh_TW" w:bidi="zh_TW"/>
-        </w:rPr>
-        <w:t>–</w:t>
-      </w:r>
-      <w:hyperlink r:id="rId16">
-        <w:r>
-          <w:rPr>
-            <w:lang w:val="zh_TW" w:bidi="zh_TW"/>
-          </w:rPr>
-          <w:rPr>
-            <w:color w:val="0000EE"/>
-            <w:u w:val="single"/>
-          </w:rPr>
-          <w:t>22</w:t>
-        </w:r>
-      </w:hyperlink>
-      <w:r>
-        <w:rPr>
-          <w:lang w:val="zh_TW" w:bidi="zh_TW"/>
-        </w:rPr>
-        <w:t>，</w:t>
-      </w:r>
-      <w:hyperlink r:id="rId17">
-        <w:r>
-          <w:rPr>
-            <w:lang w:val="zh_TW" w:bidi="zh_TW"/>
-          </w:rPr>
-          <w:rPr>
-            <w:color w:val="0000EE"/>
-            <w:u w:val="single"/>
-          </w:rPr>
-          <w:t>可5:25</w:t>
-        </w:r>
-      </w:hyperlink>
-      <w:r>
-        <w:rPr>
-          <w:lang w:val="zh_TW" w:bidi="zh_TW"/>
-        </w:rPr>
-        <w:t>–</w:t>
-      </w:r>
-      <w:hyperlink r:id="rId17">
-        <w:r>
-          <w:rPr>
-            <w:lang w:val="zh_TW" w:bidi="zh_TW"/>
-          </w:rPr>
-          <w:rPr>
-            <w:color w:val="0000EE"/>
-            <w:u w:val="single"/>
-          </w:rPr>
-          <w:t>34</w:t>
-        </w:r>
-      </w:hyperlink>
-      <w:r>
-        <w:rPr>
-          <w:lang w:val="zh_TW" w:bidi="zh_TW"/>
-        </w:rPr>
-        <w:t>，</w:t>
-      </w:r>
-      <w:hyperlink r:id="rId18">
-        <w:r>
-          <w:rPr>
-            <w:lang w:val="zh_TW" w:bidi="zh_TW"/>
-          </w:rPr>
-          <w:rPr>
-            <w:color w:val="0000EE"/>
-            <w:u w:val="single"/>
-          </w:rPr>
-          <w:t>路8:43</w:t>
-        </w:r>
-      </w:hyperlink>
-      <w:r>
-        <w:rPr>
-          <w:lang w:val="zh_TW" w:bidi="zh_TW"/>
-        </w:rPr>
-        <w:t>–</w:t>
-      </w:r>
-      <w:hyperlink r:id="rId18">
-        <w:r>
-          <w:rPr>
-            <w:lang w:val="zh_TW" w:bidi="zh_TW"/>
-          </w:rPr>
-          <w:rPr>
-            <w:color w:val="0000EE"/>
-            <w:u w:val="single"/>
-          </w:rPr>
-          <w:t>48</w:t>
-        </w:r>
-      </w:hyperlink>
-      <w:r>
-        <w:rPr>
-          <w:lang w:val="zh_TW" w:bidi="zh_TW"/>
-        </w:rPr>
-        <w:t>）。通過觸摸耶穌的衣服，這位婦女違反了舊約聖經中關於月經的律法，因為她使耶穌的衣服不潔淨（</w:t>
-      </w:r>
-      <w:hyperlink r:id="rId13">
-        <w:r>
-          <w:rPr>
-            <w:lang w:val="zh_TW" w:bidi="zh_TW"/>
-          </w:rPr>
-          <w:rPr>
-            <w:color w:val="0000EE"/>
-            <w:u w:val="single"/>
-          </w:rPr>
-          <w:t>利未記15</w:t>
-        </w:r>
-      </w:hyperlink>
-      <w:r>
-        <w:rPr>
-          <w:lang w:val="zh_TW" w:bidi="zh_TW"/>
-        </w:rPr>
-        <w:t>），然而，她對耶穌的信心醫治了她。</w:t>
+        <w:t>• 感動</w:t>
       </w:r>
     </w:p>
     <w:p>
@@ -793,38 +299,9 @@
       </w:r>
       <w:r>
         <w:rPr>
-          <w:i/>
-          <w:lang w:val="zh_TW" w:bidi="zh_TW"/>
-        </w:rPr>
-        <w:t>另見</w:t>
-      </w:r>
-      <w:r>
-        <w:rPr>
-          <w:lang w:val="zh_TW" w:bidi="zh_TW"/>
-        </w:rPr>
-        <w:t xml:space="preserve"> </w:t>
-      </w:r>
-      <w:r>
-        <w:rPr>
-          <w:lang w:val="zh_TW" w:bidi="zh_TW"/>
-        </w:rPr>
-        <w:t>藥物與醫療實踐</w:t>
-      </w:r>
-      <w:r>
-        <w:rPr>
-          <w:lang w:val="zh_TW" w:bidi="zh_TW"/>
-        </w:rPr>
-        <w:t>。</w:t>
-      </w:r>
-      <w:r>
-        <w:rPr>
-          <w:lang w:val="zh_TW" w:bidi="zh_TW"/>
-        </w:rPr>
-      </w:r>
-      <w:r>
-        <w:rPr>
-          <w:lang w:val="zh_TW" w:bidi="zh_TW"/>
-        </w:rPr>
+          <w:lang w:val="zh_TW" w:bidi="zh_TW"/>
+        </w:rPr>
+        <w:t>• 真假先知</w:t>
       </w:r>
     </w:p>
     <w:p>
@@ -834,21 +311,11 @@
           <w:lang w:val="zh_TW" w:bidi="zh_TW"/>
         </w:rPr>
       </w:r>
-    </w:p>
-    <w:p>
-      <w:pPr>
-        <w:pStyle w:val="Heading2"/>
-      </w:pPr>
-      <w:r>
-        <w:rPr>
-          <w:lang w:val="zh_TW" w:bidi="zh_TW"/>
-        </w:rPr>
-        <w:t>血漏的問題</w:t>
-      </w:r>
-      <w:r>
-        <w:rPr>
-          <w:lang w:val="zh_TW" w:bidi="zh_TW"/>
-        </w:rPr>
+      <w:r>
+        <w:rPr>
+          <w:lang w:val="zh_TW" w:bidi="zh_TW"/>
+        </w:rPr>
+        <w:t>• 先知的作用</w:t>
       </w:r>
     </w:p>
     <w:p>
@@ -862,7 +329,263 @@
         <w:rPr>
           <w:lang w:val="zh_TW" w:bidi="zh_TW"/>
         </w:rPr>
-        <w:t>「血漏」在</w:t>
+        <w:t>• 傳講的方式</w:t>
+      </w:r>
+    </w:p>
+    <w:p>
+      <w:pPr>
+        <w:pStyle w:val="Heading3"/>
+      </w:pPr>
+      <w:r>
+        <w:rPr>
+          <w:lang w:val="zh_TW" w:bidi="zh_TW"/>
+        </w:rPr>
+        <w:t>介紹</w:t>
+      </w:r>
+    </w:p>
+    <w:p>
+      <w:pPr/>
+      <w:r>
+        <w:rPr>
+          <w:lang w:val="zh_TW" w:bidi="zh_TW"/>
+        </w:rPr>
+      </w:r>
+      <w:r>
+        <w:rPr>
+          <w:lang w:val="zh_TW" w:bidi="zh_TW"/>
+        </w:rPr>
+        <w:t>當耶穌使寡婦的兒子從死裡復活時，旁觀者說：「</w:t>
+      </w:r>
+      <w:r>
+        <w:rPr>
+          <w:lang w:val="zh_TW" w:bidi="zh_TW"/>
+        </w:rPr>
+        <w:t>有大先知在我們中間興起來了</w:t>
+      </w:r>
+      <w:r>
+        <w:rPr>
+          <w:lang w:val="zh_TW" w:bidi="zh_TW"/>
+        </w:rPr>
+        <w:t>！」（</w:t>
+      </w:r>
+      <w:hyperlink r:id="rId13">
+        <w:r>
+          <w:rPr>
+            <w:lang w:val="zh_TW" w:bidi="zh_TW"/>
+          </w:rPr>
+          <w:rPr>
+            <w:color w:val="0000EE"/>
+            <w:u w:val="single"/>
+          </w:rPr>
+          <w:t>路7:16</w:t>
+        </w:r>
+      </w:hyperlink>
+      <w:r>
+        <w:rPr>
+          <w:lang w:val="zh_TW" w:bidi="zh_TW"/>
+        </w:rPr>
+        <w:t>；參</w:t>
+      </w:r>
+      <w:hyperlink r:id="rId14">
+        <w:r>
+          <w:rPr>
+            <w:lang w:val="zh_TW" w:bidi="zh_TW"/>
+          </w:rPr>
+          <w:rPr>
+            <w:color w:val="0000EE"/>
+            <w:u w:val="single"/>
+          </w:rPr>
+          <w:t>可6:15</w:t>
+        </w:r>
+      </w:hyperlink>
+      <w:r>
+        <w:rPr>
+          <w:lang w:val="zh_TW" w:bidi="zh_TW"/>
+        </w:rPr>
+        <w:t>，</w:t>
+      </w:r>
+      <w:hyperlink r:id="rId15">
+        <w:r>
+          <w:rPr>
+            <w:lang w:val="zh_TW" w:bidi="zh_TW"/>
+          </w:rPr>
+          <w:rPr>
+            <w:color w:val="0000EE"/>
+            <w:u w:val="single"/>
+          </w:rPr>
+          <w:t>8:28</w:t>
+        </w:r>
+      </w:hyperlink>
+      <w:r>
+        <w:rPr>
+          <w:lang w:val="zh_TW" w:bidi="zh_TW"/>
+        </w:rPr>
+        <w:t>）在猶太的宗教思想中，最為生動且具規範意義的宗教事件，都集中在先知蒙召和事工，就是神透過先知向祂的子民傳達話語。人們對於耶穌的評價，其實是比他們所知的更為正確，因為神確實在耶穌裡面臨到他們；而耶穌的地位雖然遠高過先知，實際上卻正是摩西所預言，先知秩序的冠冕和高峰（</w:t>
+      </w:r>
+      <w:hyperlink r:id="rId16">
+        <w:r>
+          <w:rPr>
+            <w:lang w:val="zh_TW" w:bidi="zh_TW"/>
+          </w:rPr>
+          <w:rPr>
+            <w:color w:val="0000EE"/>
+            <w:u w:val="single"/>
+          </w:rPr>
+          <w:t>申18:15–19</w:t>
+        </w:r>
+      </w:hyperlink>
+      <w:r>
+        <w:rPr>
+          <w:lang w:val="zh_TW" w:bidi="zh_TW"/>
+        </w:rPr>
+        <w:t>）。</w:t>
+      </w:r>
+    </w:p>
+    <w:p>
+      <w:pPr>
+        <w:pStyle w:val="Heading3"/>
+      </w:pPr>
+      <w:r>
+        <w:rPr>
+          <w:lang w:val="zh_TW" w:bidi="zh_TW"/>
+        </w:rPr>
+        <w:t>先知的稱謂和歷史</w:t>
+      </w:r>
+    </w:p>
+    <w:p>
+      <w:pPr/>
+      <w:r>
+        <w:rPr>
+          <w:lang w:val="zh_TW" w:bidi="zh_TW"/>
+        </w:rPr>
+      </w:r>
+      <w:r>
+        <w:rPr>
+          <w:lang w:val="zh_TW" w:bidi="zh_TW"/>
+        </w:rPr>
+        <w:t>舊約用於描述這些人的主要詞語，是「先知」（見</w:t>
+      </w:r>
+      <w:hyperlink r:id="rId17">
+        <w:r>
+          <w:rPr>
+            <w:lang w:val="zh_TW" w:bidi="zh_TW"/>
+          </w:rPr>
+          <w:rPr>
+            <w:color w:val="0000EE"/>
+            <w:u w:val="single"/>
+          </w:rPr>
+          <w:t>士6:8</w:t>
+        </w:r>
+      </w:hyperlink>
+      <w:r>
+        <w:rPr>
+          <w:lang w:val="zh_TW" w:bidi="zh_TW"/>
+        </w:rPr>
+        <w:t>）、「神人」（見</w:t>
+      </w:r>
+      <w:hyperlink r:id="rId18">
+        <w:r>
+          <w:rPr>
+            <w:lang w:val="zh_TW" w:bidi="zh_TW"/>
+          </w:rPr>
+          <w:rPr>
+            <w:color w:val="0000EE"/>
+            <w:u w:val="single"/>
+          </w:rPr>
+          <w:t>王下4:9</w:t>
+        </w:r>
+      </w:hyperlink>
+      <w:r>
+        <w:rPr>
+          <w:lang w:val="zh_TW" w:bidi="zh_TW"/>
+        </w:rPr>
+        <w:t>）和「先見」（見</w:t>
+      </w:r>
+      <w:hyperlink r:id="rId19">
+        <w:r>
+          <w:rPr>
+            <w:lang w:val="zh_TW" w:bidi="zh_TW"/>
+          </w:rPr>
+          <w:rPr>
+            <w:color w:val="0000EE"/>
+            <w:u w:val="single"/>
+          </w:rPr>
+          <w:t>撒上9:9</w:t>
+        </w:r>
+      </w:hyperlink>
+      <w:r>
+        <w:rPr>
+          <w:lang w:val="zh_TW" w:bidi="zh_TW"/>
+        </w:rPr>
+        <w:t>；</w:t>
+      </w:r>
+      <w:hyperlink r:id="rId20">
+        <w:r>
+          <w:rPr>
+            <w:lang w:val="zh_TW" w:bidi="zh_TW"/>
+          </w:rPr>
+          <w:rPr>
+            <w:color w:val="0000EE"/>
+            <w:u w:val="single"/>
+          </w:rPr>
+          <w:t>撒下24:11</w:t>
+        </w:r>
+      </w:hyperlink>
+      <w:r>
+        <w:rPr>
+          <w:lang w:val="zh_TW" w:bidi="zh_TW"/>
+        </w:rPr>
+        <w:t>）。</w:t>
+      </w:r>
+    </w:p>
+    <w:p>
+      <w:pPr/>
+      <w:r>
+        <w:rPr>
+          <w:lang w:val="zh_TW" w:bidi="zh_TW"/>
+        </w:rPr>
+      </w:r>
+      <w:r>
+        <w:rPr>
+          <w:lang w:val="zh_TW" w:bidi="zh_TW"/>
+        </w:rPr>
+        <w:t>翻譯為「先知」的詞彙，似乎首重「被召」的概念：神主動揀選、呼召並差遣先知（比如</w:t>
+      </w:r>
+      <w:hyperlink r:id="rId21">
+        <w:r>
+          <w:rPr>
+            <w:lang w:val="zh_TW" w:bidi="zh_TW"/>
+          </w:rPr>
+          <w:rPr>
+            <w:color w:val="0000EE"/>
+            <w:u w:val="single"/>
+          </w:rPr>
+          <w:t>耶1:4–5</w:t>
+        </w:r>
+      </w:hyperlink>
+      <w:r>
+        <w:rPr>
+          <w:lang w:val="zh_TW" w:bidi="zh_TW"/>
+        </w:rPr>
+        <w:t>，</w:t>
+      </w:r>
+      <w:hyperlink r:id="rId22">
+        <w:r>
+          <w:rPr>
+            <w:lang w:val="zh_TW" w:bidi="zh_TW"/>
+          </w:rPr>
+          <w:rPr>
+            <w:color w:val="0000EE"/>
+            <w:u w:val="single"/>
+          </w:rPr>
+          <w:t>7:25</w:t>
+        </w:r>
+      </w:hyperlink>
+      <w:r>
+        <w:rPr>
+          <w:lang w:val="zh_TW" w:bidi="zh_TW"/>
+        </w:rPr>
+        <w:t>；</w:t>
       </w:r>
       <w:hyperlink r:id="rId23">
         <w:r>
@@ -873,14 +596,46 @@
             <w:color w:val="0000EE"/>
             <w:u w:val="single"/>
           </w:rPr>
-          <w:t>太9:20</w:t>
-        </w:r>
-      </w:hyperlink>
-      <w:r>
-        <w:rPr>
-          <w:lang w:val="zh_TW" w:bidi="zh_TW"/>
-        </w:rPr>
-        <w:t>和</w:t>
+          <w:t>摩7:14</w:t>
+        </w:r>
+      </w:hyperlink>
+      <w:r>
+        <w:rPr>
+          <w:lang w:val="zh_TW" w:bidi="zh_TW"/>
+        </w:rPr>
+        <w:t>）。「神人」講述先知因其蒙召而進入的關係：他現在是「神的人」，被認為屬於神（</w:t>
+      </w:r>
+      <w:hyperlink r:id="rId18">
+        <w:r>
+          <w:rPr>
+            <w:lang w:val="zh_TW" w:bidi="zh_TW"/>
+          </w:rPr>
+          <w:rPr>
+            <w:color w:val="0000EE"/>
+            <w:u w:val="single"/>
+          </w:rPr>
+          <w:t>王下4:9</w:t>
+        </w:r>
+      </w:hyperlink>
+      <w:r>
+        <w:rPr>
+          <w:lang w:val="zh_TW" w:bidi="zh_TW"/>
+        </w:rPr>
+        <w:t>）。「先見」表達神賦予先知新奇非凡的洞察力。希伯來語與英語一樣，常用的動詞「看見」也表示理解（I see what you mean，即我明白你的意思）以及洞察事物本質和意義的能力（He sees things very clearly，即他看事物非常清楚）。對於先知而言，他們的「洞察力」遠超常人，因為耶和華啟發他們，成為祂信息的器皿。</w:t>
+      </w:r>
+    </w:p>
+    <w:p>
+      <w:pPr/>
+      <w:r>
+        <w:rPr>
+          <w:lang w:val="zh_TW" w:bidi="zh_TW"/>
+        </w:rPr>
+      </w:r>
+      <w:r>
+        <w:rPr>
+          <w:lang w:val="zh_TW" w:bidi="zh_TW"/>
+        </w:rPr>
+        <w:t>偉大先知肩負重任，推動舊約故事前進，其起點從摩西開始，再沒有先知像他（</w:t>
       </w:r>
       <w:hyperlink r:id="rId24">
         <w:r>
@@ -891,27 +646,1607 @@
             <w:color w:val="0000EE"/>
             <w:u w:val="single"/>
           </w:rPr>
-          <w:t>可5:25</w:t>
-        </w:r>
-      </w:hyperlink>
-      <w:r>
-        <w:rPr>
-          <w:lang w:val="zh_TW" w:bidi="zh_TW"/>
-        </w:rPr>
-        <w:t>的翻譯。</w:t>
+          <w:t>申34:10</w:t>
+        </w:r>
+      </w:hyperlink>
+      <w:r>
+        <w:rPr>
+          <w:lang w:val="zh_TW" w:bidi="zh_TW"/>
+        </w:rPr>
+        <w:t>）。這個看法正確無誤，因為摩西具備所有先知的獨特標誌：蒙召（</w:t>
+      </w:r>
+      <w:hyperlink r:id="rId25">
+        <w:r>
+          <w:rPr>
+            <w:lang w:val="zh_TW" w:bidi="zh_TW"/>
+          </w:rPr>
+          <w:rPr>
+            <w:color w:val="0000EE"/>
+            <w:u w:val="single"/>
+          </w:rPr>
+          <w:t>出3:1–4:17</w:t>
+        </w:r>
+      </w:hyperlink>
+      <w:r>
+        <w:rPr>
+          <w:lang w:val="zh_TW" w:bidi="zh_TW"/>
+        </w:rPr>
+        <w:t>；參</w:t>
+      </w:r>
+      <w:hyperlink r:id="rId26">
+        <w:r>
+          <w:rPr>
+            <w:lang w:val="zh_TW" w:bidi="zh_TW"/>
+          </w:rPr>
+          <w:rPr>
+            <w:color w:val="0000EE"/>
+            <w:u w:val="single"/>
+          </w:rPr>
+          <w:t>賽6章</w:t>
+        </w:r>
+      </w:hyperlink>
+      <w:r>
+        <w:rPr>
+          <w:lang w:val="zh_TW" w:bidi="zh_TW"/>
+        </w:rPr>
+        <w:t>；</w:t>
+      </w:r>
+      <w:hyperlink r:id="rId27">
+        <w:r>
+          <w:rPr>
+            <w:lang w:val="zh_TW" w:bidi="zh_TW"/>
+          </w:rPr>
+          <w:rPr>
+            <w:color w:val="0000EE"/>
+            <w:u w:val="single"/>
+          </w:rPr>
+          <w:t>耶1:4–19</w:t>
+        </w:r>
+      </w:hyperlink>
+      <w:r>
+        <w:rPr>
+          <w:lang w:val="zh_TW" w:bidi="zh_TW"/>
+        </w:rPr>
+        <w:t>；</w:t>
+      </w:r>
+      <w:hyperlink r:id="rId28">
+        <w:r>
+          <w:rPr>
+            <w:lang w:val="zh_TW" w:bidi="zh_TW"/>
+          </w:rPr>
+          <w:rPr>
+            <w:color w:val="0000EE"/>
+            <w:u w:val="single"/>
+          </w:rPr>
+          <w:t>結1–3</w:t>
+        </w:r>
+      </w:hyperlink>
+      <w:r>
+        <w:rPr>
+          <w:lang w:val="zh_TW" w:bidi="zh_TW"/>
+        </w:rPr>
+        <w:t>；</w:t>
+      </w:r>
+      <w:hyperlink r:id="rId29">
+        <w:r>
+          <w:rPr>
+            <w:lang w:val="zh_TW" w:bidi="zh_TW"/>
+          </w:rPr>
+          <w:rPr>
+            <w:color w:val="0000EE"/>
+            <w:u w:val="single"/>
+          </w:rPr>
+          <w:t>何1:2</w:t>
+        </w:r>
+      </w:hyperlink>
+      <w:r>
+        <w:rPr>
+          <w:lang w:val="zh_TW" w:bidi="zh_TW"/>
+        </w:rPr>
+        <w:t>；</w:t>
+      </w:r>
+      <w:hyperlink r:id="rId30">
+        <w:r>
+          <w:rPr>
+            <w:lang w:val="zh_TW" w:bidi="zh_TW"/>
+          </w:rPr>
+          <w:rPr>
+            <w:color w:val="0000EE"/>
+            <w:u w:val="single"/>
+          </w:rPr>
+          <w:t>摩7:14–15</w:t>
+        </w:r>
+      </w:hyperlink>
+      <w:r>
+        <w:rPr>
+          <w:lang w:val="zh_TW" w:bidi="zh_TW"/>
+        </w:rPr>
+        <w:t>），認識到歷史事件是神的行動，照祂的話語成就（</w:t>
+      </w:r>
+      <w:hyperlink r:id="rId31">
+        <w:r>
+          <w:rPr>
+            <w:lang w:val="zh_TW" w:bidi="zh_TW"/>
+          </w:rPr>
+          <w:rPr>
+            <w:color w:val="0000EE"/>
+            <w:u w:val="single"/>
+          </w:rPr>
+          <w:t>出3:12</w:t>
+        </w:r>
+      </w:hyperlink>
+      <w:r>
+        <w:rPr>
+          <w:lang w:val="zh_TW" w:bidi="zh_TW"/>
+        </w:rPr>
+        <w:t>，</w:t>
+      </w:r>
+      <w:hyperlink r:id="rId32">
+        <w:r>
+          <w:rPr>
+            <w:lang w:val="zh_TW" w:bidi="zh_TW"/>
+          </w:rPr>
+          <w:rPr>
+            <w:color w:val="0000EE"/>
+            <w:u w:val="single"/>
+          </w:rPr>
+          <w:t>4:21–23</w:t>
+        </w:r>
+      </w:hyperlink>
+      <w:r>
+        <w:rPr>
+          <w:lang w:val="zh_TW" w:bidi="zh_TW"/>
+        </w:rPr>
+        <w:t>），倫理和社會關懷的心（</w:t>
+      </w:r>
+      <w:hyperlink r:id="rId33">
+        <w:r>
+          <w:rPr>
+            <w:lang w:val="zh_TW" w:bidi="zh_TW"/>
+          </w:rPr>
+          <w:rPr>
+            <w:color w:val="0000EE"/>
+            <w:u w:val="single"/>
+          </w:rPr>
+          <w:t>2:11–13</w:t>
+        </w:r>
+      </w:hyperlink>
+      <w:r>
+        <w:rPr>
+          <w:lang w:val="zh_TW" w:bidi="zh_TW"/>
+        </w:rPr>
+        <w:t>），看重無助的人（見</w:t>
+      </w:r>
+      <w:hyperlink r:id="rId34">
+        <w:r>
+          <w:rPr>
+            <w:lang w:val="zh_TW" w:bidi="zh_TW"/>
+          </w:rPr>
+          <w:rPr>
+            <w:color w:val="0000EE"/>
+            <w:u w:val="single"/>
+          </w:rPr>
+          <w:t>17節</w:t>
+        </w:r>
+      </w:hyperlink>
+      <w:r>
+        <w:rPr>
+          <w:lang w:val="zh_TW" w:bidi="zh_TW"/>
+        </w:rPr>
+        <w:t>）。</w:t>
+      </w:r>
+    </w:p>
+    <w:p>
+      <w:pPr/>
+      <w:r>
+        <w:rPr>
+          <w:lang w:val="zh_TW" w:bidi="zh_TW"/>
+        </w:rPr>
+      </w:r>
+      <w:r>
+        <w:rPr>
+          <w:lang w:val="zh_TW" w:bidi="zh_TW"/>
+        </w:rPr>
+        <w:t>不過</w:t>
+      </w:r>
+      <w:hyperlink r:id="rId24">
+        <w:r>
+          <w:rPr>
+            <w:lang w:val="zh_TW" w:bidi="zh_TW"/>
+          </w:rPr>
+          <w:rPr>
+            <w:color w:val="0000EE"/>
+            <w:u w:val="single"/>
+          </w:rPr>
+          <w:t>申命記三十四章10節</w:t>
+        </w:r>
+      </w:hyperlink>
+      <w:r>
+        <w:rPr>
+          <w:lang w:val="zh_TW" w:bidi="zh_TW"/>
+        </w:rPr>
+        <w:t>的評語，不僅回顧摩西的偉大之處，也展望一位像摩西一樣的先知到來。這與摩西自己的預言相符（</w:t>
+      </w:r>
+      <w:hyperlink r:id="rId16">
+        <w:r>
+          <w:rPr>
+            <w:lang w:val="zh_TW" w:bidi="zh_TW"/>
+          </w:rPr>
+          <w:rPr>
+            <w:color w:val="0000EE"/>
+            <w:u w:val="single"/>
+          </w:rPr>
+          <w:t>申18:15–19</w:t>
+        </w:r>
+      </w:hyperlink>
+      <w:r>
+        <w:rPr>
+          <w:lang w:val="zh_TW" w:bidi="zh_TW"/>
+        </w:rPr>
+        <w:t>），毫無疑問預示將有一位偉大的先知來臨。摩西比較自己與這位先知，甚為驚人——即將到來的先知，將扮演摩西在西奈山上的角色（</w:t>
+      </w:r>
+      <w:hyperlink r:id="rId35">
+        <w:r>
+          <w:rPr>
+            <w:lang w:val="zh_TW" w:bidi="zh_TW"/>
+          </w:rPr>
+          <w:rPr>
+            <w:color w:val="0000EE"/>
+            <w:u w:val="single"/>
+          </w:rPr>
+          <w:t>申18:16</w:t>
+        </w:r>
+      </w:hyperlink>
+      <w:r>
+        <w:rPr>
+          <w:lang w:val="zh_TW" w:bidi="zh_TW"/>
+        </w:rPr>
+        <w:t>）。那處，摩西以獨特方式作先知一樣的中保，傳達神的聲音，因為神在西奈山上，成就了舊約的盟約。摩西期待一位類似的先知，盼望另一位約的中保，就是耶穌基督。</w:t>
+      </w:r>
+    </w:p>
+    <w:p>
+      <w:pPr/>
+      <w:r>
+        <w:rPr>
+          <w:lang w:val="zh_TW" w:bidi="zh_TW"/>
+        </w:rPr>
+      </w:r>
+      <w:r>
+        <w:rPr>
+          <w:lang w:val="zh_TW" w:bidi="zh_TW"/>
+        </w:rPr>
+        <w:t>神不斷向祂的子民差遣先知，人們亦一直盼待這位偉大的先知。每次有這樣的先知出現，都因他像摩西，而被認為是真的；真誠的信徒都會興奮觀察，想知道他是否那位最終到來的偉大先知。因此我們可以理解，那些看到耶穌使死人復活的人何以如此興奮（</w:t>
+      </w:r>
+      <w:hyperlink r:id="rId13">
+        <w:r>
+          <w:rPr>
+            <w:lang w:val="zh_TW" w:bidi="zh_TW"/>
+          </w:rPr>
+          <w:rPr>
+            <w:color w:val="0000EE"/>
+            <w:u w:val="single"/>
+          </w:rPr>
+          <w:t>路7:16</w:t>
+        </w:r>
+      </w:hyperlink>
+      <w:r>
+        <w:rPr>
+          <w:lang w:val="zh_TW" w:bidi="zh_TW"/>
+        </w:rPr>
+        <w:t>）。</w:t>
+      </w:r>
+    </w:p>
+    <w:p>
+      <w:pPr/>
+      <w:r>
+        <w:rPr>
+          <w:lang w:val="zh_TW" w:bidi="zh_TW"/>
+        </w:rPr>
+      </w:r>
+      <w:r>
+        <w:rPr>
+          <w:lang w:val="zh_TW" w:bidi="zh_TW"/>
+        </w:rPr>
+        <w:t>舊約提到先知團體的存在，有時稱為「學校」。以利沙顯然在教導一個團體（</w:t>
+      </w:r>
+      <w:hyperlink r:id="rId36">
+        <w:r>
+          <w:rPr>
+            <w:lang w:val="zh_TW" w:bidi="zh_TW"/>
+          </w:rPr>
+          <w:rPr>
+            <w:color w:val="0000EE"/>
+            <w:u w:val="single"/>
+          </w:rPr>
+          <w:t>王下6:1</w:t>
+        </w:r>
+      </w:hyperlink>
+      <w:r>
+        <w:rPr>
+          <w:lang w:val="zh_TW" w:bidi="zh_TW"/>
+        </w:rPr>
+        <w:t>），「先知門徒」（比如</w:t>
+      </w:r>
+      <w:hyperlink r:id="rId37">
+        <w:r>
+          <w:rPr>
+            <w:lang w:val="zh_TW" w:bidi="zh_TW"/>
+          </w:rPr>
+          <w:rPr>
+            <w:color w:val="0000EE"/>
+            <w:u w:val="single"/>
+          </w:rPr>
+          <w:t>王下2:3、5</w:t>
+        </w:r>
+      </w:hyperlink>
+      <w:r>
+        <w:rPr>
+          <w:lang w:val="zh_TW" w:bidi="zh_TW"/>
+        </w:rPr>
+        <w:t>；</w:t>
+      </w:r>
+      <w:hyperlink r:id="rId23">
+        <w:r>
+          <w:rPr>
+            <w:lang w:val="zh_TW" w:bidi="zh_TW"/>
+          </w:rPr>
+          <w:rPr>
+            <w:color w:val="0000EE"/>
+            <w:u w:val="single"/>
+          </w:rPr>
+          <w:t>摩7:14</w:t>
+        </w:r>
+      </w:hyperlink>
+      <w:r>
+        <w:rPr>
+          <w:lang w:val="zh_TW" w:bidi="zh_TW"/>
+        </w:rPr>
+        <w:t>）所指的，可能是在先知老師照管下，「正在受訓的先知」。至於</w:t>
+      </w:r>
+      <w:hyperlink r:id="rId38">
+        <w:r>
+          <w:rPr>
+            <w:lang w:val="zh_TW" w:bidi="zh_TW"/>
+          </w:rPr>
+          <w:rPr>
+            <w:color w:val="0000EE"/>
+            <w:u w:val="single"/>
+          </w:rPr>
+          <w:t>撒母耳記上十章5至11節</w:t>
+        </w:r>
+      </w:hyperlink>
+      <w:r>
+        <w:rPr>
+          <w:lang w:val="zh_TW" w:bidi="zh_TW"/>
+        </w:rPr>
+        <w:t>中的團體，用「工會」來描述會更合適。這些團體對耶和華熱心、盡性敬拜，並可見聖靈明顯的活動；但他們服事的核心是「預言」，即宣告關於神本身的真理。在這個早期階段之後，先知團體的重要性似乎有所減弱（類似</w:t>
+      </w:r>
+      <w:hyperlink r:id="rId19">
+        <w:r>
+          <w:rPr>
+            <w:lang w:val="zh_TW" w:bidi="zh_TW"/>
+          </w:rPr>
+          <w:rPr>
+            <w:color w:val="0000EE"/>
+            <w:u w:val="single"/>
+          </w:rPr>
+          <w:t>撒上9:9</w:t>
+        </w:r>
+      </w:hyperlink>
+      <w:r>
+        <w:rPr>
+          <w:lang w:val="zh_TW" w:bidi="zh_TW"/>
+        </w:rPr>
+        <w:t>明確提及的情形消失，由此推論），而盡性的敬逐漸變為更直接的話語服事，可能正是</w:t>
+      </w:r>
+      <w:hyperlink r:id="rId19">
+        <w:r>
+          <w:rPr>
+            <w:lang w:val="zh_TW" w:bidi="zh_TW"/>
+          </w:rPr>
+          <w:rPr>
+            <w:color w:val="0000EE"/>
+            <w:u w:val="single"/>
+          </w:rPr>
+          <w:t>撒母耳記上九章9節</w:t>
+        </w:r>
+      </w:hyperlink>
+      <w:r>
+        <w:rPr>
+          <w:lang w:val="zh_TW" w:bidi="zh_TW"/>
+        </w:rPr>
+        <w:t>評語的背景。</w:t>
+      </w:r>
+    </w:p>
+    <w:p>
+      <w:pPr>
+        <w:pStyle w:val="Heading3"/>
+      </w:pPr>
+      <w:r>
+        <w:rPr>
+          <w:lang w:val="zh_TW" w:bidi="zh_TW"/>
+        </w:rPr>
+        <w:t>感動</w:t>
+      </w:r>
+    </w:p>
+    <w:p>
+      <w:pPr/>
+      <w:r>
+        <w:rPr>
+          <w:lang w:val="zh_TW" w:bidi="zh_TW"/>
+        </w:rPr>
+      </w:r>
+      <w:r>
+        <w:rPr>
+          <w:lang w:val="zh_TW" w:bidi="zh_TW"/>
+        </w:rPr>
+        <w:t>在這些先知群體的活動背後，是神的靈感動他們（</w:t>
+      </w:r>
+      <w:hyperlink r:id="rId39">
+        <w:r>
+          <w:rPr>
+            <w:lang w:val="zh_TW" w:bidi="zh_TW"/>
+          </w:rPr>
+          <w:rPr>
+            <w:color w:val="0000EE"/>
+            <w:u w:val="single"/>
+          </w:rPr>
+          <w:t>撒上10:6、10</w:t>
+        </w:r>
+      </w:hyperlink>
+      <w:r>
+        <w:rPr>
+          <w:lang w:val="zh_TW" w:bidi="zh_TW"/>
+        </w:rPr>
+        <w:t>，</w:t>
+      </w:r>
+      <w:hyperlink r:id="rId40">
+        <w:r>
+          <w:rPr>
+            <w:lang w:val="zh_TW" w:bidi="zh_TW"/>
+          </w:rPr>
+          <w:rPr>
+            <w:color w:val="0000EE"/>
+            <w:u w:val="single"/>
+          </w:rPr>
+          <w:t>19:20、23</w:t>
+        </w:r>
+      </w:hyperlink>
+      <w:r>
+        <w:rPr>
+          <w:lang w:val="zh_TW" w:bidi="zh_TW"/>
+        </w:rPr>
+        <w:t>），神的靈運行在所有先知中，並且他們宣告受神感動的描述，不時會直接記錄下來（比如</w:t>
+      </w:r>
+      <w:hyperlink r:id="rId41">
+        <w:r>
+          <w:rPr>
+            <w:lang w:val="zh_TW" w:bidi="zh_TW"/>
+          </w:rPr>
+          <w:rPr>
+            <w:color w:val="0000EE"/>
+            <w:u w:val="single"/>
+          </w:rPr>
+          <w:t>王上22:24</w:t>
+        </w:r>
+      </w:hyperlink>
+      <w:r>
+        <w:rPr>
+          <w:lang w:val="zh_TW" w:bidi="zh_TW"/>
+        </w:rPr>
+        <w:t>；</w:t>
+      </w:r>
+      <w:hyperlink r:id="rId42">
+        <w:r>
+          <w:rPr>
+            <w:lang w:val="zh_TW" w:bidi="zh_TW"/>
+          </w:rPr>
+          <w:rPr>
+            <w:color w:val="0000EE"/>
+            <w:u w:val="single"/>
+          </w:rPr>
+          <w:t>尼9:30</w:t>
+        </w:r>
+      </w:hyperlink>
+      <w:r>
+        <w:rPr>
+          <w:lang w:val="zh_TW" w:bidi="zh_TW"/>
+        </w:rPr>
+        <w:t>；</w:t>
+      </w:r>
+      <w:hyperlink r:id="rId43">
+        <w:r>
+          <w:rPr>
+            <w:lang w:val="zh_TW" w:bidi="zh_TW"/>
+          </w:rPr>
+          <w:rPr>
+            <w:color w:val="0000EE"/>
+            <w:u w:val="single"/>
+          </w:rPr>
+          <w:t>何9:7</w:t>
+        </w:r>
+      </w:hyperlink>
+      <w:r>
+        <w:rPr>
+          <w:lang w:val="zh_TW" w:bidi="zh_TW"/>
+        </w:rPr>
+        <w:t>；</w:t>
+      </w:r>
+      <w:hyperlink r:id="rId44">
+        <w:r>
+          <w:rPr>
+            <w:lang w:val="zh_TW" w:bidi="zh_TW"/>
+          </w:rPr>
+          <w:rPr>
+            <w:color w:val="0000EE"/>
+            <w:u w:val="single"/>
+          </w:rPr>
+          <w:t>珥2:28–29</w:t>
+        </w:r>
+      </w:hyperlink>
+      <w:r>
+        <w:rPr>
+          <w:lang w:val="zh_TW" w:bidi="zh_TW"/>
+        </w:rPr>
+        <w:t>；</w:t>
+      </w:r>
+      <w:hyperlink r:id="rId45">
+        <w:r>
+          <w:rPr>
+            <w:lang w:val="zh_TW" w:bidi="zh_TW"/>
+          </w:rPr>
+          <w:rPr>
+            <w:color w:val="0000EE"/>
+            <w:u w:val="single"/>
+          </w:rPr>
+          <w:t>彌3:8</w:t>
+        </w:r>
+      </w:hyperlink>
+      <w:r>
+        <w:rPr>
+          <w:lang w:val="zh_TW" w:bidi="zh_TW"/>
+        </w:rPr>
+        <w:t>；參</w:t>
+      </w:r>
+      <w:hyperlink r:id="rId46">
+        <w:r>
+          <w:rPr>
+            <w:lang w:val="zh_TW" w:bidi="zh_TW"/>
+          </w:rPr>
+          <w:rPr>
+            <w:color w:val="0000EE"/>
+            <w:u w:val="single"/>
+          </w:rPr>
+          <w:t>代上12:18</w:t>
+        </w:r>
+      </w:hyperlink>
+      <w:r>
+        <w:rPr>
+          <w:lang w:val="zh_TW" w:bidi="zh_TW"/>
+        </w:rPr>
+        <w:t>；</w:t>
+      </w:r>
+      <w:hyperlink r:id="rId47">
+        <w:r>
+          <w:rPr>
+            <w:lang w:val="zh_TW" w:bidi="zh_TW"/>
+          </w:rPr>
+          <w:rPr>
+            <w:color w:val="0000EE"/>
+            <w:u w:val="single"/>
+          </w:rPr>
+          <w:t>代下15:1</w:t>
+        </w:r>
+      </w:hyperlink>
+      <w:r>
+        <w:rPr>
+          <w:lang w:val="zh_TW" w:bidi="zh_TW"/>
+        </w:rPr>
+        <w:t>，</w:t>
+      </w:r>
+      <w:hyperlink r:id="rId48">
+        <w:r>
+          <w:rPr>
+            <w:lang w:val="zh_TW" w:bidi="zh_TW"/>
+          </w:rPr>
+          <w:rPr>
+            <w:color w:val="0000EE"/>
+            <w:u w:val="single"/>
+          </w:rPr>
+          <w:t>20:14</w:t>
+        </w:r>
+      </w:hyperlink>
+      <w:r>
+        <w:rPr>
+          <w:lang w:val="zh_TW" w:bidi="zh_TW"/>
+        </w:rPr>
+        <w:t>，</w:t>
+      </w:r>
+      <w:hyperlink r:id="rId49">
+        <w:r>
+          <w:rPr>
+            <w:lang w:val="zh_TW" w:bidi="zh_TW"/>
+          </w:rPr>
+          <w:rPr>
+            <w:color w:val="0000EE"/>
+            <w:u w:val="single"/>
+          </w:rPr>
+          <w:t>24:20</w:t>
+        </w:r>
+      </w:hyperlink>
+      <w:r>
+        <w:rPr>
+          <w:lang w:val="zh_TW" w:bidi="zh_TW"/>
+        </w:rPr>
+        <w:t>）。神的靈感動人，無分男女，傳講神的話語（參</w:t>
+      </w:r>
+      <w:hyperlink r:id="rId50">
+        <w:r>
+          <w:rPr>
+            <w:lang w:val="zh_TW" w:bidi="zh_TW"/>
+          </w:rPr>
+          <w:rPr>
+            <w:color w:val="0000EE"/>
+            <w:u w:val="single"/>
+          </w:rPr>
+          <w:t>彼後1:21</w:t>
+        </w:r>
+      </w:hyperlink>
+      <w:r>
+        <w:rPr>
+          <w:lang w:val="zh_TW" w:bidi="zh_TW"/>
+        </w:rPr>
+        <w:t>）。</w:t>
+      </w:r>
+    </w:p>
+    <w:p>
+      <w:pPr/>
+      <w:r>
+        <w:rPr>
+          <w:lang w:val="zh_TW" w:bidi="zh_TW"/>
+        </w:rPr>
+      </w:r>
+      <w:r>
+        <w:rPr>
+          <w:lang w:val="zh_TW" w:bidi="zh_TW"/>
+        </w:rPr>
+        <w:t>耶利米說，神的手</w:t>
+      </w:r>
+      <w:r>
+        <w:rPr>
+          <w:lang w:val="zh_TW" w:bidi="zh_TW"/>
+        </w:rPr>
+        <w:t>按他的口</w:t>
+      </w:r>
+      <w:r>
+        <w:rPr>
+          <w:lang w:val="zh_TW" w:bidi="zh_TW"/>
+        </w:rPr>
+        <w:t>，將神的話放在他的口中（</w:t>
+      </w:r>
+      <w:hyperlink r:id="rId51">
+        <w:r>
+          <w:rPr>
+            <w:lang w:val="zh_TW" w:bidi="zh_TW"/>
+          </w:rPr>
+          <w:rPr>
+            <w:color w:val="0000EE"/>
+            <w:u w:val="single"/>
+          </w:rPr>
+          <w:t>耶1:9</w:t>
+        </w:r>
+      </w:hyperlink>
+      <w:r>
+        <w:rPr>
+          <w:lang w:val="zh_TW" w:bidi="zh_TW"/>
+        </w:rPr>
+        <w:t>）；以西結記錄他如何吃下書卷，藉此領受耶和華所寫的話語，能夠說出耶和華稱為「我的話」的內容（</w:t>
+      </w:r>
+      <w:hyperlink r:id="rId52">
+        <w:r>
+          <w:rPr>
+            <w:lang w:val="zh_TW" w:bidi="zh_TW"/>
+          </w:rPr>
+          <w:rPr>
+            <w:color w:val="0000EE"/>
+            <w:u w:val="single"/>
+          </w:rPr>
+          <w:t>結2:7–4:4</w:t>
+        </w:r>
+      </w:hyperlink>
+      <w:r>
+        <w:rPr>
+          <w:lang w:val="zh_TW" w:bidi="zh_TW"/>
+        </w:rPr>
+        <w:t>）。這個神跡亦簡述在阿摩司書的開頭（</w:t>
+      </w:r>
+      <w:hyperlink r:id="rId53">
+        <w:r>
+          <w:rPr>
+            <w:lang w:val="zh_TW" w:bidi="zh_TW"/>
+          </w:rPr>
+          <w:rPr>
+            <w:color w:val="0000EE"/>
+            <w:u w:val="single"/>
+          </w:rPr>
+          <w:t>1:1、3</w:t>
+        </w:r>
+      </w:hyperlink>
+      <w:r>
+        <w:rPr>
+          <w:lang w:val="zh_TW" w:bidi="zh_TW"/>
+        </w:rPr>
+        <w:t>）：「</w:t>
+      </w:r>
+      <w:r>
+        <w:rPr>
+          <w:lang w:val="zh_TW" w:bidi="zh_TW"/>
+        </w:rPr>
+        <w:t>阿摩司得默示</w:t>
+      </w:r>
+      <w:r>
+        <w:rPr>
+          <w:lang w:val="zh_TW" w:bidi="zh_TW"/>
+        </w:rPr>
+        <w:t>……</w:t>
+      </w:r>
+      <w:r>
+        <w:rPr>
+          <w:lang w:val="zh_TW" w:bidi="zh_TW"/>
+        </w:rPr>
+        <w:t>耶和華如此說……</w:t>
+      </w:r>
+      <w:r>
+        <w:rPr>
+          <w:lang w:val="zh_TW" w:bidi="zh_TW"/>
+        </w:rPr>
+        <w:t>」雖然這些話確實是阿摩司的話，但也是耶和華的話。</w:t>
+      </w:r>
+    </w:p>
+    <w:p>
+      <w:pPr>
+        <w:pStyle w:val="Heading3"/>
+      </w:pPr>
+      <w:r>
+        <w:rPr>
+          <w:lang w:val="zh_TW" w:bidi="zh_TW"/>
+        </w:rPr>
+        <w:t>真假先知</w:t>
+      </w:r>
+    </w:p>
+    <w:p>
+      <w:pPr/>
+      <w:r>
+        <w:rPr>
+          <w:lang w:val="zh_TW" w:bidi="zh_TW"/>
+        </w:rPr>
+      </w:r>
+      <w:r>
+        <w:rPr>
+          <w:lang w:val="zh_TW" w:bidi="zh_TW"/>
+        </w:rPr>
+        <w:t>假先知可以透過三個檢驗，與真先知區分開來。第一個是教義上的檢驗。在</w:t>
+      </w:r>
+      <w:hyperlink r:id="rId54">
+        <w:r>
+          <w:rPr>
+            <w:lang w:val="zh_TW" w:bidi="zh_TW"/>
+          </w:rPr>
+          <w:rPr>
+            <w:color w:val="0000EE"/>
+            <w:u w:val="single"/>
+          </w:rPr>
+          <w:t>申命記十三章</w:t>
+        </w:r>
+      </w:hyperlink>
+      <w:r>
+        <w:rPr>
+          <w:lang w:val="zh_TW" w:bidi="zh_TW"/>
+        </w:rPr>
+        <w:t>中，假先知的動機是要使人們遠離曾在出埃及事件中啟示自己的神（</w:t>
+      </w:r>
+      <w:hyperlink r:id="rId55">
+        <w:r>
+          <w:rPr>
+            <w:lang w:val="zh_TW" w:bidi="zh_TW"/>
+          </w:rPr>
+          <w:rPr>
+            <w:color w:val="0000EE"/>
+            <w:u w:val="single"/>
+          </w:rPr>
+          <w:t>申13:2、5–7、10</w:t>
+        </w:r>
+      </w:hyperlink>
+      <w:r>
+        <w:rPr>
+          <w:lang w:val="zh_TW" w:bidi="zh_TW"/>
+        </w:rPr>
+        <w:t>）。儘管假先知的話可能有明顯的神蹟奇事支持（</w:t>
+      </w:r>
+      <w:hyperlink r:id="rId56">
+        <w:r>
+          <w:rPr>
+            <w:lang w:val="zh_TW" w:bidi="zh_TW"/>
+          </w:rPr>
+          <w:rPr>
+            <w:color w:val="0000EE"/>
+            <w:u w:val="single"/>
+          </w:rPr>
+          <w:t>1–2節</w:t>
+        </w:r>
+      </w:hyperlink>
+      <w:r>
+        <w:rPr>
+          <w:lang w:val="zh_TW" w:bidi="zh_TW"/>
+        </w:rPr>
+        <w:t>），但人們仍應拒絕他們——不僅因為他們引入新奇事物（</w:t>
+      </w:r>
+      <w:hyperlink r:id="rId57">
+        <w:r>
+          <w:rPr>
+            <w:lang w:val="zh_TW" w:bidi="zh_TW"/>
+          </w:rPr>
+          <w:rPr>
+            <w:color w:val="0000EE"/>
+            <w:u w:val="single"/>
+          </w:rPr>
+          <w:t>2、6節</w:t>
+        </w:r>
+      </w:hyperlink>
+      <w:r>
+        <w:rPr>
+          <w:lang w:val="zh_TW" w:bidi="zh_TW"/>
+        </w:rPr>
+        <w:t>），也因為這種新奇事物與耶和華在出埃及時的啟示矛盾（</w:t>
+      </w:r>
+      <w:hyperlink r:id="rId58">
+        <w:r>
+          <w:rPr>
+            <w:lang w:val="zh_TW" w:bidi="zh_TW"/>
+          </w:rPr>
+          <w:rPr>
+            <w:color w:val="0000EE"/>
+            <w:u w:val="single"/>
+          </w:rPr>
+          <w:t>5、10節</w:t>
+        </w:r>
+      </w:hyperlink>
+      <w:r>
+        <w:rPr>
+          <w:lang w:val="zh_TW" w:bidi="zh_TW"/>
+        </w:rPr>
+        <w:t>）。因此，第一個檢驗是教義上的，要求神的子民具備真理的知識，從而能夠通過比較，識別錯誤。</w:t>
+      </w:r>
+    </w:p>
+    <w:p>
+      <w:pPr/>
+      <w:r>
+        <w:rPr>
+          <w:lang w:val="zh_TW" w:bidi="zh_TW"/>
+        </w:rPr>
+      </w:r>
+      <w:r>
+        <w:rPr>
+          <w:lang w:val="zh_TW" w:bidi="zh_TW"/>
+        </w:rPr>
+        <w:t>第二個檢驗是實際的，需要耐心。正如</w:t>
+      </w:r>
+      <w:hyperlink r:id="rId59">
+        <w:r>
+          <w:rPr>
+            <w:lang w:val="zh_TW" w:bidi="zh_TW"/>
+          </w:rPr>
+          <w:rPr>
+            <w:color w:val="0000EE"/>
+            <w:u w:val="single"/>
+          </w:rPr>
+          <w:t>申命記十八章21至22節</w:t>
+        </w:r>
+      </w:hyperlink>
+      <w:r>
+        <w:rPr>
+          <w:lang w:val="zh_TW" w:bidi="zh_TW"/>
+        </w:rPr>
+        <w:t>所述：耶和華的話總是會應驗的。這需要耐心，因為如</w:t>
+      </w:r>
+      <w:hyperlink r:id="rId56">
+        <w:r>
+          <w:rPr>
+            <w:lang w:val="zh_TW" w:bidi="zh_TW"/>
+          </w:rPr>
+          <w:rPr>
+            <w:color w:val="0000EE"/>
+            <w:u w:val="single"/>
+          </w:rPr>
+          <w:t>申命記十三章1至2節</w:t>
+        </w:r>
+      </w:hyperlink>
+      <w:r>
+        <w:rPr>
+          <w:lang w:val="zh_TW" w:bidi="zh_TW"/>
+        </w:rPr>
+        <w:t>所示，虛假的話語可能會有表面的屬靈證據支持。</w:t>
+      </w:r>
+      <w:hyperlink r:id="rId59">
+        <w:r>
+          <w:rPr>
+            <w:lang w:val="zh_TW" w:bidi="zh_TW"/>
+          </w:rPr>
+          <w:rPr>
+            <w:color w:val="0000EE"/>
+            <w:u w:val="single"/>
+          </w:rPr>
+          <w:t>申命記十八章21至22節</w:t>
+        </w:r>
+      </w:hyperlink>
+      <w:r>
+        <w:rPr>
+          <w:lang w:val="zh_TW" w:bidi="zh_TW"/>
+        </w:rPr>
+        <w:t>的呼籲是呼籲人們保持耐心。如對預言的真假有所懷疑，就應等待應驗的事件發生。</w:t>
+      </w:r>
+    </w:p>
+    <w:p>
+      <w:pPr/>
+      <w:r>
+        <w:rPr>
+          <w:lang w:val="zh_TW" w:bidi="zh_TW"/>
+        </w:rPr>
+      </w:r>
+      <w:r>
+        <w:rPr>
+          <w:lang w:val="zh_TW" w:bidi="zh_TW"/>
+        </w:rPr>
+        <w:t>第三個檢驗是道德上的，要求先知有警惕和明辨能力。在所有先知中，以耶利米的心最受假先知的影響，他也一直不斷思考這個問題（</w:t>
+      </w:r>
+      <w:hyperlink r:id="rId60">
+        <w:r>
+          <w:rPr>
+            <w:lang w:val="zh_TW" w:bidi="zh_TW"/>
+          </w:rPr>
+          <w:rPr>
+            <w:color w:val="0000EE"/>
+            <w:u w:val="single"/>
+          </w:rPr>
+          <w:t>耶23:9–40</w:t>
+        </w:r>
+      </w:hyperlink>
+      <w:r>
+        <w:rPr>
+          <w:lang w:val="zh_TW" w:bidi="zh_TW"/>
+        </w:rPr>
+        <w:t>）。他的回答既引人注目又具挑戰性：人們會看到假先知生活不潔（</w:t>
+      </w:r>
+      <w:hyperlink r:id="rId61">
+        <w:r>
+          <w:rPr>
+            <w:lang w:val="zh_TW" w:bidi="zh_TW"/>
+          </w:rPr>
+          <w:rPr>
+            <w:color w:val="0000EE"/>
+            <w:u w:val="single"/>
+          </w:rPr>
+          <w:t>11–14節</w:t>
+        </w:r>
+      </w:hyperlink>
+      <w:r>
+        <w:rPr>
+          <w:lang w:val="zh_TW" w:bidi="zh_TW"/>
+        </w:rPr>
+        <w:t>），他們的信息沒有任何道德譴責，反而鼓勵人們行在他們的罪中（</w:t>
+      </w:r>
+      <w:hyperlink r:id="rId62">
+        <w:r>
+          <w:rPr>
+            <w:lang w:val="zh_TW" w:bidi="zh_TW"/>
+          </w:rPr>
+          <w:rPr>
+            <w:color w:val="0000EE"/>
+            <w:u w:val="single"/>
+          </w:rPr>
+          <w:t>16–22節</w:t>
+        </w:r>
+      </w:hyperlink>
+      <w:r>
+        <w:rPr>
+          <w:lang w:val="zh_TW" w:bidi="zh_TW"/>
+        </w:rPr>
+        <w:t>）。</w:t>
+      </w:r>
+    </w:p>
+    <w:p>
+      <w:pPr>
+        <w:pStyle w:val="Heading3"/>
+      </w:pPr>
+      <w:r>
+        <w:rPr>
+          <w:lang w:val="zh_TW" w:bidi="zh_TW"/>
+        </w:rPr>
+        <w:t>先知的作用</w:t>
+      </w:r>
+    </w:p>
+    <w:p>
+      <w:pPr/>
+      <w:r>
+        <w:rPr>
+          <w:lang w:val="zh_TW" w:bidi="zh_TW"/>
+        </w:rPr>
+      </w:r>
+      <w:r>
+        <w:rPr>
+          <w:lang w:val="zh_TW" w:bidi="zh_TW"/>
+        </w:rPr>
+        <w:t>人們有時說先知不是「預言者」，而是「宣講者」。然而，就舊約而言，先知透過預言（預告神將要做的事）來宣講（宣告關於神的真理）。預言在舊約中既不是偶然的，也不是邊緣的活動；它是先知進行工作的方式。</w:t>
+      </w:r>
+      <w:hyperlink r:id="rId63">
+        <w:r>
+          <w:rPr>
+            <w:lang w:val="zh_TW" w:bidi="zh_TW"/>
+          </w:rPr>
+          <w:rPr>
+            <w:color w:val="0000EE"/>
+            <w:u w:val="single"/>
+          </w:rPr>
+          <w:t>申命記十八章9至15節</w:t>
+        </w:r>
+      </w:hyperlink>
+      <w:r>
+        <w:rPr>
+          <w:lang w:val="zh_TW" w:bidi="zh_TW"/>
+        </w:rPr>
+        <w:t>解釋先知在以色列的角色，經文表示，周圍的國家透過各種占卜方式來窺測未來（</w:t>
+      </w:r>
+      <w:hyperlink r:id="rId64">
+        <w:r>
+          <w:rPr>
+            <w:lang w:val="zh_TW" w:bidi="zh_TW"/>
+          </w:rPr>
+          <w:rPr>
+            <w:color w:val="0000EE"/>
+            <w:u w:val="single"/>
+          </w:rPr>
+          <w:t>10–11節</w:t>
+        </w:r>
+      </w:hyperlink>
+      <w:r>
+        <w:rPr>
+          <w:lang w:val="zh_TW" w:bidi="zh_TW"/>
+        </w:rPr>
+        <w:t>）；這些事情在耶和華眼中看為可憎，因此在以色列中明令禁止（</w:t>
+      </w:r>
+      <w:hyperlink r:id="rId65">
+        <w:r>
+          <w:rPr>
+            <w:lang w:val="zh_TW" w:bidi="zh_TW"/>
+          </w:rPr>
+          <w:rPr>
+            <w:color w:val="0000EE"/>
+            <w:u w:val="single"/>
+          </w:rPr>
+          <w:t>12節</w:t>
+        </w:r>
+      </w:hyperlink>
+      <w:r>
+        <w:rPr>
+          <w:lang w:val="zh_TW" w:bidi="zh_TW"/>
+        </w:rPr>
+        <w:t>）。以色列的獨特性在於，其他民族通過占卜者預測未來，而耶和華則賜給以色列一位先知（</w:t>
+      </w:r>
+      <w:hyperlink r:id="rId66">
+        <w:r>
+          <w:rPr>
+            <w:lang w:val="zh_TW" w:bidi="zh_TW"/>
+          </w:rPr>
+          <w:rPr>
+            <w:color w:val="0000EE"/>
+            <w:u w:val="single"/>
+          </w:rPr>
+          <w:t>13–15節</w:t>
+        </w:r>
+      </w:hyperlink>
+      <w:r>
+        <w:rPr>
+          <w:lang w:val="zh_TW" w:bidi="zh_TW"/>
+        </w:rPr>
+        <w:t>）。以利沙（</w:t>
+      </w:r>
+      <w:hyperlink r:id="rId67">
+        <w:r>
+          <w:rPr>
+            <w:lang w:val="zh_TW" w:bidi="zh_TW"/>
+          </w:rPr>
+          <w:rPr>
+            <w:color w:val="0000EE"/>
+            <w:u w:val="single"/>
+          </w:rPr>
+          <w:t>王下4:27</w:t>
+        </w:r>
+      </w:hyperlink>
+      <w:r>
+        <w:rPr>
+          <w:lang w:val="zh_TW" w:bidi="zh_TW"/>
+        </w:rPr>
+        <w:t>）因為神沒有告知，而感到驚訝；阿摩司教導說，「預先得知」是先知與神的團契的特權（</w:t>
+      </w:r>
+      <w:hyperlink r:id="rId68">
+        <w:r>
+          <w:rPr>
+            <w:lang w:val="zh_TW" w:bidi="zh_TW"/>
+          </w:rPr>
+          <w:rPr>
+            <w:color w:val="0000EE"/>
+            <w:u w:val="single"/>
+          </w:rPr>
+          <w:t>摩3:7</w:t>
+        </w:r>
+      </w:hyperlink>
+      <w:r>
+        <w:rPr>
+          <w:lang w:val="zh_TW" w:bidi="zh_TW"/>
+        </w:rPr>
+        <w:t>）。不過以色列的預言，與其他國家的預測完全不同，因為預言絕不只是對未來的好奇。</w:t>
+      </w:r>
+    </w:p>
+    <w:p>
+      <w:pPr/>
+      <w:r>
+        <w:rPr>
+          <w:lang w:val="zh_TW" w:bidi="zh_TW"/>
+        </w:rPr>
+      </w:r>
+      <w:r>
+        <w:rPr>
+          <w:lang w:val="zh_TW" w:bidi="zh_TW"/>
+        </w:rPr>
+        <w:t>首先，聖經的預言是從當下的需求而來。在</w:t>
+      </w:r>
+      <w:hyperlink r:id="rId69">
+        <w:r>
+          <w:rPr>
+            <w:lang w:val="zh_TW" w:bidi="zh_TW"/>
+          </w:rPr>
+          <w:rPr>
+            <w:color w:val="0000EE"/>
+            <w:u w:val="single"/>
+          </w:rPr>
+          <w:t>以賽亞書三十九章</w:t>
+        </w:r>
+      </w:hyperlink>
+      <w:r>
+        <w:rPr>
+          <w:lang w:val="zh_TW" w:bidi="zh_TW"/>
+        </w:rPr>
+        <w:t>中，希西家不忠於神，依賴與巴比倫的軍事協議來獲得安全，促使以賽亞書宣告未來巴比倫的擄掠。以賽亞並不是憑空捏造出「巴比倫」這個名字；而是他被召服事時，在情境中獲賜的。</w:t>
+      </w:r>
+    </w:p>
+    <w:p>
+      <w:pPr/>
+      <w:r>
+        <w:rPr>
+          <w:lang w:val="zh_TW" w:bidi="zh_TW"/>
+        </w:rPr>
+      </w:r>
+      <w:r>
+        <w:rPr>
+          <w:lang w:val="zh_TW" w:bidi="zh_TW"/>
+        </w:rPr>
+        <w:t>其次，預言旨在提供未來的知識，目的是帶來當下的道德改變。先知關於的道德勸誡，可以從耶和華即將做的事情找到解釋（比如</w:t>
+      </w:r>
+      <w:hyperlink r:id="rId70">
+        <w:r>
+          <w:rPr>
+            <w:lang w:val="zh_TW" w:bidi="zh_TW"/>
+          </w:rPr>
+          <w:rPr>
+            <w:color w:val="0000EE"/>
+            <w:u w:val="single"/>
+          </w:rPr>
+          <w:t>賽31:6–7</w:t>
+        </w:r>
+      </w:hyperlink>
+      <w:r>
+        <w:rPr>
+          <w:lang w:val="zh_TW" w:bidi="zh_TW"/>
+        </w:rPr>
+        <w:t>；</w:t>
+      </w:r>
+      <w:hyperlink r:id="rId71">
+        <w:r>
+          <w:rPr>
+            <w:lang w:val="zh_TW" w:bidi="zh_TW"/>
+          </w:rPr>
+          <w:rPr>
+            <w:color w:val="0000EE"/>
+            <w:u w:val="single"/>
+          </w:rPr>
+          <w:t>摩5:6</w:t>
+        </w:r>
+      </w:hyperlink>
+      <w:r>
+        <w:rPr>
+          <w:lang w:val="zh_TW" w:bidi="zh_TW"/>
+        </w:rPr>
+        <w:t>）。</w:t>
+      </w:r>
+    </w:p>
+    <w:p>
+      <w:pPr/>
+      <w:r>
+        <w:rPr>
+          <w:lang w:val="zh_TW" w:bidi="zh_TW"/>
+        </w:rPr>
+      </w:r>
+      <w:r>
+        <w:rPr>
+          <w:lang w:val="zh_TW" w:bidi="zh_TW"/>
+        </w:rPr>
+        <w:t>第三，預言的事件進程，旨在穩定真信徒在黑暗時期的信心。比如，以賽亞書中的幾處經文（</w:t>
+      </w:r>
+      <w:hyperlink r:id="rId72">
+        <w:r>
+          <w:rPr>
+            <w:lang w:val="zh_TW" w:bidi="zh_TW"/>
+          </w:rPr>
+          <w:rPr>
+            <w:color w:val="0000EE"/>
+            <w:u w:val="single"/>
+          </w:rPr>
+          <w:t>賽9:1–7</w:t>
+        </w:r>
+      </w:hyperlink>
+      <w:r>
+        <w:rPr>
+          <w:lang w:val="zh_TW" w:bidi="zh_TW"/>
+        </w:rPr>
+        <w:t>，</w:t>
+      </w:r>
+      <w:hyperlink r:id="rId73">
+        <w:r>
+          <w:rPr>
+            <w:lang w:val="zh_TW" w:bidi="zh_TW"/>
+          </w:rPr>
+          <w:rPr>
+            <w:color w:val="0000EE"/>
+            <w:u w:val="single"/>
+          </w:rPr>
+          <w:t>11:1–16</w:t>
+        </w:r>
+      </w:hyperlink>
+      <w:r>
+        <w:rPr>
+          <w:lang w:val="zh_TW" w:bidi="zh_TW"/>
+        </w:rPr>
+        <w:t>，</w:t>
+      </w:r>
+      <w:hyperlink r:id="rId74">
+        <w:r>
+          <w:rPr>
+            <w:lang w:val="zh_TW" w:bidi="zh_TW"/>
+          </w:rPr>
+          <w:rPr>
+            <w:color w:val="0000EE"/>
+            <w:u w:val="single"/>
+          </w:rPr>
+          <w:t>40:1–3</w:t>
+        </w:r>
+      </w:hyperlink>
+      <w:r>
+        <w:rPr>
+          <w:lang w:val="zh_TW" w:bidi="zh_TW"/>
+        </w:rPr>
+        <w:t>），能將目光從緊接的悲慘悲劇，提升到即將來臨的榮耀。</w:t>
+      </w:r>
+    </w:p>
+    <w:p>
+      <w:pPr>
+        <w:pStyle w:val="Heading3"/>
+      </w:pPr>
+      <w:r>
+        <w:rPr>
+          <w:lang w:val="zh_TW" w:bidi="zh_TW"/>
+        </w:rPr>
+        <w:t>傳講的方式</w:t>
+      </w:r>
+    </w:p>
+    <w:p>
+      <w:pPr/>
+      <w:r>
+        <w:rPr>
+          <w:lang w:val="zh_TW" w:bidi="zh_TW"/>
+        </w:rPr>
+      </w:r>
+      <w:r>
+        <w:rPr>
+          <w:lang w:val="zh_TW" w:bidi="zh_TW"/>
+        </w:rPr>
+        <w:t>在預言中，先知是在宣告——他們在傳揚神的奇妙作為（參</w:t>
+      </w:r>
+      <w:hyperlink r:id="rId75">
+        <w:r>
+          <w:rPr>
+            <w:lang w:val="zh_TW" w:bidi="zh_TW"/>
+          </w:rPr>
+          <w:rPr>
+            <w:color w:val="0000EE"/>
+            <w:u w:val="single"/>
+          </w:rPr>
+          <w:t>徒2:11、17</w:t>
+        </w:r>
+      </w:hyperlink>
+      <w:r>
+        <w:rPr>
+          <w:lang w:val="zh_TW" w:bidi="zh_TW"/>
+        </w:rPr>
+        <w:t>中預言的定義）。大多數情況下，這種宣告是通過言語直接傳達。先知是傳講話語的人。他們的話語就像神差遣的使者（</w:t>
+      </w:r>
+      <w:hyperlink r:id="rId76">
+        <w:r>
+          <w:rPr>
+            <w:lang w:val="zh_TW" w:bidi="zh_TW"/>
+          </w:rPr>
+          <w:rPr>
+            <w:color w:val="0000EE"/>
+            <w:u w:val="single"/>
+          </w:rPr>
+          <w:t>賽55:11</w:t>
+        </w:r>
+      </w:hyperlink>
+      <w:r>
+        <w:rPr>
+          <w:lang w:val="zh_TW" w:bidi="zh_TW"/>
+        </w:rPr>
+        <w:t>），具有</w:t>
+      </w:r>
+      <w:hyperlink r:id="rId77">
+        <w:r>
+          <w:rPr>
+            <w:lang w:val="zh_TW" w:bidi="zh_TW"/>
+          </w:rPr>
+          <w:rPr>
+            <w:color w:val="0000EE"/>
+            <w:u w:val="single"/>
+          </w:rPr>
+          <w:t>創世記一章3節</w:t>
+        </w:r>
+      </w:hyperlink>
+      <w:r>
+        <w:rPr>
+          <w:lang w:val="zh_TW" w:bidi="zh_TW"/>
+        </w:rPr>
+        <w:t>創造言語的所有屬神力量（參</w:t>
+      </w:r>
+      <w:hyperlink r:id="rId78">
+        <w:r>
+          <w:rPr>
+            <w:lang w:val="zh_TW" w:bidi="zh_TW"/>
+          </w:rPr>
+          <w:rPr>
+            <w:color w:val="0000EE"/>
+            <w:u w:val="single"/>
+          </w:rPr>
+          <w:t>詩33:6</w:t>
+        </w:r>
+      </w:hyperlink>
+      <w:r>
+        <w:rPr>
+          <w:lang w:val="zh_TW" w:bidi="zh_TW"/>
+        </w:rPr>
+        <w:t>）。有時，言語的效果會因為伴隨標誌或象徵動作而增強（比如</w:t>
+      </w:r>
+      <w:hyperlink r:id="rId79">
+        <w:r>
+          <w:rPr>
+            <w:lang w:val="zh_TW" w:bidi="zh_TW"/>
+          </w:rPr>
+          <w:rPr>
+            <w:color w:val="0000EE"/>
+            <w:u w:val="single"/>
+          </w:rPr>
+          <w:t>耶13:1–11</w:t>
+        </w:r>
+      </w:hyperlink>
+      <w:r>
+        <w:rPr>
+          <w:lang w:val="zh_TW" w:bidi="zh_TW"/>
+        </w:rPr>
+        <w:t>，</w:t>
+      </w:r>
+      <w:hyperlink r:id="rId80">
+        <w:r>
+          <w:rPr>
+            <w:lang w:val="zh_TW" w:bidi="zh_TW"/>
+          </w:rPr>
+          <w:rPr>
+            <w:color w:val="0000EE"/>
+            <w:u w:val="single"/>
+          </w:rPr>
+          <w:t>19章</w:t>
+        </w:r>
+      </w:hyperlink>
+      <w:r>
+        <w:rPr>
+          <w:lang w:val="zh_TW" w:bidi="zh_TW"/>
+        </w:rPr>
+        <w:t>；</w:t>
+      </w:r>
+      <w:hyperlink r:id="rId81">
+        <w:r>
+          <w:rPr>
+            <w:lang w:val="zh_TW" w:bidi="zh_TW"/>
+          </w:rPr>
+          <w:rPr>
+            <w:color w:val="0000EE"/>
+            <w:u w:val="single"/>
+          </w:rPr>
+          <w:t>結4:1–17</w:t>
+        </w:r>
+      </w:hyperlink>
+      <w:r>
+        <w:rPr>
+          <w:lang w:val="zh_TW" w:bidi="zh_TW"/>
+        </w:rPr>
+        <w:t>，</w:t>
+      </w:r>
+      <w:hyperlink r:id="rId82">
+        <w:r>
+          <w:rPr>
+            <w:lang w:val="zh_TW" w:bidi="zh_TW"/>
+          </w:rPr>
+          <w:rPr>
+            <w:color w:val="0000EE"/>
+            <w:u w:val="single"/>
+          </w:rPr>
+          <w:t>24:15–24</w:t>
+        </w:r>
+      </w:hyperlink>
+      <w:r>
+        <w:rPr>
+          <w:lang w:val="zh_TW" w:bidi="zh_TW"/>
+        </w:rPr>
+        <w:t>），或與某人緊密相連（</w:t>
+      </w:r>
+      <w:hyperlink r:id="rId83">
+        <w:r>
+          <w:rPr>
+            <w:lang w:val="zh_TW" w:bidi="zh_TW"/>
+          </w:rPr>
+          <w:rPr>
+            <w:color w:val="0000EE"/>
+            <w:u w:val="single"/>
+          </w:rPr>
+          <w:t>賽7:3</w:t>
+        </w:r>
+      </w:hyperlink>
+      <w:r>
+        <w:rPr>
+          <w:lang w:val="zh_TW" w:bidi="zh_TW"/>
+        </w:rPr>
+        <w:t>；參</w:t>
+      </w:r>
+      <w:hyperlink r:id="rId84">
+        <w:r>
+          <w:rPr>
+            <w:lang w:val="zh_TW" w:bidi="zh_TW"/>
+          </w:rPr>
+          <w:rPr>
+            <w:color w:val="0000EE"/>
+            <w:u w:val="single"/>
+          </w:rPr>
+          <w:t>8:1–4</w:t>
+        </w:r>
+      </w:hyperlink>
+      <w:r>
+        <w:rPr>
+          <w:lang w:val="zh_TW" w:bidi="zh_TW"/>
+        </w:rPr>
+        <w:t>）。這些事物就像視覺輔助，使在場的人更清楚理解言語。象徵動作（有時稱為「行出來的神諭」）的目的，似乎不僅為了幫助理解，而是為了賦予言語更多力量和效果，因為它像使者一樣被送入那種情境中。這是從</w:t>
+      </w:r>
+      <w:hyperlink r:id="rId85">
+        <w:r>
+          <w:rPr>
+            <w:lang w:val="zh_TW" w:bidi="zh_TW"/>
+          </w:rPr>
+          <w:rPr>
+            <w:color w:val="0000EE"/>
+            <w:u w:val="single"/>
+          </w:rPr>
+          <w:t>列王紀下十三章14至19節</w:t>
+        </w:r>
+      </w:hyperlink>
+      <w:r>
+        <w:rPr>
+          <w:lang w:val="zh_TW" w:bidi="zh_TW"/>
+        </w:rPr>
+        <w:t>中得出的結論，王在行動中「展現」言語的程度，決定了言語能否有效促成事件發生。</w:t>
+      </w:r>
+    </w:p>
+    <w:p>
+      <w:pPr/>
+      <w:r>
+        <w:rPr>
+          <w:lang w:val="zh_TW" w:bidi="zh_TW"/>
+        </w:rPr>
+      </w:r>
+      <w:r>
+        <w:rPr>
+          <w:lang w:val="zh_TW" w:bidi="zh_TW"/>
+        </w:rPr>
+        <w:t>先知的話語，最終體現在保存下來的書卷中。</w:t>
+      </w:r>
+      <w:hyperlink r:id="rId86">
+        <w:r>
+          <w:rPr>
+            <w:lang w:val="zh_TW" w:bidi="zh_TW"/>
+          </w:rPr>
+          <w:rPr>
+            <w:color w:val="0000EE"/>
+            <w:u w:val="single"/>
+          </w:rPr>
+          <w:t>耶利米書三十六章</w:t>
+        </w:r>
+      </w:hyperlink>
+      <w:r>
+        <w:rPr>
+          <w:lang w:val="zh_TW" w:bidi="zh_TW"/>
+        </w:rPr>
+        <w:t>可以作為實例，說明先知花費時間和精力，將他們的口傳信息記錄在寫作中，是逐字逐句的謹慎記錄（</w:t>
+      </w:r>
+      <w:hyperlink r:id="rId87">
+        <w:r>
+          <w:rPr>
+            <w:lang w:val="zh_TW" w:bidi="zh_TW"/>
+          </w:rPr>
+          <w:rPr>
+            <w:color w:val="0000EE"/>
+            <w:u w:val="single"/>
+          </w:rPr>
+          <w:t>耶36:6、17–18</w:t>
+        </w:r>
+      </w:hyperlink>
+      <w:r>
+        <w:rPr>
+          <w:lang w:val="zh_TW" w:bidi="zh_TW"/>
+        </w:rPr>
+        <w:t>）。不過，信息本身的實際文學形式，也講述同樣的故事。我們在先知書中看到的內容，不可能是他們宣講話語的形式，而是他們保存（並整理）所講信息時，經過深思熟慮的措辭。可以理解的是，那些意識到自己在傳達神的話語的人，會確保這些話語不會流失。我們自然可以認為，每位先知都保存了其事工的書面記錄。我們不知道，也無從得知，以每位先知名字命名的書卷，其最終成果是否直接由該先知完成。比如，按照以賽亞書或阿摩司書精心安排的方式，我們最適宜假設書卷的作者同時也是書卷的編輯。</w:t>
+      </w:r>
+    </w:p>
+    <w:p>
+      <w:pPr/>
+      <w:r>
+        <w:rPr>
+          <w:lang w:val="zh_TW" w:bidi="zh_TW"/>
+        </w:rPr>
       </w:r>
       <w:r>
         <w:rPr>
           <w:i/>
           <w:lang w:val="zh_TW" w:bidi="zh_TW"/>
         </w:rPr>
-        <w:t>見</w:t>
-      </w:r>
-      <w:r>
-        <w:rPr>
-          <w:lang w:val="zh_TW" w:bidi="zh_TW"/>
-        </w:rPr>
-        <w:t>血漏</w:t>
+        <w:t>另見</w:t>
+      </w:r>
+      <w:r>
+        <w:rPr>
+          <w:lang w:val="zh_TW" w:bidi="zh_TW"/>
+        </w:rPr>
+        <w:t xml:space="preserve"> </w:t>
+      </w:r>
+      <w:r>
+        <w:rPr>
+          <w:lang w:val="zh_TW" w:bidi="zh_TW"/>
+        </w:rPr>
+        <w:t>預言</w:t>
+      </w:r>
+      <w:r>
+        <w:rPr>
+          <w:lang w:val="zh_TW" w:bidi="zh_TW"/>
+        </w:rPr>
+        <w:t>；</w:t>
+      </w:r>
+      <w:r>
+        <w:rPr>
+          <w:lang w:val="zh_TW" w:bidi="zh_TW"/>
+        </w:rPr>
+        <w:t>假先知</w:t>
       </w:r>
       <w:r>
         <w:rPr>
@@ -2819,12 +4154,6 @@
   </w:num>
   <w:num w:numId="13" w16cid:durableId="592781308">
     <w:abstractNumId w:val="11"/>
-  </w:num>
-  <w:num w:numId="14">
-    <w:abstractNumId w:val="3"/>
-    <w:lvlOverride w:ilvl="0">
-      <w:startOverride w:val="1"/>
-    </w:lvlOverride>
   </w:num>
   <w:numIdMacAtCleanup w:val="10"/>
 </w:numbering>

--- a/zht/docx/154.content.docx
+++ b/zht/docx/154.content.docx
@@ -149,7 +149,7 @@
         <w:rPr>
           <w:lang w:val="zh_TW" w:bidi="zh_TW"/>
         </w:rPr>
-        <w:t>xian</w:t>
+        <w:t>wen</w:t>
       </w:r>
       <w:r>
         <w:rPr>
@@ -212,7 +212,7 @@
         <w:rPr>
           <w:lang w:val="zh_TW" w:bidi="zh_TW"/>
         </w:rPr>
-        <w:t>先知，女先知</w:t>
+        <w:t>溫柔</w:t>
       </w:r>
       <w:r>
         <w:rPr>
@@ -231,7 +231,133 @@
         <w:rPr>
           <w:lang w:val="zh_TW" w:bidi="zh_TW"/>
         </w:rPr>
-        <w:t>蒙神揀選的男性或女性，代表祂說話，並預言神所計劃之事。</w:t>
+        <w:t>舊約聖經將溫柔描述為謙卑或屈身的態度（</w:t>
+      </w:r>
+      <w:hyperlink r:id="rId13">
+        <w:r>
+          <w:rPr>
+            <w:lang w:val="zh_TW" w:bidi="zh_TW"/>
+          </w:rPr>
+          <w:rPr>
+            <w:color w:val="0000EE"/>
+            <w:u w:val="single"/>
+          </w:rPr>
+          <w:t>撒下22:36</w:t>
+        </w:r>
+      </w:hyperlink>
+      <w:r>
+        <w:rPr>
+          <w:lang w:val="zh_TW" w:bidi="zh_TW"/>
+        </w:rPr>
+        <w:t>；參</w:t>
+      </w:r>
+      <w:hyperlink r:id="rId14">
+        <w:r>
+          <w:rPr>
+            <w:lang w:val="zh_TW" w:bidi="zh_TW"/>
+          </w:rPr>
+          <w:rPr>
+            <w:color w:val="0000EE"/>
+            <w:u w:val="single"/>
+          </w:rPr>
+          <w:t>詩18:35</w:t>
+        </w:r>
+      </w:hyperlink>
+      <w:r>
+        <w:rPr>
+          <w:lang w:val="zh_TW" w:bidi="zh_TW"/>
+        </w:rPr>
+        <w:t>）。「溫柔」或「溫柔地」可以指禮貌和不做作（</w:t>
+      </w:r>
+      <w:hyperlink r:id="rId15">
+        <w:r>
+          <w:rPr>
+            <w:lang w:val="zh_TW" w:bidi="zh_TW"/>
+          </w:rPr>
+          <w:rPr>
+            <w:color w:val="0000EE"/>
+            <w:u w:val="single"/>
+          </w:rPr>
+          <w:t>箴15:4</w:t>
+        </w:r>
+      </w:hyperlink>
+      <w:r>
+        <w:rPr>
+          <w:lang w:val="zh_TW" w:bidi="zh_TW"/>
+        </w:rPr>
+        <w:t>），安靜而柔和（</w:t>
+      </w:r>
+      <w:hyperlink r:id="rId16">
+        <w:r>
+          <w:rPr>
+            <w:lang w:val="zh_TW" w:bidi="zh_TW"/>
+          </w:rPr>
+          <w:rPr>
+            <w:color w:val="0000EE"/>
+            <w:u w:val="single"/>
+          </w:rPr>
+          <w:t>申32:2</w:t>
+        </w:r>
+      </w:hyperlink>
+      <w:r>
+        <w:rPr>
+          <w:lang w:val="zh_TW" w:bidi="zh_TW"/>
+        </w:rPr>
+        <w:t>；</w:t>
+      </w:r>
+      <w:hyperlink r:id="rId17">
+        <w:r>
+          <w:rPr>
+            <w:lang w:val="zh_TW" w:bidi="zh_TW"/>
+          </w:rPr>
+          <w:rPr>
+            <w:color w:val="0000EE"/>
+            <w:u w:val="single"/>
+          </w:rPr>
+          <w:t>賽8:6</w:t>
+        </w:r>
+      </w:hyperlink>
+      <w:r>
+        <w:rPr>
+          <w:lang w:val="zh_TW" w:bidi="zh_TW"/>
+        </w:rPr>
+        <w:t>），或柔軟且寬容（</w:t>
+      </w:r>
+      <w:hyperlink r:id="rId18">
+        <w:r>
+          <w:rPr>
+            <w:lang w:val="zh_TW" w:bidi="zh_TW"/>
+          </w:rPr>
+          <w:rPr>
+            <w:color w:val="0000EE"/>
+            <w:u w:val="single"/>
+          </w:rPr>
+          <w:t>撒下18:5</w:t>
+        </w:r>
+      </w:hyperlink>
+      <w:r>
+        <w:rPr>
+          <w:lang w:val="zh_TW" w:bidi="zh_TW"/>
+        </w:rPr>
+        <w:t>；</w:t>
+      </w:r>
+      <w:hyperlink r:id="rId19">
+        <w:r>
+          <w:rPr>
+            <w:lang w:val="zh_TW" w:bidi="zh_TW"/>
+          </w:rPr>
+          <w:rPr>
+            <w:color w:val="0000EE"/>
+            <w:u w:val="single"/>
+          </w:rPr>
+          <w:t>伯15:11</w:t>
+        </w:r>
+      </w:hyperlink>
+      <w:r>
+        <w:rPr>
+          <w:lang w:val="zh_TW" w:bidi="zh_TW"/>
+        </w:rPr>
+        <w:t>）。</w:t>
       </w:r>
     </w:p>
     <w:p>
@@ -245,7 +371,281 @@
         <w:rPr>
           <w:lang w:val="zh_TW" w:bidi="zh_TW"/>
         </w:rPr>
-        <w:t>概述</w:t>
+        <w:t>在新約聖經中，有幾個詞被翻譯為「溫柔」、「溫和」或「溫柔地」。其不同的意思包括：</w:t>
+      </w:r>
+    </w:p>
+    <w:p>
+      <w:pPr>
+        <w:pStyle w:val="ListNumber"/>
+        <w:numPr>
+          <w:ilvl w:val="0"/>
+          <w:numId w:val="14"/>
+        </w:numPr>
+        <w:spacing w:line="240" w:lineRule="auto"/>
+        <w:ind w:left="720"/>
+      </w:pPr>
+      <w:r>
+        <w:rPr>
+          <w:lang w:val="zh_TW" w:bidi="zh_TW"/>
+        </w:rPr>
+      </w:r>
+      <w:r>
+        <w:rPr>
+          <w:lang w:val="zh_TW" w:bidi="zh_TW"/>
+        </w:rPr>
+        <w:t>柔和、柔順、忍耐（</w:t>
+      </w:r>
+      <w:hyperlink r:id="rId20">
+        <w:r>
+          <w:rPr>
+            <w:lang w:val="zh_TW" w:bidi="zh_TW"/>
+          </w:rPr>
+          <w:rPr>
+            <w:color w:val="0000EE"/>
+            <w:u w:val="single"/>
+          </w:rPr>
+          <w:t>太11:29</w:t>
+        </w:r>
+      </w:hyperlink>
+      <w:r>
+        <w:rPr>
+          <w:lang w:val="zh_TW" w:bidi="zh_TW"/>
+        </w:rPr>
+        <w:t>；</w:t>
+      </w:r>
+      <w:hyperlink r:id="rId21">
+        <w:r>
+          <w:rPr>
+            <w:lang w:val="zh_TW" w:bidi="zh_TW"/>
+          </w:rPr>
+          <w:rPr>
+            <w:color w:val="0000EE"/>
+            <w:u w:val="single"/>
+          </w:rPr>
+          <w:t>林前4:21</w:t>
+        </w:r>
+      </w:hyperlink>
+      <w:r>
+        <w:rPr>
+          <w:lang w:val="zh_TW" w:bidi="zh_TW"/>
+        </w:rPr>
+        <w:t>；</w:t>
+      </w:r>
+      <w:hyperlink r:id="rId22">
+        <w:r>
+          <w:rPr>
+            <w:lang w:val="zh_TW" w:bidi="zh_TW"/>
+          </w:rPr>
+          <w:rPr>
+            <w:color w:val="0000EE"/>
+            <w:u w:val="single"/>
+          </w:rPr>
+          <w:t>林後10:1</w:t>
+        </w:r>
+      </w:hyperlink>
+      <w:r>
+        <w:rPr>
+          <w:lang w:val="zh_TW" w:bidi="zh_TW"/>
+        </w:rPr>
+        <w:t>；</w:t>
+      </w:r>
+      <w:hyperlink r:id="rId23">
+        <w:r>
+          <w:rPr>
+            <w:lang w:val="zh_TW" w:bidi="zh_TW"/>
+          </w:rPr>
+          <w:rPr>
+            <w:color w:val="0000EE"/>
+            <w:u w:val="single"/>
+          </w:rPr>
+          <w:t>加5:23</w:t>
+        </w:r>
+      </w:hyperlink>
+      <w:r>
+        <w:rPr>
+          <w:lang w:val="zh_TW" w:bidi="zh_TW"/>
+        </w:rPr>
+        <w:t>；</w:t>
+      </w:r>
+      <w:hyperlink r:id="rId24">
+        <w:r>
+          <w:rPr>
+            <w:lang w:val="zh_TW" w:bidi="zh_TW"/>
+          </w:rPr>
+          <w:rPr>
+            <w:color w:val="0000EE"/>
+            <w:u w:val="single"/>
+          </w:rPr>
+          <w:t>提前6:11</w:t>
+        </w:r>
+      </w:hyperlink>
+      <w:r>
+        <w:rPr>
+          <w:lang w:val="zh_TW" w:bidi="zh_TW"/>
+        </w:rPr>
+        <w:t>；</w:t>
+      </w:r>
+      <w:hyperlink r:id="rId25">
+        <w:r>
+          <w:rPr>
+            <w:lang w:val="zh_TW" w:bidi="zh_TW"/>
+          </w:rPr>
+          <w:rPr>
+            <w:color w:val="0000EE"/>
+            <w:u w:val="single"/>
+          </w:rPr>
+          <w:t>彼前3:4、15</w:t>
+        </w:r>
+      </w:hyperlink>
+      <w:r>
+        <w:rPr>
+          <w:lang w:val="zh_TW" w:bidi="zh_TW"/>
+        </w:rPr>
+        <w:t>），或禮貌和謙遜的態度（</w:t>
+      </w:r>
+      <w:hyperlink r:id="rId26">
+        <w:r>
+          <w:rPr>
+            <w:lang w:val="zh_TW" w:bidi="zh_TW"/>
+          </w:rPr>
+          <w:rPr>
+            <w:color w:val="0000EE"/>
+            <w:u w:val="single"/>
+          </w:rPr>
+          <w:t>提後2:25</w:t>
+        </w:r>
+      </w:hyperlink>
+      <w:r>
+        <w:rPr>
+          <w:lang w:val="zh_TW" w:bidi="zh_TW"/>
+        </w:rPr>
+        <w:t>）；</w:t>
+      </w:r>
+    </w:p>
+    <w:p>
+      <w:pPr>
+        <w:pStyle w:val="ListNumber"/>
+        <w:spacing w:line="240" w:lineRule="auto"/>
+        <w:ind w:left="720"/>
+      </w:pPr>
+      <w:r>
+        <w:rPr>
+          <w:lang w:val="zh_TW" w:bidi="zh_TW"/>
+        </w:rPr>
+      </w:r>
+      <w:r>
+        <w:rPr>
+          <w:lang w:val="zh_TW" w:bidi="zh_TW"/>
+        </w:rPr>
+        <w:t>對他人表達的善意（</w:t>
+      </w:r>
+      <w:hyperlink r:id="rId27">
+        <w:r>
+          <w:rPr>
+            <w:lang w:val="zh_TW" w:bidi="zh_TW"/>
+          </w:rPr>
+          <w:rPr>
+            <w:color w:val="0000EE"/>
+            <w:u w:val="single"/>
+          </w:rPr>
+          <w:t>帖前2:7</w:t>
+        </w:r>
+      </w:hyperlink>
+      <w:r>
+        <w:rPr>
+          <w:lang w:val="zh_TW" w:bidi="zh_TW"/>
+        </w:rPr>
+        <w:t>；</w:t>
+      </w:r>
+      <w:hyperlink r:id="rId28">
+        <w:r>
+          <w:rPr>
+            <w:lang w:val="zh_TW" w:bidi="zh_TW"/>
+          </w:rPr>
+          <w:rPr>
+            <w:color w:val="0000EE"/>
+            <w:u w:val="single"/>
+          </w:rPr>
+          <w:t>提後2:24</w:t>
+        </w:r>
+      </w:hyperlink>
+      <w:r>
+        <w:rPr>
+          <w:lang w:val="zh_TW" w:bidi="zh_TW"/>
+        </w:rPr>
+        <w:t>）；</w:t>
+      </w:r>
+    </w:p>
+    <w:p>
+      <w:pPr>
+        <w:pStyle w:val="ListNumber"/>
+        <w:spacing w:line="240" w:lineRule="auto"/>
+        <w:ind w:left="720"/>
+      </w:pPr>
+      <w:r>
+        <w:rPr>
+          <w:lang w:val="zh_TW" w:bidi="zh_TW"/>
+        </w:rPr>
+      </w:r>
+      <w:r>
+        <w:rPr>
+          <w:lang w:val="zh_TW" w:bidi="zh_TW"/>
+        </w:rPr>
+        <w:t>在各種情況下適當、公平或合適的行為（</w:t>
+      </w:r>
+      <w:hyperlink r:id="rId29">
+        <w:r>
+          <w:rPr>
+            <w:lang w:val="zh_TW" w:bidi="zh_TW"/>
+          </w:rPr>
+          <w:rPr>
+            <w:color w:val="0000EE"/>
+            <w:u w:val="single"/>
+          </w:rPr>
+          <w:t>提前3:3</w:t>
+        </w:r>
+      </w:hyperlink>
+      <w:r>
+        <w:rPr>
+          <w:lang w:val="zh_TW" w:bidi="zh_TW"/>
+        </w:rPr>
+        <w:t>；</w:t>
+      </w:r>
+      <w:hyperlink r:id="rId30">
+        <w:r>
+          <w:rPr>
+            <w:lang w:val="zh_TW" w:bidi="zh_TW"/>
+          </w:rPr>
+          <w:rPr>
+            <w:color w:val="0000EE"/>
+            <w:u w:val="single"/>
+          </w:rPr>
+          <w:t>多3:2</w:t>
+        </w:r>
+      </w:hyperlink>
+      <w:r>
+        <w:rPr>
+          <w:lang w:val="zh_TW" w:bidi="zh_TW"/>
+        </w:rPr>
+        <w:t>；</w:t>
+      </w:r>
+      <w:hyperlink r:id="rId31">
+        <w:r>
+          <w:rPr>
+            <w:lang w:val="zh_TW" w:bidi="zh_TW"/>
+          </w:rPr>
+          <w:rPr>
+            <w:color w:val="0000EE"/>
+            <w:u w:val="single"/>
+          </w:rPr>
+          <w:t>彼前2:18</w:t>
+        </w:r>
+      </w:hyperlink>
+      <w:r>
+        <w:rPr>
+          <w:lang w:val="zh_TW" w:bidi="zh_TW"/>
+        </w:rPr>
+        <w:t>）。</w:t>
       </w:r>
     </w:p>
     <w:p>
@@ -259,7 +659,71 @@
         <w:rPr>
           <w:lang w:val="zh_TW" w:bidi="zh_TW"/>
         </w:rPr>
-        <w:t>• 引言</w:t>
+        <w:t>教會領袖和其他信徒被教導要溫柔地對待犯錯的人（</w:t>
+      </w:r>
+      <w:hyperlink r:id="rId32">
+        <w:r>
+          <w:rPr>
+            <w:lang w:val="zh_TW" w:bidi="zh_TW"/>
+          </w:rPr>
+          <w:rPr>
+            <w:color w:val="0000EE"/>
+            <w:u w:val="single"/>
+          </w:rPr>
+          <w:t>加6:1</w:t>
+        </w:r>
+      </w:hyperlink>
+      <w:r>
+        <w:rPr>
+          <w:lang w:val="zh_TW" w:bidi="zh_TW"/>
+        </w:rPr>
+        <w:t>），反對信仰的人（</w:t>
+      </w:r>
+      <w:hyperlink r:id="rId26">
+        <w:r>
+          <w:rPr>
+            <w:lang w:val="zh_TW" w:bidi="zh_TW"/>
+          </w:rPr>
+          <w:rPr>
+            <w:color w:val="0000EE"/>
+            <w:u w:val="single"/>
+          </w:rPr>
+          <w:t>提後2:25</w:t>
+        </w:r>
+      </w:hyperlink>
+      <w:r>
+        <w:rPr>
+          <w:lang w:val="zh_TW" w:bidi="zh_TW"/>
+        </w:rPr>
+        <w:t>），或無知和被誤導的人（</w:t>
+      </w:r>
+      <w:hyperlink r:id="rId33">
+        <w:r>
+          <w:rPr>
+            <w:lang w:val="zh_TW" w:bidi="zh_TW"/>
+          </w:rPr>
+          <w:rPr>
+            <w:color w:val="0000EE"/>
+            <w:u w:val="single"/>
+          </w:rPr>
+          <w:t>來5:2</w:t>
+        </w:r>
+      </w:hyperlink>
+      <w:r>
+        <w:rPr>
+          <w:lang w:val="zh_TW" w:bidi="zh_TW"/>
+        </w:rPr>
+        <w:t>）。</w:t>
+      </w:r>
+      <w:r>
+        <w:rPr>
+          <w:lang w:val="zh_TW" w:bidi="zh_TW"/>
+        </w:rPr>
+      </w:r>
+      <w:r>
+        <w:rPr>
+          <w:lang w:val="zh_TW" w:bidi="zh_TW"/>
+        </w:rPr>
       </w:r>
     </w:p>
     <w:p>
@@ -269,11 +733,21 @@
           <w:lang w:val="zh_TW" w:bidi="zh_TW"/>
         </w:rPr>
       </w:r>
-      <w:r>
-        <w:rPr>
-          <w:lang w:val="zh_TW" w:bidi="zh_TW"/>
-        </w:rPr>
-        <w:t>• 先知的稱謂和歷史</w:t>
+    </w:p>
+    <w:p>
+      <w:pPr>
+        <w:pStyle w:val="Heading2"/>
+      </w:pPr>
+      <w:r>
+        <w:rPr>
+          <w:lang w:val="zh_TW" w:bidi="zh_TW"/>
+        </w:rPr>
+        <w:t>文士</w:t>
+      </w:r>
+      <w:r>
+        <w:rPr>
+          <w:lang w:val="zh_TW" w:bidi="zh_TW"/>
+        </w:rPr>
       </w:r>
     </w:p>
     <w:p>
@@ -287,7 +761,18 @@
         <w:rPr>
           <w:lang w:val="zh_TW" w:bidi="zh_TW"/>
         </w:rPr>
-        <w:t>• 感動</w:t>
+        <w:t>指舊約時代早期，那些負責書寫和記錄資訊的人。在巴比倫被擄歸回之後，文士成為一個學者階層，為百姓做教導、抄寫和解釋猶太律法的工作。他們在福音書中主要作為耶穌的對手出現。</w:t>
+      </w:r>
+    </w:p>
+    <w:p>
+      <w:pPr>
+        <w:pStyle w:val="Heading3"/>
+      </w:pPr>
+      <w:r>
+        <w:rPr>
+          <w:lang w:val="zh_TW" w:bidi="zh_TW"/>
+        </w:rPr>
+        <w:t>巴比倫被擄前的文士</w:t>
       </w:r>
     </w:p>
     <w:p>
@@ -301,7 +786,169 @@
         <w:rPr>
           <w:lang w:val="zh_TW" w:bidi="zh_TW"/>
         </w:rPr>
-        <w:t>• 真假先知</w:t>
+        <w:t>在古代以色列，閱讀和書寫的能力並不普及，公共生活的各個方面都需要專業人士。這似乎是聖經對「文士」一詞最早的理解，並無特別的宗教意涵。文士負責保存記錄或抄寫</w:t>
+      </w:r>
+    </w:p>
+    <w:p>
+      <w:pPr>
+        <w:pStyle w:val="ListBullet"/>
+        <w:spacing w:line="240" w:lineRule="auto"/>
+        <w:ind w:left="720"/>
+      </w:pPr>
+      <w:r>
+        <w:rPr>
+          <w:lang w:val="zh_TW" w:bidi="zh_TW"/>
+        </w:rPr>
+      </w:r>
+      <w:r>
+        <w:rPr>
+          <w:lang w:val="zh_TW" w:bidi="zh_TW"/>
+        </w:rPr>
+        <w:t>法律文件（</w:t>
+      </w:r>
+      <w:hyperlink r:id="rId34">
+        <w:r>
+          <w:rPr>
+            <w:lang w:val="zh_TW" w:bidi="zh_TW"/>
+          </w:rPr>
+          <w:rPr>
+            <w:color w:val="0000EE"/>
+            <w:u w:val="single"/>
+          </w:rPr>
+          <w:t>耶32:12</w:t>
+        </w:r>
+      </w:hyperlink>
+      <w:r>
+        <w:rPr>
+          <w:lang w:val="zh_TW" w:bidi="zh_TW"/>
+        </w:rPr>
+        <w:t>），</w:t>
+      </w:r>
+    </w:p>
+    <w:p>
+      <w:pPr>
+        <w:pStyle w:val="ListBullet"/>
+        <w:spacing w:line="240" w:lineRule="auto"/>
+        <w:ind w:left="720"/>
+      </w:pPr>
+      <w:r>
+        <w:rPr>
+          <w:lang w:val="zh_TW" w:bidi="zh_TW"/>
+        </w:rPr>
+      </w:r>
+      <w:r>
+        <w:rPr>
+          <w:lang w:val="zh_TW" w:bidi="zh_TW"/>
+        </w:rPr>
+        <w:t>軍事檔案（</w:t>
+      </w:r>
+      <w:hyperlink r:id="rId35">
+        <w:r>
+          <w:rPr>
+            <w:lang w:val="zh_TW" w:bidi="zh_TW"/>
+          </w:rPr>
+          <w:rPr>
+            <w:color w:val="0000EE"/>
+            <w:u w:val="single"/>
+          </w:rPr>
+          <w:t>代下26:11</w:t>
+        </w:r>
+      </w:hyperlink>
+      <w:r>
+        <w:rPr>
+          <w:lang w:val="zh_TW" w:bidi="zh_TW"/>
+        </w:rPr>
+        <w:t>），</w:t>
+      </w:r>
+    </w:p>
+    <w:p>
+      <w:pPr>
+        <w:pStyle w:val="ListBullet"/>
+        <w:spacing w:line="240" w:lineRule="auto"/>
+        <w:ind w:left="720"/>
+      </w:pPr>
+      <w:r>
+        <w:rPr>
+          <w:lang w:val="zh_TW" w:bidi="zh_TW"/>
+        </w:rPr>
+      </w:r>
+      <w:r>
+        <w:rPr>
+          <w:lang w:val="zh_TW" w:bidi="zh_TW"/>
+        </w:rPr>
+        <w:t>其它公文（</w:t>
+      </w:r>
+      <w:hyperlink r:id="rId36">
+        <w:r>
+          <w:rPr>
+            <w:lang w:val="zh_TW" w:bidi="zh_TW"/>
+          </w:rPr>
+          <w:rPr>
+            <w:color w:val="0000EE"/>
+            <w:u w:val="single"/>
+          </w:rPr>
+          <w:t>士8:14</w:t>
+        </w:r>
+      </w:hyperlink>
+      <w:r>
+        <w:rPr>
+          <w:lang w:val="zh_TW" w:bidi="zh_TW"/>
+        </w:rPr>
+        <w:t>；</w:t>
+      </w:r>
+      <w:hyperlink r:id="rId37">
+        <w:r>
+          <w:rPr>
+            <w:lang w:val="zh_TW" w:bidi="zh_TW"/>
+          </w:rPr>
+          <w:rPr>
+            <w:color w:val="0000EE"/>
+            <w:u w:val="single"/>
+          </w:rPr>
+          <w:t>賽50:1</w:t>
+        </w:r>
+      </w:hyperlink>
+      <w:r>
+        <w:rPr>
+          <w:lang w:val="zh_TW" w:bidi="zh_TW"/>
+        </w:rPr>
+        <w:t>），或</w:t>
+      </w:r>
+    </w:p>
+    <w:p>
+      <w:pPr>
+        <w:pStyle w:val="ListBullet"/>
+        <w:spacing w:line="240" w:lineRule="auto"/>
+        <w:ind w:left="720"/>
+      </w:pPr>
+      <w:r>
+        <w:rPr>
+          <w:lang w:val="zh_TW" w:bidi="zh_TW"/>
+        </w:rPr>
+      </w:r>
+      <w:r>
+        <w:rPr>
+          <w:lang w:val="zh_TW" w:bidi="zh_TW"/>
+        </w:rPr>
+        <w:t>私人書信（</w:t>
+      </w:r>
+      <w:hyperlink r:id="rId38">
+        <w:r>
+          <w:rPr>
+            <w:lang w:val="zh_TW" w:bidi="zh_TW"/>
+          </w:rPr>
+          <w:rPr>
+            <w:color w:val="0000EE"/>
+            <w:u w:val="single"/>
+          </w:rPr>
+          <w:t>耶36:18</w:t>
+        </w:r>
+      </w:hyperlink>
+      <w:r>
+        <w:rPr>
+          <w:lang w:val="zh_TW" w:bidi="zh_TW"/>
+        </w:rPr>
+        <w:t>）。</w:t>
       </w:r>
     </w:p>
     <w:p>
@@ -315,7 +962,205 @@
         <w:rPr>
           <w:lang w:val="zh_TW" w:bidi="zh_TW"/>
         </w:rPr>
-        <w:t>• 先知的作用</w:t>
+        <w:t>文士對於王室行政至關重要。文士長通常擔任</w:t>
+      </w:r>
+    </w:p>
+    <w:p>
+      <w:pPr>
+        <w:pStyle w:val="ListBullet"/>
+        <w:spacing w:line="240" w:lineRule="auto"/>
+        <w:ind w:left="720"/>
+      </w:pPr>
+      <w:r>
+        <w:rPr>
+          <w:lang w:val="zh_TW" w:bidi="zh_TW"/>
+        </w:rPr>
+      </w:r>
+      <w:r>
+        <w:rPr>
+          <w:lang w:val="zh_TW" w:bidi="zh_TW"/>
+        </w:rPr>
+        <w:t>王室書記（</w:t>
+      </w:r>
+      <w:hyperlink r:id="rId39">
+        <w:r>
+          <w:rPr>
+            <w:lang w:val="zh_TW" w:bidi="zh_TW"/>
+          </w:rPr>
+          <w:rPr>
+            <w:color w:val="0000EE"/>
+            <w:u w:val="single"/>
+          </w:rPr>
+          <w:t>王上4:3</w:t>
+        </w:r>
+      </w:hyperlink>
+      <w:r>
+        <w:rPr>
+          <w:lang w:val="zh_TW" w:bidi="zh_TW"/>
+        </w:rPr>
+        <w:t>；</w:t>
+      </w:r>
+      <w:hyperlink r:id="rId40">
+        <w:r>
+          <w:rPr>
+            <w:lang w:val="zh_TW" w:bidi="zh_TW"/>
+          </w:rPr>
+          <w:rPr>
+            <w:color w:val="0000EE"/>
+            <w:u w:val="single"/>
+          </w:rPr>
+          <w:t>代下24:11</w:t>
+        </w:r>
+      </w:hyperlink>
+      <w:r>
+        <w:rPr>
+          <w:lang w:val="zh_TW" w:bidi="zh_TW"/>
+        </w:rPr>
+        <w:t>），</w:t>
+      </w:r>
+    </w:p>
+    <w:p>
+      <w:pPr>
+        <w:pStyle w:val="ListBullet"/>
+        <w:spacing w:line="240" w:lineRule="auto"/>
+        <w:ind w:left="720"/>
+      </w:pPr>
+      <w:r>
+        <w:rPr>
+          <w:lang w:val="zh_TW" w:bidi="zh_TW"/>
+        </w:rPr>
+      </w:r>
+      <w:r>
+        <w:rPr>
+          <w:lang w:val="zh_TW" w:bidi="zh_TW"/>
+        </w:rPr>
+        <w:t>謀士（</w:t>
+      </w:r>
+      <w:hyperlink r:id="rId41">
+        <w:r>
+          <w:rPr>
+            <w:lang w:val="zh_TW" w:bidi="zh_TW"/>
+          </w:rPr>
+          <w:rPr>
+            <w:color w:val="0000EE"/>
+            <w:u w:val="single"/>
+          </w:rPr>
+          <w:t>撒下8:16–17</w:t>
+        </w:r>
+      </w:hyperlink>
+      <w:r>
+        <w:rPr>
+          <w:lang w:val="zh_TW" w:bidi="zh_TW"/>
+        </w:rPr>
+        <w:t>；</w:t>
+      </w:r>
+      <w:hyperlink r:id="rId42">
+        <w:r>
+          <w:rPr>
+            <w:lang w:val="zh_TW" w:bidi="zh_TW"/>
+          </w:rPr>
+          <w:rPr>
+            <w:color w:val="0000EE"/>
+            <w:u w:val="single"/>
+          </w:rPr>
+          <w:t>王下18:18</w:t>
+        </w:r>
+      </w:hyperlink>
+      <w:r>
+        <w:rPr>
+          <w:lang w:val="zh_TW" w:bidi="zh_TW"/>
+        </w:rPr>
+        <w:t>，</w:t>
+      </w:r>
+      <w:hyperlink r:id="rId43">
+        <w:r>
+          <w:rPr>
+            <w:lang w:val="zh_TW" w:bidi="zh_TW"/>
+          </w:rPr>
+          <w:rPr>
+            <w:color w:val="0000EE"/>
+            <w:u w:val="single"/>
+          </w:rPr>
+          <w:t>22:12</w:t>
+        </w:r>
+      </w:hyperlink>
+      <w:r>
+        <w:rPr>
+          <w:lang w:val="zh_TW" w:bidi="zh_TW"/>
+        </w:rPr>
+        <w:t>；</w:t>
+      </w:r>
+      <w:hyperlink r:id="rId44">
+        <w:r>
+          <w:rPr>
+            <w:lang w:val="zh_TW" w:bidi="zh_TW"/>
+          </w:rPr>
+          <w:rPr>
+            <w:color w:val="0000EE"/>
+            <w:u w:val="single"/>
+          </w:rPr>
+          <w:t>代上27:32</w:t>
+        </w:r>
+      </w:hyperlink>
+      <w:r>
+        <w:rPr>
+          <w:lang w:val="zh_TW" w:bidi="zh_TW"/>
+        </w:rPr>
+        <w:t>；</w:t>
+      </w:r>
+      <w:hyperlink r:id="rId45">
+        <w:r>
+          <w:rPr>
+            <w:lang w:val="zh_TW" w:bidi="zh_TW"/>
+          </w:rPr>
+          <w:rPr>
+            <w:color w:val="0000EE"/>
+            <w:u w:val="single"/>
+          </w:rPr>
+          <w:t>賽36:3</w:t>
+        </w:r>
+      </w:hyperlink>
+      <w:r>
+        <w:rPr>
+          <w:lang w:val="zh_TW" w:bidi="zh_TW"/>
+        </w:rPr>
+        <w:t>），和</w:t>
+      </w:r>
+    </w:p>
+    <w:p>
+      <w:pPr>
+        <w:pStyle w:val="ListBullet"/>
+        <w:spacing w:line="240" w:lineRule="auto"/>
+        <w:ind w:left="720"/>
+      </w:pPr>
+      <w:r>
+        <w:rPr>
+          <w:lang w:val="zh_TW" w:bidi="zh_TW"/>
+        </w:rPr>
+      </w:r>
+      <w:r>
+        <w:rPr>
+          <w:lang w:val="zh_TW" w:bidi="zh_TW"/>
+        </w:rPr>
+        <w:t>財務監督（</w:t>
+      </w:r>
+      <w:hyperlink r:id="rId46">
+        <w:r>
+          <w:rPr>
+            <w:lang w:val="zh_TW" w:bidi="zh_TW"/>
+          </w:rPr>
+          <w:rPr>
+            <w:color w:val="0000EE"/>
+            <w:u w:val="single"/>
+          </w:rPr>
+          <w:t>王下22:3–4</w:t>
+        </w:r>
+      </w:hyperlink>
+      <w:r>
+        <w:rPr>
+          <w:lang w:val="zh_TW" w:bidi="zh_TW"/>
+        </w:rPr>
+        <w:t>）。</w:t>
       </w:r>
     </w:p>
     <w:p>
@@ -329,7 +1174,43 @@
         <w:rPr>
           <w:lang w:val="zh_TW" w:bidi="zh_TW"/>
         </w:rPr>
-        <w:t>• 傳講的方式</w:t>
+        <w:t>書記也與祭司職分有關，負責聖殿的紀錄工作（</w:t>
+      </w:r>
+      <w:hyperlink r:id="rId47">
+        <w:r>
+          <w:rPr>
+            <w:lang w:val="zh_TW" w:bidi="zh_TW"/>
+          </w:rPr>
+          <w:rPr>
+            <w:color w:val="0000EE"/>
+            <w:u w:val="single"/>
+          </w:rPr>
+          <w:t>代上24:6</w:t>
+        </w:r>
+      </w:hyperlink>
+      <w:r>
+        <w:rPr>
+          <w:lang w:val="zh_TW" w:bidi="zh_TW"/>
+        </w:rPr>
+        <w:t>；</w:t>
+      </w:r>
+      <w:hyperlink r:id="rId48">
+        <w:r>
+          <w:rPr>
+            <w:lang w:val="zh_TW" w:bidi="zh_TW"/>
+          </w:rPr>
+          <w:rPr>
+            <w:color w:val="0000EE"/>
+            <w:u w:val="single"/>
+          </w:rPr>
+          <w:t>代下34:13–15</w:t>
+        </w:r>
+      </w:hyperlink>
+      <w:r>
+        <w:rPr>
+          <w:lang w:val="zh_TW" w:bidi="zh_TW"/>
+        </w:rPr>
+        <w:t>）。</w:t>
       </w:r>
     </w:p>
     <w:p>
@@ -340,7 +1221,7 @@
         <w:rPr>
           <w:lang w:val="zh_TW" w:bidi="zh_TW"/>
         </w:rPr>
-        <w:t>介紹</w:t>
+        <w:t>巴比倫被擄歸回後的文士</w:t>
       </w:r>
     </w:p>
     <w:p>
@@ -354,84 +1235,18 @@
         <w:rPr>
           <w:lang w:val="zh_TW" w:bidi="zh_TW"/>
         </w:rPr>
-        <w:t>當耶穌使寡婦的兒子從死裡復活時，旁觀者說：「</w:t>
-      </w:r>
-      <w:r>
-        <w:rPr>
-          <w:lang w:val="zh_TW" w:bidi="zh_TW"/>
-        </w:rPr>
-        <w:t>有大先知在我們中間興起來了</w:t>
-      </w:r>
-      <w:r>
-        <w:rPr>
-          <w:lang w:val="zh_TW" w:bidi="zh_TW"/>
-        </w:rPr>
-        <w:t>！」（</w:t>
-      </w:r>
-      <w:hyperlink r:id="rId13">
-        <w:r>
-          <w:rPr>
-            <w:lang w:val="zh_TW" w:bidi="zh_TW"/>
-          </w:rPr>
-          <w:rPr>
-            <w:color w:val="0000EE"/>
-            <w:u w:val="single"/>
-          </w:rPr>
-          <w:t>路7:16</w:t>
-        </w:r>
-      </w:hyperlink>
-      <w:r>
-        <w:rPr>
-          <w:lang w:val="zh_TW" w:bidi="zh_TW"/>
-        </w:rPr>
-        <w:t>；參</w:t>
-      </w:r>
-      <w:hyperlink r:id="rId14">
-        <w:r>
-          <w:rPr>
-            <w:lang w:val="zh_TW" w:bidi="zh_TW"/>
-          </w:rPr>
-          <w:rPr>
-            <w:color w:val="0000EE"/>
-            <w:u w:val="single"/>
-          </w:rPr>
-          <w:t>可6:15</w:t>
-        </w:r>
-      </w:hyperlink>
-      <w:r>
-        <w:rPr>
-          <w:lang w:val="zh_TW" w:bidi="zh_TW"/>
-        </w:rPr>
-        <w:t>，</w:t>
-      </w:r>
-      <w:hyperlink r:id="rId15">
-        <w:r>
-          <w:rPr>
-            <w:lang w:val="zh_TW" w:bidi="zh_TW"/>
-          </w:rPr>
-          <w:rPr>
-            <w:color w:val="0000EE"/>
-            <w:u w:val="single"/>
-          </w:rPr>
-          <w:t>8:28</w:t>
-        </w:r>
-      </w:hyperlink>
-      <w:r>
-        <w:rPr>
-          <w:lang w:val="zh_TW" w:bidi="zh_TW"/>
-        </w:rPr>
-        <w:t>）在猶太的宗教思想中，最為生動且具規範意義的宗教事件，都集中在先知蒙召和事工，就是神透過先知向祂的子民傳達話語。人們對於耶穌的評價，其實是比他們所知的更為正確，因為神確實在耶穌裡面臨到他們；而耶穌的地位雖然遠高過先知，實際上卻正是摩西所預言，先知秩序的冠冕和高峰（</w:t>
-      </w:r>
-      <w:hyperlink r:id="rId16">
-        <w:r>
-          <w:rPr>
-            <w:lang w:val="zh_TW" w:bidi="zh_TW"/>
-          </w:rPr>
-          <w:rPr>
-            <w:color w:val="0000EE"/>
-            <w:u w:val="single"/>
-          </w:rPr>
-          <w:t>申18:15–19</w:t>
+        <w:t>猶太人被擄歸回後，在以斯拉和尼希米的領導下，猶太信仰傳統得以重建。此時「文士」一詞更具體地指那些聚集在一起，研究並解釋妥拉（猶太律法）的人。文士成為教師的專業，能給猶太百姓準確保存並解釋摩西律法。在這時期的開始，以斯拉被視為理想的文士，他是「通達耶和華誡命和賜以色列之律例的文士」（</w:t>
+      </w:r>
+      <w:hyperlink r:id="rId49">
+        <w:r>
+          <w:rPr>
+            <w:lang w:val="zh_TW" w:bidi="zh_TW"/>
+          </w:rPr>
+          <w:rPr>
+            <w:color w:val="0000EE"/>
+            <w:u w:val="single"/>
+          </w:rPr>
+          <w:t>拉7:11</w:t>
         </w:r>
       </w:hyperlink>
       <w:r>
@@ -439,17 +1254,6 @@
           <w:lang w:val="zh_TW" w:bidi="zh_TW"/>
         </w:rPr>
         <w:t>）。</w:t>
-      </w:r>
-    </w:p>
-    <w:p>
-      <w:pPr>
-        <w:pStyle w:val="Heading3"/>
-      </w:pPr>
-      <w:r>
-        <w:rPr>
-          <w:lang w:val="zh_TW" w:bidi="zh_TW"/>
-        </w:rPr>
-        <w:t>先知的稱謂和歷史</w:t>
       </w:r>
     </w:p>
     <w:p>
@@ -463,54 +1267,174 @@
         <w:rPr>
           <w:lang w:val="zh_TW" w:bidi="zh_TW"/>
         </w:rPr>
-        <w:t>舊約用於描述這些人的主要詞語，是「先知」（見</w:t>
-      </w:r>
-      <w:hyperlink r:id="rId17">
-        <w:r>
-          <w:rPr>
-            <w:lang w:val="zh_TW" w:bidi="zh_TW"/>
-          </w:rPr>
-          <w:rPr>
-            <w:color w:val="0000EE"/>
-            <w:u w:val="single"/>
-          </w:rPr>
-          <w:t>士6:8</w:t>
-        </w:r>
-      </w:hyperlink>
-      <w:r>
-        <w:rPr>
-          <w:lang w:val="zh_TW" w:bidi="zh_TW"/>
-        </w:rPr>
-        <w:t>）、「神人」（見</w:t>
-      </w:r>
-      <w:hyperlink r:id="rId18">
-        <w:r>
-          <w:rPr>
-            <w:lang w:val="zh_TW" w:bidi="zh_TW"/>
-          </w:rPr>
-          <w:rPr>
-            <w:color w:val="0000EE"/>
-            <w:u w:val="single"/>
-          </w:rPr>
-          <w:t>王下4:9</w:t>
-        </w:r>
-      </w:hyperlink>
-      <w:r>
-        <w:rPr>
-          <w:lang w:val="zh_TW" w:bidi="zh_TW"/>
-        </w:rPr>
-        <w:t>）和「先見」（見</w:t>
-      </w:r>
-      <w:hyperlink r:id="rId19">
-        <w:r>
-          <w:rPr>
-            <w:lang w:val="zh_TW" w:bidi="zh_TW"/>
-          </w:rPr>
-          <w:rPr>
-            <w:color w:val="0000EE"/>
-            <w:u w:val="single"/>
-          </w:rPr>
-          <w:t>撒上9:9</w:t>
+        <w:t>便西拉智訓（</w:t>
+      </w:r>
+      <w:r>
+        <w:rPr>
+          <w:lang w:val="zh_TW" w:bidi="zh_TW"/>
+        </w:rPr>
+        <w:t>The book of Sirach</w:t>
+      </w:r>
+      <w:r>
+        <w:rPr>
+          <w:lang w:val="zh_TW" w:bidi="zh_TW"/>
+        </w:rPr>
+        <w:t>）</w:t>
+      </w:r>
+      <w:r>
+        <w:rPr>
+          <w:lang w:val="zh_TW" w:bidi="zh_TW"/>
+        </w:rPr>
+        <w:t>描述文士是能夠深刻理解經文的隱含意義的人（</w:t>
+      </w:r>
+      <w:hyperlink r:id="rId50">
+        <w:r>
+          <w:rPr>
+            <w:lang w:val="zh_TW" w:bidi="zh_TW"/>
+          </w:rPr>
+          <w:rPr>
+            <w:color w:val="0000EE"/>
+            <w:u w:val="single"/>
+          </w:rPr>
+          <w:t>便西拉智訓39:2–3</w:t>
+        </w:r>
+      </w:hyperlink>
+      <w:r>
+        <w:rPr>
+          <w:lang w:val="zh_TW" w:bidi="zh_TW"/>
+        </w:rPr>
+        <w:t>），這種理解源於他勤奮研究律法、先知書和聖卷的結果（</w:t>
+      </w:r>
+      <w:hyperlink r:id="rId51">
+        <w:r>
+          <w:rPr>
+            <w:lang w:val="zh_TW" w:bidi="zh_TW"/>
+          </w:rPr>
+          <w:rPr>
+            <w:color w:val="0000EE"/>
+            <w:u w:val="single"/>
+          </w:rPr>
+          <w:t>38:24</w:t>
+        </w:r>
+      </w:hyperlink>
+      <w:r>
+        <w:rPr>
+          <w:lang w:val="zh_TW" w:bidi="zh_TW"/>
+        </w:rPr>
+        <w:t>及以下，</w:t>
+      </w:r>
+      <w:hyperlink r:id="rId52">
+        <w:r>
+          <w:rPr>
+            <w:lang w:val="zh_TW" w:bidi="zh_TW"/>
+          </w:rPr>
+          <w:rPr>
+            <w:color w:val="0000EE"/>
+            <w:u w:val="single"/>
+          </w:rPr>
+          <w:t>39:1</w:t>
+        </w:r>
+      </w:hyperlink>
+      <w:r>
+        <w:rPr>
+          <w:lang w:val="zh_TW" w:bidi="zh_TW"/>
+        </w:rPr>
+        <w:t>）。因此，文士能夠為百姓和國擔任審判官和謀士（</w:t>
+      </w:r>
+      <w:hyperlink r:id="rId53">
+        <w:r>
+          <w:rPr>
+            <w:lang w:val="zh_TW" w:bidi="zh_TW"/>
+          </w:rPr>
+          <w:rPr>
+            <w:color w:val="0000EE"/>
+            <w:u w:val="single"/>
+          </w:rPr>
+          <w:t>38:33</w:t>
+        </w:r>
+      </w:hyperlink>
+      <w:r>
+        <w:rPr>
+          <w:lang w:val="zh_TW" w:bidi="zh_TW"/>
+        </w:rPr>
+        <w:t>，</w:t>
+      </w:r>
+      <w:hyperlink r:id="rId54">
+        <w:r>
+          <w:rPr>
+            <w:lang w:val="zh_TW" w:bidi="zh_TW"/>
+          </w:rPr>
+          <w:rPr>
+            <w:color w:val="0000EE"/>
+            <w:u w:val="single"/>
+          </w:rPr>
+          <w:t>39:4–8</w:t>
+        </w:r>
+      </w:hyperlink>
+      <w:r>
+        <w:rPr>
+          <w:lang w:val="zh_TW" w:bidi="zh_TW"/>
+        </w:rPr>
+        <w:t>）。由於文士在一個由律法統治的社會中有不可或缺的地位，他應當受到世世代代的讚譽和尊敬（</w:t>
+      </w:r>
+      <w:hyperlink r:id="rId55">
+        <w:r>
+          <w:rPr>
+            <w:lang w:val="zh_TW" w:bidi="zh_TW"/>
+          </w:rPr>
+          <w:rPr>
+            <w:color w:val="0000EE"/>
+            <w:u w:val="single"/>
+          </w:rPr>
+          <w:t>39:9</w:t>
+        </w:r>
+      </w:hyperlink>
+      <w:r>
+        <w:rPr>
+          <w:lang w:val="zh_TW" w:bidi="zh_TW"/>
+        </w:rPr>
+        <w:t>）。到公元前二世紀，文士成為猶太社會中一個相當獨特的階級。從這時期開始，文士與法利賽人的興起有密切聯繫，多數文士都隸屬於他們（見新約中的密切關係：</w:t>
+      </w:r>
+      <w:hyperlink r:id="rId56">
+        <w:r>
+          <w:rPr>
+            <w:lang w:val="zh_TW" w:bidi="zh_TW"/>
+          </w:rPr>
+          <w:rPr>
+            <w:color w:val="0000EE"/>
+            <w:u w:val="single"/>
+          </w:rPr>
+          <w:t>太5:20</w:t>
+        </w:r>
+      </w:hyperlink>
+      <w:r>
+        <w:rPr>
+          <w:lang w:val="zh_TW" w:bidi="zh_TW"/>
+        </w:rPr>
+        <w:t>，</w:t>
+      </w:r>
+      <w:hyperlink r:id="rId57">
+        <w:r>
+          <w:rPr>
+            <w:lang w:val="zh_TW" w:bidi="zh_TW"/>
+          </w:rPr>
+          <w:rPr>
+            <w:color w:val="0000EE"/>
+            <w:u w:val="single"/>
+          </w:rPr>
+          <w:t>12:38，</w:t>
+        </w:r>
+      </w:hyperlink>
+      <w:hyperlink r:id="rId58">
+        <w:r>
+          <w:rPr>
+            <w:lang w:val="zh_TW" w:bidi="zh_TW"/>
+          </w:rPr>
+          <w:rPr>
+            <w:color w:val="0000EE"/>
+            <w:u w:val="single"/>
+          </w:rPr>
+          <w:t>15:1</w:t>
         </w:r>
       </w:hyperlink>
       <w:r>
@@ -519,16 +1443,34 @@
         </w:rPr>
         <w:t>；</w:t>
       </w:r>
-      <w:hyperlink r:id="rId20">
-        <w:r>
-          <w:rPr>
-            <w:lang w:val="zh_TW" w:bidi="zh_TW"/>
-          </w:rPr>
-          <w:rPr>
-            <w:color w:val="0000EE"/>
-            <w:u w:val="single"/>
-          </w:rPr>
-          <w:t>撒下24:11</w:t>
+      <w:hyperlink r:id="rId59">
+        <w:r>
+          <w:rPr>
+            <w:lang w:val="zh_TW" w:bidi="zh_TW"/>
+          </w:rPr>
+          <w:rPr>
+            <w:color w:val="0000EE"/>
+            <w:u w:val="single"/>
+          </w:rPr>
+          <w:t>可7:5</w:t>
+        </w:r>
+      </w:hyperlink>
+      <w:r>
+        <w:rPr>
+          <w:lang w:val="zh_TW" w:bidi="zh_TW"/>
+        </w:rPr>
+        <w:t>；</w:t>
+      </w:r>
+      <w:hyperlink r:id="rId60">
+        <w:r>
+          <w:rPr>
+            <w:lang w:val="zh_TW" w:bidi="zh_TW"/>
+          </w:rPr>
+          <w:rPr>
+            <w:color w:val="0000EE"/>
+            <w:u w:val="single"/>
+          </w:rPr>
+          <w:t>路6:7</w:t>
         </w:r>
       </w:hyperlink>
       <w:r>
@@ -536,6 +1478,17 @@
           <w:lang w:val="zh_TW" w:bidi="zh_TW"/>
         </w:rPr>
         <w:t>）。</w:t>
+      </w:r>
+    </w:p>
+    <w:p>
+      <w:pPr>
+        <w:pStyle w:val="Heading3"/>
+      </w:pPr>
+      <w:r>
+        <w:rPr>
+          <w:lang w:val="zh_TW" w:bidi="zh_TW"/>
+        </w:rPr>
+        <w:t>訓練和地位</w:t>
       </w:r>
     </w:p>
     <w:p>
@@ -549,79 +1502,25 @@
         <w:rPr>
           <w:lang w:val="zh_TW" w:bidi="zh_TW"/>
         </w:rPr>
-        <w:t>翻譯為「先知」的詞彙，似乎首重「被召」的概念：神主動揀選、呼召並差遣先知（比如</w:t>
-      </w:r>
-      <w:hyperlink r:id="rId21">
-        <w:r>
-          <w:rPr>
-            <w:lang w:val="zh_TW" w:bidi="zh_TW"/>
-          </w:rPr>
-          <w:rPr>
-            <w:color w:val="0000EE"/>
-            <w:u w:val="single"/>
-          </w:rPr>
-          <w:t>耶1:4–5</w:t>
-        </w:r>
-      </w:hyperlink>
-      <w:r>
-        <w:rPr>
-          <w:lang w:val="zh_TW" w:bidi="zh_TW"/>
-        </w:rPr>
-        <w:t>，</w:t>
-      </w:r>
-      <w:hyperlink r:id="rId22">
-        <w:r>
-          <w:rPr>
-            <w:lang w:val="zh_TW" w:bidi="zh_TW"/>
-          </w:rPr>
-          <w:rPr>
-            <w:color w:val="0000EE"/>
-            <w:u w:val="single"/>
-          </w:rPr>
-          <w:t>7:25</w:t>
-        </w:r>
-      </w:hyperlink>
-      <w:r>
-        <w:rPr>
-          <w:lang w:val="zh_TW" w:bidi="zh_TW"/>
-        </w:rPr>
-        <w:t>；</w:t>
-      </w:r>
-      <w:hyperlink r:id="rId23">
-        <w:r>
-          <w:rPr>
-            <w:lang w:val="zh_TW" w:bidi="zh_TW"/>
-          </w:rPr>
-          <w:rPr>
-            <w:color w:val="0000EE"/>
-            <w:u w:val="single"/>
-          </w:rPr>
-          <w:t>摩7:14</w:t>
-        </w:r>
-      </w:hyperlink>
-      <w:r>
-        <w:rPr>
-          <w:lang w:val="zh_TW" w:bidi="zh_TW"/>
-        </w:rPr>
-        <w:t>）。「神人」講述先知因其蒙召而進入的關係：他現在是「神的人」，被認為屬於神（</w:t>
-      </w:r>
-      <w:hyperlink r:id="rId18">
-        <w:r>
-          <w:rPr>
-            <w:lang w:val="zh_TW" w:bidi="zh_TW"/>
-          </w:rPr>
-          <w:rPr>
-            <w:color w:val="0000EE"/>
-            <w:u w:val="single"/>
-          </w:rPr>
-          <w:t>王下4:9</w:t>
-        </w:r>
-      </w:hyperlink>
-      <w:r>
-        <w:rPr>
-          <w:lang w:val="zh_TW" w:bidi="zh_TW"/>
-        </w:rPr>
-        <w:t>）。「先見」表達神賦予先知新奇非凡的洞察力。希伯來語與英語一樣，常用的動詞「看見」也表示理解（I see what you mean，即我明白你的意思）以及洞察事物本質和意義的能力（He sees things very clearly，即他看事物非常清楚）。對於先知而言，他們的「洞察力」遠超常人，因為耶和華啟發他們，成為祂信息的器皿。</w:t>
+        <w:t>最初，文士都是在祭司家族中接受訓練，這些家族成員從事同樣的職業，且代代相傳。身為這些家族的一員，他們的工作就有了保障（</w:t>
+      </w:r>
+      <w:hyperlink r:id="rId61">
+        <w:r>
+          <w:rPr>
+            <w:lang w:val="zh_TW" w:bidi="zh_TW"/>
+          </w:rPr>
+          <w:rPr>
+            <w:color w:val="0000EE"/>
+            <w:u w:val="single"/>
+          </w:rPr>
+          <w:t>代上2:55</w:t>
+        </w:r>
+      </w:hyperlink>
+      <w:r>
+        <w:rPr>
+          <w:lang w:val="zh_TW" w:bidi="zh_TW"/>
+        </w:rPr>
+        <w:t>）。後來，所有社會階層的人都可接受相關訓練。到耶穌時代，許多有影響力的文士來自非祭司家庭。訓練從年幼時開始，在教師或拉比的個別指導下進行。拉比教導有關猶太律法的所有內容及其解釋。</w:t>
       </w:r>
     </w:p>
     <w:p>
@@ -635,54 +1534,36 @@
         <w:rPr>
           <w:lang w:val="zh_TW" w:bidi="zh_TW"/>
         </w:rPr>
-        <w:t>偉大先知肩負重任，推動舊約故事前進，其起點從摩西開始，再沒有先知像他（</w:t>
-      </w:r>
-      <w:hyperlink r:id="rId24">
-        <w:r>
-          <w:rPr>
-            <w:lang w:val="zh_TW" w:bidi="zh_TW"/>
-          </w:rPr>
-          <w:rPr>
-            <w:color w:val="0000EE"/>
-            <w:u w:val="single"/>
-          </w:rPr>
-          <w:t>申34:10</w:t>
-        </w:r>
-      </w:hyperlink>
-      <w:r>
-        <w:rPr>
-          <w:lang w:val="zh_TW" w:bidi="zh_TW"/>
-        </w:rPr>
-        <w:t>）。這個看法正確無誤，因為摩西具備所有先知的獨特標誌：蒙召（</w:t>
-      </w:r>
-      <w:hyperlink r:id="rId25">
-        <w:r>
-          <w:rPr>
-            <w:lang w:val="zh_TW" w:bidi="zh_TW"/>
-          </w:rPr>
-          <w:rPr>
-            <w:color w:val="0000EE"/>
-            <w:u w:val="single"/>
-          </w:rPr>
-          <w:t>出3:1–4:17</w:t>
-        </w:r>
-      </w:hyperlink>
-      <w:r>
-        <w:rPr>
-          <w:lang w:val="zh_TW" w:bidi="zh_TW"/>
-        </w:rPr>
-        <w:t>；參</w:t>
-      </w:r>
-      <w:hyperlink r:id="rId26">
-        <w:r>
-          <w:rPr>
-            <w:lang w:val="zh_TW" w:bidi="zh_TW"/>
-          </w:rPr>
-          <w:rPr>
-            <w:color w:val="0000EE"/>
-            <w:u w:val="single"/>
-          </w:rPr>
-          <w:t>賽6章</w:t>
+        <w:t>由於摩西書寫的律法無法直接應對被擄歸回後的各種情況，文士的技能成為了一個極其重要的貢獻。他們建立的「口傳律法（oral law）」被視為與書面猶太律法同等重要。因此，對於那些渴望取悅神的人來說，這些律法同樣具有約束力（見</w:t>
+      </w:r>
+      <w:hyperlink r:id="rId62">
+        <w:r>
+          <w:rPr>
+            <w:lang w:val="zh_TW" w:bidi="zh_TW"/>
+          </w:rPr>
+          <w:rPr>
+            <w:color w:val="0000EE"/>
+            <w:u w:val="single"/>
+          </w:rPr>
+          <w:t>可7:6–13</w:t>
+        </w:r>
+      </w:hyperlink>
+      <w:r>
+        <w:rPr>
+          <w:lang w:val="zh_TW" w:bidi="zh_TW"/>
+        </w:rPr>
+        <w:t>）。由於文士有專業知識，他們參與猶太公會，即充當以色列最高法院的長老議會。文士是該公會中唯一來自非大祭司和長老等最高社會階層的成員（</w:t>
+      </w:r>
+      <w:hyperlink r:id="rId63">
+        <w:r>
+          <w:rPr>
+            <w:lang w:val="zh_TW" w:bidi="zh_TW"/>
+          </w:rPr>
+          <w:rPr>
+            <w:color w:val="0000EE"/>
+            <w:u w:val="single"/>
+          </w:rPr>
+          <w:t>太26:57</w:t>
         </w:r>
       </w:hyperlink>
       <w:r>
@@ -691,16 +1572,16 @@
         </w:rPr>
         <w:t>；</w:t>
       </w:r>
-      <w:hyperlink r:id="rId27">
-        <w:r>
-          <w:rPr>
-            <w:lang w:val="zh_TW" w:bidi="zh_TW"/>
-          </w:rPr>
-          <w:rPr>
-            <w:color w:val="0000EE"/>
-            <w:u w:val="single"/>
-          </w:rPr>
-          <w:t>耶1:4–19</w:t>
+      <w:hyperlink r:id="rId64">
+        <w:r>
+          <w:rPr>
+            <w:lang w:val="zh_TW" w:bidi="zh_TW"/>
+          </w:rPr>
+          <w:rPr>
+            <w:color w:val="0000EE"/>
+            <w:u w:val="single"/>
+          </w:rPr>
+          <w:t>可14:43、53</w:t>
         </w:r>
       </w:hyperlink>
       <w:r>
@@ -709,16 +1590,16 @@
         </w:rPr>
         <w:t>；</w:t>
       </w:r>
-      <w:hyperlink r:id="rId28">
-        <w:r>
-          <w:rPr>
-            <w:lang w:val="zh_TW" w:bidi="zh_TW"/>
-          </w:rPr>
-          <w:rPr>
-            <w:color w:val="0000EE"/>
-            <w:u w:val="single"/>
-          </w:rPr>
-          <w:t>結1–3</w:t>
+      <w:hyperlink r:id="rId65">
+        <w:r>
+          <w:rPr>
+            <w:lang w:val="zh_TW" w:bidi="zh_TW"/>
+          </w:rPr>
+          <w:rPr>
+            <w:color w:val="0000EE"/>
+            <w:u w:val="single"/>
+          </w:rPr>
+          <w:t>路22:66</w:t>
         </w:r>
       </w:hyperlink>
       <w:r>
@@ -727,106 +1608,16 @@
         </w:rPr>
         <w:t>；</w:t>
       </w:r>
-      <w:hyperlink r:id="rId29">
-        <w:r>
-          <w:rPr>
-            <w:lang w:val="zh_TW" w:bidi="zh_TW"/>
-          </w:rPr>
-          <w:rPr>
-            <w:color w:val="0000EE"/>
-            <w:u w:val="single"/>
-          </w:rPr>
-          <w:t>何1:2</w:t>
-        </w:r>
-      </w:hyperlink>
-      <w:r>
-        <w:rPr>
-          <w:lang w:val="zh_TW" w:bidi="zh_TW"/>
-        </w:rPr>
-        <w:t>；</w:t>
-      </w:r>
-      <w:hyperlink r:id="rId30">
-        <w:r>
-          <w:rPr>
-            <w:lang w:val="zh_TW" w:bidi="zh_TW"/>
-          </w:rPr>
-          <w:rPr>
-            <w:color w:val="0000EE"/>
-            <w:u w:val="single"/>
-          </w:rPr>
-          <w:t>摩7:14–15</w:t>
-        </w:r>
-      </w:hyperlink>
-      <w:r>
-        <w:rPr>
-          <w:lang w:val="zh_TW" w:bidi="zh_TW"/>
-        </w:rPr>
-        <w:t>），認識到歷史事件是神的行動，照祂的話語成就（</w:t>
-      </w:r>
-      <w:hyperlink r:id="rId31">
-        <w:r>
-          <w:rPr>
-            <w:lang w:val="zh_TW" w:bidi="zh_TW"/>
-          </w:rPr>
-          <w:rPr>
-            <w:color w:val="0000EE"/>
-            <w:u w:val="single"/>
-          </w:rPr>
-          <w:t>出3:12</w:t>
-        </w:r>
-      </w:hyperlink>
-      <w:r>
-        <w:rPr>
-          <w:lang w:val="zh_TW" w:bidi="zh_TW"/>
-        </w:rPr>
-        <w:t>，</w:t>
-      </w:r>
-      <w:hyperlink r:id="rId32">
-        <w:r>
-          <w:rPr>
-            <w:lang w:val="zh_TW" w:bidi="zh_TW"/>
-          </w:rPr>
-          <w:rPr>
-            <w:color w:val="0000EE"/>
-            <w:u w:val="single"/>
-          </w:rPr>
-          <w:t>4:21–23</w:t>
-        </w:r>
-      </w:hyperlink>
-      <w:r>
-        <w:rPr>
-          <w:lang w:val="zh_TW" w:bidi="zh_TW"/>
-        </w:rPr>
-        <w:t>），倫理和社會關懷的心（</w:t>
-      </w:r>
-      <w:hyperlink r:id="rId33">
-        <w:r>
-          <w:rPr>
-            <w:lang w:val="zh_TW" w:bidi="zh_TW"/>
-          </w:rPr>
-          <w:rPr>
-            <w:color w:val="0000EE"/>
-            <w:u w:val="single"/>
-          </w:rPr>
-          <w:t>2:11–13</w:t>
-        </w:r>
-      </w:hyperlink>
-      <w:r>
-        <w:rPr>
-          <w:lang w:val="zh_TW" w:bidi="zh_TW"/>
-        </w:rPr>
-        <w:t>），看重無助的人（見</w:t>
-      </w:r>
-      <w:hyperlink r:id="rId34">
-        <w:r>
-          <w:rPr>
-            <w:lang w:val="zh_TW" w:bidi="zh_TW"/>
-          </w:rPr>
-          <w:rPr>
-            <w:color w:val="0000EE"/>
-            <w:u w:val="single"/>
-          </w:rPr>
-          <w:t>17節</w:t>
+      <w:hyperlink r:id="rId66">
+        <w:r>
+          <w:rPr>
+            <w:lang w:val="zh_TW" w:bidi="zh_TW"/>
+          </w:rPr>
+          <w:rPr>
+            <w:color w:val="0000EE"/>
+            <w:u w:val="single"/>
+          </w:rPr>
+          <w:t>徒23:9</w:t>
         </w:r>
       </w:hyperlink>
       <w:r>
@@ -847,61 +1638,192 @@
         <w:rPr>
           <w:lang w:val="zh_TW" w:bidi="zh_TW"/>
         </w:rPr>
-        <w:t>不過</w:t>
-      </w:r>
-      <w:hyperlink r:id="rId24">
-        <w:r>
-          <w:rPr>
-            <w:lang w:val="zh_TW" w:bidi="zh_TW"/>
-          </w:rPr>
-          <w:rPr>
-            <w:color w:val="0000EE"/>
-            <w:u w:val="single"/>
-          </w:rPr>
-          <w:t>申命記三十四章10節</w:t>
-        </w:r>
-      </w:hyperlink>
-      <w:r>
-        <w:rPr>
-          <w:lang w:val="zh_TW" w:bidi="zh_TW"/>
-        </w:rPr>
-        <w:t>的評語，不僅回顧摩西的偉大之處，也展望一位像摩西一樣的先知到來。這與摩西自己的預言相符（</w:t>
-      </w:r>
-      <w:hyperlink r:id="rId16">
-        <w:r>
-          <w:rPr>
-            <w:lang w:val="zh_TW" w:bidi="zh_TW"/>
-          </w:rPr>
-          <w:rPr>
-            <w:color w:val="0000EE"/>
-            <w:u w:val="single"/>
-          </w:rPr>
-          <w:t>申18:15–19</w:t>
-        </w:r>
-      </w:hyperlink>
-      <w:r>
-        <w:rPr>
-          <w:lang w:val="zh_TW" w:bidi="zh_TW"/>
-        </w:rPr>
-        <w:t>），毫無疑問預示將有一位偉大的先知來臨。摩西比較自己與這位先知，甚為驚人——即將到來的先知，將扮演摩西在西奈山上的角色（</w:t>
-      </w:r>
-      <w:hyperlink r:id="rId35">
-        <w:r>
-          <w:rPr>
-            <w:lang w:val="zh_TW" w:bidi="zh_TW"/>
-          </w:rPr>
-          <w:rPr>
-            <w:color w:val="0000EE"/>
-            <w:u w:val="single"/>
-          </w:rPr>
-          <w:t>申18:16</w:t>
-        </w:r>
-      </w:hyperlink>
-      <w:r>
-        <w:rPr>
-          <w:lang w:val="zh_TW" w:bidi="zh_TW"/>
-        </w:rPr>
-        <w:t>）。那處，摩西以獨特方式作先知一樣的中保，傳達神的聲音，因為神在西奈山上，成就了舊約的盟約。摩西期待一位類似的先知，盼望另一位約的中保，就是耶穌基督。</w:t>
+        <w:t>文士在猶太社區中備受尊敬。他們是猶太律法的權威教師，不僅在聖殿內（</w:t>
+      </w:r>
+      <w:hyperlink r:id="rId67">
+        <w:r>
+          <w:rPr>
+            <w:lang w:val="zh_TW" w:bidi="zh_TW"/>
+          </w:rPr>
+          <w:rPr>
+            <w:color w:val="0000EE"/>
+            <w:u w:val="single"/>
+          </w:rPr>
+          <w:t>路2:46</w:t>
+        </w:r>
+      </w:hyperlink>
+      <w:r>
+        <w:rPr>
+          <w:lang w:val="zh_TW" w:bidi="zh_TW"/>
+        </w:rPr>
+        <w:t>），也在猶太和加利利的各會堂中（</w:t>
+      </w:r>
+      <w:hyperlink r:id="rId68">
+        <w:r>
+          <w:rPr>
+            <w:lang w:val="zh_TW" w:bidi="zh_TW"/>
+          </w:rPr>
+          <w:rPr>
+            <w:color w:val="0000EE"/>
+            <w:u w:val="single"/>
+          </w:rPr>
+          <w:t>5:17</w:t>
+        </w:r>
+      </w:hyperlink>
+      <w:r>
+        <w:rPr>
+          <w:lang w:val="zh_TW" w:bidi="zh_TW"/>
+        </w:rPr>
+        <w:t>）教導。他們同時也是公會的重要成員，穿著特製的長衣（</w:t>
+      </w:r>
+      <w:hyperlink r:id="rId69">
+        <w:r>
+          <w:rPr>
+            <w:lang w:val="zh_TW" w:bidi="zh_TW"/>
+          </w:rPr>
+          <w:rPr>
+            <w:color w:val="0000EE"/>
+            <w:u w:val="single"/>
+          </w:rPr>
+          <w:t>可12:38</w:t>
+        </w:r>
+      </w:hyperlink>
+      <w:r>
+        <w:rPr>
+          <w:lang w:val="zh_TW" w:bidi="zh_TW"/>
+        </w:rPr>
+        <w:t>），下擺有作為紀念的穗子，並在手臂上佩戴裝有經文的「佩經盒（</w:t>
+      </w:r>
+      <w:r>
+        <w:rPr>
+          <w:lang w:val="zh_TW" w:bidi="zh_TW"/>
+        </w:rPr>
+        <w:t>prayer boxes</w:t>
+      </w:r>
+      <w:r>
+        <w:rPr>
+          <w:lang w:val="zh_TW" w:bidi="zh_TW"/>
+        </w:rPr>
+        <w:t>）」（</w:t>
+      </w:r>
+      <w:hyperlink r:id="rId70">
+        <w:r>
+          <w:rPr>
+            <w:lang w:val="zh_TW" w:bidi="zh_TW"/>
+          </w:rPr>
+          <w:rPr>
+            <w:color w:val="0000EE"/>
+            <w:u w:val="single"/>
+          </w:rPr>
+          <w:t>太23:5</w:t>
+        </w:r>
+      </w:hyperlink>
+      <w:r>
+        <w:rPr>
+          <w:lang w:val="zh_TW" w:bidi="zh_TW"/>
+        </w:rPr>
+        <w:t>）。這樣的服裝使他們備受注目，吸引人在街上向他們問安（</w:t>
+      </w:r>
+      <w:hyperlink r:id="rId69">
+        <w:r>
+          <w:rPr>
+            <w:lang w:val="zh_TW" w:bidi="zh_TW"/>
+          </w:rPr>
+          <w:rPr>
+            <w:color w:val="0000EE"/>
+            <w:u w:val="single"/>
+          </w:rPr>
+          <w:t>可12:38</w:t>
+        </w:r>
+      </w:hyperlink>
+      <w:r>
+        <w:rPr>
+          <w:lang w:val="zh_TW" w:bidi="zh_TW"/>
+        </w:rPr>
+        <w:t>）。他們被尊稱為「拉比」或「師傅」（</w:t>
+      </w:r>
+      <w:hyperlink r:id="rId71">
+        <w:r>
+          <w:rPr>
+            <w:lang w:val="zh_TW" w:bidi="zh_TW"/>
+          </w:rPr>
+          <w:rPr>
+            <w:color w:val="0000EE"/>
+            <w:u w:val="single"/>
+          </w:rPr>
+          <w:t>太23:7</w:t>
+        </w:r>
+      </w:hyperlink>
+      <w:r>
+        <w:rPr>
+          <w:lang w:val="zh_TW" w:bidi="zh_TW"/>
+        </w:rPr>
+        <w:t>），在敬拜和社交場合中享有首座（</w:t>
+      </w:r>
+      <w:hyperlink r:id="rId72">
+        <w:r>
+          <w:rPr>
+            <w:lang w:val="zh_TW" w:bidi="zh_TW"/>
+          </w:rPr>
+          <w:rPr>
+            <w:color w:val="0000EE"/>
+            <w:u w:val="single"/>
+          </w:rPr>
+          <w:t>太23:2</w:t>
+        </w:r>
+      </w:hyperlink>
+      <w:r>
+        <w:rPr>
+          <w:lang w:val="zh_TW" w:bidi="zh_TW"/>
+        </w:rPr>
+        <w:t>；</w:t>
+      </w:r>
+      <w:hyperlink r:id="rId73">
+        <w:r>
+          <w:rPr>
+            <w:lang w:val="zh_TW" w:bidi="zh_TW"/>
+          </w:rPr>
+          <w:rPr>
+            <w:color w:val="0000EE"/>
+            <w:u w:val="single"/>
+          </w:rPr>
+          <w:t>可12:39</w:t>
+        </w:r>
+      </w:hyperlink>
+      <w:r>
+        <w:rPr>
+          <w:lang w:val="zh_TW" w:bidi="zh_TW"/>
+        </w:rPr>
+        <w:t>；</w:t>
+      </w:r>
+      <w:hyperlink r:id="rId74">
+        <w:r>
+          <w:rPr>
+            <w:lang w:val="zh_TW" w:bidi="zh_TW"/>
+          </w:rPr>
+          <w:rPr>
+            <w:color w:val="0000EE"/>
+            <w:u w:val="single"/>
+          </w:rPr>
+          <w:t>路20:46</w:t>
+        </w:r>
+      </w:hyperlink>
+      <w:r>
+        <w:rPr>
+          <w:lang w:val="zh_TW" w:bidi="zh_TW"/>
+        </w:rPr>
+        <w:t>）。</w:t>
+      </w:r>
+    </w:p>
+    <w:p>
+      <w:pPr>
+        <w:pStyle w:val="Heading3"/>
+      </w:pPr>
+      <w:r>
+        <w:rPr>
+          <w:lang w:val="zh_TW" w:bidi="zh_TW"/>
+        </w:rPr>
+        <w:t>耶穌時代的文士</w:t>
       </w:r>
     </w:p>
     <w:p>
@@ -915,25 +1837,169 @@
         <w:rPr>
           <w:lang w:val="zh_TW" w:bidi="zh_TW"/>
         </w:rPr>
-        <w:t>神不斷向祂的子民差遣先知，人們亦一直盼待這位偉大的先知。每次有這樣的先知出現，都因他像摩西，而被認為是真的；真誠的信徒都會興奮觀察，想知道他是否那位最終到來的偉大先知。因此我們可以理解，那些看到耶穌使死人復活的人何以如此興奮（</w:t>
-      </w:r>
-      <w:hyperlink r:id="rId13">
-        <w:r>
-          <w:rPr>
-            <w:lang w:val="zh_TW" w:bidi="zh_TW"/>
-          </w:rPr>
-          <w:rPr>
-            <w:color w:val="0000EE"/>
-            <w:u w:val="single"/>
-          </w:rPr>
-          <w:t>路7:16</w:t>
-        </w:r>
-      </w:hyperlink>
-      <w:r>
-        <w:rPr>
-          <w:lang w:val="zh_TW" w:bidi="zh_TW"/>
-        </w:rPr>
-        <w:t>）。</w:t>
+        <w:t>在耶穌的事工期間，文士主要是那些對猶太律法的要求極為關注的人。路加稱文士為「律法師」，藉此向他的外邦（非猶太）聽眾和讀者說明文士的主要職責是解釋猶太律法。文士經常批評耶穌，他們多次指責耶穌違反猶太律法，例如：</w:t>
+      </w:r>
+    </w:p>
+    <w:p>
+      <w:pPr>
+        <w:pStyle w:val="ListBullet"/>
+        <w:spacing w:line="240" w:lineRule="auto"/>
+        <w:ind w:left="720"/>
+      </w:pPr>
+      <w:r>
+        <w:rPr>
+          <w:lang w:val="zh_TW" w:bidi="zh_TW"/>
+        </w:rPr>
+      </w:r>
+      <w:r>
+        <w:rPr>
+          <w:lang w:val="zh_TW" w:bidi="zh_TW"/>
+        </w:rPr>
+        <w:t>當耶穌赦免罪人時（</w:t>
+      </w:r>
+      <w:hyperlink r:id="rId75">
+        <w:r>
+          <w:rPr>
+            <w:lang w:val="zh_TW" w:bidi="zh_TW"/>
+          </w:rPr>
+          <w:rPr>
+            <w:color w:val="0000EE"/>
+            <w:u w:val="single"/>
+          </w:rPr>
+          <w:t>太9:1–3</w:t>
+        </w:r>
+      </w:hyperlink>
+      <w:r>
+        <w:rPr>
+          <w:lang w:val="zh_TW" w:bidi="zh_TW"/>
+        </w:rPr>
+        <w:t>；</w:t>
+      </w:r>
+      <w:hyperlink r:id="rId76">
+        <w:r>
+          <w:rPr>
+            <w:lang w:val="zh_TW" w:bidi="zh_TW"/>
+          </w:rPr>
+          <w:rPr>
+            <w:color w:val="0000EE"/>
+            <w:u w:val="single"/>
+          </w:rPr>
+          <w:t>路5:17–26</w:t>
+        </w:r>
+      </w:hyperlink>
+      <w:r>
+        <w:rPr>
+          <w:lang w:val="zh_TW" w:bidi="zh_TW"/>
+        </w:rPr>
+        <w:t>）</w:t>
+      </w:r>
+    </w:p>
+    <w:p>
+      <w:pPr>
+        <w:pStyle w:val="ListBullet"/>
+        <w:spacing w:line="240" w:lineRule="auto"/>
+        <w:ind w:left="720"/>
+      </w:pPr>
+      <w:r>
+        <w:rPr>
+          <w:lang w:val="zh_TW" w:bidi="zh_TW"/>
+        </w:rPr>
+      </w:r>
+      <w:r>
+        <w:rPr>
+          <w:lang w:val="zh_TW" w:bidi="zh_TW"/>
+        </w:rPr>
+        <w:t>當他們認為耶穌在安息日工作（</w:t>
+      </w:r>
+      <w:hyperlink r:id="rId77">
+        <w:r>
+          <w:rPr>
+            <w:lang w:val="zh_TW" w:bidi="zh_TW"/>
+          </w:rPr>
+          <w:rPr>
+            <w:color w:val="0000EE"/>
+            <w:u w:val="single"/>
+          </w:rPr>
+          <w:t>路6:1–2</w:t>
+        </w:r>
+      </w:hyperlink>
+      <w:r>
+        <w:rPr>
+          <w:lang w:val="zh_TW" w:bidi="zh_TW"/>
+        </w:rPr>
+        <w:t>）或醫治人時（</w:t>
+      </w:r>
+      <w:hyperlink r:id="rId78">
+        <w:r>
+          <w:rPr>
+            <w:lang w:val="zh_TW" w:bidi="zh_TW"/>
+          </w:rPr>
+          <w:rPr>
+            <w:color w:val="0000EE"/>
+            <w:u w:val="single"/>
+          </w:rPr>
+          <w:t>6–11</w:t>
+        </w:r>
+      </w:hyperlink>
+      <w:r>
+        <w:rPr>
+          <w:lang w:val="zh_TW" w:bidi="zh_TW"/>
+        </w:rPr>
+        <w:t>節），沒有適當遵守安息日</w:t>
+      </w:r>
+    </w:p>
+    <w:p>
+      <w:pPr>
+        <w:pStyle w:val="ListBullet"/>
+        <w:spacing w:line="240" w:lineRule="auto"/>
+        <w:ind w:left="720"/>
+      </w:pPr>
+      <w:r>
+        <w:rPr>
+          <w:lang w:val="zh_TW" w:bidi="zh_TW"/>
+        </w:rPr>
+      </w:r>
+      <w:r>
+        <w:rPr>
+          <w:lang w:val="zh_TW" w:bidi="zh_TW"/>
+        </w:rPr>
+        <w:t>當他們發現耶穌不遵守他們的儀式性洗手禮（</w:t>
+      </w:r>
+      <w:hyperlink r:id="rId79">
+        <w:r>
+          <w:rPr>
+            <w:lang w:val="zh_TW" w:bidi="zh_TW"/>
+          </w:rPr>
+          <w:rPr>
+            <w:color w:val="0000EE"/>
+            <w:u w:val="single"/>
+          </w:rPr>
+          <w:t>可7:2–5</w:t>
+        </w:r>
+      </w:hyperlink>
+      <w:r>
+        <w:rPr>
+          <w:lang w:val="zh_TW" w:bidi="zh_TW"/>
+        </w:rPr>
+        <w:t>）且忽視禁食的做法時（</w:t>
+      </w:r>
+      <w:hyperlink r:id="rId80">
+        <w:r>
+          <w:rPr>
+            <w:lang w:val="zh_TW" w:bidi="zh_TW"/>
+          </w:rPr>
+          <w:rPr>
+            <w:color w:val="0000EE"/>
+            <w:u w:val="single"/>
+          </w:rPr>
+          <w:t>路5:33–39</w:t>
+        </w:r>
+      </w:hyperlink>
+      <w:r>
+        <w:rPr>
+          <w:lang w:val="zh_TW" w:bidi="zh_TW"/>
+        </w:rPr>
+        <w:t>）</w:t>
       </w:r>
     </w:p>
     <w:p>
@@ -947,36 +2013,18 @@
         <w:rPr>
           <w:lang w:val="zh_TW" w:bidi="zh_TW"/>
         </w:rPr>
-        <w:t>舊約提到先知團體的存在，有時稱為「學校」。以利沙顯然在教導一個團體（</w:t>
-      </w:r>
-      <w:hyperlink r:id="rId36">
-        <w:r>
-          <w:rPr>
-            <w:lang w:val="zh_TW" w:bidi="zh_TW"/>
-          </w:rPr>
-          <w:rPr>
-            <w:color w:val="0000EE"/>
-            <w:u w:val="single"/>
-          </w:rPr>
-          <w:t>王下6:1</w:t>
-        </w:r>
-      </w:hyperlink>
-      <w:r>
-        <w:rPr>
-          <w:lang w:val="zh_TW" w:bidi="zh_TW"/>
-        </w:rPr>
-        <w:t>），「先知門徒」（比如</w:t>
-      </w:r>
-      <w:hyperlink r:id="rId37">
-        <w:r>
-          <w:rPr>
-            <w:lang w:val="zh_TW" w:bidi="zh_TW"/>
-          </w:rPr>
-          <w:rPr>
-            <w:color w:val="0000EE"/>
-            <w:u w:val="single"/>
-          </w:rPr>
-          <w:t>王下2:3、5</w:t>
+        <w:t>不出意料，他們特別反對耶穌與猶太社會中的不潔淨者（禮儀上不潔）和被排斥者交往（</w:t>
+      </w:r>
+      <w:hyperlink r:id="rId81">
+        <w:r>
+          <w:rPr>
+            <w:lang w:val="zh_TW" w:bidi="zh_TW"/>
+          </w:rPr>
+          <w:rPr>
+            <w:color w:val="0000EE"/>
+            <w:u w:val="single"/>
+          </w:rPr>
+          <w:t>可2:16–17</w:t>
         </w:r>
       </w:hyperlink>
       <w:r>
@@ -985,88 +2033,275 @@
         </w:rPr>
         <w:t>；</w:t>
       </w:r>
-      <w:hyperlink r:id="rId23">
-        <w:r>
-          <w:rPr>
-            <w:lang w:val="zh_TW" w:bidi="zh_TW"/>
-          </w:rPr>
-          <w:rPr>
-            <w:color w:val="0000EE"/>
-            <w:u w:val="single"/>
-          </w:rPr>
-          <w:t>摩7:14</w:t>
-        </w:r>
-      </w:hyperlink>
-      <w:r>
-        <w:rPr>
-          <w:lang w:val="zh_TW" w:bidi="zh_TW"/>
-        </w:rPr>
-        <w:t>）所指的，可能是在先知老師照管下，「正在受訓的先知」。至於</w:t>
-      </w:r>
-      <w:hyperlink r:id="rId38">
-        <w:r>
-          <w:rPr>
-            <w:lang w:val="zh_TW" w:bidi="zh_TW"/>
-          </w:rPr>
-          <w:rPr>
-            <w:color w:val="0000EE"/>
-            <w:u w:val="single"/>
-          </w:rPr>
-          <w:t>撒母耳記上十章5至11節</w:t>
-        </w:r>
-      </w:hyperlink>
-      <w:r>
-        <w:rPr>
-          <w:lang w:val="zh_TW" w:bidi="zh_TW"/>
-        </w:rPr>
-        <w:t>中的團體，用「工會」來描述會更合適。這些團體對耶和華熱心、盡性敬拜，並可見聖靈明顯的活動；但他們服事的核心是「預言」，即宣告關於神本身的真理。在這個早期階段之後，先知團體的重要性似乎有所減弱（類似</w:t>
-      </w:r>
-      <w:hyperlink r:id="rId19">
-        <w:r>
-          <w:rPr>
-            <w:lang w:val="zh_TW" w:bidi="zh_TW"/>
-          </w:rPr>
-          <w:rPr>
-            <w:color w:val="0000EE"/>
-            <w:u w:val="single"/>
-          </w:rPr>
-          <w:t>撒上9:9</w:t>
-        </w:r>
-      </w:hyperlink>
-      <w:r>
-        <w:rPr>
-          <w:lang w:val="zh_TW" w:bidi="zh_TW"/>
-        </w:rPr>
-        <w:t>明確提及的情形消失，由此推論），而盡性的敬逐漸變為更直接的話語服事，可能正是</w:t>
-      </w:r>
-      <w:hyperlink r:id="rId19">
-        <w:r>
-          <w:rPr>
-            <w:lang w:val="zh_TW" w:bidi="zh_TW"/>
-          </w:rPr>
-          <w:rPr>
-            <w:color w:val="0000EE"/>
-            <w:u w:val="single"/>
-          </w:rPr>
-          <w:t>撒母耳記上九章9節</w:t>
-        </w:r>
-      </w:hyperlink>
-      <w:r>
-        <w:rPr>
-          <w:lang w:val="zh_TW" w:bidi="zh_TW"/>
-        </w:rPr>
-        <w:t>評語的背景。</w:t>
-      </w:r>
-    </w:p>
-    <w:p>
-      <w:pPr>
-        <w:pStyle w:val="Heading3"/>
-      </w:pPr>
-      <w:r>
-        <w:rPr>
-          <w:lang w:val="zh_TW" w:bidi="zh_TW"/>
-        </w:rPr>
-        <w:t>感動</w:t>
+      <w:hyperlink r:id="rId82">
+        <w:r>
+          <w:rPr>
+            <w:lang w:val="zh_TW" w:bidi="zh_TW"/>
+          </w:rPr>
+          <w:rPr>
+            <w:color w:val="0000EE"/>
+            <w:u w:val="single"/>
+          </w:rPr>
+          <w:t>路15:1–2</w:t>
+        </w:r>
+      </w:hyperlink>
+      <w:r>
+        <w:rPr>
+          <w:lang w:val="zh_TW" w:bidi="zh_TW"/>
+        </w:rPr>
+        <w:t>）。他們經常試圖用有關猶太律法的問題來陷害耶穌（</w:t>
+      </w:r>
+      <w:hyperlink r:id="rId59">
+        <w:r>
+          <w:rPr>
+            <w:lang w:val="zh_TW" w:bidi="zh_TW"/>
+          </w:rPr>
+          <w:rPr>
+            <w:color w:val="0000EE"/>
+            <w:u w:val="single"/>
+          </w:rPr>
+          <w:t>可7:5</w:t>
+        </w:r>
+      </w:hyperlink>
+      <w:r>
+        <w:rPr>
+          <w:lang w:val="zh_TW" w:bidi="zh_TW"/>
+        </w:rPr>
+        <w:t>，</w:t>
+      </w:r>
+      <w:hyperlink r:id="rId83">
+        <w:r>
+          <w:rPr>
+            <w:lang w:val="zh_TW" w:bidi="zh_TW"/>
+          </w:rPr>
+          <w:rPr>
+            <w:color w:val="0000EE"/>
+            <w:u w:val="single"/>
+          </w:rPr>
+          <w:t>12:28、35</w:t>
+        </w:r>
+      </w:hyperlink>
+      <w:r>
+        <w:rPr>
+          <w:lang w:val="zh_TW" w:bidi="zh_TW"/>
+        </w:rPr>
+        <w:t>；</w:t>
+      </w:r>
+      <w:hyperlink r:id="rId84">
+        <w:r>
+          <w:rPr>
+            <w:lang w:val="zh_TW" w:bidi="zh_TW"/>
+          </w:rPr>
+          <w:rPr>
+            <w:color w:val="0000EE"/>
+            <w:u w:val="single"/>
+          </w:rPr>
+          <w:t>路11:53</w:t>
+        </w:r>
+      </w:hyperlink>
+      <w:r>
+        <w:rPr>
+          <w:lang w:val="zh_TW" w:bidi="zh_TW"/>
+        </w:rPr>
+        <w:t>；</w:t>
+      </w:r>
+      <w:hyperlink r:id="rId85">
+        <w:r>
+          <w:rPr>
+            <w:lang w:val="zh_TW" w:bidi="zh_TW"/>
+          </w:rPr>
+          <w:rPr>
+            <w:color w:val="0000EE"/>
+            <w:u w:val="single"/>
+          </w:rPr>
+          <w:t>約8:3–4</w:t>
+        </w:r>
+      </w:hyperlink>
+      <w:r>
+        <w:rPr>
+          <w:lang w:val="zh_TW" w:bidi="zh_TW"/>
+        </w:rPr>
+        <w:t>）。他們要求耶穌明確表明自己的身份（</w:t>
+      </w:r>
+      <w:hyperlink r:id="rId57">
+        <w:r>
+          <w:rPr>
+            <w:lang w:val="zh_TW" w:bidi="zh_TW"/>
+          </w:rPr>
+          <w:rPr>
+            <w:color w:val="0000EE"/>
+            <w:u w:val="single"/>
+          </w:rPr>
+          <w:t>太12:38</w:t>
+        </w:r>
+      </w:hyperlink>
+      <w:r>
+        <w:rPr>
+          <w:lang w:val="zh_TW" w:bidi="zh_TW"/>
+        </w:rPr>
+        <w:t>），並揭示祂行神蹟的權柄來源（</w:t>
+      </w:r>
+      <w:hyperlink r:id="rId86">
+        <w:r>
+          <w:rPr>
+            <w:lang w:val="zh_TW" w:bidi="zh_TW"/>
+          </w:rPr>
+          <w:rPr>
+            <w:color w:val="0000EE"/>
+            <w:u w:val="single"/>
+          </w:rPr>
+          <w:t>可3:22</w:t>
+        </w:r>
+      </w:hyperlink>
+      <w:r>
+        <w:rPr>
+          <w:lang w:val="zh_TW" w:bidi="zh_TW"/>
+        </w:rPr>
+        <w:t>；</w:t>
+      </w:r>
+      <w:hyperlink r:id="rId87">
+        <w:r>
+          <w:rPr>
+            <w:lang w:val="zh_TW" w:bidi="zh_TW"/>
+          </w:rPr>
+          <w:rPr>
+            <w:color w:val="0000EE"/>
+            <w:u w:val="single"/>
+          </w:rPr>
+          <w:t>路20:1–4</w:t>
+        </w:r>
+      </w:hyperlink>
+      <w:r>
+        <w:rPr>
+          <w:lang w:val="zh_TW" w:bidi="zh_TW"/>
+        </w:rPr>
+        <w:t>）。儘管有少數文士接受耶穌（</w:t>
+      </w:r>
+      <w:hyperlink r:id="rId88">
+        <w:r>
+          <w:rPr>
+            <w:lang w:val="zh_TW" w:bidi="zh_TW"/>
+          </w:rPr>
+          <w:rPr>
+            <w:color w:val="0000EE"/>
+            <w:u w:val="single"/>
+          </w:rPr>
+          <w:t>太8:19</w:t>
+        </w:r>
+      </w:hyperlink>
+      <w:r>
+        <w:rPr>
+          <w:lang w:val="zh_TW" w:bidi="zh_TW"/>
+        </w:rPr>
+        <w:t>，</w:t>
+      </w:r>
+      <w:hyperlink r:id="rId89">
+        <w:r>
+          <w:rPr>
+            <w:lang w:val="zh_TW" w:bidi="zh_TW"/>
+          </w:rPr>
+          <w:rPr>
+            <w:color w:val="0000EE"/>
+            <w:u w:val="single"/>
+          </w:rPr>
+          <w:t>13:52</w:t>
+        </w:r>
+      </w:hyperlink>
+      <w:r>
+        <w:rPr>
+          <w:lang w:val="zh_TW" w:bidi="zh_TW"/>
+        </w:rPr>
+        <w:t>；</w:t>
+      </w:r>
+      <w:hyperlink r:id="rId90">
+        <w:r>
+          <w:rPr>
+            <w:lang w:val="zh_TW" w:bidi="zh_TW"/>
+          </w:rPr>
+          <w:rPr>
+            <w:color w:val="0000EE"/>
+            <w:u w:val="single"/>
+          </w:rPr>
+          <w:t>可12:32</w:t>
+        </w:r>
+      </w:hyperlink>
+      <w:r>
+        <w:rPr>
+          <w:lang w:val="zh_TW" w:bidi="zh_TW"/>
+        </w:rPr>
+        <w:t>；</w:t>
+      </w:r>
+      <w:hyperlink r:id="rId91">
+        <w:r>
+          <w:rPr>
+            <w:lang w:val="zh_TW" w:bidi="zh_TW"/>
+          </w:rPr>
+          <w:rPr>
+            <w:color w:val="0000EE"/>
+            <w:u w:val="single"/>
+          </w:rPr>
+          <w:t>約3:1–2</w:t>
+        </w:r>
+      </w:hyperlink>
+      <w:r>
+        <w:rPr>
+          <w:lang w:val="zh_TW" w:bidi="zh_TW"/>
+        </w:rPr>
+        <w:t>），但大多數文士對耶穌充滿敵意，這也是由於耶穌的聲望日漸高漲，威脅到他們的權威（</w:t>
+      </w:r>
+      <w:hyperlink r:id="rId92">
+        <w:r>
+          <w:rPr>
+            <w:lang w:val="zh_TW" w:bidi="zh_TW"/>
+          </w:rPr>
+          <w:rPr>
+            <w:color w:val="0000EE"/>
+            <w:u w:val="single"/>
+          </w:rPr>
+          <w:t>太7:29</w:t>
+        </w:r>
+      </w:hyperlink>
+      <w:r>
+        <w:rPr>
+          <w:lang w:val="zh_TW" w:bidi="zh_TW"/>
+        </w:rPr>
+        <w:t>），並危及城鎮的安全（</w:t>
+      </w:r>
+      <w:hyperlink r:id="rId93">
+        <w:r>
+          <w:rPr>
+            <w:lang w:val="zh_TW" w:bidi="zh_TW"/>
+          </w:rPr>
+          <w:rPr>
+            <w:color w:val="0000EE"/>
+            <w:u w:val="single"/>
+          </w:rPr>
+          <w:t>太21:15</w:t>
+        </w:r>
+      </w:hyperlink>
+      <w:r>
+        <w:rPr>
+          <w:lang w:val="zh_TW" w:bidi="zh_TW"/>
+        </w:rPr>
+        <w:t>；</w:t>
+      </w:r>
+      <w:hyperlink r:id="rId94">
+        <w:r>
+          <w:rPr>
+            <w:lang w:val="zh_TW" w:bidi="zh_TW"/>
+          </w:rPr>
+          <w:rPr>
+            <w:color w:val="0000EE"/>
+            <w:u w:val="single"/>
+          </w:rPr>
+          <w:t>可11:18</w:t>
+        </w:r>
+      </w:hyperlink>
+      <w:r>
+        <w:rPr>
+          <w:lang w:val="zh_TW" w:bidi="zh_TW"/>
+        </w:rPr>
+        <w:t>）。</w:t>
       </w:r>
     </w:p>
     <w:p>
@@ -1080,54 +2315,18 @@
         <w:rPr>
           <w:lang w:val="zh_TW" w:bidi="zh_TW"/>
         </w:rPr>
-        <w:t>在這些先知群體的活動背後，是神的靈感動他們（</w:t>
-      </w:r>
-      <w:hyperlink r:id="rId39">
-        <w:r>
-          <w:rPr>
-            <w:lang w:val="zh_TW" w:bidi="zh_TW"/>
-          </w:rPr>
-          <w:rPr>
-            <w:color w:val="0000EE"/>
-            <w:u w:val="single"/>
-          </w:rPr>
-          <w:t>撒上10:6、10</w:t>
-        </w:r>
-      </w:hyperlink>
-      <w:r>
-        <w:rPr>
-          <w:lang w:val="zh_TW" w:bidi="zh_TW"/>
-        </w:rPr>
-        <w:t>，</w:t>
-      </w:r>
-      <w:hyperlink r:id="rId40">
-        <w:r>
-          <w:rPr>
-            <w:lang w:val="zh_TW" w:bidi="zh_TW"/>
-          </w:rPr>
-          <w:rPr>
-            <w:color w:val="0000EE"/>
-            <w:u w:val="single"/>
-          </w:rPr>
-          <w:t>19:20、23</w:t>
-        </w:r>
-      </w:hyperlink>
-      <w:r>
-        <w:rPr>
-          <w:lang w:val="zh_TW" w:bidi="zh_TW"/>
-        </w:rPr>
-        <w:t>），神的靈運行在所有先知中，並且他們宣告受神感動的描述，不時會直接記錄下來（比如</w:t>
-      </w:r>
-      <w:hyperlink r:id="rId41">
-        <w:r>
-          <w:rPr>
-            <w:lang w:val="zh_TW" w:bidi="zh_TW"/>
-          </w:rPr>
-          <w:rPr>
-            <w:color w:val="0000EE"/>
-            <w:u w:val="single"/>
-          </w:rPr>
-          <w:t>王上22:24</w:t>
+        <w:t>他們反對耶穌的另一個重要原因是耶穌揭露了他們的假冒為善與腐敗。耶穌公開指責他們追求公眾的認可（</w:t>
+      </w:r>
+      <w:hyperlink r:id="rId95">
+        <w:r>
+          <w:rPr>
+            <w:lang w:val="zh_TW" w:bidi="zh_TW"/>
+          </w:rPr>
+          <w:rPr>
+            <w:color w:val="0000EE"/>
+            <w:u w:val="single"/>
+          </w:rPr>
+          <w:t>太23:5–7</w:t>
         </w:r>
       </w:hyperlink>
       <w:r>
@@ -1136,16 +2335,16 @@
         </w:rPr>
         <w:t>；</w:t>
       </w:r>
-      <w:hyperlink r:id="rId42">
-        <w:r>
-          <w:rPr>
-            <w:lang w:val="zh_TW" w:bidi="zh_TW"/>
-          </w:rPr>
-          <w:rPr>
-            <w:color w:val="0000EE"/>
-            <w:u w:val="single"/>
-          </w:rPr>
-          <w:t>尼9:30</w:t>
+      <w:hyperlink r:id="rId96">
+        <w:r>
+          <w:rPr>
+            <w:lang w:val="zh_TW" w:bidi="zh_TW"/>
+          </w:rPr>
+          <w:rPr>
+            <w:color w:val="0000EE"/>
+            <w:u w:val="single"/>
+          </w:rPr>
+          <w:t>可12:38–39</w:t>
         </w:r>
       </w:hyperlink>
       <w:r>
@@ -1154,16 +2353,34 @@
         </w:rPr>
         <w:t>；</w:t>
       </w:r>
-      <w:hyperlink r:id="rId43">
-        <w:r>
-          <w:rPr>
-            <w:lang w:val="zh_TW" w:bidi="zh_TW"/>
-          </w:rPr>
-          <w:rPr>
-            <w:color w:val="0000EE"/>
-            <w:u w:val="single"/>
-          </w:rPr>
-          <w:t>何9:7</w:t>
+      <w:hyperlink r:id="rId97">
+        <w:r>
+          <w:rPr>
+            <w:lang w:val="zh_TW" w:bidi="zh_TW"/>
+          </w:rPr>
+          <w:rPr>
+            <w:color w:val="0000EE"/>
+            <w:u w:val="single"/>
+          </w:rPr>
+          <w:t>路11:43</w:t>
+        </w:r>
+      </w:hyperlink>
+      <w:r>
+        <w:rPr>
+          <w:lang w:val="zh_TW" w:bidi="zh_TW"/>
+        </w:rPr>
+        <w:t>）。他們外表看似正確和聖潔，內心卻充滿腐敗（</w:t>
+      </w:r>
+      <w:hyperlink r:id="rId98">
+        <w:r>
+          <w:rPr>
+            <w:lang w:val="zh_TW" w:bidi="zh_TW"/>
+          </w:rPr>
+          <w:rPr>
+            <w:color w:val="0000EE"/>
+            <w:u w:val="single"/>
+          </w:rPr>
+          <w:t>太23:25–28</w:t>
         </w:r>
       </w:hyperlink>
       <w:r>
@@ -1172,131 +2389,23 @@
         </w:rPr>
         <w:t>；</w:t>
       </w:r>
-      <w:hyperlink r:id="rId44">
-        <w:r>
-          <w:rPr>
-            <w:lang w:val="zh_TW" w:bidi="zh_TW"/>
-          </w:rPr>
-          <w:rPr>
-            <w:color w:val="0000EE"/>
-            <w:u w:val="single"/>
-          </w:rPr>
-          <w:t>珥2:28–29</w:t>
-        </w:r>
-      </w:hyperlink>
-      <w:r>
-        <w:rPr>
-          <w:lang w:val="zh_TW" w:bidi="zh_TW"/>
-        </w:rPr>
-        <w:t>；</w:t>
-      </w:r>
-      <w:hyperlink r:id="rId45">
-        <w:r>
-          <w:rPr>
-            <w:lang w:val="zh_TW" w:bidi="zh_TW"/>
-          </w:rPr>
-          <w:rPr>
-            <w:color w:val="0000EE"/>
-            <w:u w:val="single"/>
-          </w:rPr>
-          <w:t>彌3:8</w:t>
-        </w:r>
-      </w:hyperlink>
-      <w:r>
-        <w:rPr>
-          <w:lang w:val="zh_TW" w:bidi="zh_TW"/>
-        </w:rPr>
-        <w:t>；參</w:t>
-      </w:r>
-      <w:hyperlink r:id="rId46">
-        <w:r>
-          <w:rPr>
-            <w:lang w:val="zh_TW" w:bidi="zh_TW"/>
-          </w:rPr>
-          <w:rPr>
-            <w:color w:val="0000EE"/>
-            <w:u w:val="single"/>
-          </w:rPr>
-          <w:t>代上12:18</w:t>
-        </w:r>
-      </w:hyperlink>
-      <w:r>
-        <w:rPr>
-          <w:lang w:val="zh_TW" w:bidi="zh_TW"/>
-        </w:rPr>
-        <w:t>；</w:t>
-      </w:r>
-      <w:hyperlink r:id="rId47">
-        <w:r>
-          <w:rPr>
-            <w:lang w:val="zh_TW" w:bidi="zh_TW"/>
-          </w:rPr>
-          <w:rPr>
-            <w:color w:val="0000EE"/>
-            <w:u w:val="single"/>
-          </w:rPr>
-          <w:t>代下15:1</w:t>
-        </w:r>
-      </w:hyperlink>
-      <w:r>
-        <w:rPr>
-          <w:lang w:val="zh_TW" w:bidi="zh_TW"/>
-        </w:rPr>
-        <w:t>，</w:t>
-      </w:r>
-      <w:hyperlink r:id="rId48">
-        <w:r>
-          <w:rPr>
-            <w:lang w:val="zh_TW" w:bidi="zh_TW"/>
-          </w:rPr>
-          <w:rPr>
-            <w:color w:val="0000EE"/>
-            <w:u w:val="single"/>
-          </w:rPr>
-          <w:t>20:14</w:t>
-        </w:r>
-      </w:hyperlink>
-      <w:r>
-        <w:rPr>
-          <w:lang w:val="zh_TW" w:bidi="zh_TW"/>
-        </w:rPr>
-        <w:t>，</w:t>
-      </w:r>
-      <w:hyperlink r:id="rId49">
-        <w:r>
-          <w:rPr>
-            <w:lang w:val="zh_TW" w:bidi="zh_TW"/>
-          </w:rPr>
-          <w:rPr>
-            <w:color w:val="0000EE"/>
-            <w:u w:val="single"/>
-          </w:rPr>
-          <w:t>24:20</w:t>
-        </w:r>
-      </w:hyperlink>
-      <w:r>
-        <w:rPr>
-          <w:lang w:val="zh_TW" w:bidi="zh_TW"/>
-        </w:rPr>
-        <w:t>）。神的靈感動人，無分男女，傳講神的話語（參</w:t>
-      </w:r>
-      <w:hyperlink r:id="rId50">
-        <w:r>
-          <w:rPr>
-            <w:lang w:val="zh_TW" w:bidi="zh_TW"/>
-          </w:rPr>
-          <w:rPr>
-            <w:color w:val="0000EE"/>
-            <w:u w:val="single"/>
-          </w:rPr>
-          <w:t>彼後1:21</w:t>
-        </w:r>
-      </w:hyperlink>
-      <w:r>
-        <w:rPr>
-          <w:lang w:val="zh_TW" w:bidi="zh_TW"/>
-        </w:rPr>
-        <w:t>）。</w:t>
+      <w:hyperlink r:id="rId99">
+        <w:r>
+          <w:rPr>
+            <w:lang w:val="zh_TW" w:bidi="zh_TW"/>
+          </w:rPr>
+          <w:rPr>
+            <w:color w:val="0000EE"/>
+            <w:u w:val="single"/>
+          </w:rPr>
+          <w:t>路11:39–41</w:t>
+        </w:r>
+      </w:hyperlink>
+      <w:r>
+        <w:rPr>
+          <w:lang w:val="zh_TW" w:bidi="zh_TW"/>
+        </w:rPr>
+        <w:t>）。換句話說，他們看似遵守所有的規則，但卻缺乏真誠。</w:t>
       </w:r>
     </w:p>
     <w:p>
@@ -1310,108 +2419,133 @@
         <w:rPr>
           <w:lang w:val="zh_TW" w:bidi="zh_TW"/>
         </w:rPr>
-        <w:t>耶利米說，神的手</w:t>
-      </w:r>
-      <w:r>
-        <w:rPr>
-          <w:lang w:val="zh_TW" w:bidi="zh_TW"/>
-        </w:rPr>
-        <w:t>按他的口</w:t>
-      </w:r>
-      <w:r>
-        <w:rPr>
-          <w:lang w:val="zh_TW" w:bidi="zh_TW"/>
-        </w:rPr>
-        <w:t>，將神的話放在他的口中（</w:t>
-      </w:r>
-      <w:hyperlink r:id="rId51">
-        <w:r>
-          <w:rPr>
-            <w:lang w:val="zh_TW" w:bidi="zh_TW"/>
-          </w:rPr>
-          <w:rPr>
-            <w:color w:val="0000EE"/>
-            <w:u w:val="single"/>
-          </w:rPr>
-          <w:t>耶1:9</w:t>
-        </w:r>
-      </w:hyperlink>
-      <w:r>
-        <w:rPr>
-          <w:lang w:val="zh_TW" w:bidi="zh_TW"/>
-        </w:rPr>
-        <w:t>）；以西結記錄他如何吃下書卷，藉此領受耶和華所寫的話語，能夠說出耶和華稱為「我的話」的內容（</w:t>
-      </w:r>
-      <w:hyperlink r:id="rId52">
-        <w:r>
-          <w:rPr>
-            <w:lang w:val="zh_TW" w:bidi="zh_TW"/>
-          </w:rPr>
-          <w:rPr>
-            <w:color w:val="0000EE"/>
-            <w:u w:val="single"/>
-          </w:rPr>
-          <w:t>結2:7–4:4</w:t>
-        </w:r>
-      </w:hyperlink>
-      <w:r>
-        <w:rPr>
-          <w:lang w:val="zh_TW" w:bidi="zh_TW"/>
-        </w:rPr>
-        <w:t>）。這個神跡亦簡述在阿摩司書的開頭（</w:t>
-      </w:r>
-      <w:hyperlink r:id="rId53">
-        <w:r>
-          <w:rPr>
-            <w:lang w:val="zh_TW" w:bidi="zh_TW"/>
-          </w:rPr>
-          <w:rPr>
-            <w:color w:val="0000EE"/>
-            <w:u w:val="single"/>
-          </w:rPr>
-          <w:t>1:1、3</w:t>
-        </w:r>
-      </w:hyperlink>
-      <w:r>
-        <w:rPr>
-          <w:lang w:val="zh_TW" w:bidi="zh_TW"/>
-        </w:rPr>
-        <w:t>）：「</w:t>
-      </w:r>
-      <w:r>
-        <w:rPr>
-          <w:lang w:val="zh_TW" w:bidi="zh_TW"/>
-        </w:rPr>
-        <w:t>阿摩司得默示</w:t>
-      </w:r>
-      <w:r>
-        <w:rPr>
-          <w:lang w:val="zh_TW" w:bidi="zh_TW"/>
-        </w:rPr>
-        <w:t>……</w:t>
-      </w:r>
-      <w:r>
-        <w:rPr>
-          <w:lang w:val="zh_TW" w:bidi="zh_TW"/>
-        </w:rPr>
-        <w:t>耶和華如此說……</w:t>
-      </w:r>
-      <w:r>
-        <w:rPr>
-          <w:lang w:val="zh_TW" w:bidi="zh_TW"/>
-        </w:rPr>
-        <w:t>」雖然這些話確實是阿摩司的話，但也是耶和華的話。</w:t>
-      </w:r>
-    </w:p>
-    <w:p>
-      <w:pPr>
-        <w:pStyle w:val="Heading3"/>
-      </w:pPr>
-      <w:r>
-        <w:rPr>
-          <w:lang w:val="zh_TW" w:bidi="zh_TW"/>
-        </w:rPr>
-        <w:t>真假先知</w:t>
+        <w:t>耶穌也攻擊文士所教導的口傳猶太律法的原則，稱這律法是「重擔」，連文士自己都不遵守（</w:t>
+      </w:r>
+      <w:hyperlink r:id="rId100">
+        <w:r>
+          <w:rPr>
+            <w:lang w:val="zh_TW" w:bidi="zh_TW"/>
+          </w:rPr>
+          <w:rPr>
+            <w:color w:val="0000EE"/>
+            <w:u w:val="single"/>
+          </w:rPr>
+          <w:t>太23:2–4、13–22</w:t>
+        </w:r>
+      </w:hyperlink>
+      <w:r>
+        <w:rPr>
+          <w:lang w:val="zh_TW" w:bidi="zh_TW"/>
+        </w:rPr>
+        <w:t>；</w:t>
+      </w:r>
+      <w:hyperlink r:id="rId101">
+        <w:r>
+          <w:rPr>
+            <w:lang w:val="zh_TW" w:bidi="zh_TW"/>
+          </w:rPr>
+          <w:rPr>
+            <w:color w:val="0000EE"/>
+            <w:u w:val="single"/>
+          </w:rPr>
+          <w:t>路11:46</w:t>
+        </w:r>
+      </w:hyperlink>
+      <w:r>
+        <w:rPr>
+          <w:lang w:val="zh_TW" w:bidi="zh_TW"/>
+        </w:rPr>
+        <w:t>）。他們強調律法的細節，卻忽視了更重要的公義、憐憫和信實（</w:t>
+      </w:r>
+      <w:hyperlink r:id="rId102">
+        <w:r>
+          <w:rPr>
+            <w:lang w:val="zh_TW" w:bidi="zh_TW"/>
+          </w:rPr>
+          <w:rPr>
+            <w:color w:val="0000EE"/>
+            <w:u w:val="single"/>
+          </w:rPr>
+          <w:t>太23:23–24</w:t>
+        </w:r>
+      </w:hyperlink>
+      <w:r>
+        <w:rPr>
+          <w:lang w:val="zh_TW" w:bidi="zh_TW"/>
+        </w:rPr>
+        <w:t>；</w:t>
+      </w:r>
+      <w:hyperlink r:id="rId103">
+        <w:r>
+          <w:rPr>
+            <w:lang w:val="zh_TW" w:bidi="zh_TW"/>
+          </w:rPr>
+          <w:rPr>
+            <w:color w:val="0000EE"/>
+            <w:u w:val="single"/>
+          </w:rPr>
+          <w:t>可12:40</w:t>
+        </w:r>
+      </w:hyperlink>
+      <w:r>
+        <w:rPr>
+          <w:lang w:val="zh_TW" w:bidi="zh_TW"/>
+        </w:rPr>
+        <w:t>；</w:t>
+      </w:r>
+      <w:hyperlink r:id="rId104">
+        <w:r>
+          <w:rPr>
+            <w:lang w:val="zh_TW" w:bidi="zh_TW"/>
+          </w:rPr>
+          <w:rPr>
+            <w:color w:val="0000EE"/>
+            <w:u w:val="single"/>
+          </w:rPr>
+          <w:t>路11:42</w:t>
+        </w:r>
+      </w:hyperlink>
+      <w:r>
+        <w:rPr>
+          <w:lang w:val="zh_TW" w:bidi="zh_TW"/>
+        </w:rPr>
+        <w:t>）。他們自視為舊約先知的後裔，但耶穌告訴他們，如果他們活在先知的時代，他們也會殺害那些先知（</w:t>
+      </w:r>
+      <w:hyperlink r:id="rId105">
+        <w:r>
+          <w:rPr>
+            <w:lang w:val="zh_TW" w:bidi="zh_TW"/>
+          </w:rPr>
+          <w:rPr>
+            <w:color w:val="0000EE"/>
+            <w:u w:val="single"/>
+          </w:rPr>
+          <w:t>太23:29–36</w:t>
+        </w:r>
+      </w:hyperlink>
+      <w:r>
+        <w:rPr>
+          <w:lang w:val="zh_TW" w:bidi="zh_TW"/>
+        </w:rPr>
+        <w:t>；</w:t>
+      </w:r>
+      <w:hyperlink r:id="rId106">
+        <w:r>
+          <w:rPr>
+            <w:lang w:val="zh_TW" w:bidi="zh_TW"/>
+          </w:rPr>
+          <w:rPr>
+            <w:color w:val="0000EE"/>
+            <w:u w:val="single"/>
+          </w:rPr>
+          <w:t>路20:9–19</w:t>
+        </w:r>
+      </w:hyperlink>
+      <w:r>
+        <w:rPr>
+          <w:lang w:val="zh_TW" w:bidi="zh_TW"/>
+        </w:rPr>
+        <w:t>）。</w:t>
       </w:r>
     </w:p>
     <w:p>
@@ -1425,97 +2559,133 @@
         <w:rPr>
           <w:lang w:val="zh_TW" w:bidi="zh_TW"/>
         </w:rPr>
-        <w:t>假先知可以透過三個檢驗，與真先知區分開來。第一個是教義上的檢驗。在</w:t>
-      </w:r>
-      <w:hyperlink r:id="rId54">
-        <w:r>
-          <w:rPr>
-            <w:lang w:val="zh_TW" w:bidi="zh_TW"/>
-          </w:rPr>
-          <w:rPr>
-            <w:color w:val="0000EE"/>
-            <w:u w:val="single"/>
-          </w:rPr>
-          <w:t>申命記十三章</w:t>
-        </w:r>
-      </w:hyperlink>
-      <w:r>
-        <w:rPr>
-          <w:lang w:val="zh_TW" w:bidi="zh_TW"/>
-        </w:rPr>
-        <w:t>中，假先知的動機是要使人們遠離曾在出埃及事件中啟示自己的神（</w:t>
-      </w:r>
-      <w:hyperlink r:id="rId55">
-        <w:r>
-          <w:rPr>
-            <w:lang w:val="zh_TW" w:bidi="zh_TW"/>
-          </w:rPr>
-          <w:rPr>
-            <w:color w:val="0000EE"/>
-            <w:u w:val="single"/>
-          </w:rPr>
-          <w:t>申13:2、5–7、10</w:t>
-        </w:r>
-      </w:hyperlink>
-      <w:r>
-        <w:rPr>
-          <w:lang w:val="zh_TW" w:bidi="zh_TW"/>
-        </w:rPr>
-        <w:t>）。儘管假先知的話可能有明顯的神蹟奇事支持（</w:t>
-      </w:r>
-      <w:hyperlink r:id="rId56">
-        <w:r>
-          <w:rPr>
-            <w:lang w:val="zh_TW" w:bidi="zh_TW"/>
-          </w:rPr>
-          <w:rPr>
-            <w:color w:val="0000EE"/>
-            <w:u w:val="single"/>
-          </w:rPr>
-          <w:t>1–2節</w:t>
-        </w:r>
-      </w:hyperlink>
-      <w:r>
-        <w:rPr>
-          <w:lang w:val="zh_TW" w:bidi="zh_TW"/>
-        </w:rPr>
-        <w:t>），但人們仍應拒絕他們——不僅因為他們引入新奇事物（</w:t>
-      </w:r>
-      <w:hyperlink r:id="rId57">
-        <w:r>
-          <w:rPr>
-            <w:lang w:val="zh_TW" w:bidi="zh_TW"/>
-          </w:rPr>
-          <w:rPr>
-            <w:color w:val="0000EE"/>
-            <w:u w:val="single"/>
-          </w:rPr>
-          <w:t>2、6節</w:t>
-        </w:r>
-      </w:hyperlink>
-      <w:r>
-        <w:rPr>
-          <w:lang w:val="zh_TW" w:bidi="zh_TW"/>
-        </w:rPr>
-        <w:t>），也因為這種新奇事物與耶和華在出埃及時的啟示矛盾（</w:t>
-      </w:r>
-      <w:hyperlink r:id="rId58">
-        <w:r>
-          <w:rPr>
-            <w:lang w:val="zh_TW" w:bidi="zh_TW"/>
-          </w:rPr>
-          <w:rPr>
-            <w:color w:val="0000EE"/>
-            <w:u w:val="single"/>
-          </w:rPr>
-          <w:t>5、10節</w:t>
-        </w:r>
-      </w:hyperlink>
-      <w:r>
-        <w:rPr>
-          <w:lang w:val="zh_TW" w:bidi="zh_TW"/>
-        </w:rPr>
-        <w:t>）。因此，第一個檢驗是教義上的，要求神的子民具備真理的知識，從而能夠通過比較，識別錯誤。</w:t>
+        <w:t>因此，文士急於逮捕耶穌並不令人驚訝（</w:t>
+      </w:r>
+      <w:hyperlink r:id="rId107">
+        <w:r>
+          <w:rPr>
+            <w:lang w:val="zh_TW" w:bidi="zh_TW"/>
+          </w:rPr>
+          <w:rPr>
+            <w:color w:val="0000EE"/>
+            <w:u w:val="single"/>
+          </w:rPr>
+          <w:t>可14:1</w:t>
+        </w:r>
+      </w:hyperlink>
+      <w:r>
+        <w:rPr>
+          <w:lang w:val="zh_TW" w:bidi="zh_TW"/>
+        </w:rPr>
+        <w:t>；</w:t>
+      </w:r>
+      <w:hyperlink r:id="rId84">
+        <w:r>
+          <w:rPr>
+            <w:lang w:val="zh_TW" w:bidi="zh_TW"/>
+          </w:rPr>
+          <w:rPr>
+            <w:color w:val="0000EE"/>
+            <w:u w:val="single"/>
+          </w:rPr>
+          <w:t>路11:53</w:t>
+        </w:r>
+      </w:hyperlink>
+      <w:r>
+        <w:rPr>
+          <w:lang w:val="zh_TW" w:bidi="zh_TW"/>
+        </w:rPr>
+        <w:t>）。耶穌對猶太律法的解釋，威脅到了他們在社會中的地位和權柄。文士與他們的對手（猶太祭司）聯手策劃逮捕耶穌（</w:t>
+      </w:r>
+      <w:hyperlink r:id="rId108">
+        <w:r>
+          <w:rPr>
+            <w:lang w:val="zh_TW" w:bidi="zh_TW"/>
+          </w:rPr>
+          <w:rPr>
+            <w:color w:val="0000EE"/>
+            <w:u w:val="single"/>
+          </w:rPr>
+          <w:t>可14:43</w:t>
+        </w:r>
+      </w:hyperlink>
+      <w:r>
+        <w:rPr>
+          <w:lang w:val="zh_TW" w:bidi="zh_TW"/>
+        </w:rPr>
+        <w:t>）。當耶穌在他們和公會其他成員面前受審時，他們參與構建了一個足以判耶穌死刑的罪名（</w:t>
+      </w:r>
+      <w:hyperlink r:id="rId109">
+        <w:r>
+          <w:rPr>
+            <w:lang w:val="zh_TW" w:bidi="zh_TW"/>
+          </w:rPr>
+          <w:rPr>
+            <w:color w:val="0000EE"/>
+            <w:u w:val="single"/>
+          </w:rPr>
+          <w:t>太26:57–66</w:t>
+        </w:r>
+      </w:hyperlink>
+      <w:r>
+        <w:rPr>
+          <w:lang w:val="zh_TW" w:bidi="zh_TW"/>
+        </w:rPr>
+        <w:t>）。當耶穌被帶到希律面前時，他們與其他人一起極力指控耶穌（</w:t>
+      </w:r>
+      <w:hyperlink r:id="rId110">
+        <w:r>
+          <w:rPr>
+            <w:lang w:val="zh_TW" w:bidi="zh_TW"/>
+          </w:rPr>
+          <w:rPr>
+            <w:color w:val="0000EE"/>
+            <w:u w:val="single"/>
+          </w:rPr>
+          <w:t>路23:10</w:t>
+        </w:r>
+      </w:hyperlink>
+      <w:r>
+        <w:rPr>
+          <w:lang w:val="zh_TW" w:bidi="zh_TW"/>
+        </w:rPr>
+        <w:t>）。最終，他們與公會的其他成員一起戲弄在十字架上的耶穌（</w:t>
+      </w:r>
+      <w:hyperlink r:id="rId111">
+        <w:r>
+          <w:rPr>
+            <w:lang w:val="zh_TW" w:bidi="zh_TW"/>
+          </w:rPr>
+          <w:rPr>
+            <w:color w:val="0000EE"/>
+            <w:u w:val="single"/>
+          </w:rPr>
+          <w:t>太27:41–43</w:t>
+        </w:r>
+      </w:hyperlink>
+      <w:r>
+        <w:rPr>
+          <w:lang w:val="zh_TW" w:bidi="zh_TW"/>
+        </w:rPr>
+        <w:t>）。在公元70年耶路撒冷被毀之前，文士繼續與公會合作，反對早期的基督教會。他們還促使司提反的殉道（</w:t>
+      </w:r>
+      <w:hyperlink r:id="rId112">
+        <w:r>
+          <w:rPr>
+            <w:lang w:val="zh_TW" w:bidi="zh_TW"/>
+          </w:rPr>
+          <w:rPr>
+            <w:color w:val="0000EE"/>
+            <w:u w:val="single"/>
+          </w:rPr>
+          <w:t>徒6:12–14</w:t>
+        </w:r>
+      </w:hyperlink>
+      <w:r>
+        <w:rPr>
+          <w:lang w:val="zh_TW" w:bidi="zh_TW"/>
+        </w:rPr>
+        <w:t>）。</w:t>
       </w:r>
     </w:p>
     <w:p>
@@ -1527,726 +2697,40 @@
       </w:r>
       <w:r>
         <w:rPr>
-          <w:lang w:val="zh_TW" w:bidi="zh_TW"/>
-        </w:rPr>
-        <w:t>第二個檢驗是實際的，需要耐心。正如</w:t>
-      </w:r>
-      <w:hyperlink r:id="rId59">
-        <w:r>
-          <w:rPr>
-            <w:lang w:val="zh_TW" w:bidi="zh_TW"/>
-          </w:rPr>
-          <w:rPr>
-            <w:color w:val="0000EE"/>
-            <w:u w:val="single"/>
-          </w:rPr>
-          <w:t>申命記十八章21至22節</w:t>
-        </w:r>
-      </w:hyperlink>
-      <w:r>
-        <w:rPr>
-          <w:lang w:val="zh_TW" w:bidi="zh_TW"/>
-        </w:rPr>
-        <w:t>所述：耶和華的話總是會應驗的。這需要耐心，因為如</w:t>
-      </w:r>
-      <w:hyperlink r:id="rId56">
-        <w:r>
-          <w:rPr>
-            <w:lang w:val="zh_TW" w:bidi="zh_TW"/>
-          </w:rPr>
-          <w:rPr>
-            <w:color w:val="0000EE"/>
-            <w:u w:val="single"/>
-          </w:rPr>
-          <w:t>申命記十三章1至2節</w:t>
-        </w:r>
-      </w:hyperlink>
-      <w:r>
-        <w:rPr>
-          <w:lang w:val="zh_TW" w:bidi="zh_TW"/>
-        </w:rPr>
-        <w:t>所示，虛假的話語可能會有表面的屬靈證據支持。</w:t>
-      </w:r>
-      <w:hyperlink r:id="rId59">
-        <w:r>
-          <w:rPr>
-            <w:lang w:val="zh_TW" w:bidi="zh_TW"/>
-          </w:rPr>
-          <w:rPr>
-            <w:color w:val="0000EE"/>
-            <w:u w:val="single"/>
-          </w:rPr>
-          <w:t>申命記十八章21至22節</w:t>
-        </w:r>
-      </w:hyperlink>
-      <w:r>
-        <w:rPr>
-          <w:lang w:val="zh_TW" w:bidi="zh_TW"/>
-        </w:rPr>
-        <w:t>的呼籲是呼籲人們保持耐心。如對預言的真假有所懷疑，就應等待應驗的事件發生。</w:t>
-      </w:r>
-    </w:p>
-    <w:p>
-      <w:pPr/>
-      <w:r>
-        <w:rPr>
-          <w:lang w:val="zh_TW" w:bidi="zh_TW"/>
-        </w:rPr>
-      </w:r>
-      <w:r>
-        <w:rPr>
-          <w:lang w:val="zh_TW" w:bidi="zh_TW"/>
-        </w:rPr>
-        <w:t>第三個檢驗是道德上的，要求先知有警惕和明辨能力。在所有先知中，以耶利米的心最受假先知的影響，他也一直不斷思考這個問題（</w:t>
-      </w:r>
-      <w:hyperlink r:id="rId60">
-        <w:r>
-          <w:rPr>
-            <w:lang w:val="zh_TW" w:bidi="zh_TW"/>
-          </w:rPr>
-          <w:rPr>
-            <w:color w:val="0000EE"/>
-            <w:u w:val="single"/>
-          </w:rPr>
-          <w:t>耶23:9–40</w:t>
-        </w:r>
-      </w:hyperlink>
-      <w:r>
-        <w:rPr>
-          <w:lang w:val="zh_TW" w:bidi="zh_TW"/>
-        </w:rPr>
-        <w:t>）。他的回答既引人注目又具挑戰性：人們會看到假先知生活不潔（</w:t>
-      </w:r>
-      <w:hyperlink r:id="rId61">
-        <w:r>
-          <w:rPr>
-            <w:lang w:val="zh_TW" w:bidi="zh_TW"/>
-          </w:rPr>
-          <w:rPr>
-            <w:color w:val="0000EE"/>
-            <w:u w:val="single"/>
-          </w:rPr>
-          <w:t>11–14節</w:t>
-        </w:r>
-      </w:hyperlink>
-      <w:r>
-        <w:rPr>
-          <w:lang w:val="zh_TW" w:bidi="zh_TW"/>
-        </w:rPr>
-        <w:t>），他們的信息沒有任何道德譴責，反而鼓勵人們行在他們的罪中（</w:t>
-      </w:r>
-      <w:hyperlink r:id="rId62">
-        <w:r>
-          <w:rPr>
-            <w:lang w:val="zh_TW" w:bidi="zh_TW"/>
-          </w:rPr>
-          <w:rPr>
-            <w:color w:val="0000EE"/>
-            <w:u w:val="single"/>
-          </w:rPr>
-          <w:t>16–22節</w:t>
-        </w:r>
-      </w:hyperlink>
-      <w:r>
-        <w:rPr>
-          <w:lang w:val="zh_TW" w:bidi="zh_TW"/>
-        </w:rPr>
-        <w:t>）。</w:t>
-      </w:r>
-    </w:p>
-    <w:p>
-      <w:pPr>
-        <w:pStyle w:val="Heading3"/>
-      </w:pPr>
-      <w:r>
-        <w:rPr>
-          <w:lang w:val="zh_TW" w:bidi="zh_TW"/>
-        </w:rPr>
-        <w:t>先知的作用</w:t>
-      </w:r>
-    </w:p>
-    <w:p>
-      <w:pPr/>
-      <w:r>
-        <w:rPr>
-          <w:lang w:val="zh_TW" w:bidi="zh_TW"/>
-        </w:rPr>
-      </w:r>
-      <w:r>
-        <w:rPr>
-          <w:lang w:val="zh_TW" w:bidi="zh_TW"/>
-        </w:rPr>
-        <w:t>人們有時說先知不是「預言者」，而是「宣講者」。然而，就舊約而言，先知透過預言（預告神將要做的事）來宣講（宣告關於神的真理）。預言在舊約中既不是偶然的，也不是邊緣的活動；它是先知進行工作的方式。</w:t>
-      </w:r>
-      <w:hyperlink r:id="rId63">
-        <w:r>
-          <w:rPr>
-            <w:lang w:val="zh_TW" w:bidi="zh_TW"/>
-          </w:rPr>
-          <w:rPr>
-            <w:color w:val="0000EE"/>
-            <w:u w:val="single"/>
-          </w:rPr>
-          <w:t>申命記十八章9至15節</w:t>
-        </w:r>
-      </w:hyperlink>
-      <w:r>
-        <w:rPr>
-          <w:lang w:val="zh_TW" w:bidi="zh_TW"/>
-        </w:rPr>
-        <w:t>解釋先知在以色列的角色，經文表示，周圍的國家透過各種占卜方式來窺測未來（</w:t>
-      </w:r>
-      <w:hyperlink r:id="rId64">
-        <w:r>
-          <w:rPr>
-            <w:lang w:val="zh_TW" w:bidi="zh_TW"/>
-          </w:rPr>
-          <w:rPr>
-            <w:color w:val="0000EE"/>
-            <w:u w:val="single"/>
-          </w:rPr>
-          <w:t>10–11節</w:t>
-        </w:r>
-      </w:hyperlink>
-      <w:r>
-        <w:rPr>
-          <w:lang w:val="zh_TW" w:bidi="zh_TW"/>
-        </w:rPr>
-        <w:t>）；這些事情在耶和華眼中看為可憎，因此在以色列中明令禁止（</w:t>
-      </w:r>
-      <w:hyperlink r:id="rId65">
-        <w:r>
-          <w:rPr>
-            <w:lang w:val="zh_TW" w:bidi="zh_TW"/>
-          </w:rPr>
-          <w:rPr>
-            <w:color w:val="0000EE"/>
-            <w:u w:val="single"/>
-          </w:rPr>
-          <w:t>12節</w:t>
-        </w:r>
-      </w:hyperlink>
-      <w:r>
-        <w:rPr>
-          <w:lang w:val="zh_TW" w:bidi="zh_TW"/>
-        </w:rPr>
-        <w:t>）。以色列的獨特性在於，其他民族通過占卜者預測未來，而耶和華則賜給以色列一位先知（</w:t>
-      </w:r>
-      <w:hyperlink r:id="rId66">
-        <w:r>
-          <w:rPr>
-            <w:lang w:val="zh_TW" w:bidi="zh_TW"/>
-          </w:rPr>
-          <w:rPr>
-            <w:color w:val="0000EE"/>
-            <w:u w:val="single"/>
-          </w:rPr>
-          <w:t>13–15節</w:t>
-        </w:r>
-      </w:hyperlink>
-      <w:r>
-        <w:rPr>
-          <w:lang w:val="zh_TW" w:bidi="zh_TW"/>
-        </w:rPr>
-        <w:t>）。以利沙（</w:t>
-      </w:r>
-      <w:hyperlink r:id="rId67">
-        <w:r>
-          <w:rPr>
-            <w:lang w:val="zh_TW" w:bidi="zh_TW"/>
-          </w:rPr>
-          <w:rPr>
-            <w:color w:val="0000EE"/>
-            <w:u w:val="single"/>
-          </w:rPr>
-          <w:t>王下4:27</w:t>
-        </w:r>
-      </w:hyperlink>
-      <w:r>
-        <w:rPr>
-          <w:lang w:val="zh_TW" w:bidi="zh_TW"/>
-        </w:rPr>
-        <w:t>）因為神沒有告知，而感到驚訝；阿摩司教導說，「預先得知」是先知與神的團契的特權（</w:t>
-      </w:r>
-      <w:hyperlink r:id="rId68">
-        <w:r>
-          <w:rPr>
-            <w:lang w:val="zh_TW" w:bidi="zh_TW"/>
-          </w:rPr>
-          <w:rPr>
-            <w:color w:val="0000EE"/>
-            <w:u w:val="single"/>
-          </w:rPr>
-          <w:t>摩3:7</w:t>
-        </w:r>
-      </w:hyperlink>
-      <w:r>
-        <w:rPr>
-          <w:lang w:val="zh_TW" w:bidi="zh_TW"/>
-        </w:rPr>
-        <w:t>）。不過以色列的預言，與其他國家的預測完全不同，因為預言絕不只是對未來的好奇。</w:t>
-      </w:r>
-    </w:p>
-    <w:p>
-      <w:pPr/>
-      <w:r>
-        <w:rPr>
-          <w:lang w:val="zh_TW" w:bidi="zh_TW"/>
-        </w:rPr>
-      </w:r>
-      <w:r>
-        <w:rPr>
-          <w:lang w:val="zh_TW" w:bidi="zh_TW"/>
-        </w:rPr>
-        <w:t>首先，聖經的預言是從當下的需求而來。在</w:t>
-      </w:r>
-      <w:hyperlink r:id="rId69">
-        <w:r>
-          <w:rPr>
-            <w:lang w:val="zh_TW" w:bidi="zh_TW"/>
-          </w:rPr>
-          <w:rPr>
-            <w:color w:val="0000EE"/>
-            <w:u w:val="single"/>
-          </w:rPr>
-          <w:t>以賽亞書三十九章</w:t>
-        </w:r>
-      </w:hyperlink>
-      <w:r>
-        <w:rPr>
-          <w:lang w:val="zh_TW" w:bidi="zh_TW"/>
-        </w:rPr>
-        <w:t>中，希西家不忠於神，依賴與巴比倫的軍事協議來獲得安全，促使以賽亞書宣告未來巴比倫的擄掠。以賽亞並不是憑空捏造出「巴比倫」這個名字；而是他被召服事時，在情境中獲賜的。</w:t>
-      </w:r>
-    </w:p>
-    <w:p>
-      <w:pPr/>
-      <w:r>
-        <w:rPr>
-          <w:lang w:val="zh_TW" w:bidi="zh_TW"/>
-        </w:rPr>
-      </w:r>
-      <w:r>
-        <w:rPr>
-          <w:lang w:val="zh_TW" w:bidi="zh_TW"/>
-        </w:rPr>
-        <w:t>其次，預言旨在提供未來的知識，目的是帶來當下的道德改變。先知關於的道德勸誡，可以從耶和華即將做的事情找到解釋（比如</w:t>
-      </w:r>
-      <w:hyperlink r:id="rId70">
-        <w:r>
-          <w:rPr>
-            <w:lang w:val="zh_TW" w:bidi="zh_TW"/>
-          </w:rPr>
-          <w:rPr>
-            <w:color w:val="0000EE"/>
-            <w:u w:val="single"/>
-          </w:rPr>
-          <w:t>賽31:6–7</w:t>
-        </w:r>
-      </w:hyperlink>
+          <w:i/>
+          <w:lang w:val="zh_TW" w:bidi="zh_TW"/>
+        </w:rPr>
+        <w:t>另見</w:t>
+      </w:r>
+      <w:r>
+        <w:rPr>
+          <w:lang w:val="zh_TW" w:bidi="zh_TW"/>
+        </w:rPr>
+        <w:t xml:space="preserve"> </w:t>
+      </w:r>
+      <w:r>
+        <w:rPr>
+          <w:lang w:val="zh_TW" w:bidi="zh_TW"/>
+        </w:rPr>
+        <w:t>猶太教；</w:t>
+      </w:r>
+      <w:r>
+        <w:rPr>
+          <w:lang w:val="zh_TW" w:bidi="zh_TW"/>
+        </w:rPr>
+        <w:t>法利賽人</w:t>
+      </w:r>
       <w:r>
         <w:rPr>
           <w:lang w:val="zh_TW" w:bidi="zh_TW"/>
         </w:rPr>
         <w:t>；</w:t>
       </w:r>
-      <w:hyperlink r:id="rId71">
-        <w:r>
-          <w:rPr>
-            <w:lang w:val="zh_TW" w:bidi="zh_TW"/>
-          </w:rPr>
-          <w:rPr>
-            <w:color w:val="0000EE"/>
-            <w:u w:val="single"/>
-          </w:rPr>
-          <w:t>摩5:6</w:t>
-        </w:r>
-      </w:hyperlink>
-      <w:r>
-        <w:rPr>
-          <w:lang w:val="zh_TW" w:bidi="zh_TW"/>
-        </w:rPr>
-        <w:t>）。</w:t>
-      </w:r>
-    </w:p>
-    <w:p>
-      <w:pPr/>
-      <w:r>
-        <w:rPr>
-          <w:lang w:val="zh_TW" w:bidi="zh_TW"/>
-        </w:rPr>
-      </w:r>
-      <w:r>
-        <w:rPr>
-          <w:lang w:val="zh_TW" w:bidi="zh_TW"/>
-        </w:rPr>
-        <w:t>第三，預言的事件進程，旨在穩定真信徒在黑暗時期的信心。比如，以賽亞書中的幾處經文（</w:t>
-      </w:r>
-      <w:hyperlink r:id="rId72">
-        <w:r>
-          <w:rPr>
-            <w:lang w:val="zh_TW" w:bidi="zh_TW"/>
-          </w:rPr>
-          <w:rPr>
-            <w:color w:val="0000EE"/>
-            <w:u w:val="single"/>
-          </w:rPr>
-          <w:t>賽9:1–7</w:t>
-        </w:r>
-      </w:hyperlink>
-      <w:r>
-        <w:rPr>
-          <w:lang w:val="zh_TW" w:bidi="zh_TW"/>
-        </w:rPr>
-        <w:t>，</w:t>
-      </w:r>
-      <w:hyperlink r:id="rId73">
-        <w:r>
-          <w:rPr>
-            <w:lang w:val="zh_TW" w:bidi="zh_TW"/>
-          </w:rPr>
-          <w:rPr>
-            <w:color w:val="0000EE"/>
-            <w:u w:val="single"/>
-          </w:rPr>
-          <w:t>11:1–16</w:t>
-        </w:r>
-      </w:hyperlink>
-      <w:r>
-        <w:rPr>
-          <w:lang w:val="zh_TW" w:bidi="zh_TW"/>
-        </w:rPr>
-        <w:t>，</w:t>
-      </w:r>
-      <w:hyperlink r:id="rId74">
-        <w:r>
-          <w:rPr>
-            <w:lang w:val="zh_TW" w:bidi="zh_TW"/>
-          </w:rPr>
-          <w:rPr>
-            <w:color w:val="0000EE"/>
-            <w:u w:val="single"/>
-          </w:rPr>
-          <w:t>40:1–3</w:t>
-        </w:r>
-      </w:hyperlink>
-      <w:r>
-        <w:rPr>
-          <w:lang w:val="zh_TW" w:bidi="zh_TW"/>
-        </w:rPr>
-        <w:t>），能將目光從緊接的悲慘悲劇，提升到即將來臨的榮耀。</w:t>
-      </w:r>
-    </w:p>
-    <w:p>
-      <w:pPr>
-        <w:pStyle w:val="Heading3"/>
-      </w:pPr>
-      <w:r>
-        <w:rPr>
-          <w:lang w:val="zh_TW" w:bidi="zh_TW"/>
-        </w:rPr>
-        <w:t>傳講的方式</w:t>
-      </w:r>
-    </w:p>
-    <w:p>
-      <w:pPr/>
-      <w:r>
-        <w:rPr>
-          <w:lang w:val="zh_TW" w:bidi="zh_TW"/>
-        </w:rPr>
-      </w:r>
-      <w:r>
-        <w:rPr>
-          <w:lang w:val="zh_TW" w:bidi="zh_TW"/>
-        </w:rPr>
-        <w:t>在預言中，先知是在宣告——他們在傳揚神的奇妙作為（參</w:t>
-      </w:r>
-      <w:hyperlink r:id="rId75">
-        <w:r>
-          <w:rPr>
-            <w:lang w:val="zh_TW" w:bidi="zh_TW"/>
-          </w:rPr>
-          <w:rPr>
-            <w:color w:val="0000EE"/>
-            <w:u w:val="single"/>
-          </w:rPr>
-          <w:t>徒2:11、17</w:t>
-        </w:r>
-      </w:hyperlink>
-      <w:r>
-        <w:rPr>
-          <w:lang w:val="zh_TW" w:bidi="zh_TW"/>
-        </w:rPr>
-        <w:t>中預言的定義）。大多數情況下，這種宣告是通過言語直接傳達。先知是傳講話語的人。他們的話語就像神差遣的使者（</w:t>
-      </w:r>
-      <w:hyperlink r:id="rId76">
-        <w:r>
-          <w:rPr>
-            <w:lang w:val="zh_TW" w:bidi="zh_TW"/>
-          </w:rPr>
-          <w:rPr>
-            <w:color w:val="0000EE"/>
-            <w:u w:val="single"/>
-          </w:rPr>
-          <w:t>賽55:11</w:t>
-        </w:r>
-      </w:hyperlink>
-      <w:r>
-        <w:rPr>
-          <w:lang w:val="zh_TW" w:bidi="zh_TW"/>
-        </w:rPr>
-        <w:t>），具有</w:t>
-      </w:r>
-      <w:hyperlink r:id="rId77">
-        <w:r>
-          <w:rPr>
-            <w:lang w:val="zh_TW" w:bidi="zh_TW"/>
-          </w:rPr>
-          <w:rPr>
-            <w:color w:val="0000EE"/>
-            <w:u w:val="single"/>
-          </w:rPr>
-          <w:t>創世記一章3節</w:t>
-        </w:r>
-      </w:hyperlink>
-      <w:r>
-        <w:rPr>
-          <w:lang w:val="zh_TW" w:bidi="zh_TW"/>
-        </w:rPr>
-        <w:t>創造言語的所有屬神力量（參</w:t>
-      </w:r>
-      <w:hyperlink r:id="rId78">
-        <w:r>
-          <w:rPr>
-            <w:lang w:val="zh_TW" w:bidi="zh_TW"/>
-          </w:rPr>
-          <w:rPr>
-            <w:color w:val="0000EE"/>
-            <w:u w:val="single"/>
-          </w:rPr>
-          <w:t>詩33:6</w:t>
-        </w:r>
-      </w:hyperlink>
-      <w:r>
-        <w:rPr>
-          <w:lang w:val="zh_TW" w:bidi="zh_TW"/>
-        </w:rPr>
-        <w:t>）。有時，言語的效果會因為伴隨標誌或象徵動作而增強（比如</w:t>
-      </w:r>
-      <w:hyperlink r:id="rId79">
-        <w:r>
-          <w:rPr>
-            <w:lang w:val="zh_TW" w:bidi="zh_TW"/>
-          </w:rPr>
-          <w:rPr>
-            <w:color w:val="0000EE"/>
-            <w:u w:val="single"/>
-          </w:rPr>
-          <w:t>耶13:1–11</w:t>
-        </w:r>
-      </w:hyperlink>
-      <w:r>
-        <w:rPr>
-          <w:lang w:val="zh_TW" w:bidi="zh_TW"/>
-        </w:rPr>
-        <w:t>，</w:t>
-      </w:r>
-      <w:hyperlink r:id="rId80">
-        <w:r>
-          <w:rPr>
-            <w:lang w:val="zh_TW" w:bidi="zh_TW"/>
-          </w:rPr>
-          <w:rPr>
-            <w:color w:val="0000EE"/>
-            <w:u w:val="single"/>
-          </w:rPr>
-          <w:t>19章</w:t>
-        </w:r>
-      </w:hyperlink>
-      <w:r>
-        <w:rPr>
-          <w:lang w:val="zh_TW" w:bidi="zh_TW"/>
-        </w:rPr>
-        <w:t>；</w:t>
-      </w:r>
-      <w:hyperlink r:id="rId81">
-        <w:r>
-          <w:rPr>
-            <w:lang w:val="zh_TW" w:bidi="zh_TW"/>
-          </w:rPr>
-          <w:rPr>
-            <w:color w:val="0000EE"/>
-            <w:u w:val="single"/>
-          </w:rPr>
-          <w:t>結4:1–17</w:t>
-        </w:r>
-      </w:hyperlink>
-      <w:r>
-        <w:rPr>
-          <w:lang w:val="zh_TW" w:bidi="zh_TW"/>
-        </w:rPr>
-        <w:t>，</w:t>
-      </w:r>
-      <w:hyperlink r:id="rId82">
-        <w:r>
-          <w:rPr>
-            <w:lang w:val="zh_TW" w:bidi="zh_TW"/>
-          </w:rPr>
-          <w:rPr>
-            <w:color w:val="0000EE"/>
-            <w:u w:val="single"/>
-          </w:rPr>
-          <w:t>24:15–24</w:t>
-        </w:r>
-      </w:hyperlink>
-      <w:r>
-        <w:rPr>
-          <w:lang w:val="zh_TW" w:bidi="zh_TW"/>
-        </w:rPr>
-        <w:t>），或與某人緊密相連（</w:t>
-      </w:r>
-      <w:hyperlink r:id="rId83">
-        <w:r>
-          <w:rPr>
-            <w:lang w:val="zh_TW" w:bidi="zh_TW"/>
-          </w:rPr>
-          <w:rPr>
-            <w:color w:val="0000EE"/>
-            <w:u w:val="single"/>
-          </w:rPr>
-          <w:t>賽7:3</w:t>
-        </w:r>
-      </w:hyperlink>
-      <w:r>
-        <w:rPr>
-          <w:lang w:val="zh_TW" w:bidi="zh_TW"/>
-        </w:rPr>
-        <w:t>；參</w:t>
-      </w:r>
-      <w:hyperlink r:id="rId84">
-        <w:r>
-          <w:rPr>
-            <w:lang w:val="zh_TW" w:bidi="zh_TW"/>
-          </w:rPr>
-          <w:rPr>
-            <w:color w:val="0000EE"/>
-            <w:u w:val="single"/>
-          </w:rPr>
-          <w:t>8:1–4</w:t>
-        </w:r>
-      </w:hyperlink>
-      <w:r>
-        <w:rPr>
-          <w:lang w:val="zh_TW" w:bidi="zh_TW"/>
-        </w:rPr>
-        <w:t>）。這些事物就像視覺輔助，使在場的人更清楚理解言語。象徵動作（有時稱為「行出來的神諭」）的目的，似乎不僅為了幫助理解，而是為了賦予言語更多力量和效果，因為它像使者一樣被送入那種情境中。這是從</w:t>
-      </w:r>
-      <w:hyperlink r:id="rId85">
-        <w:r>
-          <w:rPr>
-            <w:lang w:val="zh_TW" w:bidi="zh_TW"/>
-          </w:rPr>
-          <w:rPr>
-            <w:color w:val="0000EE"/>
-            <w:u w:val="single"/>
-          </w:rPr>
-          <w:t>列王紀下十三章14至19節</w:t>
-        </w:r>
-      </w:hyperlink>
-      <w:r>
-        <w:rPr>
-          <w:lang w:val="zh_TW" w:bidi="zh_TW"/>
-        </w:rPr>
-        <w:t>中得出的結論，王在行動中「展現」言語的程度，決定了言語能否有效促成事件發生。</w:t>
-      </w:r>
-    </w:p>
-    <w:p>
-      <w:pPr/>
-      <w:r>
-        <w:rPr>
-          <w:lang w:val="zh_TW" w:bidi="zh_TW"/>
-        </w:rPr>
-      </w:r>
-      <w:r>
-        <w:rPr>
-          <w:lang w:val="zh_TW" w:bidi="zh_TW"/>
-        </w:rPr>
-        <w:t>先知的話語，最終體現在保存下來的書卷中。</w:t>
-      </w:r>
-      <w:hyperlink r:id="rId86">
-        <w:r>
-          <w:rPr>
-            <w:lang w:val="zh_TW" w:bidi="zh_TW"/>
-          </w:rPr>
-          <w:rPr>
-            <w:color w:val="0000EE"/>
-            <w:u w:val="single"/>
-          </w:rPr>
-          <w:t>耶利米書三十六章</w:t>
-        </w:r>
-      </w:hyperlink>
-      <w:r>
-        <w:rPr>
-          <w:lang w:val="zh_TW" w:bidi="zh_TW"/>
-        </w:rPr>
-        <w:t>可以作為實例，說明先知花費時間和精力，將他們的口傳信息記錄在寫作中，是逐字逐句的謹慎記錄（</w:t>
-      </w:r>
-      <w:hyperlink r:id="rId87">
-        <w:r>
-          <w:rPr>
-            <w:lang w:val="zh_TW" w:bidi="zh_TW"/>
-          </w:rPr>
-          <w:rPr>
-            <w:color w:val="0000EE"/>
-            <w:u w:val="single"/>
-          </w:rPr>
-          <w:t>耶36:6、17–18</w:t>
-        </w:r>
-      </w:hyperlink>
-      <w:r>
-        <w:rPr>
-          <w:lang w:val="zh_TW" w:bidi="zh_TW"/>
-        </w:rPr>
-        <w:t>）。不過，信息本身的實際文學形式，也講述同樣的故事。我們在先知書中看到的內容，不可能是他們宣講話語的形式，而是他們保存（並整理）所講信息時，經過深思熟慮的措辭。可以理解的是，那些意識到自己在傳達神的話語的人，會確保這些話語不會流失。我們自然可以認為，每位先知都保存了其事工的書面記錄。我們不知道，也無從得知，以每位先知名字命名的書卷，其最終成果是否直接由該先知完成。比如，按照以賽亞書或阿摩司書精心安排的方式，我們最適宜假設書卷的作者同時也是書卷的編輯。</w:t>
-      </w:r>
-    </w:p>
-    <w:p>
-      <w:pPr/>
-      <w:r>
-        <w:rPr>
-          <w:lang w:val="zh_TW" w:bidi="zh_TW"/>
-        </w:rPr>
-      </w:r>
-      <w:r>
-        <w:rPr>
-          <w:i/>
-          <w:lang w:val="zh_TW" w:bidi="zh_TW"/>
-        </w:rPr>
-        <w:t>另見</w:t>
-      </w:r>
-      <w:r>
-        <w:rPr>
-          <w:lang w:val="zh_TW" w:bidi="zh_TW"/>
-        </w:rPr>
-        <w:t xml:space="preserve"> </w:t>
-      </w:r>
-      <w:r>
-        <w:rPr>
-          <w:lang w:val="zh_TW" w:bidi="zh_TW"/>
-        </w:rPr>
-        <w:t>預言</w:t>
-      </w:r>
-      <w:r>
-        <w:rPr>
-          <w:lang w:val="zh_TW" w:bidi="zh_TW"/>
-        </w:rPr>
-        <w:t>；</w:t>
-      </w:r>
-      <w:r>
-        <w:rPr>
-          <w:lang w:val="zh_TW" w:bidi="zh_TW"/>
-        </w:rPr>
-        <w:t>假先知</w:t>
+      <w:r>
+        <w:rPr>
+          <w:lang w:val="zh_TW" w:bidi="zh_TW"/>
+        </w:rPr>
+        <w:t>抄寫員</w:t>
       </w:r>
       <w:r>
         <w:rPr>
@@ -4154,6 +4638,12 @@
   </w:num>
   <w:num w:numId="13" w16cid:durableId="592781308">
     <w:abstractNumId w:val="11"/>
+  </w:num>
+  <w:num w:numId="14">
+    <w:abstractNumId w:val="3"/>
+    <w:lvlOverride w:ilvl="0">
+      <w:startOverride w:val="1"/>
+    </w:lvlOverride>
   </w:num>
   <w:numIdMacAtCleanup w:val="10"/>
 </w:numbering>

--- a/zht/docx/154.content.docx
+++ b/zht/docx/154.content.docx
@@ -149,7 +149,7 @@
         <w:rPr>
           <w:lang w:val="zh_TW" w:bidi="zh_TW"/>
         </w:rPr>
-        <w:t>wen</w:t>
+        <w:t>te</w:t>
       </w:r>
       <w:r>
         <w:rPr>
@@ -212,7 +212,7 @@
         <w:rPr>
           <w:lang w:val="zh_TW" w:bidi="zh_TW"/>
         </w:rPr>
-        <w:t>溫柔</w:t>
+        <w:t>特拉可尼</w:t>
       </w:r>
       <w:r>
         <w:rPr>
@@ -231,7 +231,7 @@
         <w:rPr>
           <w:lang w:val="zh_TW" w:bidi="zh_TW"/>
         </w:rPr>
-        <w:t>舊約聖經將溫柔描述為謙卑或屈身的態度（</w:t>
+        <w:t>這是約旦河以東五個羅馬的省之一。其它四個省位於約旦河東的省分別為：巴坦尼亞（Batanea）、高拉尼提斯（Gaulanitis）、奧拉尼提斯（Auranitis）和以土利亞（Iturea）。該地區可能包括高拉尼提斯、巴坦尼亞和奧拉尼提斯的部分區域，是希律的兄弟腓力所管轄的分封王領地的一部分（</w:t>
       </w:r>
       <w:hyperlink r:id="rId13">
         <w:r>
@@ -242,122 +242,14 @@
             <w:color w:val="0000EE"/>
             <w:u w:val="single"/>
           </w:rPr>
-          <w:t>撒下22:36</w:t>
+          <w:t>路3:1</w:t>
         </w:r>
       </w:hyperlink>
       <w:r>
         <w:rPr>
           <w:lang w:val="zh_TW" w:bidi="zh_TW"/>
         </w:rPr>
-        <w:t>；參</w:t>
-      </w:r>
-      <w:hyperlink r:id="rId14">
-        <w:r>
-          <w:rPr>
-            <w:lang w:val="zh_TW" w:bidi="zh_TW"/>
-          </w:rPr>
-          <w:rPr>
-            <w:color w:val="0000EE"/>
-            <w:u w:val="single"/>
-          </w:rPr>
-          <w:t>詩18:35</w:t>
-        </w:r>
-      </w:hyperlink>
-      <w:r>
-        <w:rPr>
-          <w:lang w:val="zh_TW" w:bidi="zh_TW"/>
-        </w:rPr>
-        <w:t>）。「溫柔」或「溫柔地」可以指禮貌和不做作（</w:t>
-      </w:r>
-      <w:hyperlink r:id="rId15">
-        <w:r>
-          <w:rPr>
-            <w:lang w:val="zh_TW" w:bidi="zh_TW"/>
-          </w:rPr>
-          <w:rPr>
-            <w:color w:val="0000EE"/>
-            <w:u w:val="single"/>
-          </w:rPr>
-          <w:t>箴15:4</w:t>
-        </w:r>
-      </w:hyperlink>
-      <w:r>
-        <w:rPr>
-          <w:lang w:val="zh_TW" w:bidi="zh_TW"/>
-        </w:rPr>
-        <w:t>），安靜而柔和（</w:t>
-      </w:r>
-      <w:hyperlink r:id="rId16">
-        <w:r>
-          <w:rPr>
-            <w:lang w:val="zh_TW" w:bidi="zh_TW"/>
-          </w:rPr>
-          <w:rPr>
-            <w:color w:val="0000EE"/>
-            <w:u w:val="single"/>
-          </w:rPr>
-          <w:t>申32:2</w:t>
-        </w:r>
-      </w:hyperlink>
-      <w:r>
-        <w:rPr>
-          <w:lang w:val="zh_TW" w:bidi="zh_TW"/>
-        </w:rPr>
-        <w:t>；</w:t>
-      </w:r>
-      <w:hyperlink r:id="rId17">
-        <w:r>
-          <w:rPr>
-            <w:lang w:val="zh_TW" w:bidi="zh_TW"/>
-          </w:rPr>
-          <w:rPr>
-            <w:color w:val="0000EE"/>
-            <w:u w:val="single"/>
-          </w:rPr>
-          <w:t>賽8:6</w:t>
-        </w:r>
-      </w:hyperlink>
-      <w:r>
-        <w:rPr>
-          <w:lang w:val="zh_TW" w:bidi="zh_TW"/>
-        </w:rPr>
-        <w:t>），或柔軟且寬容（</w:t>
-      </w:r>
-      <w:hyperlink r:id="rId18">
-        <w:r>
-          <w:rPr>
-            <w:lang w:val="zh_TW" w:bidi="zh_TW"/>
-          </w:rPr>
-          <w:rPr>
-            <w:color w:val="0000EE"/>
-            <w:u w:val="single"/>
-          </w:rPr>
-          <w:t>撒下18:5</w:t>
-        </w:r>
-      </w:hyperlink>
-      <w:r>
-        <w:rPr>
-          <w:lang w:val="zh_TW" w:bidi="zh_TW"/>
-        </w:rPr>
-        <w:t>；</w:t>
-      </w:r>
-      <w:hyperlink r:id="rId19">
-        <w:r>
-          <w:rPr>
-            <w:lang w:val="zh_TW" w:bidi="zh_TW"/>
-          </w:rPr>
-          <w:rPr>
-            <w:color w:val="0000EE"/>
-            <w:u w:val="single"/>
-          </w:rPr>
-          <w:t>伯15:11</w:t>
-        </w:r>
-      </w:hyperlink>
-      <w:r>
-        <w:rPr>
-          <w:lang w:val="zh_TW" w:bidi="zh_TW"/>
-        </w:rPr>
-        <w:t>）。</w:t>
+        <w:t>）。特拉可尼是一片位於加利利海東北部的荒涼地帶。在亞蘭文中，它被稱為「亞珥歌伯（Argob）」，意思為「石堆」，這精確描述了當地崎嶇多石的地形。</w:t>
       </w:r>
     </w:p>
     <w:p>
@@ -371,31 +263,9 @@
         <w:rPr>
           <w:lang w:val="zh_TW" w:bidi="zh_TW"/>
         </w:rPr>
-        <w:t>在新約聖經中，有幾個詞被翻譯為「溫柔」、「溫和」或「溫柔地」。其不同的意思包括：</w:t>
+        <w:t>除了路加福音的記載之外，特拉可尼在歷史文獻中鮮少被提及。猶太歷史學家約瑟夫（Josephus）指出，亞蘭的兒子烏斯（參</w:t>
       </w:r>
-    </w:p>
-    <w:p>
-      <w:pPr>
-        <w:pStyle w:val="ListNumber"/>
-        <w:numPr>
-          <w:ilvl w:val="0"/>
-          <w:numId w:val="14"/>
-        </w:numPr>
-        <w:spacing w:line="240" w:lineRule="auto"/>
-        <w:ind w:left="720"/>
-      </w:pPr>
-      <w:r>
-        <w:rPr>
-          <w:lang w:val="zh_TW" w:bidi="zh_TW"/>
-        </w:rPr>
-      </w:r>
-      <w:r>
-        <w:rPr>
-          <w:lang w:val="zh_TW" w:bidi="zh_TW"/>
-        </w:rPr>
-        <w:t>柔和、柔順、忍耐（</w:t>
-      </w:r>
-      <w:hyperlink r:id="rId20">
+      <w:hyperlink r:id="rId14">
         <w:r>
           <w:rPr>
             <w:lang w:val="zh_TW" w:bidi="zh_TW"/>
@@ -404,248 +274,14 @@
             <w:color w:val="0000EE"/>
             <w:u w:val="single"/>
           </w:rPr>
-          <w:t>太11:29</w:t>
+          <w:t>創10:23</w:t>
         </w:r>
       </w:hyperlink>
       <w:r>
         <w:rPr>
           <w:lang w:val="zh_TW" w:bidi="zh_TW"/>
         </w:rPr>
-        <w:t>；</w:t>
-      </w:r>
-      <w:hyperlink r:id="rId21">
-        <w:r>
-          <w:rPr>
-            <w:lang w:val="zh_TW" w:bidi="zh_TW"/>
-          </w:rPr>
-          <w:rPr>
-            <w:color w:val="0000EE"/>
-            <w:u w:val="single"/>
-          </w:rPr>
-          <w:t>林前4:21</w:t>
-        </w:r>
-      </w:hyperlink>
-      <w:r>
-        <w:rPr>
-          <w:lang w:val="zh_TW" w:bidi="zh_TW"/>
-        </w:rPr>
-        <w:t>；</w:t>
-      </w:r>
-      <w:hyperlink r:id="rId22">
-        <w:r>
-          <w:rPr>
-            <w:lang w:val="zh_TW" w:bidi="zh_TW"/>
-          </w:rPr>
-          <w:rPr>
-            <w:color w:val="0000EE"/>
-            <w:u w:val="single"/>
-          </w:rPr>
-          <w:t>林後10:1</w:t>
-        </w:r>
-      </w:hyperlink>
-      <w:r>
-        <w:rPr>
-          <w:lang w:val="zh_TW" w:bidi="zh_TW"/>
-        </w:rPr>
-        <w:t>；</w:t>
-      </w:r>
-      <w:hyperlink r:id="rId23">
-        <w:r>
-          <w:rPr>
-            <w:lang w:val="zh_TW" w:bidi="zh_TW"/>
-          </w:rPr>
-          <w:rPr>
-            <w:color w:val="0000EE"/>
-            <w:u w:val="single"/>
-          </w:rPr>
-          <w:t>加5:23</w:t>
-        </w:r>
-      </w:hyperlink>
-      <w:r>
-        <w:rPr>
-          <w:lang w:val="zh_TW" w:bidi="zh_TW"/>
-        </w:rPr>
-        <w:t>；</w:t>
-      </w:r>
-      <w:hyperlink r:id="rId24">
-        <w:r>
-          <w:rPr>
-            <w:lang w:val="zh_TW" w:bidi="zh_TW"/>
-          </w:rPr>
-          <w:rPr>
-            <w:color w:val="0000EE"/>
-            <w:u w:val="single"/>
-          </w:rPr>
-          <w:t>提前6:11</w:t>
-        </w:r>
-      </w:hyperlink>
-      <w:r>
-        <w:rPr>
-          <w:lang w:val="zh_TW" w:bidi="zh_TW"/>
-        </w:rPr>
-        <w:t>；</w:t>
-      </w:r>
-      <w:hyperlink r:id="rId25">
-        <w:r>
-          <w:rPr>
-            <w:lang w:val="zh_TW" w:bidi="zh_TW"/>
-          </w:rPr>
-          <w:rPr>
-            <w:color w:val="0000EE"/>
-            <w:u w:val="single"/>
-          </w:rPr>
-          <w:t>彼前3:4、15</w:t>
-        </w:r>
-      </w:hyperlink>
-      <w:r>
-        <w:rPr>
-          <w:lang w:val="zh_TW" w:bidi="zh_TW"/>
-        </w:rPr>
-        <w:t>），或禮貌和謙遜的態度（</w:t>
-      </w:r>
-      <w:hyperlink r:id="rId26">
-        <w:r>
-          <w:rPr>
-            <w:lang w:val="zh_TW" w:bidi="zh_TW"/>
-          </w:rPr>
-          <w:rPr>
-            <w:color w:val="0000EE"/>
-            <w:u w:val="single"/>
-          </w:rPr>
-          <w:t>提後2:25</w:t>
-        </w:r>
-      </w:hyperlink>
-      <w:r>
-        <w:rPr>
-          <w:lang w:val="zh_TW" w:bidi="zh_TW"/>
-        </w:rPr>
-        <w:t>）；</w:t>
-      </w:r>
-    </w:p>
-    <w:p>
-      <w:pPr>
-        <w:pStyle w:val="ListNumber"/>
-        <w:spacing w:line="240" w:lineRule="auto"/>
-        <w:ind w:left="720"/>
-      </w:pPr>
-      <w:r>
-        <w:rPr>
-          <w:lang w:val="zh_TW" w:bidi="zh_TW"/>
-        </w:rPr>
-      </w:r>
-      <w:r>
-        <w:rPr>
-          <w:lang w:val="zh_TW" w:bidi="zh_TW"/>
-        </w:rPr>
-        <w:t>對他人表達的善意（</w:t>
-      </w:r>
-      <w:hyperlink r:id="rId27">
-        <w:r>
-          <w:rPr>
-            <w:lang w:val="zh_TW" w:bidi="zh_TW"/>
-          </w:rPr>
-          <w:rPr>
-            <w:color w:val="0000EE"/>
-            <w:u w:val="single"/>
-          </w:rPr>
-          <w:t>帖前2:7</w:t>
-        </w:r>
-      </w:hyperlink>
-      <w:r>
-        <w:rPr>
-          <w:lang w:val="zh_TW" w:bidi="zh_TW"/>
-        </w:rPr>
-        <w:t>；</w:t>
-      </w:r>
-      <w:hyperlink r:id="rId28">
-        <w:r>
-          <w:rPr>
-            <w:lang w:val="zh_TW" w:bidi="zh_TW"/>
-          </w:rPr>
-          <w:rPr>
-            <w:color w:val="0000EE"/>
-            <w:u w:val="single"/>
-          </w:rPr>
-          <w:t>提後2:24</w:t>
-        </w:r>
-      </w:hyperlink>
-      <w:r>
-        <w:rPr>
-          <w:lang w:val="zh_TW" w:bidi="zh_TW"/>
-        </w:rPr>
-        <w:t>）；</w:t>
-      </w:r>
-    </w:p>
-    <w:p>
-      <w:pPr>
-        <w:pStyle w:val="ListNumber"/>
-        <w:spacing w:line="240" w:lineRule="auto"/>
-        <w:ind w:left="720"/>
-      </w:pPr>
-      <w:r>
-        <w:rPr>
-          <w:lang w:val="zh_TW" w:bidi="zh_TW"/>
-        </w:rPr>
-      </w:r>
-      <w:r>
-        <w:rPr>
-          <w:lang w:val="zh_TW" w:bidi="zh_TW"/>
-        </w:rPr>
-        <w:t>在各種情況下適當、公平或合適的行為（</w:t>
-      </w:r>
-      <w:hyperlink r:id="rId29">
-        <w:r>
-          <w:rPr>
-            <w:lang w:val="zh_TW" w:bidi="zh_TW"/>
-          </w:rPr>
-          <w:rPr>
-            <w:color w:val="0000EE"/>
-            <w:u w:val="single"/>
-          </w:rPr>
-          <w:t>提前3:3</w:t>
-        </w:r>
-      </w:hyperlink>
-      <w:r>
-        <w:rPr>
-          <w:lang w:val="zh_TW" w:bidi="zh_TW"/>
-        </w:rPr>
-        <w:t>；</w:t>
-      </w:r>
-      <w:hyperlink r:id="rId30">
-        <w:r>
-          <w:rPr>
-            <w:lang w:val="zh_TW" w:bidi="zh_TW"/>
-          </w:rPr>
-          <w:rPr>
-            <w:color w:val="0000EE"/>
-            <w:u w:val="single"/>
-          </w:rPr>
-          <w:t>多3:2</w:t>
-        </w:r>
-      </w:hyperlink>
-      <w:r>
-        <w:rPr>
-          <w:lang w:val="zh_TW" w:bidi="zh_TW"/>
-        </w:rPr>
-        <w:t>；</w:t>
-      </w:r>
-      <w:hyperlink r:id="rId31">
-        <w:r>
-          <w:rPr>
-            <w:lang w:val="zh_TW" w:bidi="zh_TW"/>
-          </w:rPr>
-          <w:rPr>
-            <w:color w:val="0000EE"/>
-            <w:u w:val="single"/>
-          </w:rPr>
-          <w:t>彼前2:18</w:t>
-        </w:r>
-      </w:hyperlink>
-      <w:r>
-        <w:rPr>
-          <w:lang w:val="zh_TW" w:bidi="zh_TW"/>
-        </w:rPr>
-        <w:t>）。</w:t>
+        <w:t>）曾殖民此地。羅馬人在奧古斯都擊敗當地的強盜首領西納德勒斯（Zenodorus）後取得了特拉可尼的控制權。隨後，奧古斯都將這片土地交給大希律，條件是他必須鎮壓當地的土匪。在大希律去世後，他的兒子腓力繼承了這片土地，但很可能僅在名義上擁有控制權。</w:t>
       </w:r>
     </w:p>
     <w:p>
@@ -659,2084 +295,20 @@
         <w:rPr>
           <w:lang w:val="zh_TW" w:bidi="zh_TW"/>
         </w:rPr>
-        <w:t>教會領袖和其他信徒被教導要溫柔地對待犯錯的人（</w:t>
-      </w:r>
-      <w:hyperlink r:id="rId32">
-        <w:r>
-          <w:rPr>
-            <w:lang w:val="zh_TW" w:bidi="zh_TW"/>
-          </w:rPr>
-          <w:rPr>
-            <w:color w:val="0000EE"/>
-            <w:u w:val="single"/>
-          </w:rPr>
-          <w:t>加6:1</w:t>
-        </w:r>
-      </w:hyperlink>
-      <w:r>
-        <w:rPr>
-          <w:lang w:val="zh_TW" w:bidi="zh_TW"/>
-        </w:rPr>
-        <w:t>），反對信仰的人（</w:t>
-      </w:r>
-      <w:hyperlink r:id="rId26">
-        <w:r>
-          <w:rPr>
-            <w:lang w:val="zh_TW" w:bidi="zh_TW"/>
-          </w:rPr>
-          <w:rPr>
-            <w:color w:val="0000EE"/>
-            <w:u w:val="single"/>
-          </w:rPr>
-          <w:t>提後2:25</w:t>
-        </w:r>
-      </w:hyperlink>
-      <w:r>
-        <w:rPr>
-          <w:lang w:val="zh_TW" w:bidi="zh_TW"/>
-        </w:rPr>
-        <w:t>），或無知和被誤導的人（</w:t>
-      </w:r>
-      <w:hyperlink r:id="rId33">
-        <w:r>
-          <w:rPr>
-            <w:lang w:val="zh_TW" w:bidi="zh_TW"/>
-          </w:rPr>
-          <w:rPr>
-            <w:color w:val="0000EE"/>
-            <w:u w:val="single"/>
-          </w:rPr>
-          <w:t>來5:2</w:t>
-        </w:r>
-      </w:hyperlink>
-      <w:r>
-        <w:rPr>
-          <w:lang w:val="zh_TW" w:bidi="zh_TW"/>
-        </w:rPr>
-        <w:t>）。</w:t>
-      </w:r>
-      <w:r>
-        <w:rPr>
-          <w:lang w:val="zh_TW" w:bidi="zh_TW"/>
-        </w:rPr>
-      </w:r>
-      <w:r>
-        <w:rPr>
-          <w:lang w:val="zh_TW" w:bidi="zh_TW"/>
-        </w:rPr>
-      </w:r>
-    </w:p>
-    <w:p>
-      <w:pPr/>
-      <w:r>
-        <w:rPr>
-          <w:lang w:val="zh_TW" w:bidi="zh_TW"/>
-        </w:rPr>
-      </w:r>
-    </w:p>
-    <w:p>
-      <w:pPr>
-        <w:pStyle w:val="Heading2"/>
-      </w:pPr>
-      <w:r>
-        <w:rPr>
-          <w:lang w:val="zh_TW" w:bidi="zh_TW"/>
-        </w:rPr>
-        <w:t>文士</w:t>
-      </w:r>
-      <w:r>
-        <w:rPr>
-          <w:lang w:val="zh_TW" w:bidi="zh_TW"/>
-        </w:rPr>
-      </w:r>
-    </w:p>
-    <w:p>
-      <w:pPr/>
-      <w:r>
-        <w:rPr>
-          <w:lang w:val="zh_TW" w:bidi="zh_TW"/>
-        </w:rPr>
-      </w:r>
-      <w:r>
-        <w:rPr>
-          <w:lang w:val="zh_TW" w:bidi="zh_TW"/>
-        </w:rPr>
-        <w:t>指舊約時代早期，那些負責書寫和記錄資訊的人。在巴比倫被擄歸回之後，文士成為一個學者階層，為百姓做教導、抄寫和解釋猶太律法的工作。他們在福音書中主要作為耶穌的對手出現。</w:t>
-      </w:r>
-    </w:p>
-    <w:p>
-      <w:pPr>
-        <w:pStyle w:val="Heading3"/>
-      </w:pPr>
-      <w:r>
-        <w:rPr>
-          <w:lang w:val="zh_TW" w:bidi="zh_TW"/>
-        </w:rPr>
-        <w:t>巴比倫被擄前的文士</w:t>
-      </w:r>
-    </w:p>
-    <w:p>
-      <w:pPr/>
-      <w:r>
-        <w:rPr>
-          <w:lang w:val="zh_TW" w:bidi="zh_TW"/>
-        </w:rPr>
-      </w:r>
-      <w:r>
-        <w:rPr>
-          <w:lang w:val="zh_TW" w:bidi="zh_TW"/>
-        </w:rPr>
-        <w:t>在古代以色列，閱讀和書寫的能力並不普及，公共生活的各個方面都需要專業人士。這似乎是聖經對「文士」一詞最早的理解，並無特別的宗教意涵。文士負責保存記錄或抄寫</w:t>
-      </w:r>
-    </w:p>
-    <w:p>
-      <w:pPr>
-        <w:pStyle w:val="ListBullet"/>
-        <w:spacing w:line="240" w:lineRule="auto"/>
-        <w:ind w:left="720"/>
-      </w:pPr>
-      <w:r>
-        <w:rPr>
-          <w:lang w:val="zh_TW" w:bidi="zh_TW"/>
-        </w:rPr>
-      </w:r>
-      <w:r>
-        <w:rPr>
-          <w:lang w:val="zh_TW" w:bidi="zh_TW"/>
-        </w:rPr>
-        <w:t>法律文件（</w:t>
-      </w:r>
-      <w:hyperlink r:id="rId34">
-        <w:r>
-          <w:rPr>
-            <w:lang w:val="zh_TW" w:bidi="zh_TW"/>
-          </w:rPr>
-          <w:rPr>
-            <w:color w:val="0000EE"/>
-            <w:u w:val="single"/>
-          </w:rPr>
-          <w:t>耶32:12</w:t>
-        </w:r>
-      </w:hyperlink>
-      <w:r>
-        <w:rPr>
-          <w:lang w:val="zh_TW" w:bidi="zh_TW"/>
-        </w:rPr>
-        <w:t>），</w:t>
-      </w:r>
-    </w:p>
-    <w:p>
-      <w:pPr>
-        <w:pStyle w:val="ListBullet"/>
-        <w:spacing w:line="240" w:lineRule="auto"/>
-        <w:ind w:left="720"/>
-      </w:pPr>
-      <w:r>
-        <w:rPr>
-          <w:lang w:val="zh_TW" w:bidi="zh_TW"/>
-        </w:rPr>
-      </w:r>
-      <w:r>
-        <w:rPr>
-          <w:lang w:val="zh_TW" w:bidi="zh_TW"/>
-        </w:rPr>
-        <w:t>軍事檔案（</w:t>
-      </w:r>
-      <w:hyperlink r:id="rId35">
-        <w:r>
-          <w:rPr>
-            <w:lang w:val="zh_TW" w:bidi="zh_TW"/>
-          </w:rPr>
-          <w:rPr>
-            <w:color w:val="0000EE"/>
-            <w:u w:val="single"/>
-          </w:rPr>
-          <w:t>代下26:11</w:t>
-        </w:r>
-      </w:hyperlink>
-      <w:r>
-        <w:rPr>
-          <w:lang w:val="zh_TW" w:bidi="zh_TW"/>
-        </w:rPr>
-        <w:t>），</w:t>
-      </w:r>
-    </w:p>
-    <w:p>
-      <w:pPr>
-        <w:pStyle w:val="ListBullet"/>
-        <w:spacing w:line="240" w:lineRule="auto"/>
-        <w:ind w:left="720"/>
-      </w:pPr>
-      <w:r>
-        <w:rPr>
-          <w:lang w:val="zh_TW" w:bidi="zh_TW"/>
-        </w:rPr>
-      </w:r>
-      <w:r>
-        <w:rPr>
-          <w:lang w:val="zh_TW" w:bidi="zh_TW"/>
-        </w:rPr>
-        <w:t>其它公文（</w:t>
-      </w:r>
-      <w:hyperlink r:id="rId36">
-        <w:r>
-          <w:rPr>
-            <w:lang w:val="zh_TW" w:bidi="zh_TW"/>
-          </w:rPr>
-          <w:rPr>
-            <w:color w:val="0000EE"/>
-            <w:u w:val="single"/>
-          </w:rPr>
-          <w:t>士8:14</w:t>
-        </w:r>
-      </w:hyperlink>
-      <w:r>
-        <w:rPr>
-          <w:lang w:val="zh_TW" w:bidi="zh_TW"/>
-        </w:rPr>
-        <w:t>；</w:t>
-      </w:r>
-      <w:hyperlink r:id="rId37">
-        <w:r>
-          <w:rPr>
-            <w:lang w:val="zh_TW" w:bidi="zh_TW"/>
-          </w:rPr>
-          <w:rPr>
-            <w:color w:val="0000EE"/>
-            <w:u w:val="single"/>
-          </w:rPr>
-          <w:t>賽50:1</w:t>
-        </w:r>
-      </w:hyperlink>
-      <w:r>
-        <w:rPr>
-          <w:lang w:val="zh_TW" w:bidi="zh_TW"/>
-        </w:rPr>
-        <w:t>），或</w:t>
-      </w:r>
-    </w:p>
-    <w:p>
-      <w:pPr>
-        <w:pStyle w:val="ListBullet"/>
-        <w:spacing w:line="240" w:lineRule="auto"/>
-        <w:ind w:left="720"/>
-      </w:pPr>
-      <w:r>
-        <w:rPr>
-          <w:lang w:val="zh_TW" w:bidi="zh_TW"/>
-        </w:rPr>
-      </w:r>
-      <w:r>
-        <w:rPr>
-          <w:lang w:val="zh_TW" w:bidi="zh_TW"/>
-        </w:rPr>
-        <w:t>私人書信（</w:t>
-      </w:r>
-      <w:hyperlink r:id="rId38">
-        <w:r>
-          <w:rPr>
-            <w:lang w:val="zh_TW" w:bidi="zh_TW"/>
-          </w:rPr>
-          <w:rPr>
-            <w:color w:val="0000EE"/>
-            <w:u w:val="single"/>
-          </w:rPr>
-          <w:t>耶36:18</w:t>
-        </w:r>
-      </w:hyperlink>
-      <w:r>
-        <w:rPr>
-          <w:lang w:val="zh_TW" w:bidi="zh_TW"/>
-        </w:rPr>
-        <w:t>）。</w:t>
-      </w:r>
-    </w:p>
-    <w:p>
-      <w:pPr/>
-      <w:r>
-        <w:rPr>
-          <w:lang w:val="zh_TW" w:bidi="zh_TW"/>
-        </w:rPr>
-      </w:r>
-      <w:r>
-        <w:rPr>
-          <w:lang w:val="zh_TW" w:bidi="zh_TW"/>
-        </w:rPr>
-        <w:t>文士對於王室行政至關重要。文士長通常擔任</w:t>
-      </w:r>
-    </w:p>
-    <w:p>
-      <w:pPr>
-        <w:pStyle w:val="ListBullet"/>
-        <w:spacing w:line="240" w:lineRule="auto"/>
-        <w:ind w:left="720"/>
-      </w:pPr>
-      <w:r>
-        <w:rPr>
-          <w:lang w:val="zh_TW" w:bidi="zh_TW"/>
-        </w:rPr>
-      </w:r>
-      <w:r>
-        <w:rPr>
-          <w:lang w:val="zh_TW" w:bidi="zh_TW"/>
-        </w:rPr>
-        <w:t>王室書記（</w:t>
-      </w:r>
-      <w:hyperlink r:id="rId39">
-        <w:r>
-          <w:rPr>
-            <w:lang w:val="zh_TW" w:bidi="zh_TW"/>
-          </w:rPr>
-          <w:rPr>
-            <w:color w:val="0000EE"/>
-            <w:u w:val="single"/>
-          </w:rPr>
-          <w:t>王上4:3</w:t>
-        </w:r>
-      </w:hyperlink>
-      <w:r>
-        <w:rPr>
-          <w:lang w:val="zh_TW" w:bidi="zh_TW"/>
-        </w:rPr>
-        <w:t>；</w:t>
-      </w:r>
-      <w:hyperlink r:id="rId40">
-        <w:r>
-          <w:rPr>
-            <w:lang w:val="zh_TW" w:bidi="zh_TW"/>
-          </w:rPr>
-          <w:rPr>
-            <w:color w:val="0000EE"/>
-            <w:u w:val="single"/>
-          </w:rPr>
-          <w:t>代下24:11</w:t>
-        </w:r>
-      </w:hyperlink>
-      <w:r>
-        <w:rPr>
-          <w:lang w:val="zh_TW" w:bidi="zh_TW"/>
-        </w:rPr>
-        <w:t>），</w:t>
-      </w:r>
-    </w:p>
-    <w:p>
-      <w:pPr>
-        <w:pStyle w:val="ListBullet"/>
-        <w:spacing w:line="240" w:lineRule="auto"/>
-        <w:ind w:left="720"/>
-      </w:pPr>
-      <w:r>
-        <w:rPr>
-          <w:lang w:val="zh_TW" w:bidi="zh_TW"/>
-        </w:rPr>
-      </w:r>
-      <w:r>
-        <w:rPr>
-          <w:lang w:val="zh_TW" w:bidi="zh_TW"/>
-        </w:rPr>
-        <w:t>謀士（</w:t>
-      </w:r>
-      <w:hyperlink r:id="rId41">
-        <w:r>
-          <w:rPr>
-            <w:lang w:val="zh_TW" w:bidi="zh_TW"/>
-          </w:rPr>
-          <w:rPr>
-            <w:color w:val="0000EE"/>
-            <w:u w:val="single"/>
-          </w:rPr>
-          <w:t>撒下8:16–17</w:t>
-        </w:r>
-      </w:hyperlink>
-      <w:r>
-        <w:rPr>
-          <w:lang w:val="zh_TW" w:bidi="zh_TW"/>
-        </w:rPr>
-        <w:t>；</w:t>
-      </w:r>
-      <w:hyperlink r:id="rId42">
-        <w:r>
-          <w:rPr>
-            <w:lang w:val="zh_TW" w:bidi="zh_TW"/>
-          </w:rPr>
-          <w:rPr>
-            <w:color w:val="0000EE"/>
-            <w:u w:val="single"/>
-          </w:rPr>
-          <w:t>王下18:18</w:t>
-        </w:r>
-      </w:hyperlink>
-      <w:r>
-        <w:rPr>
-          <w:lang w:val="zh_TW" w:bidi="zh_TW"/>
-        </w:rPr>
-        <w:t>，</w:t>
-      </w:r>
-      <w:hyperlink r:id="rId43">
-        <w:r>
-          <w:rPr>
-            <w:lang w:val="zh_TW" w:bidi="zh_TW"/>
-          </w:rPr>
-          <w:rPr>
-            <w:color w:val="0000EE"/>
-            <w:u w:val="single"/>
-          </w:rPr>
-          <w:t>22:12</w:t>
-        </w:r>
-      </w:hyperlink>
-      <w:r>
-        <w:rPr>
-          <w:lang w:val="zh_TW" w:bidi="zh_TW"/>
-        </w:rPr>
-        <w:t>；</w:t>
-      </w:r>
-      <w:hyperlink r:id="rId44">
-        <w:r>
-          <w:rPr>
-            <w:lang w:val="zh_TW" w:bidi="zh_TW"/>
-          </w:rPr>
-          <w:rPr>
-            <w:color w:val="0000EE"/>
-            <w:u w:val="single"/>
-          </w:rPr>
-          <w:t>代上27:32</w:t>
-        </w:r>
-      </w:hyperlink>
-      <w:r>
-        <w:rPr>
-          <w:lang w:val="zh_TW" w:bidi="zh_TW"/>
-        </w:rPr>
-        <w:t>；</w:t>
-      </w:r>
-      <w:hyperlink r:id="rId45">
-        <w:r>
-          <w:rPr>
-            <w:lang w:val="zh_TW" w:bidi="zh_TW"/>
-          </w:rPr>
-          <w:rPr>
-            <w:color w:val="0000EE"/>
-            <w:u w:val="single"/>
-          </w:rPr>
-          <w:t>賽36:3</w:t>
-        </w:r>
-      </w:hyperlink>
-      <w:r>
-        <w:rPr>
-          <w:lang w:val="zh_TW" w:bidi="zh_TW"/>
-        </w:rPr>
-        <w:t>），和</w:t>
-      </w:r>
-    </w:p>
-    <w:p>
-      <w:pPr>
-        <w:pStyle w:val="ListBullet"/>
-        <w:spacing w:line="240" w:lineRule="auto"/>
-        <w:ind w:left="720"/>
-      </w:pPr>
-      <w:r>
-        <w:rPr>
-          <w:lang w:val="zh_TW" w:bidi="zh_TW"/>
-        </w:rPr>
-      </w:r>
-      <w:r>
-        <w:rPr>
-          <w:lang w:val="zh_TW" w:bidi="zh_TW"/>
-        </w:rPr>
-        <w:t>財務監督（</w:t>
-      </w:r>
-      <w:hyperlink r:id="rId46">
-        <w:r>
-          <w:rPr>
-            <w:lang w:val="zh_TW" w:bidi="zh_TW"/>
-          </w:rPr>
-          <w:rPr>
-            <w:color w:val="0000EE"/>
-            <w:u w:val="single"/>
-          </w:rPr>
-          <w:t>王下22:3–4</w:t>
-        </w:r>
-      </w:hyperlink>
-      <w:r>
-        <w:rPr>
-          <w:lang w:val="zh_TW" w:bidi="zh_TW"/>
-        </w:rPr>
-        <w:t>）。</w:t>
-      </w:r>
-    </w:p>
-    <w:p>
-      <w:pPr/>
-      <w:r>
-        <w:rPr>
-          <w:lang w:val="zh_TW" w:bidi="zh_TW"/>
-        </w:rPr>
-      </w:r>
-      <w:r>
-        <w:rPr>
-          <w:lang w:val="zh_TW" w:bidi="zh_TW"/>
-        </w:rPr>
-        <w:t>書記也與祭司職分有關，負責聖殿的紀錄工作（</w:t>
-      </w:r>
-      <w:hyperlink r:id="rId47">
-        <w:r>
-          <w:rPr>
-            <w:lang w:val="zh_TW" w:bidi="zh_TW"/>
-          </w:rPr>
-          <w:rPr>
-            <w:color w:val="0000EE"/>
-            <w:u w:val="single"/>
-          </w:rPr>
-          <w:t>代上24:6</w:t>
-        </w:r>
-      </w:hyperlink>
-      <w:r>
-        <w:rPr>
-          <w:lang w:val="zh_TW" w:bidi="zh_TW"/>
-        </w:rPr>
-        <w:t>；</w:t>
-      </w:r>
-      <w:hyperlink r:id="rId48">
-        <w:r>
-          <w:rPr>
-            <w:lang w:val="zh_TW" w:bidi="zh_TW"/>
-          </w:rPr>
-          <w:rPr>
-            <w:color w:val="0000EE"/>
-            <w:u w:val="single"/>
-          </w:rPr>
-          <w:t>代下34:13–15</w:t>
-        </w:r>
-      </w:hyperlink>
-      <w:r>
-        <w:rPr>
-          <w:lang w:val="zh_TW" w:bidi="zh_TW"/>
-        </w:rPr>
-        <w:t>）。</w:t>
-      </w:r>
-    </w:p>
-    <w:p>
-      <w:pPr>
-        <w:pStyle w:val="Heading3"/>
-      </w:pPr>
-      <w:r>
-        <w:rPr>
-          <w:lang w:val="zh_TW" w:bidi="zh_TW"/>
-        </w:rPr>
-        <w:t>巴比倫被擄歸回後的文士</w:t>
-      </w:r>
-    </w:p>
-    <w:p>
-      <w:pPr/>
-      <w:r>
-        <w:rPr>
-          <w:lang w:val="zh_TW" w:bidi="zh_TW"/>
-        </w:rPr>
-      </w:r>
-      <w:r>
-        <w:rPr>
-          <w:lang w:val="zh_TW" w:bidi="zh_TW"/>
-        </w:rPr>
-        <w:t>猶太人被擄歸回後，在以斯拉和尼希米的領導下，猶太信仰傳統得以重建。此時「文士」一詞更具體地指那些聚集在一起，研究並解釋妥拉（猶太律法）的人。文士成為教師的專業，能給猶太百姓準確保存並解釋摩西律法。在這時期的開始，以斯拉被視為理想的文士，他是「通達耶和華誡命和賜以色列之律例的文士」（</w:t>
-      </w:r>
-      <w:hyperlink r:id="rId49">
-        <w:r>
-          <w:rPr>
-            <w:lang w:val="zh_TW" w:bidi="zh_TW"/>
-          </w:rPr>
-          <w:rPr>
-            <w:color w:val="0000EE"/>
-            <w:u w:val="single"/>
-          </w:rPr>
-          <w:t>拉7:11</w:t>
-        </w:r>
-      </w:hyperlink>
-      <w:r>
-        <w:rPr>
-          <w:lang w:val="zh_TW" w:bidi="zh_TW"/>
-        </w:rPr>
-        <w:t>）。</w:t>
-      </w:r>
-    </w:p>
-    <w:p>
-      <w:pPr/>
-      <w:r>
-        <w:rPr>
-          <w:lang w:val="zh_TW" w:bidi="zh_TW"/>
-        </w:rPr>
-      </w:r>
-      <w:r>
-        <w:rPr>
-          <w:lang w:val="zh_TW" w:bidi="zh_TW"/>
-        </w:rPr>
-        <w:t>便西拉智訓（</w:t>
-      </w:r>
-      <w:r>
-        <w:rPr>
-          <w:lang w:val="zh_TW" w:bidi="zh_TW"/>
-        </w:rPr>
-        <w:t>The book of Sirach</w:t>
-      </w:r>
-      <w:r>
-        <w:rPr>
-          <w:lang w:val="zh_TW" w:bidi="zh_TW"/>
-        </w:rPr>
-        <w:t>）</w:t>
-      </w:r>
-      <w:r>
-        <w:rPr>
-          <w:lang w:val="zh_TW" w:bidi="zh_TW"/>
-        </w:rPr>
-        <w:t>描述文士是能夠深刻理解經文的隱含意義的人（</w:t>
-      </w:r>
-      <w:hyperlink r:id="rId50">
-        <w:r>
-          <w:rPr>
-            <w:lang w:val="zh_TW" w:bidi="zh_TW"/>
-          </w:rPr>
-          <w:rPr>
-            <w:color w:val="0000EE"/>
-            <w:u w:val="single"/>
-          </w:rPr>
-          <w:t>便西拉智訓39:2–3</w:t>
-        </w:r>
-      </w:hyperlink>
-      <w:r>
-        <w:rPr>
-          <w:lang w:val="zh_TW" w:bidi="zh_TW"/>
-        </w:rPr>
-        <w:t>），這種理解源於他勤奮研究律法、先知書和聖卷的結果（</w:t>
-      </w:r>
-      <w:hyperlink r:id="rId51">
-        <w:r>
-          <w:rPr>
-            <w:lang w:val="zh_TW" w:bidi="zh_TW"/>
-          </w:rPr>
-          <w:rPr>
-            <w:color w:val="0000EE"/>
-            <w:u w:val="single"/>
-          </w:rPr>
-          <w:t>38:24</w:t>
-        </w:r>
-      </w:hyperlink>
-      <w:r>
-        <w:rPr>
-          <w:lang w:val="zh_TW" w:bidi="zh_TW"/>
-        </w:rPr>
-        <w:t>及以下，</w:t>
-      </w:r>
-      <w:hyperlink r:id="rId52">
-        <w:r>
-          <w:rPr>
-            <w:lang w:val="zh_TW" w:bidi="zh_TW"/>
-          </w:rPr>
-          <w:rPr>
-            <w:color w:val="0000EE"/>
-            <w:u w:val="single"/>
-          </w:rPr>
-          <w:t>39:1</w:t>
-        </w:r>
-      </w:hyperlink>
-      <w:r>
-        <w:rPr>
-          <w:lang w:val="zh_TW" w:bidi="zh_TW"/>
-        </w:rPr>
-        <w:t>）。因此，文士能夠為百姓和國擔任審判官和謀士（</w:t>
-      </w:r>
-      <w:hyperlink r:id="rId53">
-        <w:r>
-          <w:rPr>
-            <w:lang w:val="zh_TW" w:bidi="zh_TW"/>
-          </w:rPr>
-          <w:rPr>
-            <w:color w:val="0000EE"/>
-            <w:u w:val="single"/>
-          </w:rPr>
-          <w:t>38:33</w:t>
-        </w:r>
-      </w:hyperlink>
-      <w:r>
-        <w:rPr>
-          <w:lang w:val="zh_TW" w:bidi="zh_TW"/>
-        </w:rPr>
-        <w:t>，</w:t>
-      </w:r>
-      <w:hyperlink r:id="rId54">
-        <w:r>
-          <w:rPr>
-            <w:lang w:val="zh_TW" w:bidi="zh_TW"/>
-          </w:rPr>
-          <w:rPr>
-            <w:color w:val="0000EE"/>
-            <w:u w:val="single"/>
-          </w:rPr>
-          <w:t>39:4–8</w:t>
-        </w:r>
-      </w:hyperlink>
-      <w:r>
-        <w:rPr>
-          <w:lang w:val="zh_TW" w:bidi="zh_TW"/>
-        </w:rPr>
-        <w:t>）。由於文士在一個由律法統治的社會中有不可或缺的地位，他應當受到世世代代的讚譽和尊敬（</w:t>
-      </w:r>
-      <w:hyperlink r:id="rId55">
-        <w:r>
-          <w:rPr>
-            <w:lang w:val="zh_TW" w:bidi="zh_TW"/>
-          </w:rPr>
-          <w:rPr>
-            <w:color w:val="0000EE"/>
-            <w:u w:val="single"/>
-          </w:rPr>
-          <w:t>39:9</w:t>
-        </w:r>
-      </w:hyperlink>
-      <w:r>
-        <w:rPr>
-          <w:lang w:val="zh_TW" w:bidi="zh_TW"/>
-        </w:rPr>
-        <w:t>）。到公元前二世紀，文士成為猶太社會中一個相當獨特的階級。從這時期開始，文士與法利賽人的興起有密切聯繫，多數文士都隸屬於他們（見新約中的密切關係：</w:t>
-      </w:r>
-      <w:hyperlink r:id="rId56">
-        <w:r>
-          <w:rPr>
-            <w:lang w:val="zh_TW" w:bidi="zh_TW"/>
-          </w:rPr>
-          <w:rPr>
-            <w:color w:val="0000EE"/>
-            <w:u w:val="single"/>
-          </w:rPr>
-          <w:t>太5:20</w:t>
-        </w:r>
-      </w:hyperlink>
-      <w:r>
-        <w:rPr>
-          <w:lang w:val="zh_TW" w:bidi="zh_TW"/>
-        </w:rPr>
-        <w:t>，</w:t>
-      </w:r>
-      <w:hyperlink r:id="rId57">
-        <w:r>
-          <w:rPr>
-            <w:lang w:val="zh_TW" w:bidi="zh_TW"/>
-          </w:rPr>
-          <w:rPr>
-            <w:color w:val="0000EE"/>
-            <w:u w:val="single"/>
-          </w:rPr>
-          <w:t>12:38，</w:t>
-        </w:r>
-      </w:hyperlink>
-      <w:hyperlink r:id="rId58">
-        <w:r>
-          <w:rPr>
-            <w:lang w:val="zh_TW" w:bidi="zh_TW"/>
-          </w:rPr>
-          <w:rPr>
-            <w:color w:val="0000EE"/>
-            <w:u w:val="single"/>
-          </w:rPr>
-          <w:t>15:1</w:t>
-        </w:r>
-      </w:hyperlink>
-      <w:r>
-        <w:rPr>
-          <w:lang w:val="zh_TW" w:bidi="zh_TW"/>
-        </w:rPr>
-        <w:t>；</w:t>
-      </w:r>
-      <w:hyperlink r:id="rId59">
-        <w:r>
-          <w:rPr>
-            <w:lang w:val="zh_TW" w:bidi="zh_TW"/>
-          </w:rPr>
-          <w:rPr>
-            <w:color w:val="0000EE"/>
-            <w:u w:val="single"/>
-          </w:rPr>
-          <w:t>可7:5</w:t>
-        </w:r>
-      </w:hyperlink>
-      <w:r>
-        <w:rPr>
-          <w:lang w:val="zh_TW" w:bidi="zh_TW"/>
-        </w:rPr>
-        <w:t>；</w:t>
-      </w:r>
-      <w:hyperlink r:id="rId60">
-        <w:r>
-          <w:rPr>
-            <w:lang w:val="zh_TW" w:bidi="zh_TW"/>
-          </w:rPr>
-          <w:rPr>
-            <w:color w:val="0000EE"/>
-            <w:u w:val="single"/>
-          </w:rPr>
-          <w:t>路6:7</w:t>
-        </w:r>
-      </w:hyperlink>
-      <w:r>
-        <w:rPr>
-          <w:lang w:val="zh_TW" w:bidi="zh_TW"/>
-        </w:rPr>
-        <w:t>）。</w:t>
-      </w:r>
-    </w:p>
-    <w:p>
-      <w:pPr>
-        <w:pStyle w:val="Heading3"/>
-      </w:pPr>
-      <w:r>
-        <w:rPr>
-          <w:lang w:val="zh_TW" w:bidi="zh_TW"/>
-        </w:rPr>
-        <w:t>訓練和地位</w:t>
-      </w:r>
-    </w:p>
-    <w:p>
-      <w:pPr/>
-      <w:r>
-        <w:rPr>
-          <w:lang w:val="zh_TW" w:bidi="zh_TW"/>
-        </w:rPr>
-      </w:r>
-      <w:r>
-        <w:rPr>
-          <w:lang w:val="zh_TW" w:bidi="zh_TW"/>
-        </w:rPr>
-        <w:t>最初，文士都是在祭司家族中接受訓練，這些家族成員從事同樣的職業，且代代相傳。身為這些家族的一員，他們的工作就有了保障（</w:t>
-      </w:r>
-      <w:hyperlink r:id="rId61">
-        <w:r>
-          <w:rPr>
-            <w:lang w:val="zh_TW" w:bidi="zh_TW"/>
-          </w:rPr>
-          <w:rPr>
-            <w:color w:val="0000EE"/>
-            <w:u w:val="single"/>
-          </w:rPr>
-          <w:t>代上2:55</w:t>
-        </w:r>
-      </w:hyperlink>
-      <w:r>
-        <w:rPr>
-          <w:lang w:val="zh_TW" w:bidi="zh_TW"/>
-        </w:rPr>
-        <w:t>）。後來，所有社會階層的人都可接受相關訓練。到耶穌時代，許多有影響力的文士來自非祭司家庭。訓練從年幼時開始，在教師或拉比的個別指導下進行。拉比教導有關猶太律法的所有內容及其解釋。</w:t>
-      </w:r>
-    </w:p>
-    <w:p>
-      <w:pPr/>
-      <w:r>
-        <w:rPr>
-          <w:lang w:val="zh_TW" w:bidi="zh_TW"/>
-        </w:rPr>
-      </w:r>
-      <w:r>
-        <w:rPr>
-          <w:lang w:val="zh_TW" w:bidi="zh_TW"/>
-        </w:rPr>
-        <w:t>由於摩西書寫的律法無法直接應對被擄歸回後的各種情況，文士的技能成為了一個極其重要的貢獻。他們建立的「口傳律法（oral law）」被視為與書面猶太律法同等重要。因此，對於那些渴望取悅神的人來說，這些律法同樣具有約束力（見</w:t>
-      </w:r>
-      <w:hyperlink r:id="rId62">
-        <w:r>
-          <w:rPr>
-            <w:lang w:val="zh_TW" w:bidi="zh_TW"/>
-          </w:rPr>
-          <w:rPr>
-            <w:color w:val="0000EE"/>
-            <w:u w:val="single"/>
-          </w:rPr>
-          <w:t>可7:6–13</w:t>
-        </w:r>
-      </w:hyperlink>
-      <w:r>
-        <w:rPr>
-          <w:lang w:val="zh_TW" w:bidi="zh_TW"/>
-        </w:rPr>
-        <w:t>）。由於文士有專業知識，他們參與猶太公會，即充當以色列最高法院的長老議會。文士是該公會中唯一來自非大祭司和長老等最高社會階層的成員（</w:t>
-      </w:r>
-      <w:hyperlink r:id="rId63">
-        <w:r>
-          <w:rPr>
-            <w:lang w:val="zh_TW" w:bidi="zh_TW"/>
-          </w:rPr>
-          <w:rPr>
-            <w:color w:val="0000EE"/>
-            <w:u w:val="single"/>
-          </w:rPr>
-          <w:t>太26:57</w:t>
-        </w:r>
-      </w:hyperlink>
-      <w:r>
-        <w:rPr>
-          <w:lang w:val="zh_TW" w:bidi="zh_TW"/>
-        </w:rPr>
-        <w:t>；</w:t>
-      </w:r>
-      <w:hyperlink r:id="rId64">
-        <w:r>
-          <w:rPr>
-            <w:lang w:val="zh_TW" w:bidi="zh_TW"/>
-          </w:rPr>
-          <w:rPr>
-            <w:color w:val="0000EE"/>
-            <w:u w:val="single"/>
-          </w:rPr>
-          <w:t>可14:43、53</w:t>
-        </w:r>
-      </w:hyperlink>
-      <w:r>
-        <w:rPr>
-          <w:lang w:val="zh_TW" w:bidi="zh_TW"/>
-        </w:rPr>
-        <w:t>；</w:t>
-      </w:r>
-      <w:hyperlink r:id="rId65">
-        <w:r>
-          <w:rPr>
-            <w:lang w:val="zh_TW" w:bidi="zh_TW"/>
-          </w:rPr>
-          <w:rPr>
-            <w:color w:val="0000EE"/>
-            <w:u w:val="single"/>
-          </w:rPr>
-          <w:t>路22:66</w:t>
-        </w:r>
-      </w:hyperlink>
-      <w:r>
-        <w:rPr>
-          <w:lang w:val="zh_TW" w:bidi="zh_TW"/>
-        </w:rPr>
-        <w:t>；</w:t>
-      </w:r>
-      <w:hyperlink r:id="rId66">
-        <w:r>
-          <w:rPr>
-            <w:lang w:val="zh_TW" w:bidi="zh_TW"/>
-          </w:rPr>
-          <w:rPr>
-            <w:color w:val="0000EE"/>
-            <w:u w:val="single"/>
-          </w:rPr>
-          <w:t>徒23:9</w:t>
-        </w:r>
-      </w:hyperlink>
-      <w:r>
-        <w:rPr>
-          <w:lang w:val="zh_TW" w:bidi="zh_TW"/>
-        </w:rPr>
-        <w:t>）。</w:t>
-      </w:r>
-    </w:p>
-    <w:p>
-      <w:pPr/>
-      <w:r>
-        <w:rPr>
-          <w:lang w:val="zh_TW" w:bidi="zh_TW"/>
-        </w:rPr>
-      </w:r>
-      <w:r>
-        <w:rPr>
-          <w:lang w:val="zh_TW" w:bidi="zh_TW"/>
-        </w:rPr>
-        <w:t>文士在猶太社區中備受尊敬。他們是猶太律法的權威教師，不僅在聖殿內（</w:t>
-      </w:r>
-      <w:hyperlink r:id="rId67">
-        <w:r>
-          <w:rPr>
-            <w:lang w:val="zh_TW" w:bidi="zh_TW"/>
-          </w:rPr>
-          <w:rPr>
-            <w:color w:val="0000EE"/>
-            <w:u w:val="single"/>
-          </w:rPr>
-          <w:t>路2:46</w:t>
-        </w:r>
-      </w:hyperlink>
-      <w:r>
-        <w:rPr>
-          <w:lang w:val="zh_TW" w:bidi="zh_TW"/>
-        </w:rPr>
-        <w:t>），也在猶太和加利利的各會堂中（</w:t>
-      </w:r>
-      <w:hyperlink r:id="rId68">
-        <w:r>
-          <w:rPr>
-            <w:lang w:val="zh_TW" w:bidi="zh_TW"/>
-          </w:rPr>
-          <w:rPr>
-            <w:color w:val="0000EE"/>
-            <w:u w:val="single"/>
-          </w:rPr>
-          <w:t>5:17</w:t>
-        </w:r>
-      </w:hyperlink>
-      <w:r>
-        <w:rPr>
-          <w:lang w:val="zh_TW" w:bidi="zh_TW"/>
-        </w:rPr>
-        <w:t>）教導。他們同時也是公會的重要成員，穿著特製的長衣（</w:t>
-      </w:r>
-      <w:hyperlink r:id="rId69">
-        <w:r>
-          <w:rPr>
-            <w:lang w:val="zh_TW" w:bidi="zh_TW"/>
-          </w:rPr>
-          <w:rPr>
-            <w:color w:val="0000EE"/>
-            <w:u w:val="single"/>
-          </w:rPr>
-          <w:t>可12:38</w:t>
-        </w:r>
-      </w:hyperlink>
-      <w:r>
-        <w:rPr>
-          <w:lang w:val="zh_TW" w:bidi="zh_TW"/>
-        </w:rPr>
-        <w:t>），下擺有作為紀念的穗子，並在手臂上佩戴裝有經文的「佩經盒（</w:t>
-      </w:r>
-      <w:r>
-        <w:rPr>
-          <w:lang w:val="zh_TW" w:bidi="zh_TW"/>
-        </w:rPr>
-        <w:t>prayer boxes</w:t>
-      </w:r>
-      <w:r>
-        <w:rPr>
-          <w:lang w:val="zh_TW" w:bidi="zh_TW"/>
-        </w:rPr>
-        <w:t>）」（</w:t>
-      </w:r>
-      <w:hyperlink r:id="rId70">
-        <w:r>
-          <w:rPr>
-            <w:lang w:val="zh_TW" w:bidi="zh_TW"/>
-          </w:rPr>
-          <w:rPr>
-            <w:color w:val="0000EE"/>
-            <w:u w:val="single"/>
-          </w:rPr>
-          <w:t>太23:5</w:t>
-        </w:r>
-      </w:hyperlink>
-      <w:r>
-        <w:rPr>
-          <w:lang w:val="zh_TW" w:bidi="zh_TW"/>
-        </w:rPr>
-        <w:t>）。這樣的服裝使他們備受注目，吸引人在街上向他們問安（</w:t>
-      </w:r>
-      <w:hyperlink r:id="rId69">
-        <w:r>
-          <w:rPr>
-            <w:lang w:val="zh_TW" w:bidi="zh_TW"/>
-          </w:rPr>
-          <w:rPr>
-            <w:color w:val="0000EE"/>
-            <w:u w:val="single"/>
-          </w:rPr>
-          <w:t>可12:38</w:t>
-        </w:r>
-      </w:hyperlink>
-      <w:r>
-        <w:rPr>
-          <w:lang w:val="zh_TW" w:bidi="zh_TW"/>
-        </w:rPr>
-        <w:t>）。他們被尊稱為「拉比」或「師傅」（</w:t>
-      </w:r>
-      <w:hyperlink r:id="rId71">
-        <w:r>
-          <w:rPr>
-            <w:lang w:val="zh_TW" w:bidi="zh_TW"/>
-          </w:rPr>
-          <w:rPr>
-            <w:color w:val="0000EE"/>
-            <w:u w:val="single"/>
-          </w:rPr>
-          <w:t>太23:7</w:t>
-        </w:r>
-      </w:hyperlink>
-      <w:r>
-        <w:rPr>
-          <w:lang w:val="zh_TW" w:bidi="zh_TW"/>
-        </w:rPr>
-        <w:t>），在敬拜和社交場合中享有首座（</w:t>
-      </w:r>
-      <w:hyperlink r:id="rId72">
-        <w:r>
-          <w:rPr>
-            <w:lang w:val="zh_TW" w:bidi="zh_TW"/>
-          </w:rPr>
-          <w:rPr>
-            <w:color w:val="0000EE"/>
-            <w:u w:val="single"/>
-          </w:rPr>
-          <w:t>太23:2</w:t>
-        </w:r>
-      </w:hyperlink>
-      <w:r>
-        <w:rPr>
-          <w:lang w:val="zh_TW" w:bidi="zh_TW"/>
-        </w:rPr>
-        <w:t>；</w:t>
-      </w:r>
-      <w:hyperlink r:id="rId73">
-        <w:r>
-          <w:rPr>
-            <w:lang w:val="zh_TW" w:bidi="zh_TW"/>
-          </w:rPr>
-          <w:rPr>
-            <w:color w:val="0000EE"/>
-            <w:u w:val="single"/>
-          </w:rPr>
-          <w:t>可12:39</w:t>
-        </w:r>
-      </w:hyperlink>
-      <w:r>
-        <w:rPr>
-          <w:lang w:val="zh_TW" w:bidi="zh_TW"/>
-        </w:rPr>
-        <w:t>；</w:t>
-      </w:r>
-      <w:hyperlink r:id="rId74">
-        <w:r>
-          <w:rPr>
-            <w:lang w:val="zh_TW" w:bidi="zh_TW"/>
-          </w:rPr>
-          <w:rPr>
-            <w:color w:val="0000EE"/>
-            <w:u w:val="single"/>
-          </w:rPr>
-          <w:t>路20:46</w:t>
-        </w:r>
-      </w:hyperlink>
-      <w:r>
-        <w:rPr>
-          <w:lang w:val="zh_TW" w:bidi="zh_TW"/>
-        </w:rPr>
-        <w:t>）。</w:t>
-      </w:r>
-    </w:p>
-    <w:p>
-      <w:pPr>
-        <w:pStyle w:val="Heading3"/>
-      </w:pPr>
-      <w:r>
-        <w:rPr>
-          <w:lang w:val="zh_TW" w:bidi="zh_TW"/>
-        </w:rPr>
-        <w:t>耶穌時代的文士</w:t>
-      </w:r>
-    </w:p>
-    <w:p>
-      <w:pPr/>
-      <w:r>
-        <w:rPr>
-          <w:lang w:val="zh_TW" w:bidi="zh_TW"/>
-        </w:rPr>
-      </w:r>
-      <w:r>
-        <w:rPr>
-          <w:lang w:val="zh_TW" w:bidi="zh_TW"/>
-        </w:rPr>
-        <w:t>在耶穌的事工期間，文士主要是那些對猶太律法的要求極為關注的人。路加稱文士為「律法師」，藉此向他的外邦（非猶太）聽眾和讀者說明文士的主要職責是解釋猶太律法。文士經常批評耶穌，他們多次指責耶穌違反猶太律法，例如：</w:t>
-      </w:r>
-    </w:p>
-    <w:p>
-      <w:pPr>
-        <w:pStyle w:val="ListBullet"/>
-        <w:spacing w:line="240" w:lineRule="auto"/>
-        <w:ind w:left="720"/>
-      </w:pPr>
-      <w:r>
-        <w:rPr>
-          <w:lang w:val="zh_TW" w:bidi="zh_TW"/>
-        </w:rPr>
-      </w:r>
-      <w:r>
-        <w:rPr>
-          <w:lang w:val="zh_TW" w:bidi="zh_TW"/>
-        </w:rPr>
-        <w:t>當耶穌赦免罪人時（</w:t>
-      </w:r>
-      <w:hyperlink r:id="rId75">
-        <w:r>
-          <w:rPr>
-            <w:lang w:val="zh_TW" w:bidi="zh_TW"/>
-          </w:rPr>
-          <w:rPr>
-            <w:color w:val="0000EE"/>
-            <w:u w:val="single"/>
-          </w:rPr>
-          <w:t>太9:1–3</w:t>
-        </w:r>
-      </w:hyperlink>
-      <w:r>
-        <w:rPr>
-          <w:lang w:val="zh_TW" w:bidi="zh_TW"/>
-        </w:rPr>
-        <w:t>；</w:t>
-      </w:r>
-      <w:hyperlink r:id="rId76">
-        <w:r>
-          <w:rPr>
-            <w:lang w:val="zh_TW" w:bidi="zh_TW"/>
-          </w:rPr>
-          <w:rPr>
-            <w:color w:val="0000EE"/>
-            <w:u w:val="single"/>
-          </w:rPr>
-          <w:t>路5:17–26</w:t>
-        </w:r>
-      </w:hyperlink>
-      <w:r>
-        <w:rPr>
-          <w:lang w:val="zh_TW" w:bidi="zh_TW"/>
-        </w:rPr>
-        <w:t>）</w:t>
-      </w:r>
-    </w:p>
-    <w:p>
-      <w:pPr>
-        <w:pStyle w:val="ListBullet"/>
-        <w:spacing w:line="240" w:lineRule="auto"/>
-        <w:ind w:left="720"/>
-      </w:pPr>
-      <w:r>
-        <w:rPr>
-          <w:lang w:val="zh_TW" w:bidi="zh_TW"/>
-        </w:rPr>
-      </w:r>
-      <w:r>
-        <w:rPr>
-          <w:lang w:val="zh_TW" w:bidi="zh_TW"/>
-        </w:rPr>
-        <w:t>當他們認為耶穌在安息日工作（</w:t>
-      </w:r>
-      <w:hyperlink r:id="rId77">
-        <w:r>
-          <w:rPr>
-            <w:lang w:val="zh_TW" w:bidi="zh_TW"/>
-          </w:rPr>
-          <w:rPr>
-            <w:color w:val="0000EE"/>
-            <w:u w:val="single"/>
-          </w:rPr>
-          <w:t>路6:1–2</w:t>
-        </w:r>
-      </w:hyperlink>
-      <w:r>
-        <w:rPr>
-          <w:lang w:val="zh_TW" w:bidi="zh_TW"/>
-        </w:rPr>
-        <w:t>）或醫治人時（</w:t>
-      </w:r>
-      <w:hyperlink r:id="rId78">
-        <w:r>
-          <w:rPr>
-            <w:lang w:val="zh_TW" w:bidi="zh_TW"/>
-          </w:rPr>
-          <w:rPr>
-            <w:color w:val="0000EE"/>
-            <w:u w:val="single"/>
-          </w:rPr>
-          <w:t>6–11</w:t>
-        </w:r>
-      </w:hyperlink>
-      <w:r>
-        <w:rPr>
-          <w:lang w:val="zh_TW" w:bidi="zh_TW"/>
-        </w:rPr>
-        <w:t>節），沒有適當遵守安息日</w:t>
-      </w:r>
-    </w:p>
-    <w:p>
-      <w:pPr>
-        <w:pStyle w:val="ListBullet"/>
-        <w:spacing w:line="240" w:lineRule="auto"/>
-        <w:ind w:left="720"/>
-      </w:pPr>
-      <w:r>
-        <w:rPr>
-          <w:lang w:val="zh_TW" w:bidi="zh_TW"/>
-        </w:rPr>
-      </w:r>
-      <w:r>
-        <w:rPr>
-          <w:lang w:val="zh_TW" w:bidi="zh_TW"/>
-        </w:rPr>
-        <w:t>當他們發現耶穌不遵守他們的儀式性洗手禮（</w:t>
-      </w:r>
-      <w:hyperlink r:id="rId79">
-        <w:r>
-          <w:rPr>
-            <w:lang w:val="zh_TW" w:bidi="zh_TW"/>
-          </w:rPr>
-          <w:rPr>
-            <w:color w:val="0000EE"/>
-            <w:u w:val="single"/>
-          </w:rPr>
-          <w:t>可7:2–5</w:t>
-        </w:r>
-      </w:hyperlink>
-      <w:r>
-        <w:rPr>
-          <w:lang w:val="zh_TW" w:bidi="zh_TW"/>
-        </w:rPr>
-        <w:t>）且忽視禁食的做法時（</w:t>
-      </w:r>
-      <w:hyperlink r:id="rId80">
-        <w:r>
-          <w:rPr>
-            <w:lang w:val="zh_TW" w:bidi="zh_TW"/>
-          </w:rPr>
-          <w:rPr>
-            <w:color w:val="0000EE"/>
-            <w:u w:val="single"/>
-          </w:rPr>
-          <w:t>路5:33–39</w:t>
-        </w:r>
-      </w:hyperlink>
-      <w:r>
-        <w:rPr>
-          <w:lang w:val="zh_TW" w:bidi="zh_TW"/>
-        </w:rPr>
-        <w:t>）</w:t>
-      </w:r>
-    </w:p>
-    <w:p>
-      <w:pPr/>
-      <w:r>
-        <w:rPr>
-          <w:lang w:val="zh_TW" w:bidi="zh_TW"/>
-        </w:rPr>
-      </w:r>
-      <w:r>
-        <w:rPr>
-          <w:lang w:val="zh_TW" w:bidi="zh_TW"/>
-        </w:rPr>
-        <w:t>不出意料，他們特別反對耶穌與猶太社會中的不潔淨者（禮儀上不潔）和被排斥者交往（</w:t>
-      </w:r>
-      <w:hyperlink r:id="rId81">
-        <w:r>
-          <w:rPr>
-            <w:lang w:val="zh_TW" w:bidi="zh_TW"/>
-          </w:rPr>
-          <w:rPr>
-            <w:color w:val="0000EE"/>
-            <w:u w:val="single"/>
-          </w:rPr>
-          <w:t>可2:16–17</w:t>
-        </w:r>
-      </w:hyperlink>
-      <w:r>
-        <w:rPr>
-          <w:lang w:val="zh_TW" w:bidi="zh_TW"/>
-        </w:rPr>
-        <w:t>；</w:t>
-      </w:r>
-      <w:hyperlink r:id="rId82">
-        <w:r>
-          <w:rPr>
-            <w:lang w:val="zh_TW" w:bidi="zh_TW"/>
-          </w:rPr>
-          <w:rPr>
-            <w:color w:val="0000EE"/>
-            <w:u w:val="single"/>
-          </w:rPr>
-          <w:t>路15:1–2</w:t>
-        </w:r>
-      </w:hyperlink>
-      <w:r>
-        <w:rPr>
-          <w:lang w:val="zh_TW" w:bidi="zh_TW"/>
-        </w:rPr>
-        <w:t>）。他們經常試圖用有關猶太律法的問題來陷害耶穌（</w:t>
-      </w:r>
-      <w:hyperlink r:id="rId59">
-        <w:r>
-          <w:rPr>
-            <w:lang w:val="zh_TW" w:bidi="zh_TW"/>
-          </w:rPr>
-          <w:rPr>
-            <w:color w:val="0000EE"/>
-            <w:u w:val="single"/>
-          </w:rPr>
-          <w:t>可7:5</w:t>
-        </w:r>
-      </w:hyperlink>
-      <w:r>
-        <w:rPr>
-          <w:lang w:val="zh_TW" w:bidi="zh_TW"/>
-        </w:rPr>
-        <w:t>，</w:t>
-      </w:r>
-      <w:hyperlink r:id="rId83">
-        <w:r>
-          <w:rPr>
-            <w:lang w:val="zh_TW" w:bidi="zh_TW"/>
-          </w:rPr>
-          <w:rPr>
-            <w:color w:val="0000EE"/>
-            <w:u w:val="single"/>
-          </w:rPr>
-          <w:t>12:28、35</w:t>
-        </w:r>
-      </w:hyperlink>
-      <w:r>
-        <w:rPr>
-          <w:lang w:val="zh_TW" w:bidi="zh_TW"/>
-        </w:rPr>
-        <w:t>；</w:t>
-      </w:r>
-      <w:hyperlink r:id="rId84">
-        <w:r>
-          <w:rPr>
-            <w:lang w:val="zh_TW" w:bidi="zh_TW"/>
-          </w:rPr>
-          <w:rPr>
-            <w:color w:val="0000EE"/>
-            <w:u w:val="single"/>
-          </w:rPr>
-          <w:t>路11:53</w:t>
-        </w:r>
-      </w:hyperlink>
-      <w:r>
-        <w:rPr>
-          <w:lang w:val="zh_TW" w:bidi="zh_TW"/>
-        </w:rPr>
-        <w:t>；</w:t>
-      </w:r>
-      <w:hyperlink r:id="rId85">
-        <w:r>
-          <w:rPr>
-            <w:lang w:val="zh_TW" w:bidi="zh_TW"/>
-          </w:rPr>
-          <w:rPr>
-            <w:color w:val="0000EE"/>
-            <w:u w:val="single"/>
-          </w:rPr>
-          <w:t>約8:3–4</w:t>
-        </w:r>
-      </w:hyperlink>
-      <w:r>
-        <w:rPr>
-          <w:lang w:val="zh_TW" w:bidi="zh_TW"/>
-        </w:rPr>
-        <w:t>）。他們要求耶穌明確表明自己的身份（</w:t>
-      </w:r>
-      <w:hyperlink r:id="rId57">
-        <w:r>
-          <w:rPr>
-            <w:lang w:val="zh_TW" w:bidi="zh_TW"/>
-          </w:rPr>
-          <w:rPr>
-            <w:color w:val="0000EE"/>
-            <w:u w:val="single"/>
-          </w:rPr>
-          <w:t>太12:38</w:t>
-        </w:r>
-      </w:hyperlink>
-      <w:r>
-        <w:rPr>
-          <w:lang w:val="zh_TW" w:bidi="zh_TW"/>
-        </w:rPr>
-        <w:t>），並揭示祂行神蹟的權柄來源（</w:t>
-      </w:r>
-      <w:hyperlink r:id="rId86">
-        <w:r>
-          <w:rPr>
-            <w:lang w:val="zh_TW" w:bidi="zh_TW"/>
-          </w:rPr>
-          <w:rPr>
-            <w:color w:val="0000EE"/>
-            <w:u w:val="single"/>
-          </w:rPr>
-          <w:t>可3:22</w:t>
-        </w:r>
-      </w:hyperlink>
-      <w:r>
-        <w:rPr>
-          <w:lang w:val="zh_TW" w:bidi="zh_TW"/>
-        </w:rPr>
-        <w:t>；</w:t>
-      </w:r>
-      <w:hyperlink r:id="rId87">
-        <w:r>
-          <w:rPr>
-            <w:lang w:val="zh_TW" w:bidi="zh_TW"/>
-          </w:rPr>
-          <w:rPr>
-            <w:color w:val="0000EE"/>
-            <w:u w:val="single"/>
-          </w:rPr>
-          <w:t>路20:1–4</w:t>
-        </w:r>
-      </w:hyperlink>
-      <w:r>
-        <w:rPr>
-          <w:lang w:val="zh_TW" w:bidi="zh_TW"/>
-        </w:rPr>
-        <w:t>）。儘管有少數文士接受耶穌（</w:t>
-      </w:r>
-      <w:hyperlink r:id="rId88">
-        <w:r>
-          <w:rPr>
-            <w:lang w:val="zh_TW" w:bidi="zh_TW"/>
-          </w:rPr>
-          <w:rPr>
-            <w:color w:val="0000EE"/>
-            <w:u w:val="single"/>
-          </w:rPr>
-          <w:t>太8:19</w:t>
-        </w:r>
-      </w:hyperlink>
-      <w:r>
-        <w:rPr>
-          <w:lang w:val="zh_TW" w:bidi="zh_TW"/>
-        </w:rPr>
-        <w:t>，</w:t>
-      </w:r>
-      <w:hyperlink r:id="rId89">
-        <w:r>
-          <w:rPr>
-            <w:lang w:val="zh_TW" w:bidi="zh_TW"/>
-          </w:rPr>
-          <w:rPr>
-            <w:color w:val="0000EE"/>
-            <w:u w:val="single"/>
-          </w:rPr>
-          <w:t>13:52</w:t>
-        </w:r>
-      </w:hyperlink>
-      <w:r>
-        <w:rPr>
-          <w:lang w:val="zh_TW" w:bidi="zh_TW"/>
-        </w:rPr>
-        <w:t>；</w:t>
-      </w:r>
-      <w:hyperlink r:id="rId90">
-        <w:r>
-          <w:rPr>
-            <w:lang w:val="zh_TW" w:bidi="zh_TW"/>
-          </w:rPr>
-          <w:rPr>
-            <w:color w:val="0000EE"/>
-            <w:u w:val="single"/>
-          </w:rPr>
-          <w:t>可12:32</w:t>
-        </w:r>
-      </w:hyperlink>
-      <w:r>
-        <w:rPr>
-          <w:lang w:val="zh_TW" w:bidi="zh_TW"/>
-        </w:rPr>
-        <w:t>；</w:t>
-      </w:r>
-      <w:hyperlink r:id="rId91">
-        <w:r>
-          <w:rPr>
-            <w:lang w:val="zh_TW" w:bidi="zh_TW"/>
-          </w:rPr>
-          <w:rPr>
-            <w:color w:val="0000EE"/>
-            <w:u w:val="single"/>
-          </w:rPr>
-          <w:t>約3:1–2</w:t>
-        </w:r>
-      </w:hyperlink>
-      <w:r>
-        <w:rPr>
-          <w:lang w:val="zh_TW" w:bidi="zh_TW"/>
-        </w:rPr>
-        <w:t>），但大多數文士對耶穌充滿敵意，這也是由於耶穌的聲望日漸高漲，威脅到他們的權威（</w:t>
-      </w:r>
-      <w:hyperlink r:id="rId92">
-        <w:r>
-          <w:rPr>
-            <w:lang w:val="zh_TW" w:bidi="zh_TW"/>
-          </w:rPr>
-          <w:rPr>
-            <w:color w:val="0000EE"/>
-            <w:u w:val="single"/>
-          </w:rPr>
-          <w:t>太7:29</w:t>
-        </w:r>
-      </w:hyperlink>
-      <w:r>
-        <w:rPr>
-          <w:lang w:val="zh_TW" w:bidi="zh_TW"/>
-        </w:rPr>
-        <w:t>），並危及城鎮的安全（</w:t>
-      </w:r>
-      <w:hyperlink r:id="rId93">
-        <w:r>
-          <w:rPr>
-            <w:lang w:val="zh_TW" w:bidi="zh_TW"/>
-          </w:rPr>
-          <w:rPr>
-            <w:color w:val="0000EE"/>
-            <w:u w:val="single"/>
-          </w:rPr>
-          <w:t>太21:15</w:t>
-        </w:r>
-      </w:hyperlink>
-      <w:r>
-        <w:rPr>
-          <w:lang w:val="zh_TW" w:bidi="zh_TW"/>
-        </w:rPr>
-        <w:t>；</w:t>
-      </w:r>
-      <w:hyperlink r:id="rId94">
-        <w:r>
-          <w:rPr>
-            <w:lang w:val="zh_TW" w:bidi="zh_TW"/>
-          </w:rPr>
-          <w:rPr>
-            <w:color w:val="0000EE"/>
-            <w:u w:val="single"/>
-          </w:rPr>
-          <w:t>可11:18</w:t>
-        </w:r>
-      </w:hyperlink>
-      <w:r>
-        <w:rPr>
-          <w:lang w:val="zh_TW" w:bidi="zh_TW"/>
-        </w:rPr>
-        <w:t>）。</w:t>
-      </w:r>
-    </w:p>
-    <w:p>
-      <w:pPr/>
-      <w:r>
-        <w:rPr>
-          <w:lang w:val="zh_TW" w:bidi="zh_TW"/>
-        </w:rPr>
-      </w:r>
-      <w:r>
-        <w:rPr>
-          <w:lang w:val="zh_TW" w:bidi="zh_TW"/>
-        </w:rPr>
-        <w:t>他們反對耶穌的另一個重要原因是耶穌揭露了他們的假冒為善與腐敗。耶穌公開指責他們追求公眾的認可（</w:t>
-      </w:r>
-      <w:hyperlink r:id="rId95">
-        <w:r>
-          <w:rPr>
-            <w:lang w:val="zh_TW" w:bidi="zh_TW"/>
-          </w:rPr>
-          <w:rPr>
-            <w:color w:val="0000EE"/>
-            <w:u w:val="single"/>
-          </w:rPr>
-          <w:t>太23:5–7</w:t>
-        </w:r>
-      </w:hyperlink>
-      <w:r>
-        <w:rPr>
-          <w:lang w:val="zh_TW" w:bidi="zh_TW"/>
-        </w:rPr>
-        <w:t>；</w:t>
-      </w:r>
-      <w:hyperlink r:id="rId96">
-        <w:r>
-          <w:rPr>
-            <w:lang w:val="zh_TW" w:bidi="zh_TW"/>
-          </w:rPr>
-          <w:rPr>
-            <w:color w:val="0000EE"/>
-            <w:u w:val="single"/>
-          </w:rPr>
-          <w:t>可12:38–39</w:t>
-        </w:r>
-      </w:hyperlink>
-      <w:r>
-        <w:rPr>
-          <w:lang w:val="zh_TW" w:bidi="zh_TW"/>
-        </w:rPr>
-        <w:t>；</w:t>
-      </w:r>
-      <w:hyperlink r:id="rId97">
-        <w:r>
-          <w:rPr>
-            <w:lang w:val="zh_TW" w:bidi="zh_TW"/>
-          </w:rPr>
-          <w:rPr>
-            <w:color w:val="0000EE"/>
-            <w:u w:val="single"/>
-          </w:rPr>
-          <w:t>路11:43</w:t>
-        </w:r>
-      </w:hyperlink>
-      <w:r>
-        <w:rPr>
-          <w:lang w:val="zh_TW" w:bidi="zh_TW"/>
-        </w:rPr>
-        <w:t>）。他們外表看似正確和聖潔，內心卻充滿腐敗（</w:t>
-      </w:r>
-      <w:hyperlink r:id="rId98">
-        <w:r>
-          <w:rPr>
-            <w:lang w:val="zh_TW" w:bidi="zh_TW"/>
-          </w:rPr>
-          <w:rPr>
-            <w:color w:val="0000EE"/>
-            <w:u w:val="single"/>
-          </w:rPr>
-          <w:t>太23:25–28</w:t>
-        </w:r>
-      </w:hyperlink>
-      <w:r>
-        <w:rPr>
-          <w:lang w:val="zh_TW" w:bidi="zh_TW"/>
-        </w:rPr>
-        <w:t>；</w:t>
-      </w:r>
-      <w:hyperlink r:id="rId99">
-        <w:r>
-          <w:rPr>
-            <w:lang w:val="zh_TW" w:bidi="zh_TW"/>
-          </w:rPr>
-          <w:rPr>
-            <w:color w:val="0000EE"/>
-            <w:u w:val="single"/>
-          </w:rPr>
-          <w:t>路11:39–41</w:t>
-        </w:r>
-      </w:hyperlink>
-      <w:r>
-        <w:rPr>
-          <w:lang w:val="zh_TW" w:bidi="zh_TW"/>
-        </w:rPr>
-        <w:t>）。換句話說，他們看似遵守所有的規則，但卻缺乏真誠。</w:t>
-      </w:r>
-    </w:p>
-    <w:p>
-      <w:pPr/>
-      <w:r>
-        <w:rPr>
-          <w:lang w:val="zh_TW" w:bidi="zh_TW"/>
-        </w:rPr>
-      </w:r>
-      <w:r>
-        <w:rPr>
-          <w:lang w:val="zh_TW" w:bidi="zh_TW"/>
-        </w:rPr>
-        <w:t>耶穌也攻擊文士所教導的口傳猶太律法的原則，稱這律法是「重擔」，連文士自己都不遵守（</w:t>
-      </w:r>
-      <w:hyperlink r:id="rId100">
-        <w:r>
-          <w:rPr>
-            <w:lang w:val="zh_TW" w:bidi="zh_TW"/>
-          </w:rPr>
-          <w:rPr>
-            <w:color w:val="0000EE"/>
-            <w:u w:val="single"/>
-          </w:rPr>
-          <w:t>太23:2–4、13–22</w:t>
-        </w:r>
-      </w:hyperlink>
-      <w:r>
-        <w:rPr>
-          <w:lang w:val="zh_TW" w:bidi="zh_TW"/>
-        </w:rPr>
-        <w:t>；</w:t>
-      </w:r>
-      <w:hyperlink r:id="rId101">
-        <w:r>
-          <w:rPr>
-            <w:lang w:val="zh_TW" w:bidi="zh_TW"/>
-          </w:rPr>
-          <w:rPr>
-            <w:color w:val="0000EE"/>
-            <w:u w:val="single"/>
-          </w:rPr>
-          <w:t>路11:46</w:t>
-        </w:r>
-      </w:hyperlink>
-      <w:r>
-        <w:rPr>
-          <w:lang w:val="zh_TW" w:bidi="zh_TW"/>
-        </w:rPr>
-        <w:t>）。他們強調律法的細節，卻忽視了更重要的公義、憐憫和信實（</w:t>
-      </w:r>
-      <w:hyperlink r:id="rId102">
-        <w:r>
-          <w:rPr>
-            <w:lang w:val="zh_TW" w:bidi="zh_TW"/>
-          </w:rPr>
-          <w:rPr>
-            <w:color w:val="0000EE"/>
-            <w:u w:val="single"/>
-          </w:rPr>
-          <w:t>太23:23–24</w:t>
-        </w:r>
-      </w:hyperlink>
-      <w:r>
-        <w:rPr>
-          <w:lang w:val="zh_TW" w:bidi="zh_TW"/>
-        </w:rPr>
-        <w:t>；</w:t>
-      </w:r>
-      <w:hyperlink r:id="rId103">
-        <w:r>
-          <w:rPr>
-            <w:lang w:val="zh_TW" w:bidi="zh_TW"/>
-          </w:rPr>
-          <w:rPr>
-            <w:color w:val="0000EE"/>
-            <w:u w:val="single"/>
-          </w:rPr>
-          <w:t>可12:40</w:t>
-        </w:r>
-      </w:hyperlink>
-      <w:r>
-        <w:rPr>
-          <w:lang w:val="zh_TW" w:bidi="zh_TW"/>
-        </w:rPr>
-        <w:t>；</w:t>
-      </w:r>
-      <w:hyperlink r:id="rId104">
-        <w:r>
-          <w:rPr>
-            <w:lang w:val="zh_TW" w:bidi="zh_TW"/>
-          </w:rPr>
-          <w:rPr>
-            <w:color w:val="0000EE"/>
-            <w:u w:val="single"/>
-          </w:rPr>
-          <w:t>路11:42</w:t>
-        </w:r>
-      </w:hyperlink>
-      <w:r>
-        <w:rPr>
-          <w:lang w:val="zh_TW" w:bidi="zh_TW"/>
-        </w:rPr>
-        <w:t>）。他們自視為舊約先知的後裔，但耶穌告訴他們，如果他們活在先知的時代，他們也會殺害那些先知（</w:t>
-      </w:r>
-      <w:hyperlink r:id="rId105">
-        <w:r>
-          <w:rPr>
-            <w:lang w:val="zh_TW" w:bidi="zh_TW"/>
-          </w:rPr>
-          <w:rPr>
-            <w:color w:val="0000EE"/>
-            <w:u w:val="single"/>
-          </w:rPr>
-          <w:t>太23:29–36</w:t>
-        </w:r>
-      </w:hyperlink>
-      <w:r>
-        <w:rPr>
-          <w:lang w:val="zh_TW" w:bidi="zh_TW"/>
-        </w:rPr>
-        <w:t>；</w:t>
-      </w:r>
-      <w:hyperlink r:id="rId106">
-        <w:r>
-          <w:rPr>
-            <w:lang w:val="zh_TW" w:bidi="zh_TW"/>
-          </w:rPr>
-          <w:rPr>
-            <w:color w:val="0000EE"/>
-            <w:u w:val="single"/>
-          </w:rPr>
-          <w:t>路20:9–19</w:t>
-        </w:r>
-      </w:hyperlink>
-      <w:r>
-        <w:rPr>
-          <w:lang w:val="zh_TW" w:bidi="zh_TW"/>
-        </w:rPr>
-        <w:t>）。</w:t>
-      </w:r>
-    </w:p>
-    <w:p>
-      <w:pPr/>
-      <w:r>
-        <w:rPr>
-          <w:lang w:val="zh_TW" w:bidi="zh_TW"/>
-        </w:rPr>
-      </w:r>
-      <w:r>
-        <w:rPr>
-          <w:lang w:val="zh_TW" w:bidi="zh_TW"/>
-        </w:rPr>
-        <w:t>因此，文士急於逮捕耶穌並不令人驚訝（</w:t>
-      </w:r>
-      <w:hyperlink r:id="rId107">
-        <w:r>
-          <w:rPr>
-            <w:lang w:val="zh_TW" w:bidi="zh_TW"/>
-          </w:rPr>
-          <w:rPr>
-            <w:color w:val="0000EE"/>
-            <w:u w:val="single"/>
-          </w:rPr>
-          <w:t>可14:1</w:t>
-        </w:r>
-      </w:hyperlink>
-      <w:r>
-        <w:rPr>
-          <w:lang w:val="zh_TW" w:bidi="zh_TW"/>
-        </w:rPr>
-        <w:t>；</w:t>
-      </w:r>
-      <w:hyperlink r:id="rId84">
-        <w:r>
-          <w:rPr>
-            <w:lang w:val="zh_TW" w:bidi="zh_TW"/>
-          </w:rPr>
-          <w:rPr>
-            <w:color w:val="0000EE"/>
-            <w:u w:val="single"/>
-          </w:rPr>
-          <w:t>路11:53</w:t>
-        </w:r>
-      </w:hyperlink>
-      <w:r>
-        <w:rPr>
-          <w:lang w:val="zh_TW" w:bidi="zh_TW"/>
-        </w:rPr>
-        <w:t>）。耶穌對猶太律法的解釋，威脅到了他們在社會中的地位和權柄。文士與他們的對手（猶太祭司）聯手策劃逮捕耶穌（</w:t>
-      </w:r>
-      <w:hyperlink r:id="rId108">
-        <w:r>
-          <w:rPr>
-            <w:lang w:val="zh_TW" w:bidi="zh_TW"/>
-          </w:rPr>
-          <w:rPr>
-            <w:color w:val="0000EE"/>
-            <w:u w:val="single"/>
-          </w:rPr>
-          <w:t>可14:43</w:t>
-        </w:r>
-      </w:hyperlink>
-      <w:r>
-        <w:rPr>
-          <w:lang w:val="zh_TW" w:bidi="zh_TW"/>
-        </w:rPr>
-        <w:t>）。當耶穌在他們和公會其他成員面前受審時，他們參與構建了一個足以判耶穌死刑的罪名（</w:t>
-      </w:r>
-      <w:hyperlink r:id="rId109">
-        <w:r>
-          <w:rPr>
-            <w:lang w:val="zh_TW" w:bidi="zh_TW"/>
-          </w:rPr>
-          <w:rPr>
-            <w:color w:val="0000EE"/>
-            <w:u w:val="single"/>
-          </w:rPr>
-          <w:t>太26:57–66</w:t>
-        </w:r>
-      </w:hyperlink>
-      <w:r>
-        <w:rPr>
-          <w:lang w:val="zh_TW" w:bidi="zh_TW"/>
-        </w:rPr>
-        <w:t>）。當耶穌被帶到希律面前時，他們與其他人一起極力指控耶穌（</w:t>
-      </w:r>
-      <w:hyperlink r:id="rId110">
-        <w:r>
-          <w:rPr>
-            <w:lang w:val="zh_TW" w:bidi="zh_TW"/>
-          </w:rPr>
-          <w:rPr>
-            <w:color w:val="0000EE"/>
-            <w:u w:val="single"/>
-          </w:rPr>
-          <w:t>路23:10</w:t>
-        </w:r>
-      </w:hyperlink>
-      <w:r>
-        <w:rPr>
-          <w:lang w:val="zh_TW" w:bidi="zh_TW"/>
-        </w:rPr>
-        <w:t>）。最終，他們與公會的其他成員一起戲弄在十字架上的耶穌（</w:t>
-      </w:r>
-      <w:hyperlink r:id="rId111">
-        <w:r>
-          <w:rPr>
-            <w:lang w:val="zh_TW" w:bidi="zh_TW"/>
-          </w:rPr>
-          <w:rPr>
-            <w:color w:val="0000EE"/>
-            <w:u w:val="single"/>
-          </w:rPr>
-          <w:t>太27:41–43</w:t>
-        </w:r>
-      </w:hyperlink>
-      <w:r>
-        <w:rPr>
-          <w:lang w:val="zh_TW" w:bidi="zh_TW"/>
-        </w:rPr>
-        <w:t>）。在公元70年耶路撒冷被毀之前，文士繼續與公會合作，反對早期的基督教會。他們還促使司提反的殉道（</w:t>
-      </w:r>
-      <w:hyperlink r:id="rId112">
-        <w:r>
-          <w:rPr>
-            <w:lang w:val="zh_TW" w:bidi="zh_TW"/>
-          </w:rPr>
-          <w:rPr>
-            <w:color w:val="0000EE"/>
-            <w:u w:val="single"/>
-          </w:rPr>
-          <w:t>徒6:12–14</w:t>
-        </w:r>
-      </w:hyperlink>
-      <w:r>
-        <w:rPr>
-          <w:lang w:val="zh_TW" w:bidi="zh_TW"/>
-        </w:rPr>
-        <w:t>）。</w:t>
-      </w:r>
-    </w:p>
-    <w:p>
-      <w:pPr/>
-      <w:r>
-        <w:rPr>
-          <w:lang w:val="zh_TW" w:bidi="zh_TW"/>
-        </w:rPr>
+        <w:t>今天，該地區被稱為</w:t>
       </w:r>
       <w:r>
         <w:rPr>
           <w:i/>
           <w:lang w:val="zh_TW" w:bidi="zh_TW"/>
         </w:rPr>
-        <w:t>另見</w:t>
+        <w:t>列賈（el-Lejah）</w:t>
       </w:r>
       <w:r>
         <w:rPr>
           <w:lang w:val="zh_TW" w:bidi="zh_TW"/>
         </w:rPr>
-        <w:t xml:space="preserve"> </w:t>
-      </w:r>
-      <w:r>
-        <w:rPr>
-          <w:lang w:val="zh_TW" w:bidi="zh_TW"/>
-        </w:rPr>
-        <w:t>猶太教；</w:t>
-      </w:r>
-      <w:r>
-        <w:rPr>
-          <w:lang w:val="zh_TW" w:bidi="zh_TW"/>
-        </w:rPr>
-        <w:t>法利賽人</w:t>
-      </w:r>
-      <w:r>
-        <w:rPr>
-          <w:lang w:val="zh_TW" w:bidi="zh_TW"/>
-        </w:rPr>
-        <w:t>；</w:t>
-      </w:r>
-      <w:r>
-        <w:rPr>
-          <w:lang w:val="zh_TW" w:bidi="zh_TW"/>
-        </w:rPr>
-        <w:t>抄寫員</w:t>
-      </w:r>
-      <w:r>
-        <w:rPr>
-          <w:lang w:val="zh_TW" w:bidi="zh_TW"/>
-        </w:rPr>
-        <w:t>。</w:t>
+        <w:t>，位於敘利亞南部和約旦北部。</w:t>
       </w:r>
       <w:r>
         <w:rPr>
@@ -4638,12 +2210,6 @@
   </w:num>
   <w:num w:numId="13" w16cid:durableId="592781308">
     <w:abstractNumId w:val="11"/>
-  </w:num>
-  <w:num w:numId="14">
-    <w:abstractNumId w:val="3"/>
-    <w:lvlOverride w:ilvl="0">
-      <w:startOverride w:val="1"/>
-    </w:lvlOverride>
   </w:num>
   <w:numIdMacAtCleanup w:val="10"/>
 </w:numbering>

--- a/zht/docx/154.content.docx
+++ b/zht/docx/154.content.docx
@@ -19,7 +19,7 @@
         <w:rPr>
           <w:lang w:val="zh_TW" w:bidi="zh_TW"/>
         </w:rPr>
-        <w:t>Resource: Tyndale Open Bible Dictionary</w:t>
+        <w:t>Resource: Aquifer Open Bible Dictionary</w:t>
       </w:r>
       <w:r>
         <w:rPr>
@@ -112,7 +112,7 @@
         <w:rPr>
           <w:lang w:val="zh_TW" w:bidi="zh_TW"/>
         </w:rPr>
-        <w:t>Tyndale Open Bible Dictionary</w:t>
+        <w:t>Aquifer Open Bible Dictionary</w:t>
       </w:r>
     </w:p>
     <w:p>
@@ -149,7 +149,7 @@
         <w:rPr>
           <w:lang w:val="zh_TW" w:bidi="zh_TW"/>
         </w:rPr>
-        <w:t>te</w:t>
+        <w:t>tao</w:t>
       </w:r>
       <w:r>
         <w:rPr>
@@ -212,7 +212,7 @@
         <w:rPr>
           <w:lang w:val="zh_TW" w:bidi="zh_TW"/>
         </w:rPr>
-        <w:t>特拉可尼</w:t>
+        <w:t>陶器</w:t>
       </w:r>
       <w:r>
         <w:rPr>
@@ -231,7 +231,46 @@
         <w:rPr>
           <w:lang w:val="zh_TW" w:bidi="zh_TW"/>
         </w:rPr>
-        <w:t>這是約旦河以東五個羅馬的省之一。其它四個省位於約旦河東的省分別為：巴坦尼亞（Batanea）、高拉尼提斯（Gaulanitis）、奧拉尼提斯（Auranitis）和以土利亞（Iturea）。該地區可能包括高拉尼提斯、巴坦尼亞和奧拉尼提斯的部分區域，是希律的兄弟腓力所管轄的分封王領地的一部分（</w:t>
+        <w:t>黏土與陶土器皿的製作。</w:t>
+      </w:r>
+    </w:p>
+    <w:p>
+      <w:pPr>
+        <w:pStyle w:val="Heading3"/>
+      </w:pPr>
+      <w:r>
+        <w:rPr>
+          <w:lang w:val="zh_TW" w:bidi="zh_TW"/>
+        </w:rPr>
+        <w:t>歷史與發展</w:t>
+      </w:r>
+    </w:p>
+    <w:p>
+      <w:pPr/>
+      <w:r>
+        <w:rPr>
+          <w:lang w:val="zh_TW" w:bidi="zh_TW"/>
+        </w:rPr>
+      </w:r>
+      <w:r>
+        <w:rPr>
+          <w:lang w:val="zh_TW" w:bidi="zh_TW"/>
+        </w:rPr>
+        <w:t>最早的陶器是用手塑形而成，再放在太陽下曬乾。雖然古代沒有留下關於陶匠工作及其社會地位的文字記載，但埃及墓室與宮殿的牆壁上充滿陶匠工作的圖畫，從這些圖像可以觀察出許多有關他們工藝的細節。人們普遍認為，最早的陶匠是女性，因為她們在家中為準備食物而製作容器，而男人則外出打獵或採集食物。直到今天，在非洲、安納托利亞（Anatolia）、庫爾德（Kurdistan）地區以及美國西南部，仍可見到類似的情形。最終，製陶逐漸成為一種職業，通常由村落中特定的人負責，有時也由四處遷移的流動工匠進行——他們從一個村莊到另一個村莊，為當地人製作陶器，滿足需求後再繼續前往下一處。</w:t>
+      </w:r>
+    </w:p>
+    <w:p>
+      <w:pPr/>
+      <w:r>
+        <w:rPr>
+          <w:lang w:val="zh_TW" w:bidi="zh_TW"/>
+        </w:rPr>
+      </w:r>
+      <w:r>
+        <w:rPr>
+          <w:lang w:val="zh_TW" w:bidi="zh_TW"/>
+        </w:rPr>
+        <w:t>人們發明陶輪（potter’s wheel）之後，製陶不再只是家庭中偶爾的活動，而成為一項專門的職業。陶輪大大提高成器的速度，使這項手工藝邁向類似工業化的規模，並逐漸成為以男性為主的工作。不過，有證據顯示，當時仍有人（推測為女性）在家中製作部分陶器。在發明陶輪之前，主要的製陶方法是以盤條狀的黏土一層層堆疊起來塑形，尤其用於製作大型容器。在聖經所記述的地區的考古發掘中，最早的陶輪出土於蘇美（Sumer）的吾珥，年代約為公元前3500年至3000年。當時新興的城逐漸形成，可能帶動了陶輪的出現，因為更多的城裡人需要陶器。耶利米在公元前六世紀提到一個陶匠的工作坊：「我就下到窯匠的家裡去，正遇他轉輪做器皿。窯匠用泥做的器皿，在他手中做壞了，他又用這泥另做別的器皿；窯匠看怎樣好，就怎樣做。」（</w:t>
       </w:r>
       <w:hyperlink r:id="rId13">
         <w:r>
@@ -242,14 +281,14 @@
             <w:color w:val="0000EE"/>
             <w:u w:val="single"/>
           </w:rPr>
-          <w:t>路3:1</w:t>
+          <w:t>耶18:3–4</w:t>
         </w:r>
       </w:hyperlink>
       <w:r>
         <w:rPr>
           <w:lang w:val="zh_TW" w:bidi="zh_TW"/>
         </w:rPr>
-        <w:t>）。特拉可尼是一片位於加利利海東北部的荒涼地帶。在亞蘭文中，它被稱為「亞珥歌伯（Argob）」，意思為「石堆」，這精確描述了當地崎嶇多石的地形。</w:t>
+        <w:t>）。有證據顯示，在古希臘的古典時期，出現了大型陶器工作坊，有些僱用了超過五十名工人。</w:t>
       </w:r>
     </w:p>
     <w:p>
@@ -263,7 +302,74 @@
         <w:rPr>
           <w:lang w:val="zh_TW" w:bidi="zh_TW"/>
         </w:rPr>
-        <w:t>除了路加福音的記載之外，特拉可尼在歷史文獻中鮮少被提及。猶太歷史學家約瑟夫（Josephus）指出，亞蘭的兒子烏斯（參</w:t>
+        <w:t>要產生「拉坯」所需的離心力，陶土每分鐘必須旋轉至少一百圈。最早的陶輪由兩塊石頭組成，下方的石頭中央有孔，上方的石頭有突起，正好插入下方的孔中，使上面的石頭能轉動。上方的石頭上固定一塊較大的木板，用來放置陶器，而轉動陶輪的工作無疑是由學徒負責的。到了希臘化時期（公元前300年之後），出現了以腳踏帶動的陶輪。</w:t>
+      </w:r>
+    </w:p>
+    <w:p>
+      <w:pPr/>
+      <w:r>
+        <w:rPr>
+          <w:lang w:val="zh_TW" w:bidi="zh_TW"/>
+        </w:rPr>
+      </w:r>
+      <w:r>
+        <w:rPr>
+          <w:lang w:val="zh_TW" w:bidi="zh_TW"/>
+        </w:rPr>
+        <w:t>古代製陶的另一種技術是使用模具。模具是用軟石雕刻而成，或以黏土製作，用於大量生產相同形狀的器皿。在中東地區的博物館中，常可見到希臘化時期與羅馬時期的燈具模具。當時的小油燈是在模具中分上下兩半製成，再在燒製前將兩半黏合在一起。希律王時期的油燈還有獨立塑成的匙形燈嘴，與前述的兩個部分分開製作。</w:t>
+      </w:r>
+    </w:p>
+    <w:p>
+      <w:pPr/>
+      <w:r>
+        <w:rPr>
+          <w:lang w:val="zh_TW" w:bidi="zh_TW"/>
+        </w:rPr>
+      </w:r>
+      <w:r>
+        <w:rPr>
+          <w:lang w:val="zh_TW" w:bidi="zh_TW"/>
+        </w:rPr>
+        <w:t>古代陶器在大小和形狀上變化極為豐富，令人驚嘆。一般的古代家庭通常會有大型器皿（雙耳瓶〔amphorae〕和儲物罐〔pithoi〕），用來盛裝酒或水等液體。這些容器底部呈尖形，最初設計是為了在運輸時能靠在船身的斜面上。在平民的家中，人們常把這些容器部分埋入地面，並靠牆擺放；而在龐貝（Pompeii）與赫庫蘭尼姆（Herculaneum）的酒館中，人們把這些容器放在木架上。人們常把開口較大的大甕部分埋入地面，好讓其中的液體保持清涼。此外，各種穀物也會儲存在這類容器中，其中有些高達四英尺（約1.2公尺），寬達三英尺（約0.9公尺）。較小的水瓶為日常常用器皿，可盛約一夸脫（約0.9公升）或更多的液體。圓腹形的壺則用來盛酒，壺嘴設計能防止珍貴的液體流出。圓形水壺在壺肩兩側各有一個把手，便於旅途中攜帶水。家庭中常見各種大小與深淺不同的碗與盤。稱為混酒缸（krater）的寬口大甕，多用於飲酒。烹飪時使用中型的陶鍋（容量約一加侖，約3.8公升），鍋底圓潤，方便直接放在火上或放入地上掏出的火坑中加熱。這些陶鍋通常有兩個環形把手，可以懸掛於火上使用。</w:t>
+      </w:r>
+    </w:p>
+    <w:p>
+      <w:pPr/>
+      <w:r>
+        <w:rPr>
+          <w:lang w:val="zh_TW" w:bidi="zh_TW"/>
+        </w:rPr>
+      </w:r>
+      <w:r>
+        <w:rPr>
+          <w:lang w:val="zh_TW" w:bidi="zh_TW"/>
+        </w:rPr>
+        <w:t>在古典時期的希臘，陶器上常繪有鮮明生動的圖像，內容包括宗教、性愛、戰爭及社會生活的場景。更早期的米諾安（Minoan）與邁錫尼（Mycenaean）文化所出產的陶器，則有優美的圖案裝飾，如植物、動物、海洋生物以及各種幾何設計。自古以來，中東地區的陶器在造型與花紋上也展現出多樣的變化，人們利用深淺不同的泥漿色層，在陶器上塗抹或潑灑，形成自然變化的紋理與圖案。</w:t>
+      </w:r>
+    </w:p>
+    <w:p>
+      <w:pPr>
+        <w:pStyle w:val="Heading3"/>
+      </w:pPr>
+      <w:r>
+        <w:rPr>
+          <w:lang w:val="zh_TW" w:bidi="zh_TW"/>
+        </w:rPr>
+        <w:t>聖經中的陶器</w:t>
+      </w:r>
+    </w:p>
+    <w:p>
+      <w:pPr/>
+      <w:r>
+        <w:rPr>
+          <w:lang w:val="zh_TW" w:bidi="zh_TW"/>
+        </w:rPr>
+      </w:r>
+      <w:r>
+        <w:rPr>
+          <w:lang w:val="zh_TW" w:bidi="zh_TW"/>
+        </w:rPr>
+        <w:t>聖經中多次提到陶匠及其工作。典型的例子包括：「以色列家啊，我待你們，豈不能照這窯匠弄泥嗎？ 以色列家啊，泥在窯匠的手中怎樣，你們在我的手中也怎樣」（</w:t>
       </w:r>
       <w:hyperlink r:id="rId14">
         <w:r>
@@ -274,14 +380,86 @@
             <w:color w:val="0000EE"/>
             <w:u w:val="single"/>
           </w:rPr>
-          <w:t>創10:23</w:t>
+          <w:t>耶18:6</w:t>
         </w:r>
       </w:hyperlink>
       <w:r>
         <w:rPr>
           <w:lang w:val="zh_TW" w:bidi="zh_TW"/>
         </w:rPr>
-        <w:t>）曾殖民此地。羅馬人在奧古斯都擊敗當地的強盜首領西納德勒斯（Zenodorus）後取得了特拉可尼的控制權。隨後，奧古斯都將這片土地交給大希律，條件是他必須鎮壓當地的土匪。在大希律去世後，他的兒子腓力繼承了這片土地，但很可能僅在名義上擁有控制權。</w:t>
+        <w:t>）；「耶和華啊，現在你仍是我們的父！我們是泥，你是窯匠；我們都是你手的工作。」（</w:t>
+      </w:r>
+      <w:hyperlink r:id="rId15">
+        <w:r>
+          <w:rPr>
+            <w:lang w:val="zh_TW" w:bidi="zh_TW"/>
+          </w:rPr>
+          <w:rPr>
+            <w:color w:val="0000EE"/>
+            <w:u w:val="single"/>
+          </w:rPr>
+          <w:t>賽64:8</w:t>
+        </w:r>
+      </w:hyperlink>
+      <w:r>
+        <w:rPr>
+          <w:lang w:val="zh_TW" w:bidi="zh_TW"/>
+        </w:rPr>
+        <w:t>）。在創造的記載中，神以陶匠的形象出現，祂用地上的塵土造人（</w:t>
+      </w:r>
+      <w:hyperlink r:id="rId16">
+        <w:r>
+          <w:rPr>
+            <w:lang w:val="zh_TW" w:bidi="zh_TW"/>
+          </w:rPr>
+          <w:rPr>
+            <w:color w:val="0000EE"/>
+            <w:u w:val="single"/>
+          </w:rPr>
+          <w:t>創2:7</w:t>
+        </w:r>
+      </w:hyperlink>
+      <w:r>
+        <w:rPr>
+          <w:lang w:val="zh_TW" w:bidi="zh_TW"/>
+        </w:rPr>
+        <w:t>）。保羅（</w:t>
+      </w:r>
+      <w:hyperlink r:id="rId17">
+        <w:r>
+          <w:rPr>
+            <w:lang w:val="zh_TW" w:bidi="zh_TW"/>
+          </w:rPr>
+          <w:rPr>
+            <w:color w:val="0000EE"/>
+            <w:u w:val="single"/>
+          </w:rPr>
+          <w:t>羅9:20–21</w:t>
+        </w:r>
+      </w:hyperlink>
+      <w:r>
+        <w:rPr>
+          <w:lang w:val="zh_TW" w:bidi="zh_TW"/>
+        </w:rPr>
+        <w:t>）藉著以賽亞所用的比喻（</w:t>
+      </w:r>
+      <w:hyperlink r:id="rId18">
+        <w:r>
+          <w:rPr>
+            <w:lang w:val="zh_TW" w:bidi="zh_TW"/>
+          </w:rPr>
+          <w:rPr>
+            <w:color w:val="0000EE"/>
+            <w:u w:val="single"/>
+          </w:rPr>
+          <w:t>賽45:9</w:t>
+        </w:r>
+      </w:hyperlink>
+      <w:r>
+        <w:rPr>
+          <w:lang w:val="zh_TW" w:bidi="zh_TW"/>
+        </w:rPr>
+        <w:t>），論證神在揀選以色列時的絕對主權。那比喻說到一個器皿與製造它的陶匠爭論：「泥土豈可對摶弄它的說：你做甚麼呢？所做的物豈可說：你沒有手呢？」</w:t>
       </w:r>
     </w:p>
     <w:p>
@@ -295,20 +473,180 @@
         <w:rPr>
           <w:lang w:val="zh_TW" w:bidi="zh_TW"/>
         </w:rPr>
-        <w:t>今天，該地區被稱為</w:t>
+        <w:t>耶利米曾以極具象徵性的行動預言耶路撒冷的毀滅，他打碎一個陶匠所做的瓦瓶，使其破成無法再修復的碎片（</w:t>
+      </w:r>
+      <w:hyperlink r:id="rId19">
+        <w:r>
+          <w:rPr>
+            <w:lang w:val="zh_TW" w:bidi="zh_TW"/>
+          </w:rPr>
+          <w:rPr>
+            <w:color w:val="0000EE"/>
+            <w:u w:val="single"/>
+          </w:rPr>
+          <w:t>耶19:11</w:t>
+        </w:r>
+      </w:hyperlink>
+      <w:r>
+        <w:rPr>
+          <w:lang w:val="zh_TW" w:bidi="zh_TW"/>
+        </w:rPr>
+        <w:t>）。在耶路撒冷被毀之時，以色列人雖然在神眼中看為寶貴，卻「算為窯匠手所做的瓦瓶」（</w:t>
+      </w:r>
+      <w:hyperlink r:id="rId20">
+        <w:r>
+          <w:rPr>
+            <w:lang w:val="zh_TW" w:bidi="zh_TW"/>
+          </w:rPr>
+          <w:rPr>
+            <w:color w:val="0000EE"/>
+            <w:u w:val="single"/>
+          </w:rPr>
+          <w:t>哀4:2</w:t>
+        </w:r>
+      </w:hyperlink>
+      <w:r>
+        <w:rPr>
+          <w:lang w:val="zh_TW" w:bidi="zh_TW"/>
+        </w:rPr>
+        <w:t>）——這表明他們如陶器一般脆弱，極易被打碎與毀滅。</w:t>
+      </w:r>
+    </w:p>
+    <w:p>
+      <w:pPr/>
+      <w:r>
+        <w:rPr>
+          <w:lang w:val="zh_TW" w:bidi="zh_TW"/>
+        </w:rPr>
+      </w:r>
+      <w:r>
+        <w:rPr>
+          <w:lang w:val="zh_TW" w:bidi="zh_TW"/>
+        </w:rPr>
+        <w:t>在古代世界中，破裂的陶器被視為毫無價值，人們會將碎片掃到一旁或扔出窗外，再重新製作新的器皿。由於陶器製作技術普及，價格便宜，人們搬遷時通常不會攜帶陶器，因為製作或購買新的陶器比搬運舊的更方便，特別是體積較大的那些。然而，破片也並非全無用途。約伯曾用一片瓦片刮去瘡口的膿液，瓦片就是破碎的陶器碎片（</w:t>
+      </w:r>
+      <w:hyperlink r:id="rId21">
+        <w:r>
+          <w:rPr>
+            <w:lang w:val="zh_TW" w:bidi="zh_TW"/>
+          </w:rPr>
+          <w:rPr>
+            <w:color w:val="0000EE"/>
+            <w:u w:val="single"/>
+          </w:rPr>
+          <w:t>伯2:8</w:t>
+        </w:r>
+      </w:hyperlink>
+      <w:r>
+        <w:rPr>
+          <w:lang w:val="zh_TW" w:bidi="zh_TW"/>
+        </w:rPr>
+        <w:t>）。在更晚的時期，陶器碎片常被用來書寫便條，被稱為陶片（ostraca）。詩人也曾說自己的精力枯乾如同瓦片（</w:t>
+      </w:r>
+      <w:hyperlink r:id="rId22">
+        <w:r>
+          <w:rPr>
+            <w:lang w:val="zh_TW" w:bidi="zh_TW"/>
+          </w:rPr>
+          <w:rPr>
+            <w:color w:val="0000EE"/>
+            <w:u w:val="single"/>
+          </w:rPr>
+          <w:t>詩22:15</w:t>
+        </w:r>
+      </w:hyperlink>
+      <w:r>
+        <w:rPr>
+          <w:lang w:val="zh_TW" w:bidi="zh_TW"/>
+        </w:rPr>
+        <w:t>）——這是指陶器燒乾後失去水分的狀態。敬拜多神和偶像的民族最終會敗亡，聖經形容這情景好像陶器被摔得粉碎（</w:t>
+      </w:r>
+      <w:hyperlink r:id="rId23">
+        <w:r>
+          <w:rPr>
+            <w:lang w:val="zh_TW" w:bidi="zh_TW"/>
+          </w:rPr>
+          <w:rPr>
+            <w:color w:val="0000EE"/>
+            <w:u w:val="single"/>
+          </w:rPr>
+          <w:t>詩2:9</w:t>
+        </w:r>
+      </w:hyperlink>
+      <w:r>
+        <w:rPr>
+          <w:lang w:val="zh_TW" w:bidi="zh_TW"/>
+        </w:rPr>
+        <w:t>；</w:t>
+      </w:r>
+      <w:hyperlink r:id="rId24">
+        <w:r>
+          <w:rPr>
+            <w:lang w:val="zh_TW" w:bidi="zh_TW"/>
+          </w:rPr>
+          <w:rPr>
+            <w:color w:val="0000EE"/>
+            <w:u w:val="single"/>
+          </w:rPr>
+          <w:t>啟2:27</w:t>
+        </w:r>
+      </w:hyperlink>
+      <w:r>
+        <w:rPr>
+          <w:lang w:val="zh_TW" w:bidi="zh_TW"/>
+        </w:rPr>
+        <w:t>）。</w:t>
+      </w:r>
+    </w:p>
+    <w:p>
+      <w:pPr/>
+      <w:r>
+        <w:rPr>
+          <w:lang w:val="zh_TW" w:bidi="zh_TW"/>
+        </w:rPr>
       </w:r>
       <w:r>
         <w:rPr>
           <w:i/>
           <w:lang w:val="zh_TW" w:bidi="zh_TW"/>
         </w:rPr>
-        <w:t>列賈（el-Lejah）</w:t>
-      </w:r>
-      <w:r>
-        <w:rPr>
-          <w:lang w:val="zh_TW" w:bidi="zh_TW"/>
-        </w:rPr>
-        <w:t>，位於敘利亞南部和約旦北部。</w:t>
+        <w:t>另見</w:t>
+      </w:r>
+      <w:r>
+        <w:rPr>
+          <w:lang w:val="zh_TW" w:bidi="zh_TW"/>
+        </w:rPr>
+        <w:t>考古學與聖經</w:t>
+      </w:r>
+      <w:r>
+        <w:rPr>
+          <w:lang w:val="zh_TW" w:bidi="zh_TW"/>
+        </w:rPr>
+        <w:t>；</w:t>
+      </w:r>
+      <w:r>
+        <w:rPr>
+          <w:lang w:val="zh_TW" w:bidi="zh_TW"/>
+        </w:rPr>
+        <w:t>磚、磚窯</w:t>
+      </w:r>
+      <w:r>
+        <w:rPr>
+          <w:lang w:val="zh_TW" w:bidi="zh_TW"/>
+        </w:rPr>
+        <w:t>；</w:t>
+      </w:r>
+      <w:r>
+        <w:rPr>
+          <w:lang w:val="zh_TW" w:bidi="zh_TW"/>
+        </w:rPr>
+        <w:t>牌</w:t>
+      </w:r>
+      <w:r>
+        <w:rPr>
+          <w:lang w:val="zh_TW" w:bidi="zh_TW"/>
+        </w:rPr>
+        <w:t>。</w:t>
       </w:r>
       <w:r>
         <w:rPr>

--- a/zht/docx/154.content.docx
+++ b/zht/docx/154.content.docx
@@ -149,7 +149,7 @@
         <w:rPr>
           <w:lang w:val="zh_TW" w:bidi="zh_TW"/>
         </w:rPr>
-        <w:t>tao</w:t>
+        <w:t>si</w:t>
       </w:r>
       <w:r>
         <w:rPr>
@@ -212,7 +212,7 @@
         <w:rPr>
           <w:lang w:val="zh_TW" w:bidi="zh_TW"/>
         </w:rPr>
-        <w:t>陶器</w:t>
+        <w:t>死海</w:t>
       </w:r>
       <w:r>
         <w:rPr>
@@ -231,7 +231,395 @@
         <w:rPr>
           <w:lang w:val="zh_TW" w:bidi="zh_TW"/>
         </w:rPr>
-        <w:t>黏土與陶土器皿的製作。</w:t>
+        <w:t>大型鹹水湖，約旦河流入其中。自希臘時期以來，西方文化稱其為「死海」。然而，在舊約聖經中，它常被稱為「鹽海」（</w:t>
+      </w:r>
+      <w:hyperlink r:id="rId13">
+        <w:r>
+          <w:rPr>
+            <w:lang w:val="zh_TW" w:bidi="zh_TW"/>
+          </w:rPr>
+          <w:rPr>
+            <w:color w:val="0000EE"/>
+            <w:u w:val="single"/>
+          </w:rPr>
+          <w:t>創14:3</w:t>
+        </w:r>
+      </w:hyperlink>
+      <w:r>
+        <w:rPr>
+          <w:lang w:val="zh_TW" w:bidi="zh_TW"/>
+        </w:rPr>
+        <w:t>；</w:t>
+      </w:r>
+      <w:hyperlink r:id="rId14">
+        <w:r>
+          <w:rPr>
+            <w:lang w:val="zh_TW" w:bidi="zh_TW"/>
+          </w:rPr>
+          <w:rPr>
+            <w:color w:val="0000EE"/>
+            <w:u w:val="single"/>
+          </w:rPr>
+          <w:t>民34:3、12</w:t>
+        </w:r>
+      </w:hyperlink>
+      <w:r>
+        <w:rPr>
+          <w:lang w:val="zh_TW" w:bidi="zh_TW"/>
+        </w:rPr>
+        <w:t>；</w:t>
+      </w:r>
+      <w:hyperlink r:id="rId15">
+        <w:r>
+          <w:rPr>
+            <w:lang w:val="zh_TW" w:bidi="zh_TW"/>
+          </w:rPr>
+          <w:rPr>
+            <w:color w:val="0000EE"/>
+            <w:u w:val="single"/>
+          </w:rPr>
+          <w:t>申3:17</w:t>
+        </w:r>
+      </w:hyperlink>
+      <w:r>
+        <w:rPr>
+          <w:lang w:val="zh_TW" w:bidi="zh_TW"/>
+        </w:rPr>
+        <w:t>；</w:t>
+      </w:r>
+      <w:hyperlink r:id="rId16">
+        <w:r>
+          <w:rPr>
+            <w:lang w:val="zh_TW" w:bidi="zh_TW"/>
+          </w:rPr>
+          <w:rPr>
+            <w:color w:val="0000EE"/>
+            <w:u w:val="single"/>
+          </w:rPr>
+          <w:t>書3:16</w:t>
+        </w:r>
+      </w:hyperlink>
+      <w:r>
+        <w:rPr>
+          <w:lang w:val="zh_TW" w:bidi="zh_TW"/>
+        </w:rPr>
+        <w:t>，</w:t>
+      </w:r>
+      <w:hyperlink r:id="rId17">
+        <w:r>
+          <w:rPr>
+            <w:lang w:val="zh_TW" w:bidi="zh_TW"/>
+          </w:rPr>
+          <w:rPr>
+            <w:color w:val="0000EE"/>
+            <w:u w:val="single"/>
+          </w:rPr>
+          <w:t>12:3</w:t>
+        </w:r>
+      </w:hyperlink>
+      <w:r>
+        <w:rPr>
+          <w:lang w:val="zh_TW" w:bidi="zh_TW"/>
+        </w:rPr>
+        <w:t>，</w:t>
+      </w:r>
+      <w:hyperlink r:id="rId18">
+        <w:r>
+          <w:rPr>
+            <w:lang w:val="zh_TW" w:bidi="zh_TW"/>
+          </w:rPr>
+          <w:rPr>
+            <w:color w:val="0000EE"/>
+            <w:u w:val="single"/>
+          </w:rPr>
+          <w:t>15:2、5</w:t>
+        </w:r>
+      </w:hyperlink>
+      <w:r>
+        <w:rPr>
+          <w:lang w:val="zh_TW" w:bidi="zh_TW"/>
+        </w:rPr>
+        <w:t>，</w:t>
+      </w:r>
+      <w:hyperlink r:id="rId19">
+        <w:r>
+          <w:rPr>
+            <w:lang w:val="zh_TW" w:bidi="zh_TW"/>
+          </w:rPr>
+          <w:rPr>
+            <w:color w:val="0000EE"/>
+            <w:u w:val="single"/>
+          </w:rPr>
+          <w:t>18:19</w:t>
+        </w:r>
+      </w:hyperlink>
+      <w:r>
+        <w:rPr>
+          <w:lang w:val="zh_TW" w:bidi="zh_TW"/>
+        </w:rPr>
+        <w:t>）。該湖中含有大量的鹽，這在古代是寶貴的資源。聖經也稱死海為：</w:t>
+      </w:r>
+    </w:p>
+    <w:p>
+      <w:pPr>
+        <w:pStyle w:val="ListBullet"/>
+        <w:spacing w:line="240" w:lineRule="auto"/>
+        <w:ind w:left="720"/>
+      </w:pPr>
+      <w:r>
+        <w:rPr>
+          <w:lang w:val="zh_TW" w:bidi="zh_TW"/>
+        </w:rPr>
+      </w:r>
+      <w:r>
+        <w:rPr>
+          <w:lang w:val="zh_TW" w:bidi="zh_TW"/>
+        </w:rPr>
+        <w:t>亞拉巴海（</w:t>
+      </w:r>
+      <w:hyperlink r:id="rId15">
+        <w:r>
+          <w:rPr>
+            <w:lang w:val="zh_TW" w:bidi="zh_TW"/>
+          </w:rPr>
+          <w:rPr>
+            <w:color w:val="0000EE"/>
+            <w:u w:val="single"/>
+          </w:rPr>
+          <w:t>申3:17</w:t>
+        </w:r>
+      </w:hyperlink>
+      <w:r>
+        <w:rPr>
+          <w:lang w:val="zh_TW" w:bidi="zh_TW"/>
+        </w:rPr>
+        <w:t>，</w:t>
+      </w:r>
+      <w:hyperlink r:id="rId20">
+        <w:r>
+          <w:rPr>
+            <w:lang w:val="zh_TW" w:bidi="zh_TW"/>
+          </w:rPr>
+          <w:rPr>
+            <w:color w:val="0000EE"/>
+            <w:u w:val="single"/>
+          </w:rPr>
+          <w:t>4:49</w:t>
+        </w:r>
+      </w:hyperlink>
+      <w:r>
+        <w:rPr>
+          <w:lang w:val="zh_TW" w:bidi="zh_TW"/>
+        </w:rPr>
+        <w:t>；</w:t>
+      </w:r>
+      <w:hyperlink r:id="rId16">
+        <w:r>
+          <w:rPr>
+            <w:lang w:val="zh_TW" w:bidi="zh_TW"/>
+          </w:rPr>
+          <w:rPr>
+            <w:color w:val="0000EE"/>
+            <w:u w:val="single"/>
+          </w:rPr>
+          <w:t>書3:16</w:t>
+        </w:r>
+      </w:hyperlink>
+      <w:r>
+        <w:rPr>
+          <w:lang w:val="zh_TW" w:bidi="zh_TW"/>
+        </w:rPr>
+        <w:t>，</w:t>
+      </w:r>
+      <w:hyperlink r:id="rId17">
+        <w:r>
+          <w:rPr>
+            <w:lang w:val="zh_TW" w:bidi="zh_TW"/>
+          </w:rPr>
+          <w:rPr>
+            <w:color w:val="0000EE"/>
+            <w:u w:val="single"/>
+          </w:rPr>
+          <w:t>12:3</w:t>
+        </w:r>
+      </w:hyperlink>
+      <w:r>
+        <w:rPr>
+          <w:lang w:val="zh_TW" w:bidi="zh_TW"/>
+        </w:rPr>
+        <w:t>；</w:t>
+      </w:r>
+      <w:hyperlink r:id="rId21">
+        <w:r>
+          <w:rPr>
+            <w:lang w:val="zh_TW" w:bidi="zh_TW"/>
+          </w:rPr>
+          <w:rPr>
+            <w:color w:val="0000EE"/>
+            <w:u w:val="single"/>
+          </w:rPr>
+          <w:t>王下14:25</w:t>
+        </w:r>
+      </w:hyperlink>
+      <w:r>
+        <w:rPr>
+          <w:lang w:val="zh_TW" w:bidi="zh_TW"/>
+        </w:rPr>
+        <w:t>）</w:t>
+      </w:r>
+    </w:p>
+    <w:p>
+      <w:pPr>
+        <w:pStyle w:val="ListBullet"/>
+        <w:spacing w:line="240" w:lineRule="auto"/>
+        <w:ind w:left="720"/>
+      </w:pPr>
+      <w:r>
+        <w:rPr>
+          <w:lang w:val="zh_TW" w:bidi="zh_TW"/>
+        </w:rPr>
+      </w:r>
+      <w:r>
+        <w:rPr>
+          <w:lang w:val="zh_TW" w:bidi="zh_TW"/>
+        </w:rPr>
+        <w:t>東海（</w:t>
+      </w:r>
+      <w:hyperlink r:id="rId22">
+        <w:r>
+          <w:rPr>
+            <w:lang w:val="zh_TW" w:bidi="zh_TW"/>
+          </w:rPr>
+          <w:rPr>
+            <w:color w:val="0000EE"/>
+            <w:u w:val="single"/>
+          </w:rPr>
+          <w:t>結47:18</w:t>
+        </w:r>
+      </w:hyperlink>
+      <w:r>
+        <w:rPr>
+          <w:lang w:val="zh_TW" w:bidi="zh_TW"/>
+        </w:rPr>
+        <w:t>；</w:t>
+      </w:r>
+      <w:hyperlink r:id="rId23">
+        <w:r>
+          <w:rPr>
+            <w:lang w:val="zh_TW" w:bidi="zh_TW"/>
+          </w:rPr>
+          <w:rPr>
+            <w:color w:val="0000EE"/>
+            <w:u w:val="single"/>
+          </w:rPr>
+          <w:t>珥2:20</w:t>
+        </w:r>
+      </w:hyperlink>
+      <w:r>
+        <w:rPr>
+          <w:lang w:val="zh_TW" w:bidi="zh_TW"/>
+        </w:rPr>
+        <w:t>；</w:t>
+      </w:r>
+      <w:hyperlink r:id="rId24">
+        <w:r>
+          <w:rPr>
+            <w:lang w:val="zh_TW" w:bidi="zh_TW"/>
+          </w:rPr>
+          <w:rPr>
+            <w:color w:val="0000EE"/>
+            <w:u w:val="single"/>
+          </w:rPr>
+          <w:t>亞14:8</w:t>
+        </w:r>
+      </w:hyperlink>
+      <w:r>
+        <w:rPr>
+          <w:lang w:val="zh_TW" w:bidi="zh_TW"/>
+        </w:rPr>
+        <w:t>）</w:t>
+      </w:r>
+    </w:p>
+    <w:p>
+      <w:pPr/>
+      <w:r>
+        <w:rPr>
+          <w:lang w:val="zh_TW" w:bidi="zh_TW"/>
+        </w:rPr>
+      </w:r>
+      <w:r>
+        <w:rPr>
+          <w:lang w:val="zh_TW" w:bidi="zh_TW"/>
+        </w:rPr>
+        <w:t>其他古代作家將死海稱為：</w:t>
+      </w:r>
+    </w:p>
+    <w:p>
+      <w:pPr>
+        <w:pStyle w:val="ListBullet"/>
+        <w:spacing w:line="240" w:lineRule="auto"/>
+        <w:ind w:left="720"/>
+      </w:pPr>
+      <w:r>
+        <w:rPr>
+          <w:lang w:val="zh_TW" w:bidi="zh_TW"/>
+        </w:rPr>
+      </w:r>
+      <w:r>
+        <w:rPr>
+          <w:lang w:val="zh_TW" w:bidi="zh_TW"/>
+        </w:rPr>
+        <w:t>所多瑪海</w:t>
+      </w:r>
+    </w:p>
+    <w:p>
+      <w:pPr>
+        <w:pStyle w:val="ListBullet"/>
+        <w:spacing w:line="240" w:lineRule="auto"/>
+        <w:ind w:left="720"/>
+      </w:pPr>
+      <w:r>
+        <w:rPr>
+          <w:lang w:val="zh_TW" w:bidi="zh_TW"/>
+        </w:rPr>
+      </w:r>
+      <w:r>
+        <w:rPr>
+          <w:lang w:val="zh_TW" w:bidi="zh_TW"/>
+        </w:rPr>
+        <w:t>瀝青海</w:t>
+      </w:r>
+    </w:p>
+    <w:p>
+      <w:pPr>
+        <w:pStyle w:val="ListBullet"/>
+        <w:spacing w:line="240" w:lineRule="auto"/>
+        <w:ind w:left="720"/>
+      </w:pPr>
+      <w:r>
+        <w:rPr>
+          <w:lang w:val="zh_TW" w:bidi="zh_TW"/>
+        </w:rPr>
+      </w:r>
+      <w:r>
+        <w:rPr>
+          <w:lang w:val="zh_TW" w:bidi="zh_TW"/>
+        </w:rPr>
+        <w:t>羅得海</w:t>
+      </w:r>
+    </w:p>
+    <w:p>
+      <w:pPr/>
+      <w:r>
+        <w:rPr>
+          <w:lang w:val="zh_TW" w:bidi="zh_TW"/>
+        </w:rPr>
+      </w:r>
+      <w:r>
+        <w:rPr>
+          <w:lang w:val="zh_TW" w:bidi="zh_TW"/>
+        </w:rPr>
+        <w:t>新約聖經中沒有提到死海。</w:t>
       </w:r>
     </w:p>
     <w:p>
@@ -242,7 +630,7 @@
         <w:rPr>
           <w:lang w:val="zh_TW" w:bidi="zh_TW"/>
         </w:rPr>
-        <w:t>歷史與發展</w:t>
+        <w:t>死海位於何處？</w:t>
       </w:r>
     </w:p>
     <w:p>
@@ -256,7 +644,7 @@
         <w:rPr>
           <w:lang w:val="zh_TW" w:bidi="zh_TW"/>
         </w:rPr>
-        <w:t>最早的陶器是用手塑形而成，再放在太陽下曬乾。雖然古代沒有留下關於陶匠工作及其社會地位的文字記載，但埃及墓室與宮殿的牆壁上充滿陶匠工作的圖畫，從這些圖像可以觀察出許多有關他們工藝的細節。人們普遍認為，最早的陶匠是女性，因為她們在家中為準備食物而製作容器，而男人則外出打獵或採集食物。直到今天，在非洲、安納托利亞（Anatolia）、庫爾德（Kurdistan）地區以及美國西南部，仍可見到類似的情形。最終，製陶逐漸成為一種職業，通常由村落中特定的人負責，有時也由四處遷移的流動工匠進行——他們從一個村莊到另一個村莊，為當地人製作陶器，滿足需求後再繼續前往下一處。</w:t>
+        <w:t>死海位於名為約旦谷的深谷中。這個谷也被稱為裂谷（the Rift Valley），因為它位於地球表面的狹長裂縫中。這個裂縫是世界上同類型裂縫中最長且最深的，始於土耳其南部的托羅斯山脈（Taurus Mountains），並穿過好幾個國家：敘利亞、黎巴嫩和巴勒斯坦。它還延伸穿過亞喀巴灣和紅海，最終到達東非的莫桑比克，在那裡被稱為非洲大裂谷（the Great African Rift Valley）。</w:t>
       </w:r>
     </w:p>
     <w:p>
@@ -270,25 +658,18 @@
         <w:rPr>
           <w:lang w:val="zh_TW" w:bidi="zh_TW"/>
         </w:rPr>
-        <w:t>人們發明陶輪（potter’s wheel）之後，製陶不再只是家庭中偶爾的活動，而成為一項專門的職業。陶輪大大提高成器的速度，使這項手工藝邁向類似工業化的規模，並逐漸成為以男性為主的工作。不過，有證據顯示，當時仍有人（推測為女性）在家中製作部分陶器。在發明陶輪之前，主要的製陶方法是以盤條狀的黏土一層層堆疊起來塑形，尤其用於製作大型容器。在聖經所記述的地區的考古發掘中，最早的陶輪出土於蘇美（Sumer）的吾珥，年代約為公元前3500年至3000年。當時新興的城逐漸形成，可能帶動了陶輪的出現，因為更多的城裡人需要陶器。耶利米在公元前六世紀提到一個陶匠的工作坊：「我就下到窯匠的家裡去，正遇他轉輪做器皿。窯匠用泥做的器皿，在他手中做壞了，他又用這泥另做別的器皿；窯匠看怎樣好，就怎樣做。」（</w:t>
-      </w:r>
-      <w:hyperlink r:id="rId13">
-        <w:r>
-          <w:rPr>
-            <w:lang w:val="zh_TW" w:bidi="zh_TW"/>
-          </w:rPr>
-          <w:rPr>
-            <w:color w:val="0000EE"/>
-            <w:u w:val="single"/>
-          </w:rPr>
-          <w:t>耶18:3–4</w:t>
-        </w:r>
-      </w:hyperlink>
-      <w:r>
-        <w:rPr>
-          <w:lang w:val="zh_TW" w:bidi="zh_TW"/>
-        </w:rPr>
-        <w:t>）。有證據顯示，在古希臘的古典時期，出現了大型陶器工作坊，有些僱用了超過五十名工人。</w:t>
+        <w:t>該谷寬3.2公里到24.1公里（2到15英里）不等。在最深處，靠近死海岸邊，裂谷下降到海平面以下396米（1300英尺），是地球上未被水覆蓋的最低點。</w:t>
+      </w:r>
+    </w:p>
+    <w:p>
+      <w:pPr>
+        <w:pStyle w:val="Heading3"/>
+      </w:pPr>
+      <w:r>
+        <w:rPr>
+          <w:lang w:val="zh_TW" w:bidi="zh_TW"/>
+        </w:rPr>
+        <w:t>死海有多大？</w:t>
       </w:r>
     </w:p>
     <w:p>
@@ -302,7 +683,7 @@
         <w:rPr>
           <w:lang w:val="zh_TW" w:bidi="zh_TW"/>
         </w:rPr>
-        <w:t>要產生「拉坯」所需的離心力，陶土每分鐘必須旋轉至少一百圈。最早的陶輪由兩塊石頭組成，下方的石頭中央有孔，上方的石頭有突起，正好插入下方的孔中，使上面的石頭能轉動。上方的石頭上固定一塊較大的木板，用來放置陶器，而轉動陶輪的工作無疑是由學徒負責的。到了希臘化時期（公元前300年之後），出現了以腳踏帶動的陶輪。</w:t>
+        <w:t>死海呈矩形。由北向南，死海從約旦河流入的地方延伸約85公里（53英里）到南部的塞卜哈（Sebkha）鹽灘。死海寬約16公里（10英里）。陡峭的岩石懸崖在海的兩側拔地而起。</w:t>
       </w:r>
     </w:p>
     <w:p>
@@ -316,7 +697,18 @@
         <w:rPr>
           <w:lang w:val="zh_TW" w:bidi="zh_TW"/>
         </w:rPr>
-        <w:t>古代製陶的另一種技術是使用模具。模具是用軟石雕刻而成，或以黏土製作，用於大量生產相同形狀的器皿。在中東地區的博物館中，常可見到希臘化時期與羅馬時期的燈具模具。當時的小油燈是在模具中分上下兩半製成，再在燒製前將兩半黏合在一起。希律王時期的油燈還有獨立塑成的匙形燈嘴，與前述的兩個部分分開製作。</w:t>
+        <w:t>死海被一片名為里桑半島的土地分為兩部分。這個半島從東岸延伸出約13.7公里（8.5英里）。死海北部較大且較深，最深點位於東北區域，深度約396米（1300英尺）。南部較淺，水深在1到9米（3到30英尺）之間。</w:t>
+      </w:r>
+    </w:p>
+    <w:p>
+      <w:pPr>
+        <w:pStyle w:val="Heading3"/>
+      </w:pPr>
+      <w:r>
+        <w:rPr>
+          <w:lang w:val="zh_TW" w:bidi="zh_TW"/>
+        </w:rPr>
+        <w:t>死海的水從哪裡來？</w:t>
       </w:r>
     </w:p>
     <w:p>
@@ -330,7 +722,7 @@
         <w:rPr>
           <w:lang w:val="zh_TW" w:bidi="zh_TW"/>
         </w:rPr>
-        <w:t>古代陶器在大小和形狀上變化極為豐富，令人驚嘆。一般的古代家庭通常會有大型器皿（雙耳瓶〔amphorae〕和儲物罐〔pithoi〕），用來盛裝酒或水等液體。這些容器底部呈尖形，最初設計是為了在運輸時能靠在船身的斜面上。在平民的家中，人們常把這些容器部分埋入地面，並靠牆擺放；而在龐貝（Pompeii）與赫庫蘭尼姆（Herculaneum）的酒館中，人們把這些容器放在木架上。人們常把開口較大的大甕部分埋入地面，好讓其中的液體保持清涼。此外，各種穀物也會儲存在這類容器中，其中有些高達四英尺（約1.2公尺），寬達三英尺（約0.9公尺）。較小的水瓶為日常常用器皿，可盛約一夸脫（約0.9公升）或更多的液體。圓腹形的壺則用來盛酒，壺嘴設計能防止珍貴的液體流出。圓形水壺在壺肩兩側各有一個把手，便於旅途中攜帶水。家庭中常見各種大小與深淺不同的碗與盤。稱為混酒缸（krater）的寬口大甕，多用於飲酒。烹飪時使用中型的陶鍋（容量約一加侖，約3.8公升），鍋底圓潤，方便直接放在火上或放入地上掏出的火坑中加熱。這些陶鍋通常有兩個環形把手，可以懸掛於火上使用。</w:t>
+        <w:t>死海的水有多個來源，約旦河是主要來源；也有來自全年流動的四到五條溪流，以及許多季節性溪流（稱為瓦迪，wadis）。每天約有640萬公噸（700萬噸）的水流入死海。然而，這些水只能通過蒸發消散，因為死海沒有出口。</w:t>
       </w:r>
     </w:p>
     <w:p>
@@ -344,7 +736,7 @@
         <w:rPr>
           <w:lang w:val="zh_TW" w:bidi="zh_TW"/>
         </w:rPr>
-        <w:t>在古典時期的希臘，陶器上常繪有鮮明生動的圖像，內容包括宗教、性愛、戰爭及社會生活的場景。更早期的米諾安（Minoan）與邁錫尼（Mycenaean）文化所出產的陶器，則有優美的圖案裝飾，如植物、動物、海洋生物以及各種幾何設計。自古以來，中東地區的陶器在造型與花紋上也展現出多樣的變化，人們利用深淺不同的泥漿色層，在陶器上塗抹或潑灑，形成自然變化的紋理與圖案。</w:t>
+        <w:t>死海周圍地區非常乾燥。每年降雨量僅有5到13公分（2到5英寸）。天氣極其炎熱，尤其是在夏季，氣溫可達52攝氏度（125華氏度）。這種高溫導致大量水分蒸發，經常形成難以看透的濃霧。</w:t>
       </w:r>
     </w:p>
     <w:p>
@@ -355,7 +747,7 @@
         <w:rPr>
           <w:lang w:val="zh_TW" w:bidi="zh_TW"/>
         </w:rPr>
-        <w:t>聖經中的陶器</w:t>
+        <w:t>為什麼死海這麼鹹？</w:t>
       </w:r>
     </w:p>
     <w:p>
@@ -369,97 +761,7 @@
         <w:rPr>
           <w:lang w:val="zh_TW" w:bidi="zh_TW"/>
         </w:rPr>
-        <w:t>聖經中多次提到陶匠及其工作。典型的例子包括：「以色列家啊，我待你們，豈不能照這窯匠弄泥嗎？ 以色列家啊，泥在窯匠的手中怎樣，你們在我的手中也怎樣」（</w:t>
-      </w:r>
-      <w:hyperlink r:id="rId14">
-        <w:r>
-          <w:rPr>
-            <w:lang w:val="zh_TW" w:bidi="zh_TW"/>
-          </w:rPr>
-          <w:rPr>
-            <w:color w:val="0000EE"/>
-            <w:u w:val="single"/>
-          </w:rPr>
-          <w:t>耶18:6</w:t>
-        </w:r>
-      </w:hyperlink>
-      <w:r>
-        <w:rPr>
-          <w:lang w:val="zh_TW" w:bidi="zh_TW"/>
-        </w:rPr>
-        <w:t>）；「耶和華啊，現在你仍是我們的父！我們是泥，你是窯匠；我們都是你手的工作。」（</w:t>
-      </w:r>
-      <w:hyperlink r:id="rId15">
-        <w:r>
-          <w:rPr>
-            <w:lang w:val="zh_TW" w:bidi="zh_TW"/>
-          </w:rPr>
-          <w:rPr>
-            <w:color w:val="0000EE"/>
-            <w:u w:val="single"/>
-          </w:rPr>
-          <w:t>賽64:8</w:t>
-        </w:r>
-      </w:hyperlink>
-      <w:r>
-        <w:rPr>
-          <w:lang w:val="zh_TW" w:bidi="zh_TW"/>
-        </w:rPr>
-        <w:t>）。在創造的記載中，神以陶匠的形象出現，祂用地上的塵土造人（</w:t>
-      </w:r>
-      <w:hyperlink r:id="rId16">
-        <w:r>
-          <w:rPr>
-            <w:lang w:val="zh_TW" w:bidi="zh_TW"/>
-          </w:rPr>
-          <w:rPr>
-            <w:color w:val="0000EE"/>
-            <w:u w:val="single"/>
-          </w:rPr>
-          <w:t>創2:7</w:t>
-        </w:r>
-      </w:hyperlink>
-      <w:r>
-        <w:rPr>
-          <w:lang w:val="zh_TW" w:bidi="zh_TW"/>
-        </w:rPr>
-        <w:t>）。保羅（</w:t>
-      </w:r>
-      <w:hyperlink r:id="rId17">
-        <w:r>
-          <w:rPr>
-            <w:lang w:val="zh_TW" w:bidi="zh_TW"/>
-          </w:rPr>
-          <w:rPr>
-            <w:color w:val="0000EE"/>
-            <w:u w:val="single"/>
-          </w:rPr>
-          <w:t>羅9:20–21</w:t>
-        </w:r>
-      </w:hyperlink>
-      <w:r>
-        <w:rPr>
-          <w:lang w:val="zh_TW" w:bidi="zh_TW"/>
-        </w:rPr>
-        <w:t>）藉著以賽亞所用的比喻（</w:t>
-      </w:r>
-      <w:hyperlink r:id="rId18">
-        <w:r>
-          <w:rPr>
-            <w:lang w:val="zh_TW" w:bidi="zh_TW"/>
-          </w:rPr>
-          <w:rPr>
-            <w:color w:val="0000EE"/>
-            <w:u w:val="single"/>
-          </w:rPr>
-          <w:t>賽45:9</w:t>
-        </w:r>
-      </w:hyperlink>
-      <w:r>
-        <w:rPr>
-          <w:lang w:val="zh_TW" w:bidi="zh_TW"/>
-        </w:rPr>
-        <w:t>），論證神在揀選以色列時的絕對主權。那比喻說到一個器皿與製造它的陶匠爭論：「泥土豈可對摶弄它的說：你做甚麼呢？所做的物豈可說：你沒有手呢？」</w:t>
+        <w:t>流入死海的水已經非常鹹。這些水流經過含有氮和硫等礦物質的土壤，海底下的地下泉水為海水增加更多礦物質，包括溴、鎂和鈣。海岸有大量的硫磺和油泉沉積。</w:t>
       </w:r>
     </w:p>
     <w:p>
@@ -473,43 +775,7 @@
         <w:rPr>
           <w:lang w:val="zh_TW" w:bidi="zh_TW"/>
         </w:rPr>
-        <w:t>耶利米曾以極具象徵性的行動預言耶路撒冷的毀滅，他打碎一個陶匠所做的瓦瓶，使其破成無法再修復的碎片（</w:t>
-      </w:r>
-      <w:hyperlink r:id="rId19">
-        <w:r>
-          <w:rPr>
-            <w:lang w:val="zh_TW" w:bidi="zh_TW"/>
-          </w:rPr>
-          <w:rPr>
-            <w:color w:val="0000EE"/>
-            <w:u w:val="single"/>
-          </w:rPr>
-          <w:t>耶19:11</w:t>
-        </w:r>
-      </w:hyperlink>
-      <w:r>
-        <w:rPr>
-          <w:lang w:val="zh_TW" w:bidi="zh_TW"/>
-        </w:rPr>
-        <w:t>）。在耶路撒冷被毀之時，以色列人雖然在神眼中看為寶貴，卻「算為窯匠手所做的瓦瓶」（</w:t>
-      </w:r>
-      <w:hyperlink r:id="rId20">
-        <w:r>
-          <w:rPr>
-            <w:lang w:val="zh_TW" w:bidi="zh_TW"/>
-          </w:rPr>
-          <w:rPr>
-            <w:color w:val="0000EE"/>
-            <w:u w:val="single"/>
-          </w:rPr>
-          <w:t>哀4:2</w:t>
-        </w:r>
-      </w:hyperlink>
-      <w:r>
-        <w:rPr>
-          <w:lang w:val="zh_TW" w:bidi="zh_TW"/>
-        </w:rPr>
-        <w:t>）——這表明他們如陶器一般脆弱，極易被打碎與毀滅。</w:t>
+        <w:t>在死海的東南部，有一個巨大的岩鹽礦床，可見的部分厚達91.4米（300英尺），但這僅是更大鹽層的頂部。整個鹽層約1371米（4500英尺）深，延伸約8公里（5英里）長。海底也有鹽晶體。</w:t>
       </w:r>
     </w:p>
     <w:p>
@@ -523,54 +789,423 @@
         <w:rPr>
           <w:lang w:val="zh_TW" w:bidi="zh_TW"/>
         </w:rPr>
-        <w:t>在古代世界中，破裂的陶器被視為毫無價值，人們會將碎片掃到一旁或扔出窗外，再重新製作新的器皿。由於陶器製作技術普及，價格便宜，人們搬遷時通常不會攜帶陶器，因為製作或購買新的陶器比搬運舊的更方便，特別是體積較大的那些。然而，破片也並非全無用途。約伯曾用一片瓦片刮去瘡口的膿液，瓦片就是破碎的陶器碎片（</w:t>
-      </w:r>
-      <w:hyperlink r:id="rId21">
-        <w:r>
-          <w:rPr>
-            <w:lang w:val="zh_TW" w:bidi="zh_TW"/>
-          </w:rPr>
-          <w:rPr>
-            <w:color w:val="0000EE"/>
-            <w:u w:val="single"/>
-          </w:rPr>
-          <w:t>伯2:8</w:t>
-        </w:r>
-      </w:hyperlink>
-      <w:r>
-        <w:rPr>
-          <w:lang w:val="zh_TW" w:bidi="zh_TW"/>
-        </w:rPr>
-        <w:t>）。在更晚的時期，陶器碎片常被用來書寫便條，被稱為陶片（ostraca）。詩人也曾說自己的精力枯乾如同瓦片（</w:t>
-      </w:r>
-      <w:hyperlink r:id="rId22">
-        <w:r>
-          <w:rPr>
-            <w:lang w:val="zh_TW" w:bidi="zh_TW"/>
-          </w:rPr>
-          <w:rPr>
-            <w:color w:val="0000EE"/>
-            <w:u w:val="single"/>
-          </w:rPr>
-          <w:t>詩22:15</w:t>
-        </w:r>
-      </w:hyperlink>
-      <w:r>
-        <w:rPr>
-          <w:lang w:val="zh_TW" w:bidi="zh_TW"/>
-        </w:rPr>
-        <w:t>）——這是指陶器燒乾後失去水分的狀態。敬拜多神和偶像的民族最終會敗亡，聖經形容這情景好像陶器被摔得粉碎（</w:t>
-      </w:r>
-      <w:hyperlink r:id="rId23">
-        <w:r>
-          <w:rPr>
-            <w:lang w:val="zh_TW" w:bidi="zh_TW"/>
-          </w:rPr>
-          <w:rPr>
-            <w:color w:val="0000EE"/>
-            <w:u w:val="single"/>
-          </w:rPr>
-          <w:t>詩2:9</w:t>
+        <w:t>所有這些因素使得死海非常鹹。死海水中含有約26%鹽分，而普通海水僅含有3.5%鹽分。這使得死海成為地球上最鹹的大型水域。死海的水鹹到沒有魚或植物可以生存，且鹽分含量還在增加。</w:t>
+      </w:r>
+    </w:p>
+    <w:p>
+      <w:pPr/>
+      <w:r>
+        <w:rPr>
+          <w:lang w:val="zh_TW" w:bidi="zh_TW"/>
+        </w:rPr>
+      </w:r>
+      <w:r>
+        <w:rPr>
+          <w:lang w:val="zh_TW" w:bidi="zh_TW"/>
+        </w:rPr>
+        <w:t>古代人們因為兩大原因而重視死海，就是其中的鹽和一種稱為瀝青的特殊物質。瀝青是天然的黑色物質，類似暴露在空氣中硬化後形成的焦油（tar）。人們用它來製作防水物品。</w:t>
+      </w:r>
+    </w:p>
+    <w:p>
+      <w:pPr/>
+      <w:r>
+        <w:rPr>
+          <w:lang w:val="zh_TW" w:bidi="zh_TW"/>
+        </w:rPr>
+      </w:r>
+      <w:r>
+        <w:rPr>
+          <w:lang w:val="zh_TW" w:bidi="zh_TW"/>
+        </w:rPr>
+        <w:t>在新約聖經時期，人稱納巴泰人的群體控制了來自死海的瀝青貿易。他們將這些瀝青賣給埃及，埃及人用它來保存屍體（這個過程稱為木乃伊化）。一些歷史學家認為，埃及的克麗奧佩特拉女王想要控制死海地區，以便掌控這項重要的瀝青貿易。</w:t>
+      </w:r>
+    </w:p>
+    <w:p>
+      <w:pPr>
+        <w:pStyle w:val="Heading3"/>
+      </w:pPr>
+      <w:r>
+        <w:rPr>
+          <w:lang w:val="zh_TW" w:bidi="zh_TW"/>
+        </w:rPr>
+        <w:t>聖經中的死海</w:t>
+      </w:r>
+    </w:p>
+    <w:p>
+      <w:pPr>
+        <w:pStyle w:val="Heading4"/>
+      </w:pPr>
+      <w:r>
+        <w:rPr>
+          <w:lang w:val="zh_TW" w:bidi="zh_TW"/>
+        </w:rPr>
+        <w:t>所多瑪和蛾摩拉</w:t>
+      </w:r>
+    </w:p>
+    <w:p>
+      <w:pPr/>
+      <w:r>
+        <w:rPr>
+          <w:lang w:val="zh_TW" w:bidi="zh_TW"/>
+        </w:rPr>
+      </w:r>
+      <w:r>
+        <w:rPr>
+          <w:lang w:val="zh_TW" w:bidi="zh_TW"/>
+        </w:rPr>
+        <w:t>今天，死海地區看起來空無一物且毫無生氣。這與我們所知的歷史相符。根據</w:t>
+      </w:r>
+      <w:hyperlink r:id="rId25">
+        <w:r>
+          <w:rPr>
+            <w:lang w:val="zh_TW" w:bidi="zh_TW"/>
+          </w:rPr>
+          <w:rPr>
+            <w:color w:val="0000EE"/>
+            <w:u w:val="single"/>
+          </w:rPr>
+          <w:t>創世記十九章</w:t>
+        </w:r>
+      </w:hyperlink>
+      <w:r>
+        <w:rPr>
+          <w:lang w:val="zh_TW" w:bidi="zh_TW"/>
+        </w:rPr>
+        <w:t>，這裡是古代城市所多瑪和蛾摩拉被毀滅的地方。位於海東南角的巨大鹽山，西頓山，因所多瑪城而得名。</w:t>
+      </w:r>
+    </w:p>
+    <w:p>
+      <w:pPr/>
+      <w:r>
+        <w:rPr>
+          <w:lang w:val="zh_TW" w:bidi="zh_TW"/>
+        </w:rPr>
+      </w:r>
+      <w:r>
+        <w:rPr>
+          <w:lang w:val="zh_TW" w:bidi="zh_TW"/>
+        </w:rPr>
+        <w:t>一位名叫尼爾森·格魯克（Nelson Glueck）的考古學家發現證據顯示，大約在5000年前（約公元前3000年），有多達70個城鎮存在於西頓山周圍地區。學者對於所多瑪和蛾摩拉如何被毀有不同看法。有些人認為是火山爆發造成的，另一些人則相信是地下富含石油的土壤自發爆炸所致。</w:t>
+      </w:r>
+    </w:p>
+    <w:p>
+      <w:pPr/>
+      <w:r>
+        <w:rPr>
+          <w:lang w:val="zh_TW" w:bidi="zh_TW"/>
+        </w:rPr>
+      </w:r>
+      <w:r>
+        <w:rPr>
+          <w:lang w:val="zh_TW" w:bidi="zh_TW"/>
+        </w:rPr>
+        <w:t>在這個地區，有許多由鹽製成的高柱。人們常稱這些柱子為「羅得的妻子」，因為在聖經故事中，羅得的妻子變成了一根鹽柱。</w:t>
+      </w:r>
+    </w:p>
+    <w:p>
+      <w:pPr>
+        <w:pStyle w:val="Heading4"/>
+      </w:pPr>
+      <w:r>
+        <w:rPr>
+          <w:lang w:val="zh_TW" w:bidi="zh_TW"/>
+        </w:rPr>
+        <w:t>死海作為藏身之所</w:t>
+      </w:r>
+    </w:p>
+    <w:p>
+      <w:pPr/>
+      <w:r>
+        <w:rPr>
+          <w:lang w:val="zh_TW" w:bidi="zh_TW"/>
+        </w:rPr>
+      </w:r>
+      <w:r>
+        <w:rPr>
+          <w:lang w:val="zh_TW" w:bidi="zh_TW"/>
+        </w:rPr>
+        <w:t>圍繞死海的空曠曠野，在歷史上一直是許多人藏身之地。後來成為以色列王的大衛，也曾在那裡躲避敵人（</w:t>
+      </w:r>
+      <w:hyperlink r:id="rId26">
+        <w:r>
+          <w:rPr>
+            <w:lang w:val="zh_TW" w:bidi="zh_TW"/>
+          </w:rPr>
+          <w:rPr>
+            <w:color w:val="0000EE"/>
+            <w:u w:val="single"/>
+          </w:rPr>
+          <w:t>撒上23:29–24:22</w:t>
+        </w:r>
+      </w:hyperlink>
+      <w:r>
+        <w:rPr>
+          <w:lang w:val="zh_TW" w:bidi="zh_TW"/>
+        </w:rPr>
+        <w:t>）。後來，一個名為愛色尼派的宗教團體在靠近死海的昆蘭居住，以便在平靜祥和中學習和禱告。在第二次猶太人反抗羅馬的過程中，猶太戰士也利用這個地區來藏身。</w:t>
+      </w:r>
+    </w:p>
+    <w:p>
+      <w:pPr>
+        <w:pStyle w:val="Heading4"/>
+      </w:pPr>
+      <w:r>
+        <w:rPr>
+          <w:lang w:val="zh_TW" w:bidi="zh_TW"/>
+        </w:rPr>
+        <w:t>預言中的死海</w:t>
+      </w:r>
+    </w:p>
+    <w:p>
+      <w:pPr/>
+      <w:r>
+        <w:rPr>
+          <w:lang w:val="zh_TW" w:bidi="zh_TW"/>
+        </w:rPr>
+      </w:r>
+      <w:r>
+        <w:rPr>
+          <w:lang w:val="zh_TW" w:bidi="zh_TW"/>
+        </w:rPr>
+        <w:t>先知以西結提及在未來的時候，死海將會改變（</w:t>
+      </w:r>
+      <w:hyperlink r:id="rId27">
+        <w:r>
+          <w:rPr>
+            <w:lang w:val="zh_TW" w:bidi="zh_TW"/>
+          </w:rPr>
+          <w:rPr>
+            <w:color w:val="0000EE"/>
+            <w:u w:val="single"/>
+          </w:rPr>
+          <w:t>結47:1–12</w:t>
+        </w:r>
+      </w:hyperlink>
+      <w:r>
+        <w:rPr>
+          <w:lang w:val="zh_TW" w:bidi="zh_TW"/>
+        </w:rPr>
+        <w:t>；參</w:t>
+      </w:r>
+      <w:hyperlink r:id="rId24">
+        <w:r>
+          <w:rPr>
+            <w:lang w:val="zh_TW" w:bidi="zh_TW"/>
+          </w:rPr>
+          <w:rPr>
+            <w:color w:val="0000EE"/>
+            <w:u w:val="single"/>
+          </w:rPr>
+          <w:t>亞14:8</w:t>
+        </w:r>
+      </w:hyperlink>
+      <w:r>
+        <w:rPr>
+          <w:lang w:val="zh_TW" w:bidi="zh_TW"/>
+        </w:rPr>
+        <w:t>）。他說有一天，海水會變甜，百物無法生活的海中將充滿生物。</w:t>
+      </w:r>
+      <w:r>
+        <w:rPr>
+          <w:lang w:val="zh_TW" w:bidi="zh_TW"/>
+        </w:rPr>
+      </w:r>
+      <w:r>
+        <w:rPr>
+          <w:lang w:val="zh_TW" w:bidi="zh_TW"/>
+        </w:rPr>
+      </w:r>
+    </w:p>
+    <w:p>
+      <w:pPr/>
+      <w:r>
+        <w:rPr>
+          <w:lang w:val="zh_TW" w:bidi="zh_TW"/>
+        </w:rPr>
+      </w:r>
+    </w:p>
+    <w:p>
+      <w:pPr>
+        <w:pStyle w:val="Heading2"/>
+      </w:pPr>
+      <w:r>
+        <w:rPr>
+          <w:lang w:val="zh_TW" w:bidi="zh_TW"/>
+        </w:rPr>
+        <w:t>死亡</w:t>
+      </w:r>
+      <w:r>
+        <w:rPr>
+          <w:lang w:val="zh_TW" w:bidi="zh_TW"/>
+        </w:rPr>
+      </w:r>
+    </w:p>
+    <w:p>
+      <w:pPr/>
+      <w:r>
+        <w:rPr>
+          <w:lang w:val="zh_TW" w:bidi="zh_TW"/>
+        </w:rPr>
+      </w:r>
+      <w:r>
+        <w:rPr>
+          <w:lang w:val="zh_TW" w:bidi="zh_TW"/>
+        </w:rPr>
+        <w:t>生命的終止（身體的死亡）或與神的分離（靈性的死亡）。</w:t>
+      </w:r>
+    </w:p>
+    <w:p>
+      <w:pPr>
+        <w:pStyle w:val="Heading3"/>
+      </w:pPr>
+      <w:r>
+        <w:rPr>
+          <w:lang w:val="zh_TW" w:bidi="zh_TW"/>
+        </w:rPr>
+        <w:t>舊約中的觀點</w:t>
+      </w:r>
+    </w:p>
+    <w:p>
+      <w:pPr/>
+      <w:r>
+        <w:rPr>
+          <w:lang w:val="zh_TW" w:bidi="zh_TW"/>
+        </w:rPr>
+      </w:r>
+      <w:r>
+        <w:rPr>
+          <w:lang w:val="zh_TW" w:bidi="zh_TW"/>
+        </w:rPr>
+        <w:t>在舊約中，死亡被視為生命的自然結束。一個以色列人的目標是過一個長壽而圓滿的生活，生養眾多的後代，並在兒孫滿堂的情況下，平安地去世。舊約多次表達對早逝的不滿（例如，希西家的哀求，</w:t>
+      </w:r>
+      <w:hyperlink r:id="rId28">
+        <w:r>
+          <w:rPr>
+            <w:lang w:val="zh_TW" w:bidi="zh_TW"/>
+          </w:rPr>
+          <w:rPr>
+            <w:color w:val="0000EE"/>
+            <w:u w:val="single"/>
+          </w:rPr>
+          <w:t>王下20:1–11</w:t>
+        </w:r>
+      </w:hyperlink>
+      <w:r>
+        <w:rPr>
+          <w:lang w:val="zh_TW" w:bidi="zh_TW"/>
+        </w:rPr>
+        <w:t>）。早逝可能被視為神審判的結果；因此，約伯認為需要在死亡之前為自己的品格辯護（</w:t>
+      </w:r>
+      <w:hyperlink r:id="rId29">
+        <w:r>
+          <w:rPr>
+            <w:lang w:val="zh_TW" w:bidi="zh_TW"/>
+          </w:rPr>
+          <w:rPr>
+            <w:color w:val="0000EE"/>
+            <w:u w:val="single"/>
+          </w:rPr>
+          <w:t>伯19:25–26</w:t>
+        </w:r>
+      </w:hyperlink>
+      <w:r>
+        <w:rPr>
+          <w:lang w:val="zh_TW" w:bidi="zh_TW"/>
+        </w:rPr>
+        <w:t>）。只有</w:t>
+      </w:r>
+      <w:hyperlink r:id="rId30">
+        <w:r>
+          <w:rPr>
+            <w:lang w:val="zh_TW" w:bidi="zh_TW"/>
+          </w:rPr>
+          <w:rPr>
+            <w:color w:val="0000EE"/>
+            <w:u w:val="single"/>
+          </w:rPr>
+          <w:t>傳道書三章19至20節</w:t>
+        </w:r>
+      </w:hyperlink>
+      <w:r>
+        <w:rPr>
+          <w:lang w:val="zh_TW" w:bidi="zh_TW"/>
+        </w:rPr>
+        <w:t>對死亡表達徹頭徹尾的悲觀情緒——該書可能受到當時非希伯來文化相當大的影響。</w:t>
+      </w:r>
+    </w:p>
+    <w:p>
+      <w:pPr/>
+      <w:r>
+        <w:rPr>
+          <w:lang w:val="zh_TW" w:bidi="zh_TW"/>
+        </w:rPr>
+      </w:r>
+      <w:r>
+        <w:rPr>
+          <w:lang w:val="zh_TW" w:bidi="zh_TW"/>
+        </w:rPr>
+        <w:t>雖然死亡是生命的自然終結，卻從未被視為是令人愉快的事。死亡將人與人類群體斷絕，也與神的同在和事奉隔絕。雖然神可能會在人面對死亡時提供安慰（</w:t>
+      </w:r>
+      <w:hyperlink r:id="rId31">
+        <w:r>
+          <w:rPr>
+            <w:lang w:val="zh_TW" w:bidi="zh_TW"/>
+          </w:rPr>
+          <w:rPr>
+            <w:color w:val="0000EE"/>
+            <w:u w:val="single"/>
+          </w:rPr>
+          <w:t>詩73:23–28</w:t>
+        </w:r>
+      </w:hyperlink>
+      <w:r>
+        <w:rPr>
+          <w:lang w:val="zh_TW" w:bidi="zh_TW"/>
+        </w:rPr>
+        <w:t>），但在聖經中，神很少被描述為與死者同在，只有在較晚期的聖經文獻中才有此描寫（</w:t>
+      </w:r>
+      <w:hyperlink r:id="rId32">
+        <w:r>
+          <w:rPr>
+            <w:lang w:val="zh_TW" w:bidi="zh_TW"/>
+          </w:rPr>
+          <w:rPr>
+            <w:color w:val="0000EE"/>
+            <w:u w:val="single"/>
+          </w:rPr>
+          <w:t>詩139:8</w:t>
+        </w:r>
+      </w:hyperlink>
+      <w:r>
+        <w:rPr>
+          <w:lang w:val="zh_TW" w:bidi="zh_TW"/>
+        </w:rPr>
+        <w:t>）。因此，死亡從未被視為通向更美好生命的門檻。</w:t>
+      </w:r>
+    </w:p>
+    <w:p>
+      <w:pPr/>
+      <w:r>
+        <w:rPr>
+          <w:lang w:val="zh_TW" w:bidi="zh_TW"/>
+        </w:rPr>
+      </w:r>
+      <w:r>
+        <w:rPr>
+          <w:lang w:val="zh_TW" w:bidi="zh_TW"/>
+        </w:rPr>
+        <w:t>罪與死亡的關係可以在摩西律法的死刑中一窺究竟。一位嚴重的罪犯會被處死。處罰性短語「他必被剪除」表明，儘管整個民族繼續存活，但犯罪者因死亡與民族分離。以色列人被警告，若不遵守神的誡命，可能會因與神的團契破裂而導致早逝（</w:t>
+      </w:r>
+      <w:hyperlink r:id="rId33">
+        <w:r>
+          <w:rPr>
+            <w:lang w:val="zh_TW" w:bidi="zh_TW"/>
+          </w:rPr>
+          <w:rPr>
+            <w:color w:val="0000EE"/>
+            <w:u w:val="single"/>
+          </w:rPr>
+          <w:t>申30:15–20</w:t>
         </w:r>
       </w:hyperlink>
       <w:r>
@@ -579,16 +1214,34 @@
         </w:rPr>
         <w:t>；</w:t>
       </w:r>
-      <w:hyperlink r:id="rId24">
-        <w:r>
-          <w:rPr>
-            <w:lang w:val="zh_TW" w:bidi="zh_TW"/>
-          </w:rPr>
-          <w:rPr>
-            <w:color w:val="0000EE"/>
-            <w:u w:val="single"/>
-          </w:rPr>
-          <w:t>啟2:27</w:t>
+      <w:hyperlink r:id="rId34">
+        <w:r>
+          <w:rPr>
+            <w:lang w:val="zh_TW" w:bidi="zh_TW"/>
+          </w:rPr>
+          <w:rPr>
+            <w:color w:val="0000EE"/>
+            <w:u w:val="single"/>
+          </w:rPr>
+          <w:t>耶21:8</w:t>
+        </w:r>
+      </w:hyperlink>
+      <w:r>
+        <w:rPr>
+          <w:lang w:val="zh_TW" w:bidi="zh_TW"/>
+        </w:rPr>
+        <w:t>；</w:t>
+      </w:r>
+      <w:hyperlink r:id="rId35">
+        <w:r>
+          <w:rPr>
+            <w:lang w:val="zh_TW" w:bidi="zh_TW"/>
+          </w:rPr>
+          <w:rPr>
+            <w:color w:val="0000EE"/>
+            <w:u w:val="single"/>
+          </w:rPr>
+          <w:t>結18:21–32</w:t>
         </w:r>
       </w:hyperlink>
       <w:r>
@@ -607,6 +1260,1169 @@
       </w:r>
       <w:r>
         <w:rPr>
+          <w:lang w:val="zh_TW" w:bidi="zh_TW"/>
+        </w:rPr>
+        <w:t>在兩約之間時期，隨著猶太人對來世和復活的觀念更加明確，對死亡的思考也隨之發展。死亡本身，而非僅僅是早逝，開始被視為是罪惡的結果（</w:t>
+      </w:r>
+      <w:hyperlink r:id="rId36">
+        <w:r>
+          <w:rPr>
+            <w:lang w:val="zh_TW" w:bidi="zh_TW"/>
+          </w:rPr>
+          <w:rPr>
+            <w:color w:val="0000EE"/>
+            <w:u w:val="single"/>
+          </w:rPr>
+          <w:t>以斯拉二書3:7</w:t>
+        </w:r>
+      </w:hyperlink>
+      <w:r>
+        <w:rPr>
+          <w:lang w:val="zh_TW" w:bidi="zh_TW"/>
+        </w:rPr>
+        <w:t>；</w:t>
+      </w:r>
+      <w:hyperlink r:id="rId37">
+        <w:r>
+          <w:rPr>
+            <w:lang w:val="zh_TW" w:bidi="zh_TW"/>
+          </w:rPr>
+          <w:rPr>
+            <w:color w:val="0000EE"/>
+            <w:u w:val="single"/>
+          </w:rPr>
+          <w:t>便西拉智訓25:24</w:t>
+        </w:r>
+      </w:hyperlink>
+      <w:r>
+        <w:rPr>
+          <w:lang w:val="zh_TW" w:bidi="zh_TW"/>
+        </w:rPr>
+        <w:t>）。有時會將所有的死亡描繪為「第一次犯罪」（亞當和夏娃的悖逆）的結果。在其它記載中，人是因自己的罪而死。聖經中首次明確指出死人復活和最終審判或懲罰的概念出現在但以理書（</w:t>
+      </w:r>
+      <w:hyperlink r:id="rId38">
+        <w:r>
+          <w:rPr>
+            <w:lang w:val="zh_TW" w:bidi="zh_TW"/>
+          </w:rPr>
+          <w:rPr>
+            <w:color w:val="0000EE"/>
+            <w:u w:val="single"/>
+          </w:rPr>
+          <w:t>但12:2</w:t>
+        </w:r>
+      </w:hyperlink>
+      <w:r>
+        <w:rPr>
+          <w:lang w:val="zh_TW" w:bidi="zh_TW"/>
+        </w:rPr>
+        <w:t>），這是舊約中最後完成的書卷之一。這一教導在兩約中間期被反覆提及（以斯拉二書7:31–44）。在此期間，人們認為靈魂在死亡後依然存在，或者以某種永生的形式存在（所羅門智訓3:4，4:1；馬加比四書16:13，17:12）又或等待復活（以諾一書102章）。一些經外文獻融入了希臘的思想，認為身體是應該擺脫的負擔——這種觀念與希伯來思想格格不入。</w:t>
+      </w:r>
+    </w:p>
+    <w:p>
+      <w:pPr/>
+      <w:r>
+        <w:rPr>
+          <w:lang w:val="zh_TW" w:bidi="zh_TW"/>
+        </w:rPr>
+      </w:r>
+      <w:r>
+        <w:rPr>
+          <w:lang w:val="zh_TW" w:bidi="zh_TW"/>
+        </w:rPr>
+        <w:t>然而，復活以及從死亡中救贖生命的概念，為新約的啟示——聚焦於基督的復活及其勝過死亡的啟示——奠定了基礎。</w:t>
+      </w:r>
+    </w:p>
+    <w:p>
+      <w:pPr>
+        <w:pStyle w:val="Heading3"/>
+      </w:pPr>
+      <w:r>
+        <w:rPr>
+          <w:lang w:val="zh_TW" w:bidi="zh_TW"/>
+        </w:rPr>
+        <w:t>新約中的觀點</w:t>
+      </w:r>
+    </w:p>
+    <w:p>
+      <w:pPr/>
+      <w:r>
+        <w:rPr>
+          <w:lang w:val="zh_TW" w:bidi="zh_TW"/>
+        </w:rPr>
+      </w:r>
+      <w:r>
+        <w:rPr>
+          <w:lang w:val="zh_TW" w:bidi="zh_TW"/>
+        </w:rPr>
+        <w:t>在新約中，死亡被視為一個神學問題，而非僅僅是一個個人事件。死亡超越了僅僅是生命的結束，作者們幾乎毫無困難地接受這一事實。死亡被認為會影響個人生命的每一個層面。唯有神是不朽的，是世界上所有生命的源頭（</w:t>
+      </w:r>
+      <w:hyperlink r:id="rId39">
+        <w:r>
+          <w:rPr>
+            <w:lang w:val="zh_TW" w:bidi="zh_TW"/>
+          </w:rPr>
+          <w:rPr>
+            <w:color w:val="0000EE"/>
+            <w:u w:val="single"/>
+          </w:rPr>
+          <w:t>羅4:17</w:t>
+        </w:r>
+      </w:hyperlink>
+      <w:r>
+        <w:rPr>
+          <w:lang w:val="zh_TW" w:bidi="zh_TW"/>
+        </w:rPr>
+        <w:t>；</w:t>
+      </w:r>
+      <w:hyperlink r:id="rId40">
+        <w:r>
+          <w:rPr>
+            <w:lang w:val="zh_TW" w:bidi="zh_TW"/>
+          </w:rPr>
+          <w:rPr>
+            <w:color w:val="0000EE"/>
+            <w:u w:val="single"/>
+          </w:rPr>
+          <w:t>提前6:16</w:t>
+        </w:r>
+      </w:hyperlink>
+      <w:r>
+        <w:rPr>
+          <w:lang w:val="zh_TW" w:bidi="zh_TW"/>
+        </w:rPr>
+        <w:t>）。唯有當人與神的生命有適當的關係時，他們才能真正活著。但自從罪進入世界以來，人與神之間的個人交流已經變得不自然（</w:t>
+      </w:r>
+      <w:hyperlink r:id="rId41">
+        <w:r>
+          <w:rPr>
+            <w:lang w:val="zh_TW" w:bidi="zh_TW"/>
+          </w:rPr>
+          <w:rPr>
+            <w:color w:val="0000EE"/>
+            <w:u w:val="single"/>
+          </w:rPr>
+          <w:t>羅5:12、17–18</w:t>
+        </w:r>
+      </w:hyperlink>
+      <w:r>
+        <w:rPr>
+          <w:lang w:val="zh_TW" w:bidi="zh_TW"/>
+        </w:rPr>
+        <w:t>；</w:t>
+      </w:r>
+      <w:hyperlink r:id="rId42">
+        <w:r>
+          <w:rPr>
+            <w:lang w:val="zh_TW" w:bidi="zh_TW"/>
+          </w:rPr>
+          <w:rPr>
+            <w:color w:val="0000EE"/>
+            <w:u w:val="single"/>
+          </w:rPr>
+          <w:t>林前15:22</w:t>
+        </w:r>
+      </w:hyperlink>
+      <w:r>
+        <w:rPr>
+          <w:lang w:val="zh_TW" w:bidi="zh_TW"/>
+        </w:rPr>
+        <w:t>）。當亞當與神分離時，這種分離帶來了死亡。每個人都追隨亞當的腳步（</w:t>
+      </w:r>
+      <w:hyperlink r:id="rId43">
+        <w:r>
+          <w:rPr>
+            <w:lang w:val="zh_TW" w:bidi="zh_TW"/>
+          </w:rPr>
+          <w:rPr>
+            <w:color w:val="0000EE"/>
+            <w:u w:val="single"/>
+          </w:rPr>
+          <w:t>羅3:23，</w:t>
+        </w:r>
+      </w:hyperlink>
+      <w:hyperlink r:id="rId44">
+        <w:r>
+          <w:rPr>
+            <w:lang w:val="zh_TW" w:bidi="zh_TW"/>
+          </w:rPr>
+          <w:rPr>
+            <w:color w:val="0000EE"/>
+            <w:u w:val="single"/>
+          </w:rPr>
+          <w:t>5:12</w:t>
+        </w:r>
+      </w:hyperlink>
+      <w:r>
+        <w:rPr>
+          <w:lang w:val="zh_TW" w:bidi="zh_TW"/>
+        </w:rPr>
+        <w:t>），因此死亡成為每個人的必然結果（</w:t>
+      </w:r>
+      <w:hyperlink r:id="rId45">
+        <w:r>
+          <w:rPr>
+            <w:lang w:val="zh_TW" w:bidi="zh_TW"/>
+          </w:rPr>
+          <w:rPr>
+            <w:color w:val="0000EE"/>
+            <w:u w:val="single"/>
+          </w:rPr>
+          <w:t>羅6:23</w:t>
+        </w:r>
+      </w:hyperlink>
+      <w:r>
+        <w:rPr>
+          <w:lang w:val="zh_TW" w:bidi="zh_TW"/>
+        </w:rPr>
+        <w:t>；</w:t>
+      </w:r>
+      <w:hyperlink r:id="rId46">
+        <w:r>
+          <w:rPr>
+            <w:lang w:val="zh_TW" w:bidi="zh_TW"/>
+          </w:rPr>
+          <w:rPr>
+            <w:color w:val="0000EE"/>
+            <w:u w:val="single"/>
+          </w:rPr>
+          <w:t>來9:27</w:t>
+        </w:r>
+      </w:hyperlink>
+      <w:r>
+        <w:rPr>
+          <w:lang w:val="zh_TW" w:bidi="zh_TW"/>
+        </w:rPr>
+        <w:t>）。因此，死亡不僅僅是人生命結束時發生的事情，也體現在人與神的隔絕中。</w:t>
+      </w:r>
+    </w:p>
+    <w:p>
+      <w:pPr/>
+      <w:r>
+        <w:rPr>
+          <w:lang w:val="zh_TW" w:bidi="zh_TW"/>
+        </w:rPr>
+      </w:r>
+      <w:r>
+        <w:rPr>
+          <w:lang w:val="zh_TW" w:bidi="zh_TW"/>
+        </w:rPr>
+        <w:t>死亡的影響極其廣泛。它影響文化的每一個層面。所有人的生活都籠罩在對死亡的恐懼之下（</w:t>
+      </w:r>
+      <w:hyperlink r:id="rId47">
+        <w:r>
+          <w:rPr>
+            <w:lang w:val="zh_TW" w:bidi="zh_TW"/>
+          </w:rPr>
+          <w:rPr>
+            <w:color w:val="0000EE"/>
+            <w:u w:val="single"/>
+          </w:rPr>
+          <w:t>羅8:15</w:t>
+        </w:r>
+      </w:hyperlink>
+      <w:r>
+        <w:rPr>
+          <w:lang w:val="zh_TW" w:bidi="zh_TW"/>
+        </w:rPr>
+        <w:t>；</w:t>
+      </w:r>
+      <w:hyperlink r:id="rId48">
+        <w:r>
+          <w:rPr>
+            <w:lang w:val="zh_TW" w:bidi="zh_TW"/>
+          </w:rPr>
+          <w:rPr>
+            <w:color w:val="0000EE"/>
+            <w:u w:val="single"/>
+          </w:rPr>
+          <w:t>來2:15</w:t>
+        </w:r>
+      </w:hyperlink>
+      <w:r>
+        <w:rPr>
+          <w:lang w:val="zh_TW" w:bidi="zh_TW"/>
+        </w:rPr>
+        <w:t>）。死亡掌管一切「體貼肉體」的事物（</w:t>
+      </w:r>
+      <w:hyperlink r:id="rId49">
+        <w:r>
+          <w:rPr>
+            <w:lang w:val="zh_TW" w:bidi="zh_TW"/>
+          </w:rPr>
+          <w:rPr>
+            <w:color w:val="0000EE"/>
+            <w:u w:val="single"/>
+          </w:rPr>
+          <w:t>羅8:6</w:t>
+        </w:r>
+      </w:hyperlink>
+      <w:r>
+        <w:rPr>
+          <w:lang w:val="zh_TW" w:bidi="zh_TW"/>
+        </w:rPr>
+        <w:t>）。凡不與基督建立關係的人，都活在死亡的狀態中（</w:t>
+      </w:r>
+      <w:hyperlink r:id="rId50">
+        <w:r>
+          <w:rPr>
+            <w:lang w:val="zh_TW" w:bidi="zh_TW"/>
+          </w:rPr>
+          <w:rPr>
+            <w:color w:val="0000EE"/>
+            <w:u w:val="single"/>
+          </w:rPr>
+          <w:t>約3:16–18</w:t>
+        </w:r>
+      </w:hyperlink>
+      <w:r>
+        <w:rPr>
+          <w:lang w:val="zh_TW" w:bidi="zh_TW"/>
+        </w:rPr>
+        <w:t>；</w:t>
+      </w:r>
+      <w:hyperlink r:id="rId51">
+        <w:r>
+          <w:rPr>
+            <w:lang w:val="zh_TW" w:bidi="zh_TW"/>
+          </w:rPr>
+          <w:rPr>
+            <w:color w:val="0000EE"/>
+            <w:u w:val="single"/>
+          </w:rPr>
+          <w:t>約一5:12</w:t>
+        </w:r>
+      </w:hyperlink>
+      <w:r>
+        <w:rPr>
+          <w:lang w:val="zh_TW" w:bidi="zh_TW"/>
+        </w:rPr>
+        <w:t>）。統治世界的魔鬼被稱為死亡之主（</w:t>
+      </w:r>
+      <w:hyperlink r:id="rId52">
+        <w:r>
+          <w:rPr>
+            <w:lang w:val="zh_TW" w:bidi="zh_TW"/>
+          </w:rPr>
+          <w:rPr>
+            <w:color w:val="0000EE"/>
+            <w:u w:val="single"/>
+          </w:rPr>
+          <w:t>來2:14</w:t>
+        </w:r>
+      </w:hyperlink>
+      <w:r>
+        <w:rPr>
+          <w:lang w:val="zh_TW" w:bidi="zh_TW"/>
+        </w:rPr>
+        <w:t>）。有時，死亡被人格化為一個在世界上肆虐的鬼魔力量，但最終被基督自己制服，祂是唯一能戰勝死亡的（</w:t>
+      </w:r>
+      <w:hyperlink r:id="rId53">
+        <w:r>
+          <w:rPr>
+            <w:lang w:val="zh_TW" w:bidi="zh_TW"/>
+          </w:rPr>
+          <w:rPr>
+            <w:color w:val="0000EE"/>
+            <w:u w:val="single"/>
+          </w:rPr>
+          <w:t>林前15:26–27</w:t>
+        </w:r>
+      </w:hyperlink>
+      <w:r>
+        <w:rPr>
+          <w:lang w:val="zh_TW" w:bidi="zh_TW"/>
+        </w:rPr>
+        <w:t>；</w:t>
+      </w:r>
+      <w:hyperlink r:id="rId54">
+        <w:r>
+          <w:rPr>
+            <w:lang w:val="zh_TW" w:bidi="zh_TW"/>
+          </w:rPr>
+          <w:rPr>
+            <w:color w:val="0000EE"/>
+            <w:u w:val="single"/>
+          </w:rPr>
+          <w:t>啟6:8，</w:t>
+        </w:r>
+      </w:hyperlink>
+      <w:hyperlink r:id="rId55">
+        <w:r>
+          <w:rPr>
+            <w:lang w:val="zh_TW" w:bidi="zh_TW"/>
+          </w:rPr>
+          <w:rPr>
+            <w:color w:val="0000EE"/>
+            <w:u w:val="single"/>
+          </w:rPr>
+          <w:t>20:13–14</w:t>
+        </w:r>
+      </w:hyperlink>
+      <w:r>
+        <w:rPr>
+          <w:lang w:val="zh_TW" w:bidi="zh_TW"/>
+        </w:rPr>
+        <w:t>）。</w:t>
+      </w:r>
+    </w:p>
+    <w:p>
+      <w:pPr/>
+      <w:r>
+        <w:rPr>
+          <w:lang w:val="zh_TW" w:bidi="zh_TW"/>
+        </w:rPr>
+      </w:r>
+      <w:r>
+        <w:rPr>
+          <w:lang w:val="zh_TW" w:bidi="zh_TW"/>
+        </w:rPr>
+        <w:t>基督死了，埋葬了，並在第三天復活（</w:t>
+      </w:r>
+      <w:hyperlink r:id="rId56">
+        <w:r>
+          <w:rPr>
+            <w:lang w:val="zh_TW" w:bidi="zh_TW"/>
+          </w:rPr>
+          <w:rPr>
+            <w:color w:val="0000EE"/>
+            <w:u w:val="single"/>
+          </w:rPr>
+          <w:t>羅4:25</w:t>
+        </w:r>
+      </w:hyperlink>
+      <w:r>
+        <w:rPr>
+          <w:lang w:val="zh_TW" w:bidi="zh_TW"/>
+        </w:rPr>
+        <w:t>；</w:t>
+      </w:r>
+      <w:hyperlink r:id="rId57">
+        <w:r>
+          <w:rPr>
+            <w:lang w:val="zh_TW" w:bidi="zh_TW"/>
+          </w:rPr>
+          <w:rPr>
+            <w:color w:val="0000EE"/>
+            <w:u w:val="single"/>
+          </w:rPr>
+          <w:t>林前15:3–4</w:t>
+        </w:r>
+      </w:hyperlink>
+      <w:r>
+        <w:rPr>
+          <w:lang w:val="zh_TW" w:bidi="zh_TW"/>
+        </w:rPr>
+        <w:t>；</w:t>
+      </w:r>
+      <w:hyperlink r:id="rId58">
+        <w:r>
+          <w:rPr>
+            <w:lang w:val="zh_TW" w:bidi="zh_TW"/>
+          </w:rPr>
+          <w:rPr>
+            <w:color w:val="0000EE"/>
+            <w:u w:val="single"/>
+          </w:rPr>
+          <w:t>帖前4:14</w:t>
+        </w:r>
+      </w:hyperlink>
+      <w:r>
+        <w:rPr>
+          <w:lang w:val="zh_TW" w:bidi="zh_TW"/>
+        </w:rPr>
+        <w:t>）。通過這一歷史事件，死亡的權勢被破壞了。新約以多種方式表達基督降服於死亡是為了贖罪。祂順服以至於死（</w:t>
+      </w:r>
+      <w:hyperlink r:id="rId59">
+        <w:r>
+          <w:rPr>
+            <w:lang w:val="zh_TW" w:bidi="zh_TW"/>
+          </w:rPr>
+          <w:rPr>
+            <w:color w:val="0000EE"/>
+            <w:u w:val="single"/>
+          </w:rPr>
+          <w:t>腓2:8</w:t>
+        </w:r>
+      </w:hyperlink>
+      <w:r>
+        <w:rPr>
+          <w:lang w:val="zh_TW" w:bidi="zh_TW"/>
+        </w:rPr>
+        <w:t>）；祂為所有人的罪獻上自己（</w:t>
+      </w:r>
+      <w:hyperlink r:id="rId60">
+        <w:r>
+          <w:rPr>
+            <w:lang w:val="zh_TW" w:bidi="zh_TW"/>
+          </w:rPr>
+          <w:rPr>
+            <w:color w:val="0000EE"/>
+            <w:u w:val="single"/>
+          </w:rPr>
+          <w:t>林前5:7</w:t>
+        </w:r>
+      </w:hyperlink>
+      <w:r>
+        <w:rPr>
+          <w:lang w:val="zh_TW" w:bidi="zh_TW"/>
+        </w:rPr>
+        <w:t>；</w:t>
+      </w:r>
+      <w:hyperlink r:id="rId61">
+        <w:r>
+          <w:rPr>
+            <w:lang w:val="zh_TW" w:bidi="zh_TW"/>
+          </w:rPr>
+          <w:rPr>
+            <w:color w:val="0000EE"/>
+            <w:u w:val="single"/>
+          </w:rPr>
+          <w:t>林後5:15</w:t>
+        </w:r>
+      </w:hyperlink>
+      <w:r>
+        <w:rPr>
+          <w:lang w:val="zh_TW" w:bidi="zh_TW"/>
+        </w:rPr>
+        <w:t>）；並降入陰間，也就是死者之地（</w:t>
+      </w:r>
+      <w:hyperlink r:id="rId62">
+        <w:r>
+          <w:rPr>
+            <w:lang w:val="zh_TW" w:bidi="zh_TW"/>
+          </w:rPr>
+          <w:rPr>
+            <w:color w:val="0000EE"/>
+            <w:u w:val="single"/>
+          </w:rPr>
+          <w:t>彼前3:18–19</w:t>
+        </w:r>
+      </w:hyperlink>
+      <w:r>
+        <w:rPr>
+          <w:lang w:val="zh_TW" w:bidi="zh_TW"/>
+        </w:rPr>
+        <w:t>）。所有這些經文的主要點在於，祂沒有停留在死亡中，而是戰勝了魔鬼，奪去了死亡的權柄（鑰匙），並以得勝的姿態升天（</w:t>
+      </w:r>
+      <w:hyperlink r:id="rId63">
+        <w:r>
+          <w:rPr>
+            <w:lang w:val="zh_TW" w:bidi="zh_TW"/>
+          </w:rPr>
+          <w:rPr>
+            <w:color w:val="0000EE"/>
+            <w:u w:val="single"/>
+          </w:rPr>
+          <w:t>來2:14–15</w:t>
+        </w:r>
+      </w:hyperlink>
+      <w:r>
+        <w:rPr>
+          <w:lang w:val="zh_TW" w:bidi="zh_TW"/>
+        </w:rPr>
+        <w:t>；</w:t>
+      </w:r>
+      <w:hyperlink r:id="rId64">
+        <w:r>
+          <w:rPr>
+            <w:lang w:val="zh_TW" w:bidi="zh_TW"/>
+          </w:rPr>
+          <w:rPr>
+            <w:color w:val="0000EE"/>
+            <w:u w:val="single"/>
+          </w:rPr>
+          <w:t>啟1:17–18</w:t>
+        </w:r>
+      </w:hyperlink>
+      <w:r>
+        <w:rPr>
+          <w:lang w:val="zh_TW" w:bidi="zh_TW"/>
+        </w:rPr>
+        <w:t>）。耶穌基督的工作並非為了祂自己，而是為了那些歸向祂的人（</w:t>
+      </w:r>
+      <w:hyperlink r:id="rId65">
+        <w:r>
+          <w:rPr>
+            <w:lang w:val="zh_TW" w:bidi="zh_TW"/>
+          </w:rPr>
+          <w:rPr>
+            <w:color w:val="0000EE"/>
+            <w:u w:val="single"/>
+          </w:rPr>
+          <w:t>可10:45</w:t>
+        </w:r>
+      </w:hyperlink>
+      <w:r>
+        <w:rPr>
+          <w:lang w:val="zh_TW" w:bidi="zh_TW"/>
+        </w:rPr>
+        <w:t>；</w:t>
+      </w:r>
+      <w:hyperlink r:id="rId66">
+        <w:r>
+          <w:rPr>
+            <w:lang w:val="zh_TW" w:bidi="zh_TW"/>
+          </w:rPr>
+          <w:rPr>
+            <w:color w:val="0000EE"/>
+            <w:u w:val="single"/>
+          </w:rPr>
+          <w:t>羅5:6–8</w:t>
+        </w:r>
+      </w:hyperlink>
+      <w:r>
+        <w:rPr>
+          <w:lang w:val="zh_TW" w:bidi="zh_TW"/>
+        </w:rPr>
+        <w:t>；</w:t>
+      </w:r>
+      <w:hyperlink r:id="rId67">
+        <w:r>
+          <w:rPr>
+            <w:lang w:val="zh_TW" w:bidi="zh_TW"/>
+          </w:rPr>
+          <w:rPr>
+            <w:color w:val="0000EE"/>
+            <w:u w:val="single"/>
+          </w:rPr>
+          <w:t>帖前5:9–10</w:t>
+        </w:r>
+      </w:hyperlink>
+      <w:r>
+        <w:rPr>
+          <w:lang w:val="zh_TW" w:bidi="zh_TW"/>
+        </w:rPr>
+        <w:t>）。通過接受基督不應得的死亡，基督為祂的追隨者打破了死亡的權勢。</w:t>
+      </w:r>
+    </w:p>
+    <w:p>
+      <w:pPr/>
+      <w:r>
+        <w:rPr>
+          <w:lang w:val="zh_TW" w:bidi="zh_TW"/>
+        </w:rPr>
+      </w:r>
+      <w:r>
+        <w:rPr>
+          <w:lang w:val="zh_TW" w:bidi="zh_TW"/>
+        </w:rPr>
+        <w:t>因此，基督徒藉著基督的大能，從「這取死的身體」中被拯救出來（</w:t>
+      </w:r>
+      <w:hyperlink r:id="rId68">
+        <w:r>
+          <w:rPr>
+            <w:lang w:val="zh_TW" w:bidi="zh_TW"/>
+          </w:rPr>
+          <w:rPr>
+            <w:color w:val="0000EE"/>
+            <w:u w:val="single"/>
+          </w:rPr>
+          <w:t>羅7:24</w:t>
+        </w:r>
+      </w:hyperlink>
+      <w:r>
+        <w:rPr>
+          <w:lang w:val="zh_TW" w:bidi="zh_TW"/>
+        </w:rPr>
+        <w:t>）。救恩通過受洗歸入基督的死而來（</w:t>
+      </w:r>
+      <w:hyperlink r:id="rId69">
+        <w:r>
+          <w:rPr>
+            <w:lang w:val="zh_TW" w:bidi="zh_TW"/>
+          </w:rPr>
+          <w:rPr>
+            <w:color w:val="0000EE"/>
+            <w:u w:val="single"/>
+          </w:rPr>
+          <w:t>6:3–4</w:t>
+        </w:r>
+      </w:hyperlink>
+      <w:r>
+        <w:rPr>
+          <w:lang w:val="zh_TW" w:bidi="zh_TW"/>
+        </w:rPr>
+        <w:t>），並且「與基督同死」於這個世界和律法之下（</w:t>
+      </w:r>
+      <w:hyperlink r:id="rId70">
+        <w:r>
+          <w:rPr>
+            <w:lang w:val="zh_TW" w:bidi="zh_TW"/>
+          </w:rPr>
+          <w:rPr>
+            <w:color w:val="0000EE"/>
+            <w:u w:val="single"/>
+          </w:rPr>
+          <w:t>羅7:6</w:t>
+        </w:r>
+      </w:hyperlink>
+      <w:r>
+        <w:rPr>
+          <w:lang w:val="zh_TW" w:bidi="zh_TW"/>
+        </w:rPr>
+        <w:t>；</w:t>
+      </w:r>
+      <w:hyperlink r:id="rId71">
+        <w:r>
+          <w:rPr>
+            <w:lang w:val="zh_TW" w:bidi="zh_TW"/>
+          </w:rPr>
+          <w:rPr>
+            <w:color w:val="0000EE"/>
+            <w:u w:val="single"/>
+          </w:rPr>
+          <w:t>加6:14</w:t>
+        </w:r>
+      </w:hyperlink>
+      <w:r>
+        <w:rPr>
+          <w:lang w:val="zh_TW" w:bidi="zh_TW"/>
+        </w:rPr>
+        <w:t>；</w:t>
+      </w:r>
+      <w:hyperlink r:id="rId72">
+        <w:r>
+          <w:rPr>
+            <w:lang w:val="zh_TW" w:bidi="zh_TW"/>
+          </w:rPr>
+          <w:rPr>
+            <w:color w:val="0000EE"/>
+            <w:u w:val="single"/>
+          </w:rPr>
+          <w:t>西2:20</w:t>
+        </w:r>
+      </w:hyperlink>
+      <w:r>
+        <w:rPr>
+          <w:lang w:val="zh_TW" w:bidi="zh_TW"/>
+        </w:rPr>
+        <w:t>）。也就是說，神將基督的死視為信徒的死。叛逆世界的罪（</w:t>
+      </w:r>
+      <w:hyperlink r:id="rId73">
+        <w:r>
+          <w:rPr>
+            <w:lang w:val="zh_TW" w:bidi="zh_TW"/>
+          </w:rPr>
+          <w:rPr>
+            <w:color w:val="0000EE"/>
+            <w:u w:val="single"/>
+          </w:rPr>
+          <w:t>羅6:6</w:t>
+        </w:r>
+      </w:hyperlink>
+      <w:r>
+        <w:rPr>
+          <w:lang w:val="zh_TW" w:bidi="zh_TW"/>
+        </w:rPr>
+        <w:t>）和自我崇拜（為自己而活，</w:t>
+      </w:r>
+      <w:hyperlink r:id="rId74">
+        <w:r>
+          <w:rPr>
+            <w:lang w:val="zh_TW" w:bidi="zh_TW"/>
+          </w:rPr>
+          <w:rPr>
+            <w:color w:val="0000EE"/>
+            <w:u w:val="single"/>
+          </w:rPr>
+          <w:t>林後5:14–15</w:t>
+        </w:r>
+      </w:hyperlink>
+      <w:r>
+        <w:rPr>
+          <w:lang w:val="zh_TW" w:bidi="zh_TW"/>
+        </w:rPr>
+        <w:t>）都成為過去。耶穌為祂的子民而死，成為將祂的生命賜給他們的方式（</w:t>
+      </w:r>
+      <w:hyperlink r:id="rId75">
+        <w:r>
+          <w:rPr>
+            <w:lang w:val="zh_TW" w:bidi="zh_TW"/>
+          </w:rPr>
+          <w:rPr>
+            <w:color w:val="0000EE"/>
+            <w:u w:val="single"/>
+          </w:rPr>
+          <w:t>4:10</w:t>
+        </w:r>
+      </w:hyperlink>
+      <w:r>
+        <w:rPr>
+          <w:lang w:val="zh_TW" w:bidi="zh_TW"/>
+        </w:rPr>
+        <w:t>）。結果是信徒與世界分離，就像他們曾經與神隔絕一樣。從世界的角度來看，他們是死的；基督是他們唯一的生命（</w:t>
+      </w:r>
+      <w:hyperlink r:id="rId76">
+        <w:r>
+          <w:rPr>
+            <w:lang w:val="zh_TW" w:bidi="zh_TW"/>
+          </w:rPr>
+          <w:rPr>
+            <w:color w:val="0000EE"/>
+            <w:u w:val="single"/>
+          </w:rPr>
+          <w:t>西3:3</w:t>
+        </w:r>
+      </w:hyperlink>
+      <w:r>
+        <w:rPr>
+          <w:lang w:val="zh_TW" w:bidi="zh_TW"/>
+        </w:rPr>
+        <w:t>）。</w:t>
+      </w:r>
+    </w:p>
+    <w:p>
+      <w:pPr/>
+      <w:r>
+        <w:rPr>
+          <w:lang w:val="zh_TW" w:bidi="zh_TW"/>
+        </w:rPr>
+      </w:r>
+      <w:r>
+        <w:rPr>
+          <w:lang w:val="zh_TW" w:bidi="zh_TW"/>
+        </w:rPr>
+        <w:t>使徒約翰以稍微不同的方式表達了這一點。耶穌來到世上是為了將生命賜給死人（</w:t>
+      </w:r>
+      <w:hyperlink r:id="rId77">
+        <w:r>
+          <w:rPr>
+            <w:lang w:val="zh_TW" w:bidi="zh_TW"/>
+          </w:rPr>
+          <w:rPr>
+            <w:color w:val="0000EE"/>
+            <w:u w:val="single"/>
+          </w:rPr>
+          <w:t>約5:24</w:t>
+        </w:r>
+      </w:hyperlink>
+      <w:r>
+        <w:rPr>
+          <w:lang w:val="zh_TW" w:bidi="zh_TW"/>
+        </w:rPr>
+        <w:t>）。這生命的賜予不會發生在復活時，而是已經發生了。所有歸向耶穌的人立即從死亡進入生命。或者換句話說，那些遵守（順服）祂話語的人，永遠不會見到死亡（</w:t>
+      </w:r>
+      <w:hyperlink r:id="rId78">
+        <w:r>
+          <w:rPr>
+            <w:lang w:val="zh_TW" w:bidi="zh_TW"/>
+          </w:rPr>
+          <w:rPr>
+            <w:color w:val="0000EE"/>
+            <w:u w:val="single"/>
+          </w:rPr>
+          <w:t>8:51–52</w:t>
+        </w:r>
+      </w:hyperlink>
+      <w:r>
+        <w:rPr>
+          <w:lang w:val="zh_TW" w:bidi="zh_TW"/>
+        </w:rPr>
+        <w:t>）。重點在於所有不在基督裡的人，已經是死的，而那些信靠基督的人已經在享受生命。基督徒與非基督徒之間的根本差異在生與死的差別。</w:t>
+      </w:r>
+    </w:p>
+    <w:p>
+      <w:pPr/>
+      <w:r>
+        <w:rPr>
+          <w:lang w:val="zh_TW" w:bidi="zh_TW"/>
+        </w:rPr>
+      </w:r>
+      <w:r>
+        <w:rPr>
+          <w:lang w:val="zh_TW" w:bidi="zh_TW"/>
+        </w:rPr>
+        <w:t>新約作者自然知道基督徒也會死亡；他們的問題是如何找到合適的詞語來解釋其與非基督徒死亡的不同。肉體上死亡的信徒被說成是「在基督裡死了」（</w:t>
+      </w:r>
+      <w:hyperlink r:id="rId79">
+        <w:r>
+          <w:rPr>
+            <w:lang w:val="zh_TW" w:bidi="zh_TW"/>
+          </w:rPr>
+          <w:rPr>
+            <w:color w:val="0000EE"/>
+            <w:u w:val="single"/>
+          </w:rPr>
+          <w:t>帖前4:16）</w:t>
+        </w:r>
+      </w:hyperlink>
+      <w:r>
+        <w:rPr>
+          <w:lang w:val="zh_TW" w:bidi="zh_TW"/>
+        </w:rPr>
+        <w:t>。或者，他們根本不是死了，而只是「睡了」（</w:t>
+      </w:r>
+      <w:hyperlink r:id="rId80">
+        <w:r>
+          <w:rPr>
+            <w:lang w:val="zh_TW" w:bidi="zh_TW"/>
+          </w:rPr>
+          <w:rPr>
+            <w:color w:val="0000EE"/>
+            <w:u w:val="single"/>
+          </w:rPr>
+          <w:t>林前15:6、18、20、51</w:t>
+        </w:r>
+      </w:hyperlink>
+      <w:r>
+        <w:rPr>
+          <w:lang w:val="zh_TW" w:bidi="zh_TW"/>
+        </w:rPr>
+        <w:t>；</w:t>
+      </w:r>
+      <w:hyperlink r:id="rId81">
+        <w:r>
+          <w:rPr>
+            <w:lang w:val="zh_TW" w:bidi="zh_TW"/>
+          </w:rPr>
+          <w:rPr>
+            <w:color w:val="0000EE"/>
+            <w:u w:val="single"/>
+          </w:rPr>
+          <w:t>帖前4:13–15</w:t>
+        </w:r>
+      </w:hyperlink>
+      <w:r>
+        <w:rPr>
+          <w:lang w:val="zh_TW" w:bidi="zh_TW"/>
+        </w:rPr>
+        <w:t>；參</w:t>
+      </w:r>
+      <w:hyperlink r:id="rId82">
+        <w:r>
+          <w:rPr>
+            <w:lang w:val="zh_TW" w:bidi="zh_TW"/>
+          </w:rPr>
+          <w:rPr>
+            <w:color w:val="0000EE"/>
+            <w:u w:val="single"/>
+          </w:rPr>
+          <w:t>約11:11–14</w:t>
+        </w:r>
+      </w:hyperlink>
+      <w:r>
+        <w:rPr>
+          <w:lang w:val="zh_TW" w:bidi="zh_TW"/>
+        </w:rPr>
+        <w:t>耶穌的話）。雖然他們的肉身死了，但已故信徒並未與基督分離；也就是說，他們並不是真的死了。死亡與陰間的一切權勢都無法使信徒與基督分離（</w:t>
+      </w:r>
+      <w:hyperlink r:id="rId83">
+        <w:r>
+          <w:rPr>
+            <w:lang w:val="zh_TW" w:bidi="zh_TW"/>
+          </w:rPr>
+          <w:rPr>
+            <w:color w:val="0000EE"/>
+            <w:u w:val="single"/>
+          </w:rPr>
+          <w:t>羅8:38–39</w:t>
+        </w:r>
+      </w:hyperlink>
+      <w:r>
+        <w:rPr>
+          <w:lang w:val="zh_TW" w:bidi="zh_TW"/>
+        </w:rPr>
+        <w:t>）。對他們來說，死亡不是損失，而是得益；它使他們更接近基督（</w:t>
+      </w:r>
+      <w:hyperlink r:id="rId84">
+        <w:r>
+          <w:rPr>
+            <w:lang w:val="zh_TW" w:bidi="zh_TW"/>
+          </w:rPr>
+          <w:rPr>
+            <w:color w:val="0000EE"/>
+            <w:u w:val="single"/>
+          </w:rPr>
+          <w:t>林後5:1–10</w:t>
+        </w:r>
+      </w:hyperlink>
+      <w:r>
+        <w:rPr>
+          <w:lang w:val="zh_TW" w:bidi="zh_TW"/>
+        </w:rPr>
+        <w:t>；</w:t>
+      </w:r>
+      <w:hyperlink r:id="rId85">
+        <w:r>
+          <w:rPr>
+            <w:lang w:val="zh_TW" w:bidi="zh_TW"/>
+          </w:rPr>
+          <w:rPr>
+            <w:color w:val="0000EE"/>
+            <w:u w:val="single"/>
+          </w:rPr>
+          <w:t>腓1:20–21</w:t>
+        </w:r>
+      </w:hyperlink>
+      <w:r>
+        <w:rPr>
+          <w:lang w:val="zh_TW" w:bidi="zh_TW"/>
+        </w:rPr>
+        <w:t>）。更重要的是，信徒還將分享基督對肉體死亡的勝利。因為祂是那些從死裡復活之人的「初熟的果子」（</w:t>
+      </w:r>
+      <w:hyperlink r:id="rId86">
+        <w:r>
+          <w:rPr>
+            <w:lang w:val="zh_TW" w:bidi="zh_TW"/>
+          </w:rPr>
+          <w:rPr>
+            <w:color w:val="0000EE"/>
+            <w:u w:val="single"/>
+          </w:rPr>
+          <w:t>林前15:20</w:t>
+        </w:r>
+      </w:hyperlink>
+      <w:r>
+        <w:rPr>
+          <w:lang w:val="zh_TW" w:bidi="zh_TW"/>
+        </w:rPr>
+        <w:t>；</w:t>
+      </w:r>
+      <w:hyperlink r:id="rId87">
+        <w:r>
+          <w:rPr>
+            <w:lang w:val="zh_TW" w:bidi="zh_TW"/>
+          </w:rPr>
+          <w:rPr>
+            <w:color w:val="0000EE"/>
+            <w:u w:val="single"/>
+          </w:rPr>
+          <w:t>西1:18</w:t>
+        </w:r>
+      </w:hyperlink>
+      <w:r>
+        <w:rPr>
+          <w:lang w:val="zh_TW" w:bidi="zh_TW"/>
+        </w:rPr>
+        <w:t>），那些「在基督裡」的人將在「末日」復活與祂同在，完全且完整。</w:t>
+      </w:r>
+    </w:p>
+    <w:p>
+      <w:pPr/>
+      <w:r>
+        <w:rPr>
+          <w:lang w:val="zh_TW" w:bidi="zh_TW"/>
+        </w:rPr>
+      </w:r>
+      <w:r>
+        <w:rPr>
+          <w:lang w:val="zh_TW" w:bidi="zh_TW"/>
+        </w:rPr>
+        <w:t>另一方面，對於那些不屬於基督的人，最終將與神完全分離。在最後的審判中，所有名字未記錄在「生命冊」上的人都將被投入火湖，與死亡和陰間為伴。這種與神的最終分離就是「第二次的死」（</w:t>
+      </w:r>
+      <w:hyperlink r:id="rId88">
+        <w:r>
+          <w:rPr>
+            <w:lang w:val="zh_TW" w:bidi="zh_TW"/>
+          </w:rPr>
+          <w:rPr>
+            <w:color w:val="0000EE"/>
+            <w:u w:val="single"/>
+          </w:rPr>
+          <w:t>啟20:14</w:t>
+        </w:r>
+      </w:hyperlink>
+      <w:r>
+        <w:rPr>
+          <w:lang w:val="zh_TW" w:bidi="zh_TW"/>
+        </w:rPr>
+        <w:t>）。然而，基督徒已經從死亡中得救（</w:t>
+      </w:r>
+      <w:hyperlink r:id="rId89">
+        <w:r>
+          <w:rPr>
+            <w:lang w:val="zh_TW" w:bidi="zh_TW"/>
+          </w:rPr>
+          <w:rPr>
+            <w:color w:val="0000EE"/>
+            <w:u w:val="single"/>
+          </w:rPr>
+          <w:t>雅5:20</w:t>
+        </w:r>
+      </w:hyperlink>
+      <w:r>
+        <w:rPr>
+          <w:lang w:val="zh_TW" w:bidi="zh_TW"/>
+        </w:rPr>
+        <w:t>；</w:t>
+      </w:r>
+      <w:hyperlink r:id="rId90">
+        <w:r>
+          <w:rPr>
+            <w:lang w:val="zh_TW" w:bidi="zh_TW"/>
+          </w:rPr>
+          <w:rPr>
+            <w:color w:val="0000EE"/>
+            <w:u w:val="single"/>
+          </w:rPr>
+          <w:t>約一3:14</w:t>
+        </w:r>
+      </w:hyperlink>
+      <w:r>
+        <w:rPr>
+          <w:lang w:val="zh_TW" w:bidi="zh_TW"/>
+        </w:rPr>
+        <w:t>）。第二次的死對那些忠於基督的人毫無權勢（</w:t>
+      </w:r>
+      <w:hyperlink r:id="rId91">
+        <w:r>
+          <w:rPr>
+            <w:lang w:val="zh_TW" w:bidi="zh_TW"/>
+          </w:rPr>
+          <w:rPr>
+            <w:color w:val="0000EE"/>
+            <w:u w:val="single"/>
+          </w:rPr>
+          <w:t>啟2:11，</w:t>
+        </w:r>
+      </w:hyperlink>
+      <w:hyperlink r:id="rId92">
+        <w:r>
+          <w:rPr>
+            <w:lang w:val="zh_TW" w:bidi="zh_TW"/>
+          </w:rPr>
+          <w:rPr>
+            <w:color w:val="0000EE"/>
+            <w:u w:val="single"/>
+          </w:rPr>
+          <w:t>20:6</w:t>
+        </w:r>
+      </w:hyperlink>
+      <w:r>
+        <w:rPr>
+          <w:lang w:val="zh_TW" w:bidi="zh_TW"/>
+        </w:rPr>
+        <w:t>）。相反，他們將與神同住，在神的同在中不再有死亡，因為神本身就是生命（</w:t>
+      </w:r>
+      <w:hyperlink r:id="rId93">
+        <w:r>
+          <w:rPr>
+            <w:lang w:val="zh_TW" w:bidi="zh_TW"/>
+          </w:rPr>
+          <w:rPr>
+            <w:color w:val="0000EE"/>
+            <w:u w:val="single"/>
+          </w:rPr>
+          <w:t>21:4</w:t>
+        </w:r>
+      </w:hyperlink>
+      <w:r>
+        <w:rPr>
+          <w:lang w:val="zh_TW" w:bidi="zh_TW"/>
+        </w:rPr>
+        <w:t>）。</w:t>
+      </w:r>
+    </w:p>
+    <w:p>
+      <w:pPr/>
+      <w:r>
+        <w:rPr>
+          <w:lang w:val="zh_TW" w:bidi="zh_TW"/>
+        </w:rPr>
+      </w:r>
+      <w:r>
+        <w:rPr>
           <w:i/>
           <w:lang w:val="zh_TW" w:bidi="zh_TW"/>
         </w:rPr>
@@ -616,7 +2432,13 @@
         <w:rPr>
           <w:lang w:val="zh_TW" w:bidi="zh_TW"/>
         </w:rPr>
-        <w:t>考古學與聖經</w:t>
+        <w:t xml:space="preserve"> </w:t>
+      </w:r>
+      <w:r>
+        <w:rPr>
+          <w:lang w:val="zh_TW" w:bidi="zh_TW"/>
+        </w:rPr>
+        <w:t>死者之地</w:t>
       </w:r>
       <w:r>
         <w:rPr>
@@ -628,7 +2450,7 @@
         <w:rPr>
           <w:lang w:val="zh_TW" w:bidi="zh_TW"/>
         </w:rPr>
-        <w:t>磚、磚窯</w:t>
+        <w:t>中間狀態</w:t>
       </w:r>
       <w:r>
         <w:rPr>
@@ -640,7 +2462,1918 @@
         <w:rPr>
           <w:lang w:val="zh_TW" w:bidi="zh_TW"/>
         </w:rPr>
-        <w:t>牌</w:t>
+        <w:t>神的忿怒</w:t>
+      </w:r>
+      <w:r>
+        <w:rPr>
+          <w:lang w:val="zh_TW" w:bidi="zh_TW"/>
+        </w:rPr>
+        <w:t>。</w:t>
+      </w:r>
+      <w:r>
+        <w:rPr>
+          <w:lang w:val="zh_TW" w:bidi="zh_TW"/>
+        </w:rPr>
+      </w:r>
+      <w:r>
+        <w:rPr>
+          <w:lang w:val="zh_TW" w:bidi="zh_TW"/>
+        </w:rPr>
+      </w:r>
+    </w:p>
+    <w:p>
+      <w:pPr/>
+      <w:r>
+        <w:rPr>
+          <w:lang w:val="zh_TW" w:bidi="zh_TW"/>
+        </w:rPr>
+      </w:r>
+    </w:p>
+    <w:p>
+      <w:pPr>
+        <w:pStyle w:val="Heading2"/>
+      </w:pPr>
+      <w:r>
+        <w:rPr>
+          <w:lang w:val="zh_TW" w:bidi="zh_TW"/>
+        </w:rPr>
+        <w:t>死者之地</w:t>
+      </w:r>
+      <w:r>
+        <w:rPr>
+          <w:lang w:val="zh_TW" w:bidi="zh_TW"/>
+        </w:rPr>
+      </w:r>
+    </w:p>
+    <w:p>
+      <w:pPr/>
+      <w:r>
+        <w:rPr>
+          <w:lang w:val="zh_TW" w:bidi="zh_TW"/>
+        </w:rPr>
+      </w:r>
+      <w:r>
+        <w:rPr>
+          <w:lang w:val="zh_TW" w:bidi="zh_TW"/>
+        </w:rPr>
+        <w:t>此用語涵蓋聖經多個指向死者歸宿的描述式意象，包括舊約中的「陰間（Sheol）」和「坑」，以及新約中的「陰間（Hades）」、「地獄（Gehenna）」、「樂園（Paradise）」和「亞伯拉罕的懷裡」。隨著希伯來人愈來愈理解生命和死後之事，他們對死亡的觀念，初期模糊認知，得以發展到新約更為完整的概念。</w:t>
+      </w:r>
+    </w:p>
+    <w:p>
+      <w:pPr>
+        <w:pStyle w:val="Heading3"/>
+      </w:pPr>
+      <w:r>
+        <w:rPr>
+          <w:lang w:val="zh_TW" w:bidi="zh_TW"/>
+        </w:rPr>
+        <w:t>舊約聖經</w:t>
+      </w:r>
+    </w:p>
+    <w:p>
+      <w:pPr/>
+      <w:r>
+        <w:rPr>
+          <w:lang w:val="zh_TW" w:bidi="zh_TW"/>
+        </w:rPr>
+      </w:r>
+      <w:r>
+        <w:rPr>
+          <w:lang w:val="zh_TW" w:bidi="zh_TW"/>
+        </w:rPr>
+        <w:t>舊約關於死者的信息有限。根據某些經文，死亡之後，人下降到陰間（常被翻譯為「墳墓」、「地獄」、「坑」或簡單稱為「死裡」），在某些情況下，僅僅指埋葬的墳墓（</w:t>
+      </w:r>
+      <w:hyperlink r:id="rId94">
+        <w:r>
+          <w:rPr>
+            <w:lang w:val="zh_TW" w:bidi="zh_TW"/>
+          </w:rPr>
+          <w:rPr>
+            <w:color w:val="0000EE"/>
+            <w:u w:val="single"/>
+          </w:rPr>
+          <w:t>民16:30、33</w:t>
+        </w:r>
+      </w:hyperlink>
+      <w:r>
+        <w:rPr>
+          <w:lang w:val="zh_TW" w:bidi="zh_TW"/>
+        </w:rPr>
+        <w:t>），但更多時候是指一個地下世界。這個死者的居所被描繪為地下的地方，人會「下到」那裡（</w:t>
+      </w:r>
+      <w:hyperlink r:id="rId95">
+        <w:r>
+          <w:rPr>
+            <w:lang w:val="zh_TW" w:bidi="zh_TW"/>
+          </w:rPr>
+          <w:rPr>
+            <w:color w:val="0000EE"/>
+            <w:u w:val="single"/>
+          </w:rPr>
+          <w:t>創42:38</w:t>
+        </w:r>
+      </w:hyperlink>
+      <w:r>
+        <w:rPr>
+          <w:lang w:val="zh_TW" w:bidi="zh_TW"/>
+        </w:rPr>
+        <w:t>；</w:t>
+      </w:r>
+      <w:hyperlink r:id="rId96">
+        <w:r>
+          <w:rPr>
+            <w:lang w:val="zh_TW" w:bidi="zh_TW"/>
+          </w:rPr>
+          <w:rPr>
+            <w:color w:val="0000EE"/>
+            <w:u w:val="single"/>
+          </w:rPr>
+          <w:t>箴15:24</w:t>
+        </w:r>
+      </w:hyperlink>
+      <w:r>
+        <w:rPr>
+          <w:lang w:val="zh_TW" w:bidi="zh_TW"/>
+        </w:rPr>
+        <w:t>；</w:t>
+      </w:r>
+      <w:hyperlink r:id="rId97">
+        <w:r>
+          <w:rPr>
+            <w:lang w:val="zh_TW" w:bidi="zh_TW"/>
+          </w:rPr>
+          <w:rPr>
+            <w:color w:val="0000EE"/>
+            <w:u w:val="single"/>
+          </w:rPr>
+          <w:t>結26:20</w:t>
+        </w:r>
+      </w:hyperlink>
+      <w:r>
+        <w:rPr>
+          <w:lang w:val="zh_TW" w:bidi="zh_TW"/>
+        </w:rPr>
+        <w:t>），並且是幽暗（</w:t>
+      </w:r>
+      <w:hyperlink r:id="rId98">
+        <w:r>
+          <w:rPr>
+            <w:lang w:val="zh_TW" w:bidi="zh_TW"/>
+          </w:rPr>
+          <w:rPr>
+            <w:color w:val="0000EE"/>
+            <w:u w:val="single"/>
+          </w:rPr>
+          <w:t>伯10:21–22</w:t>
+        </w:r>
+      </w:hyperlink>
+      <w:r>
+        <w:rPr>
+          <w:lang w:val="zh_TW" w:bidi="zh_TW"/>
+        </w:rPr>
+        <w:t>）、寂靜（</w:t>
+      </w:r>
+      <w:hyperlink r:id="rId99">
+        <w:r>
+          <w:rPr>
+            <w:lang w:val="zh_TW" w:bidi="zh_TW"/>
+          </w:rPr>
+          <w:rPr>
+            <w:color w:val="0000EE"/>
+            <w:u w:val="single"/>
+          </w:rPr>
+          <w:t>詩94:17，</w:t>
+        </w:r>
+      </w:hyperlink>
+      <w:hyperlink r:id="rId100">
+        <w:r>
+          <w:rPr>
+            <w:lang w:val="zh_TW" w:bidi="zh_TW"/>
+          </w:rPr>
+          <w:rPr>
+            <w:color w:val="0000EE"/>
+            <w:u w:val="single"/>
+          </w:rPr>
+          <w:t>115:17</w:t>
+        </w:r>
+      </w:hyperlink>
+      <w:r>
+        <w:rPr>
+          <w:lang w:val="zh_TW" w:bidi="zh_TW"/>
+        </w:rPr>
+        <w:t>）和忘記之地（</w:t>
+      </w:r>
+      <w:hyperlink r:id="rId101">
+        <w:r>
+          <w:rPr>
+            <w:lang w:val="zh_TW" w:bidi="zh_TW"/>
+          </w:rPr>
+          <w:rPr>
+            <w:color w:val="0000EE"/>
+            <w:u w:val="single"/>
+          </w:rPr>
+          <w:t>詩88:12</w:t>
+        </w:r>
+      </w:hyperlink>
+      <w:r>
+        <w:rPr>
+          <w:lang w:val="zh_TW" w:bidi="zh_TW"/>
+        </w:rPr>
+        <w:t>）。神不會在「陰間」被記念，也不再有人歌頌祂（</w:t>
+      </w:r>
+      <w:hyperlink r:id="rId102">
+        <w:r>
+          <w:rPr>
+            <w:lang w:val="zh_TW" w:bidi="zh_TW"/>
+          </w:rPr>
+          <w:rPr>
+            <w:color w:val="0000EE"/>
+            <w:u w:val="single"/>
+          </w:rPr>
+          <w:t>詩6:5，</w:t>
+        </w:r>
+      </w:hyperlink>
+      <w:hyperlink r:id="rId103">
+        <w:r>
+          <w:rPr>
+            <w:lang w:val="zh_TW" w:bidi="zh_TW"/>
+          </w:rPr>
+          <w:rPr>
+            <w:color w:val="0000EE"/>
+            <w:u w:val="single"/>
+          </w:rPr>
+          <w:t>30:9，</w:t>
+        </w:r>
+      </w:hyperlink>
+      <w:hyperlink r:id="rId100">
+        <w:r>
+          <w:rPr>
+            <w:lang w:val="zh_TW" w:bidi="zh_TW"/>
+          </w:rPr>
+          <w:rPr>
+            <w:color w:val="0000EE"/>
+            <w:u w:val="single"/>
+          </w:rPr>
+          <w:t>115:17</w:t>
+        </w:r>
+      </w:hyperlink>
+      <w:r>
+        <w:rPr>
+          <w:lang w:val="zh_TW" w:bidi="zh_TW"/>
+        </w:rPr>
+        <w:t>），甚至人們相信，連神也不會記念那裡的人（</w:t>
+      </w:r>
+      <w:hyperlink r:id="rId104">
+        <w:r>
+          <w:rPr>
+            <w:lang w:val="zh_TW" w:bidi="zh_TW"/>
+          </w:rPr>
+          <w:rPr>
+            <w:color w:val="0000EE"/>
+            <w:u w:val="single"/>
+          </w:rPr>
+          <w:t>詩88:5、11</w:t>
+        </w:r>
+      </w:hyperlink>
+      <w:r>
+        <w:rPr>
+          <w:lang w:val="zh_TW" w:bidi="zh_TW"/>
+        </w:rPr>
+        <w:t>；</w:t>
+      </w:r>
+      <w:hyperlink r:id="rId105">
+        <w:r>
+          <w:rPr>
+            <w:lang w:val="zh_TW" w:bidi="zh_TW"/>
+          </w:rPr>
+          <w:rPr>
+            <w:color w:val="0000EE"/>
+            <w:u w:val="single"/>
+          </w:rPr>
+          <w:t>賽38:18</w:t>
+        </w:r>
+      </w:hyperlink>
+      <w:r>
+        <w:rPr>
+          <w:lang w:val="zh_TW" w:bidi="zh_TW"/>
+        </w:rPr>
+        <w:t>）。死者被視為永久與神隔絕，無法參與祂在歷史中的作為。雖然生與死之間的界線有時可說是模糊不清（如在</w:t>
+      </w:r>
+      <w:hyperlink r:id="rId106">
+        <w:r>
+          <w:rPr>
+            <w:lang w:val="zh_TW" w:bidi="zh_TW"/>
+          </w:rPr>
+          <w:rPr>
+            <w:color w:val="0000EE"/>
+            <w:u w:val="single"/>
+          </w:rPr>
+          <w:t>列王紀下四章32至37節</w:t>
+        </w:r>
+      </w:hyperlink>
+      <w:r>
+        <w:rPr>
+          <w:lang w:val="zh_TW" w:bidi="zh_TW"/>
+        </w:rPr>
+        <w:t>中的復活，又在</w:t>
+      </w:r>
+      <w:hyperlink r:id="rId107">
+        <w:r>
+          <w:rPr>
+            <w:lang w:val="zh_TW" w:bidi="zh_TW"/>
+          </w:rPr>
+          <w:rPr>
+            <w:color w:val="0000EE"/>
+            <w:u w:val="single"/>
+          </w:rPr>
+          <w:t>撒母耳記上二十八章7至25節</w:t>
+        </w:r>
+      </w:hyperlink>
+      <w:r>
+        <w:rPr>
+          <w:lang w:val="zh_TW" w:bidi="zh_TW"/>
+        </w:rPr>
+        <w:t>中，撒母耳的鬼魂所示），但猶太人明確禁止與死者溝通（</w:t>
+      </w:r>
+      <w:hyperlink r:id="rId108">
+        <w:r>
+          <w:rPr>
+            <w:lang w:val="zh_TW" w:bidi="zh_TW"/>
+          </w:rPr>
+          <w:rPr>
+            <w:color w:val="0000EE"/>
+            <w:u w:val="single"/>
+          </w:rPr>
+          <w:t>申18:11</w:t>
+        </w:r>
+      </w:hyperlink>
+      <w:r>
+        <w:rPr>
+          <w:lang w:val="zh_TW" w:bidi="zh_TW"/>
+        </w:rPr>
+        <w:t>）。（拜祭死者在以色列周邊的列國中，是普遍的習俗。）</w:t>
+      </w:r>
+    </w:p>
+    <w:p>
+      <w:pPr/>
+      <w:r>
+        <w:rPr>
+          <w:lang w:val="zh_TW" w:bidi="zh_TW"/>
+        </w:rPr>
+      </w:r>
+      <w:r>
+        <w:rPr>
+          <w:lang w:val="zh_TW" w:bidi="zh_TW"/>
+        </w:rPr>
+        <w:t>雖然人在陰間的命運不能真正稱為生命，但它仍被視為一種存在狀態，或許還可能與同胞和祖先相伴（</w:t>
+      </w:r>
+      <w:hyperlink r:id="rId109">
+        <w:r>
+          <w:rPr>
+            <w:lang w:val="zh_TW" w:bidi="zh_TW"/>
+          </w:rPr>
+          <w:rPr>
+            <w:color w:val="0000EE"/>
+            <w:u w:val="single"/>
+          </w:rPr>
+          <w:t>創25:8</w:t>
+        </w:r>
+      </w:hyperlink>
+      <w:r>
+        <w:rPr>
+          <w:lang w:val="zh_TW" w:bidi="zh_TW"/>
+        </w:rPr>
+        <w:t>；</w:t>
+      </w:r>
+      <w:hyperlink r:id="rId110">
+        <w:r>
+          <w:rPr>
+            <w:lang w:val="zh_TW" w:bidi="zh_TW"/>
+          </w:rPr>
+          <w:rPr>
+            <w:color w:val="0000EE"/>
+            <w:u w:val="single"/>
+          </w:rPr>
+          <w:t>結32:17–30</w:t>
+        </w:r>
+      </w:hyperlink>
+      <w:r>
+        <w:rPr>
+          <w:lang w:val="zh_TW" w:bidi="zh_TW"/>
+        </w:rPr>
+        <w:t>）。然而，陰間並不在神的能力範圍之外（</w:t>
+      </w:r>
+      <w:hyperlink r:id="rId32">
+        <w:r>
+          <w:rPr>
+            <w:lang w:val="zh_TW" w:bidi="zh_TW"/>
+          </w:rPr>
+          <w:rPr>
+            <w:color w:val="0000EE"/>
+            <w:u w:val="single"/>
+          </w:rPr>
+          <w:t>詩139:8</w:t>
+        </w:r>
+      </w:hyperlink>
+      <w:r>
+        <w:rPr>
+          <w:lang w:val="zh_TW" w:bidi="zh_TW"/>
+        </w:rPr>
+        <w:t>；</w:t>
+      </w:r>
+      <w:hyperlink r:id="rId111">
+        <w:r>
+          <w:rPr>
+            <w:lang w:val="zh_TW" w:bidi="zh_TW"/>
+          </w:rPr>
+          <w:rPr>
+            <w:color w:val="0000EE"/>
+            <w:u w:val="single"/>
+          </w:rPr>
+          <w:t>摩9:2</w:t>
+        </w:r>
+      </w:hyperlink>
+      <w:r>
+        <w:rPr>
+          <w:lang w:val="zh_TW" w:bidi="zh_TW"/>
+        </w:rPr>
+        <w:t>；</w:t>
+      </w:r>
+      <w:hyperlink r:id="rId112">
+        <w:r>
+          <w:rPr>
+            <w:lang w:val="zh_TW" w:bidi="zh_TW"/>
+          </w:rPr>
+          <w:rPr>
+            <w:color w:val="0000EE"/>
+            <w:u w:val="single"/>
+          </w:rPr>
+          <w:t>拿2:2</w:t>
+        </w:r>
+      </w:hyperlink>
+      <w:r>
+        <w:rPr>
+          <w:lang w:val="zh_TW" w:bidi="zh_TW"/>
+        </w:rPr>
+        <w:t>）。雖然陰間被描繪成貪婪飢渴的怪物，會吞噬活人（</w:t>
+      </w:r>
+      <w:hyperlink r:id="rId113">
+        <w:r>
+          <w:rPr>
+            <w:lang w:val="zh_TW" w:bidi="zh_TW"/>
+          </w:rPr>
+          <w:rPr>
+            <w:color w:val="0000EE"/>
+            <w:u w:val="single"/>
+          </w:rPr>
+          <w:t>箴27:20，</w:t>
+        </w:r>
+      </w:hyperlink>
+      <w:hyperlink r:id="rId114">
+        <w:r>
+          <w:rPr>
+            <w:lang w:val="zh_TW" w:bidi="zh_TW"/>
+          </w:rPr>
+          <w:rPr>
+            <w:color w:val="0000EE"/>
+            <w:u w:val="single"/>
+          </w:rPr>
+          <w:t>30:16</w:t>
+        </w:r>
+      </w:hyperlink>
+      <w:r>
+        <w:rPr>
+          <w:lang w:val="zh_TW" w:bidi="zh_TW"/>
+        </w:rPr>
+        <w:t>），但神的大能仍能拯救人脫離掌控（</w:t>
+      </w:r>
+      <w:hyperlink r:id="rId115">
+        <w:r>
+          <w:rPr>
+            <w:lang w:val="zh_TW" w:bidi="zh_TW"/>
+          </w:rPr>
+          <w:rPr>
+            <w:color w:val="0000EE"/>
+            <w:u w:val="single"/>
+          </w:rPr>
+          <w:t>詩49:15，</w:t>
+        </w:r>
+      </w:hyperlink>
+      <w:hyperlink r:id="rId116">
+        <w:r>
+          <w:rPr>
+            <w:lang w:val="zh_TW" w:bidi="zh_TW"/>
+          </w:rPr>
+          <w:rPr>
+            <w:color w:val="0000EE"/>
+            <w:u w:val="single"/>
+          </w:rPr>
+          <w:t>86:13</w:t>
+        </w:r>
+      </w:hyperlink>
+      <w:r>
+        <w:rPr>
+          <w:lang w:val="zh_TW" w:bidi="zh_TW"/>
+        </w:rPr>
+        <w:t>）。到舊約時期末期，人們甚至有希望最終從陰間得救（</w:t>
+      </w:r>
+      <w:hyperlink r:id="rId117">
+        <w:r>
+          <w:rPr>
+            <w:lang w:val="zh_TW" w:bidi="zh_TW"/>
+          </w:rPr>
+          <w:rPr>
+            <w:color w:val="0000EE"/>
+            <w:u w:val="single"/>
+          </w:rPr>
+          <w:t>伯14:13–22，</w:t>
+        </w:r>
+      </w:hyperlink>
+      <w:hyperlink r:id="rId118">
+        <w:r>
+          <w:rPr>
+            <w:lang w:val="zh_TW" w:bidi="zh_TW"/>
+          </w:rPr>
+          <w:rPr>
+            <w:color w:val="0000EE"/>
+            <w:u w:val="single"/>
+          </w:rPr>
+          <w:t>19:25–27</w:t>
+        </w:r>
+      </w:hyperlink>
+      <w:r>
+        <w:rPr>
+          <w:lang w:val="zh_TW" w:bidi="zh_TW"/>
+        </w:rPr>
+        <w:t>；</w:t>
+      </w:r>
+      <w:hyperlink r:id="rId115">
+        <w:r>
+          <w:rPr>
+            <w:lang w:val="zh_TW" w:bidi="zh_TW"/>
+          </w:rPr>
+          <w:rPr>
+            <w:color w:val="0000EE"/>
+            <w:u w:val="single"/>
+          </w:rPr>
+          <w:t>詩49:15，</w:t>
+        </w:r>
+      </w:hyperlink>
+      <w:hyperlink r:id="rId31">
+        <w:r>
+          <w:rPr>
+            <w:lang w:val="zh_TW" w:bidi="zh_TW"/>
+          </w:rPr>
+          <w:rPr>
+            <w:color w:val="0000EE"/>
+            <w:u w:val="single"/>
+          </w:rPr>
+          <w:t>73:23–28</w:t>
+        </w:r>
+      </w:hyperlink>
+      <w:r>
+        <w:rPr>
+          <w:lang w:val="zh_TW" w:bidi="zh_TW"/>
+        </w:rPr>
+        <w:t>），但只有但以理書明確表達了這份盼望（</w:t>
+      </w:r>
+      <w:hyperlink r:id="rId119">
+        <w:r>
+          <w:rPr>
+            <w:lang w:val="zh_TW" w:bidi="zh_TW"/>
+          </w:rPr>
+          <w:rPr>
+            <w:color w:val="0000EE"/>
+            <w:u w:val="single"/>
+          </w:rPr>
+          <w:t>但12:1–2</w:t>
+        </w:r>
+      </w:hyperlink>
+      <w:r>
+        <w:rPr>
+          <w:lang w:val="zh_TW" w:bidi="zh_TW"/>
+        </w:rPr>
+        <w:t>）。因此，雖然古代希伯來人並未像新約使徒保羅那樣，可以坦然面對死亡（</w:t>
+      </w:r>
+      <w:hyperlink r:id="rId120">
+        <w:r>
+          <w:rPr>
+            <w:lang w:val="zh_TW" w:bidi="zh_TW"/>
+          </w:rPr>
+          <w:rPr>
+            <w:color w:val="0000EE"/>
+            <w:u w:val="single"/>
+          </w:rPr>
+          <w:t>林後5:1–8</w:t>
+        </w:r>
+      </w:hyperlink>
+      <w:r>
+        <w:rPr>
+          <w:lang w:val="zh_TW" w:bidi="zh_TW"/>
+        </w:rPr>
+        <w:t>；</w:t>
+      </w:r>
+      <w:hyperlink r:id="rId121">
+        <w:r>
+          <w:rPr>
+            <w:lang w:val="zh_TW" w:bidi="zh_TW"/>
+          </w:rPr>
+          <w:rPr>
+            <w:color w:val="0000EE"/>
+            <w:u w:val="single"/>
+          </w:rPr>
+          <w:t>腓1:21–23</w:t>
+        </w:r>
+      </w:hyperlink>
+      <w:r>
+        <w:rPr>
+          <w:lang w:val="zh_TW" w:bidi="zh_TW"/>
+        </w:rPr>
+        <w:t>），但他們逐漸明白死亡並非一個毫無盼望的狀態。</w:t>
+      </w:r>
+    </w:p>
+    <w:p>
+      <w:pPr>
+        <w:pStyle w:val="Heading3"/>
+      </w:pPr>
+      <w:r>
+        <w:rPr>
+          <w:lang w:val="zh_TW" w:bidi="zh_TW"/>
+        </w:rPr>
+        <w:t>兩約之間的著作</w:t>
+      </w:r>
+    </w:p>
+    <w:p>
+      <w:pPr/>
+      <w:r>
+        <w:rPr>
+          <w:lang w:val="zh_TW" w:bidi="zh_TW"/>
+        </w:rPr>
+      </w:r>
+      <w:r>
+        <w:rPr>
+          <w:lang w:val="zh_TW" w:bidi="zh_TW"/>
+        </w:rPr>
+        <w:t>在被擄與新約時期的開始之間（公元前586–公元30，與舊約結束的時期部分重疊），與波斯和希臘宗教的接觸，促使猶太人釐清他們對死後生命的觀念。舊約翻譯成希臘文時，人們用希臘文Hades（陰間的名稱）來翻譯希伯來文的Sheol。在新約中，Hades成為死者居所的通用名稱。</w:t>
+      </w:r>
+    </w:p>
+    <w:p>
+      <w:pPr/>
+      <w:r>
+        <w:rPr>
+          <w:lang w:val="zh_TW" w:bidi="zh_TW"/>
+        </w:rPr>
+      </w:r>
+      <w:r>
+        <w:rPr>
+          <w:lang w:val="zh_TW" w:bidi="zh_TW"/>
+        </w:rPr>
+        <w:t>新名稱的出現也帶來了新的觀念，有多個關於死者歸宿的觀點開始流傳。一個常見的觀點出現在偽經以諾一書第二十二章中，描述死者被安置在一座大山的中空位置，等待最後的審判。其中有一個相對愉快的區域，是為義人預備的；另一個則是為惡人準備，充滿痛苦的地方。其他作者則延續舊約Hades或Sheol的概念，視其為一個與神和幸福隔絕的地方（</w:t>
+      </w:r>
+      <w:hyperlink r:id="rId122">
+        <w:r>
+          <w:rPr>
+            <w:lang w:val="zh_TW" w:bidi="zh_TW"/>
+          </w:rPr>
+          <w:rPr>
+            <w:color w:val="0000EE"/>
+            <w:u w:val="single"/>
+          </w:rPr>
+          <w:t>便西拉智訓14:12、16，</w:t>
+        </w:r>
+      </w:hyperlink>
+      <w:hyperlink r:id="rId123">
+        <w:r>
+          <w:rPr>
+            <w:lang w:val="zh_TW" w:bidi="zh_TW"/>
+          </w:rPr>
+          <w:rPr>
+            <w:color w:val="0000EE"/>
+            <w:u w:val="single"/>
+          </w:rPr>
+          <w:t>17:27–28</w:t>
+        </w:r>
+      </w:hyperlink>
+      <w:r>
+        <w:rPr>
+          <w:lang w:val="zh_TW" w:bidi="zh_TW"/>
+        </w:rPr>
+        <w:t>）。</w:t>
+      </w:r>
+    </w:p>
+    <w:p>
+      <w:pPr/>
+      <w:r>
+        <w:rPr>
+          <w:lang w:val="zh_TW" w:bidi="zh_TW"/>
+        </w:rPr>
+      </w:r>
+      <w:r>
+        <w:rPr>
+          <w:lang w:val="zh_TW" w:bidi="zh_TW"/>
+        </w:rPr>
+        <w:t>在那段時期，猶太人也開始使用新詞「地獄」（Gehenna，希伯來文Hinnom），是一個山谷的名字，位於耶路撒冷南方。該山谷在舊約時期以獻兒童為祭的可憎行為著稱（</w:t>
+      </w:r>
+      <w:hyperlink r:id="rId124">
+        <w:r>
+          <w:rPr>
+            <w:lang w:val="zh_TW" w:bidi="zh_TW"/>
+          </w:rPr>
+          <w:rPr>
+            <w:color w:val="0000EE"/>
+            <w:u w:val="single"/>
+          </w:rPr>
+          <w:t>王下23:10;</w:t>
+        </w:r>
+      </w:hyperlink>
+      <w:r>
+        <w:rPr>
+          <w:lang w:val="zh_TW" w:bidi="zh_TW"/>
+        </w:rPr>
+        <w:t xml:space="preserve"> </w:t>
+      </w:r>
+      <w:hyperlink r:id="rId125">
+        <w:r>
+          <w:rPr>
+            <w:lang w:val="zh_TW" w:bidi="zh_TW"/>
+          </w:rPr>
+          <w:rPr>
+            <w:color w:val="0000EE"/>
+            <w:u w:val="single"/>
+          </w:rPr>
+          <w:t>歷代志下</w:t>
+        </w:r>
+      </w:hyperlink>
+      <w:r>
+        <w:rPr>
+          <w:lang w:val="zh_TW" w:bidi="zh_TW"/>
+        </w:rPr>
+        <w:t xml:space="preserve"> 28:3; </w:t>
+      </w:r>
+      <w:hyperlink r:id="rId126">
+        <w:r>
+          <w:rPr>
+            <w:lang w:val="zh_TW" w:bidi="zh_TW"/>
+          </w:rPr>
+          <w:rPr>
+            <w:color w:val="0000EE"/>
+            <w:u w:val="single"/>
+          </w:rPr>
+          <w:t xml:space="preserve">33:6 </w:t>
+        </w:r>
+      </w:hyperlink>
+      <w:r>
+        <w:rPr>
+          <w:lang w:val="zh_TW" w:bidi="zh_TW"/>
+        </w:rPr>
+        <w:t>)，而在新約時期則以焚燒垃圾聞名。地獄成為惡人死後歸宿的稱呼，是一個充滿火焰折磨的地方（以諾一書90:20–27；</w:t>
+      </w:r>
+      <w:hyperlink r:id="rId127">
+        <w:r>
+          <w:rPr>
+            <w:lang w:val="zh_TW" w:bidi="zh_TW"/>
+          </w:rPr>
+          <w:rPr>
+            <w:color w:val="0000EE"/>
+            <w:u w:val="single"/>
+          </w:rPr>
+          <w:t>以斯拉二書7:70</w:t>
+        </w:r>
+      </w:hyperlink>
+      <w:r>
+        <w:rPr>
+          <w:lang w:val="zh_TW" w:bidi="zh_TW"/>
+        </w:rPr>
+        <w:t>）。與此懲罰之地相對的是「樂園」（paradise，源自波斯文，指快樂園地），義人在那裡享受福樂。</w:t>
+      </w:r>
+    </w:p>
+    <w:p>
+      <w:pPr/>
+      <w:r>
+        <w:rPr>
+          <w:lang w:val="zh_TW" w:bidi="zh_TW"/>
+        </w:rPr>
+      </w:r>
+      <w:r>
+        <w:rPr>
+          <w:lang w:val="zh_TW" w:bidi="zh_TW"/>
+        </w:rPr>
+        <w:t>所有這些概念——陰間、地獄、樂園，都被新約作者塑造成最適切基督啟示的形式。</w:t>
+      </w:r>
+    </w:p>
+    <w:p>
+      <w:pPr>
+        <w:pStyle w:val="Heading3"/>
+      </w:pPr>
+      <w:r>
+        <w:rPr>
+          <w:lang w:val="zh_TW" w:bidi="zh_TW"/>
+        </w:rPr>
+        <w:t>新約聖經</w:t>
+      </w:r>
+    </w:p>
+    <w:p>
+      <w:pPr/>
+      <w:r>
+        <w:rPr>
+          <w:lang w:val="zh_TW" w:bidi="zh_TW"/>
+        </w:rPr>
+      </w:r>
+      <w:r>
+        <w:rPr>
+          <w:lang w:val="zh_TW" w:bidi="zh_TW"/>
+        </w:rPr>
+        <w:t>雖然新約使用了多種詞語來描述死者的居所，但實際提及的次數相當少，總共只有約35節經文。這些經文主要集中在福音書和啟示錄。使徒保羅對天堂多有言說，但只有耶穌和約翰對地獄有較多的描述。</w:t>
+      </w:r>
+    </w:p>
+    <w:p>
+      <w:pPr/>
+      <w:r>
+        <w:rPr>
+          <w:lang w:val="zh_TW" w:bidi="zh_TW"/>
+        </w:rPr>
+      </w:r>
+      <w:r>
+        <w:rPr>
+          <w:lang w:val="zh_TW" w:bidi="zh_TW"/>
+        </w:rPr>
+        <w:t>「陰間（Hades）」這個詞僅在耶穌的比喻中出現一次，即財主和拉撒路的比喻（</w:t>
+      </w:r>
+      <w:hyperlink r:id="rId128">
+        <w:r>
+          <w:rPr>
+            <w:lang w:val="zh_TW" w:bidi="zh_TW"/>
+          </w:rPr>
+          <w:rPr>
+            <w:color w:val="0000EE"/>
+            <w:u w:val="single"/>
+          </w:rPr>
+          <w:t>路16:23</w:t>
+        </w:r>
+      </w:hyperlink>
+      <w:r>
+        <w:rPr>
+          <w:lang w:val="zh_TW" w:bidi="zh_TW"/>
+        </w:rPr>
+        <w:t>）。在該比喻中，陰間是一個充滿痛苦的地方，是惡人死後的去處。這種痛苦被描述為「火焰」，即使肉體已死，仍能對人造成身體上的折磨。凡在痛苦中的人，皆不會得到任何安慰。</w:t>
+      </w:r>
+    </w:p>
+    <w:p>
+      <w:pPr/>
+      <w:r>
+        <w:rPr>
+          <w:lang w:val="zh_TW" w:bidi="zh_TW"/>
+        </w:rPr>
+      </w:r>
+      <w:r>
+        <w:rPr>
+          <w:lang w:val="zh_TW" w:bidi="zh_TW"/>
+        </w:rPr>
+        <w:t>雖然惡人在死後立即進入陰間，但他們的最終歸宿是地獄，一個充滿火和蟲的地方，象徵著腐敗（</w:t>
+      </w:r>
+      <w:hyperlink r:id="rId129">
+        <w:r>
+          <w:rPr>
+            <w:lang w:val="zh_TW" w:bidi="zh_TW"/>
+          </w:rPr>
+          <w:rPr>
+            <w:color w:val="0000EE"/>
+            <w:u w:val="single"/>
+          </w:rPr>
+          <w:t>太5:22、29–30，</w:t>
+        </w:r>
+      </w:hyperlink>
+      <w:hyperlink r:id="rId130">
+        <w:r>
+          <w:rPr>
+            <w:lang w:val="zh_TW" w:bidi="zh_TW"/>
+          </w:rPr>
+          <w:rPr>
+            <w:color w:val="0000EE"/>
+            <w:u w:val="single"/>
+          </w:rPr>
+          <w:t>18:9</w:t>
+        </w:r>
+      </w:hyperlink>
+      <w:r>
+        <w:rPr>
+          <w:lang w:val="zh_TW" w:bidi="zh_TW"/>
+        </w:rPr>
+        <w:t>；</w:t>
+      </w:r>
+      <w:hyperlink r:id="rId131">
+        <w:r>
+          <w:rPr>
+            <w:lang w:val="zh_TW" w:bidi="zh_TW"/>
+          </w:rPr>
+          <w:rPr>
+            <w:color w:val="0000EE"/>
+            <w:u w:val="single"/>
+          </w:rPr>
+          <w:t>可9:48</w:t>
+        </w:r>
+      </w:hyperlink>
+      <w:r>
+        <w:rPr>
+          <w:lang w:val="zh_TW" w:bidi="zh_TW"/>
+        </w:rPr>
+        <w:t>，引用自</w:t>
+      </w:r>
+      <w:hyperlink r:id="rId132">
+        <w:r>
+          <w:rPr>
+            <w:lang w:val="zh_TW" w:bidi="zh_TW"/>
+          </w:rPr>
+          <w:rPr>
+            <w:color w:val="0000EE"/>
+            <w:u w:val="single"/>
+          </w:rPr>
+          <w:t>賽66:24</w:t>
+        </w:r>
+      </w:hyperlink>
+      <w:r>
+        <w:rPr>
+          <w:lang w:val="zh_TW" w:bidi="zh_TW"/>
+        </w:rPr>
+        <w:t>）。耶穌也稱地獄為「外邊黑暗」，那裡將有「哀哭切齒」（</w:t>
+      </w:r>
+      <w:hyperlink r:id="rId133">
+        <w:r>
+          <w:rPr>
+            <w:lang w:val="zh_TW" w:bidi="zh_TW"/>
+          </w:rPr>
+          <w:rPr>
+            <w:color w:val="0000EE"/>
+            <w:u w:val="single"/>
+          </w:rPr>
+          <w:t>太8:12，</w:t>
+        </w:r>
+      </w:hyperlink>
+      <w:hyperlink r:id="rId134">
+        <w:r>
+          <w:rPr>
+            <w:lang w:val="zh_TW" w:bidi="zh_TW"/>
+          </w:rPr>
+          <w:rPr>
+            <w:color w:val="0000EE"/>
+            <w:u w:val="single"/>
+          </w:rPr>
+          <w:t>22:13</w:t>
+        </w:r>
+      </w:hyperlink>
+      <w:r>
+        <w:rPr>
+          <w:lang w:val="zh_TW" w:bidi="zh_TW"/>
+        </w:rPr>
+        <w:t>）。顯然，在最後的審判之後，惡人將被基督的命令送往那裡（</w:t>
+      </w:r>
+      <w:hyperlink r:id="rId135">
+        <w:r>
+          <w:rPr>
+            <w:lang w:val="zh_TW" w:bidi="zh_TW"/>
+          </w:rPr>
+          <w:rPr>
+            <w:color w:val="0000EE"/>
+            <w:u w:val="single"/>
+          </w:rPr>
+          <w:t>約5:22、27</w:t>
+        </w:r>
+      </w:hyperlink>
+      <w:r>
+        <w:rPr>
+          <w:lang w:val="zh_TW" w:bidi="zh_TW"/>
+        </w:rPr>
+        <w:t>；</w:t>
+      </w:r>
+      <w:hyperlink r:id="rId136">
+        <w:r>
+          <w:rPr>
+            <w:lang w:val="zh_TW" w:bidi="zh_TW"/>
+          </w:rPr>
+          <w:rPr>
+            <w:color w:val="0000EE"/>
+            <w:u w:val="single"/>
+          </w:rPr>
+          <w:t>徒10:42，</w:t>
+        </w:r>
+      </w:hyperlink>
+      <w:hyperlink r:id="rId137">
+        <w:r>
+          <w:rPr>
+            <w:lang w:val="zh_TW" w:bidi="zh_TW"/>
+          </w:rPr>
+          <w:rPr>
+            <w:color w:val="0000EE"/>
+            <w:u w:val="single"/>
+          </w:rPr>
+          <w:t>17:31</w:t>
+        </w:r>
+      </w:hyperlink>
+      <w:r>
+        <w:rPr>
+          <w:lang w:val="zh_TW" w:bidi="zh_TW"/>
+        </w:rPr>
+        <w:t>；</w:t>
+      </w:r>
+      <w:hyperlink r:id="rId138">
+        <w:r>
+          <w:rPr>
+            <w:lang w:val="zh_TW" w:bidi="zh_TW"/>
+          </w:rPr>
+          <w:rPr>
+            <w:color w:val="0000EE"/>
+            <w:u w:val="single"/>
+          </w:rPr>
+          <w:t>提後4:1</w:t>
+        </w:r>
+      </w:hyperlink>
+      <w:r>
+        <w:rPr>
+          <w:lang w:val="zh_TW" w:bidi="zh_TW"/>
+        </w:rPr>
+        <w:t>）。那個折磨之地，承接舊約陰間作為與神分離之地的負面概念。</w:t>
+      </w:r>
+    </w:p>
+    <w:p>
+      <w:pPr/>
+      <w:r>
+        <w:rPr>
+          <w:lang w:val="zh_TW" w:bidi="zh_TW"/>
+        </w:rPr>
+      </w:r>
+      <w:r>
+        <w:rPr>
+          <w:lang w:val="zh_TW" w:bidi="zh_TW"/>
+        </w:rPr>
+        <w:t>耶穌宣揚悔改的信息，強調地獄的危險，較少提到義人死後所到之處。然而，義人終會在最後的審判後進入「國」，而非地獄（</w:t>
+      </w:r>
+      <w:hyperlink r:id="rId139">
+        <w:r>
+          <w:rPr>
+            <w:lang w:val="zh_TW" w:bidi="zh_TW"/>
+          </w:rPr>
+          <w:rPr>
+            <w:color w:val="0000EE"/>
+            <w:u w:val="single"/>
+          </w:rPr>
+          <w:t>太25:34</w:t>
+        </w:r>
+      </w:hyperlink>
+      <w:r>
+        <w:rPr>
+          <w:lang w:val="zh_TW" w:bidi="zh_TW"/>
+        </w:rPr>
+        <w:t>）。耶穌兩次暗示義人在死後立即進入蒙福的狀態。</w:t>
+      </w:r>
+      <w:hyperlink r:id="rId140">
+        <w:r>
+          <w:rPr>
+            <w:lang w:val="zh_TW" w:bidi="zh_TW"/>
+          </w:rPr>
+          <w:rPr>
+            <w:color w:val="0000EE"/>
+            <w:u w:val="single"/>
+          </w:rPr>
+          <w:t>路加福音十六章22節</w:t>
+        </w:r>
+      </w:hyperlink>
+      <w:r>
+        <w:rPr>
+          <w:lang w:val="zh_TW" w:bidi="zh_TW"/>
+        </w:rPr>
+        <w:t>提到死去的拉撒路在「亞伯拉罕的懷裡」，那是一個充滿安慰和平安的地方。在</w:t>
+      </w:r>
+      <w:hyperlink r:id="rId141">
+        <w:r>
+          <w:rPr>
+            <w:lang w:val="zh_TW" w:bidi="zh_TW"/>
+          </w:rPr>
+          <w:rPr>
+            <w:color w:val="0000EE"/>
+            <w:u w:val="single"/>
+          </w:rPr>
+          <w:t>路加福音二十三章43節</w:t>
+        </w:r>
+      </w:hyperlink>
+      <w:r>
+        <w:rPr>
+          <w:lang w:val="zh_TW" w:bidi="zh_TW"/>
+        </w:rPr>
+        <w:t>中，耶穌應許將與垂死的強盜一起進入天堂，那裡稱為樂園。保羅的措辭表明樂園似乎與天堂一致（</w:t>
+      </w:r>
+      <w:hyperlink r:id="rId142">
+        <w:r>
+          <w:rPr>
+            <w:lang w:val="zh_TW" w:bidi="zh_TW"/>
+          </w:rPr>
+          <w:rPr>
+            <w:color w:val="0000EE"/>
+            <w:u w:val="single"/>
+          </w:rPr>
+          <w:t>林後12:2–3</w:t>
+        </w:r>
+      </w:hyperlink>
+      <w:r>
+        <w:rPr>
+          <w:lang w:val="zh_TW" w:bidi="zh_TW"/>
+        </w:rPr>
+        <w:t>），而約翰則將樂園與新天新地聯繫起來（</w:t>
+      </w:r>
+      <w:hyperlink r:id="rId143">
+        <w:r>
+          <w:rPr>
+            <w:lang w:val="zh_TW" w:bidi="zh_TW"/>
+          </w:rPr>
+          <w:rPr>
+            <w:color w:val="0000EE"/>
+            <w:u w:val="single"/>
+          </w:rPr>
+          <w:t>啟2:7，</w:t>
+        </w:r>
+      </w:hyperlink>
+      <w:hyperlink r:id="rId144">
+        <w:r>
+          <w:rPr>
+            <w:lang w:val="zh_TW" w:bidi="zh_TW"/>
+          </w:rPr>
+          <w:rPr>
+            <w:color w:val="0000EE"/>
+            <w:u w:val="single"/>
+          </w:rPr>
+          <w:t>21:1–2，</w:t>
+        </w:r>
+      </w:hyperlink>
+      <w:hyperlink r:id="rId145">
+        <w:r>
+          <w:rPr>
+            <w:lang w:val="zh_TW" w:bidi="zh_TW"/>
+          </w:rPr>
+          <w:rPr>
+            <w:color w:val="0000EE"/>
+            <w:u w:val="single"/>
+          </w:rPr>
+          <w:t>22:1–2</w:t>
+        </w:r>
+      </w:hyperlink>
+      <w:r>
+        <w:rPr>
+          <w:lang w:val="zh_TW" w:bidi="zh_TW"/>
+        </w:rPr>
+        <w:t>）。</w:t>
+      </w:r>
+    </w:p>
+    <w:p>
+      <w:pPr/>
+      <w:r>
+        <w:rPr>
+          <w:lang w:val="zh_TW" w:bidi="zh_TW"/>
+        </w:rPr>
+      </w:r>
+      <w:r>
+        <w:rPr>
+          <w:lang w:val="zh_TW" w:bidi="zh_TW"/>
+        </w:rPr>
+        <w:t>保羅和新約書信的其他作者，對惡人死後的居所所言不多。保羅僅在路過時提到「無底坑（the abyss）」（譯註：和合本譯為陰間）——他對陰間之坑的稱呼（</w:t>
+      </w:r>
+      <w:hyperlink r:id="rId146">
+        <w:r>
+          <w:rPr>
+            <w:lang w:val="zh_TW" w:bidi="zh_TW"/>
+          </w:rPr>
+          <w:rPr>
+            <w:color w:val="0000EE"/>
+            <w:u w:val="single"/>
+          </w:rPr>
+          <w:t>羅10:7</w:t>
+        </w:r>
+      </w:hyperlink>
+      <w:r>
+        <w:rPr>
+          <w:lang w:val="zh_TW" w:bidi="zh_TW"/>
+        </w:rPr>
+        <w:t>）。他提到基督降在「地下」（</w:t>
+      </w:r>
+      <w:hyperlink r:id="rId147">
+        <w:r>
+          <w:rPr>
+            <w:lang w:val="zh_TW" w:bidi="zh_TW"/>
+          </w:rPr>
+          <w:rPr>
+            <w:color w:val="0000EE"/>
+            <w:u w:val="single"/>
+          </w:rPr>
+          <w:t>弗4:9</w:t>
+        </w:r>
+      </w:hyperlink>
+      <w:r>
+        <w:rPr>
+          <w:lang w:val="zh_TW" w:bidi="zh_TW"/>
+        </w:rPr>
+        <w:t>），可能只是表達基督在死後去了死者的居所（「地下」是猶太拉比用來指陰間/地獄的用語）。彼得提到基督在死後，藉著「靈」去到某個「監獄」，向那裡的「靈」傳道（</w:t>
+      </w:r>
+      <w:hyperlink r:id="rId148">
+        <w:r>
+          <w:rPr>
+            <w:lang w:val="zh_TW" w:bidi="zh_TW"/>
+          </w:rPr>
+          <w:rPr>
+            <w:color w:val="0000EE"/>
+            <w:u w:val="single"/>
+          </w:rPr>
+          <w:t>彼前3:18–20</w:t>
+        </w:r>
+      </w:hyperlink>
+      <w:r>
+        <w:rPr>
+          <w:lang w:val="zh_TW" w:bidi="zh_TW"/>
+        </w:rPr>
+        <w:t>）。人們對該經文有不同解釋。一些人認為基督進入陰間（Hades），向挪亞時代墮落的天使（「神的兒子們」，</w:t>
+      </w:r>
+      <w:hyperlink r:id="rId149">
+        <w:r>
+          <w:rPr>
+            <w:lang w:val="zh_TW" w:bidi="zh_TW"/>
+          </w:rPr>
+          <w:rPr>
+            <w:color w:val="0000EE"/>
+            <w:u w:val="single"/>
+          </w:rPr>
+          <w:t>創6:1–4</w:t>
+        </w:r>
+      </w:hyperlink>
+      <w:r>
+        <w:rPr>
+          <w:lang w:val="zh_TW" w:bidi="zh_TW"/>
+        </w:rPr>
+        <w:t>）傳道，而不是向被囚禁的人類靈魂傳道。在</w:t>
+      </w:r>
+      <w:hyperlink r:id="rId150">
+        <w:r>
+          <w:rPr>
+            <w:lang w:val="zh_TW" w:bidi="zh_TW"/>
+          </w:rPr>
+          <w:rPr>
+            <w:color w:val="0000EE"/>
+            <w:u w:val="single"/>
+          </w:rPr>
+          <w:t>彼得後書二章4節</w:t>
+        </w:r>
+      </w:hyperlink>
+      <w:r>
+        <w:rPr>
+          <w:lang w:val="zh_TW" w:bidi="zh_TW"/>
+        </w:rPr>
+        <w:t>中，用於描述靈魂監獄的用語（通常譯為「地獄」）來自「塔耳塔洛斯」（Tartarus），是另一個指冥界的希臘文名稱。</w:t>
+      </w:r>
+    </w:p>
+    <w:p>
+      <w:pPr/>
+      <w:r>
+        <w:rPr>
+          <w:lang w:val="zh_TW" w:bidi="zh_TW"/>
+        </w:rPr>
+      </w:r>
+      <w:r>
+        <w:rPr>
+          <w:lang w:val="zh_TW" w:bidi="zh_TW"/>
+        </w:rPr>
+        <w:t>保羅多次提及義人死後的居所。最早期的幾卷書信中，他從未提到義人死後的所在地，只提到他們將會復活（</w:t>
+      </w:r>
+      <w:hyperlink r:id="rId151">
+        <w:r>
+          <w:rPr>
+            <w:lang w:val="zh_TW" w:bidi="zh_TW"/>
+          </w:rPr>
+          <w:rPr>
+            <w:color w:val="0000EE"/>
+            <w:u w:val="single"/>
+          </w:rPr>
+          <w:t>林前15章</w:t>
+        </w:r>
+      </w:hyperlink>
+      <w:r>
+        <w:rPr>
+          <w:lang w:val="zh_TW" w:bidi="zh_TW"/>
+        </w:rPr>
+        <w:t>；</w:t>
+      </w:r>
+      <w:hyperlink r:id="rId152">
+        <w:r>
+          <w:rPr>
+            <w:lang w:val="zh_TW" w:bidi="zh_TW"/>
+          </w:rPr>
+          <w:rPr>
+            <w:color w:val="0000EE"/>
+            <w:u w:val="single"/>
+          </w:rPr>
+          <w:t>帖前4:13–17</w:t>
+        </w:r>
+      </w:hyperlink>
+      <w:r>
+        <w:rPr>
+          <w:lang w:val="zh_TW" w:bidi="zh_TW"/>
+        </w:rPr>
+        <w:t>）。在幾乎必死後（</w:t>
+      </w:r>
+      <w:hyperlink r:id="rId153">
+        <w:r>
+          <w:rPr>
+            <w:lang w:val="zh_TW" w:bidi="zh_TW"/>
+          </w:rPr>
+          <w:rPr>
+            <w:color w:val="0000EE"/>
+            <w:u w:val="single"/>
+          </w:rPr>
+          <w:t>林後1:8–11</w:t>
+        </w:r>
+      </w:hyperlink>
+      <w:r>
+        <w:rPr>
+          <w:lang w:val="zh_TW" w:bidi="zh_TW"/>
+        </w:rPr>
+        <w:t>），他開始討論死者「去了哪裡」。保羅說，死亡意味著與基督同在，是比活著更好（</w:t>
+      </w:r>
+      <w:hyperlink r:id="rId154">
+        <w:r>
+          <w:rPr>
+            <w:lang w:val="zh_TW" w:bidi="zh_TW"/>
+          </w:rPr>
+          <w:rPr>
+            <w:color w:val="0000EE"/>
+            <w:u w:val="single"/>
+          </w:rPr>
+          <w:t>腓1:23</w:t>
+        </w:r>
+      </w:hyperlink>
+      <w:r>
+        <w:rPr>
+          <w:lang w:val="zh_TW" w:bidi="zh_TW"/>
+        </w:rPr>
+        <w:t>）。「離開身體」就是「與主同住」（</w:t>
+      </w:r>
+      <w:hyperlink r:id="rId155">
+        <w:r>
+          <w:rPr>
+            <w:lang w:val="zh_TW" w:bidi="zh_TW"/>
+          </w:rPr>
+          <w:rPr>
+            <w:color w:val="0000EE"/>
+            <w:u w:val="single"/>
+          </w:rPr>
+          <w:t>林後5:8</w:t>
+        </w:r>
+      </w:hyperlink>
+      <w:r>
+        <w:rPr>
+          <w:lang w:val="zh_TW" w:bidi="zh_TW"/>
+        </w:rPr>
+        <w:t>）。保羅可能指義人死後直接進入樂園與耶穌同在（參</w:t>
+      </w:r>
+      <w:hyperlink r:id="rId156">
+        <w:r>
+          <w:rPr>
+            <w:lang w:val="zh_TW" w:bidi="zh_TW"/>
+          </w:rPr>
+          <w:rPr>
+            <w:color w:val="0000EE"/>
+            <w:u w:val="single"/>
+          </w:rPr>
+          <w:t>林後12:2–4</w:t>
+        </w:r>
+      </w:hyperlink>
+      <w:r>
+        <w:rPr>
+          <w:lang w:val="zh_TW" w:bidi="zh_TW"/>
+        </w:rPr>
+        <w:t>，保羅稱天堂為第三層天）。死亡絕對無法使基督徒與基督分離（</w:t>
+      </w:r>
+      <w:hyperlink r:id="rId83">
+        <w:r>
+          <w:rPr>
+            <w:lang w:val="zh_TW" w:bidi="zh_TW"/>
+          </w:rPr>
+          <w:rPr>
+            <w:color w:val="0000EE"/>
+            <w:u w:val="single"/>
+          </w:rPr>
+          <w:t>羅8:38–39</w:t>
+        </w:r>
+      </w:hyperlink>
+      <w:r>
+        <w:rPr>
+          <w:lang w:val="zh_TW" w:bidi="zh_TW"/>
+        </w:rPr>
+        <w:t>），反而使他們進入神的同在。</w:t>
+      </w:r>
+    </w:p>
+    <w:p>
+      <w:pPr/>
+      <w:r>
+        <w:rPr>
+          <w:lang w:val="zh_TW" w:bidi="zh_TW"/>
+        </w:rPr>
+      </w:r>
+      <w:r>
+        <w:rPr>
+          <w:lang w:val="zh_TW" w:bidi="zh_TW"/>
+        </w:rPr>
+        <w:t>啟示錄對於死者的居所，特別是惡人死後的居所，有大量描述。它用兩個名稱來描述那地方，分別是「無底坑」，指所有邪靈的居所或監獄；以及「陰間」，指人類死後的居所。無底坑會出現折磨人類的鬼魔形態（</w:t>
+      </w:r>
+      <w:hyperlink r:id="rId157">
+        <w:r>
+          <w:rPr>
+            <w:lang w:val="zh_TW" w:bidi="zh_TW"/>
+          </w:rPr>
+          <w:rPr>
+            <w:color w:val="0000EE"/>
+            <w:u w:val="single"/>
+          </w:rPr>
+          <w:t>啟9:1–11</w:t>
+        </w:r>
+      </w:hyperlink>
+      <w:r>
+        <w:rPr>
+          <w:lang w:val="zh_TW" w:bidi="zh_TW"/>
+        </w:rPr>
+        <w:t>）和撒但的「獸」，後者殺死兩個見證人，並帶同「大淫婦」（</w:t>
+      </w:r>
+      <w:hyperlink r:id="rId158">
+        <w:r>
+          <w:rPr>
+            <w:lang w:val="zh_TW" w:bidi="zh_TW"/>
+          </w:rPr>
+          <w:rPr>
+            <w:color w:val="0000EE"/>
+            <w:u w:val="single"/>
+          </w:rPr>
+          <w:t>11:7，</w:t>
+        </w:r>
+      </w:hyperlink>
+      <w:hyperlink r:id="rId159">
+        <w:r>
+          <w:rPr>
+            <w:lang w:val="zh_TW" w:bidi="zh_TW"/>
+          </w:rPr>
+          <w:rPr>
+            <w:color w:val="0000EE"/>
+            <w:u w:val="single"/>
+          </w:rPr>
+          <w:t>17章</w:t>
+        </w:r>
+      </w:hyperlink>
+      <w:r>
+        <w:rPr>
+          <w:lang w:val="zh_TW" w:bidi="zh_TW"/>
+        </w:rPr>
+        <w:t>）。撒但自己將被囚禁在那裡（</w:t>
+      </w:r>
+      <w:hyperlink r:id="rId160">
+        <w:r>
+          <w:rPr>
+            <w:lang w:val="zh_TW" w:bidi="zh_TW"/>
+          </w:rPr>
+          <w:rPr>
+            <w:color w:val="0000EE"/>
+            <w:u w:val="single"/>
+          </w:rPr>
+          <w:t>20:2–3</w:t>
+        </w:r>
+      </w:hyperlink>
+      <w:r>
+        <w:rPr>
+          <w:lang w:val="zh_TW" w:bidi="zh_TW"/>
+        </w:rPr>
+        <w:t>）。耶穌將其描述為一個魔鬼及其使者預備的地方（參見</w:t>
+      </w:r>
+      <w:hyperlink r:id="rId161">
+        <w:r>
+          <w:rPr>
+            <w:lang w:val="zh_TW" w:bidi="zh_TW"/>
+          </w:rPr>
+          <w:rPr>
+            <w:color w:val="0000EE"/>
+            <w:u w:val="single"/>
+          </w:rPr>
+          <w:t>太25:41</w:t>
+        </w:r>
+      </w:hyperlink>
+      <w:r>
+        <w:rPr>
+          <w:lang w:val="zh_TW" w:bidi="zh_TW"/>
+        </w:rPr>
+        <w:t>）。對基督徒來說，這裡的好消息是，無底坑或陰間並不是一個自主的領域。啟示錄開篇時，耶穌宣告他握有陰間的鑰匙（</w:t>
+      </w:r>
+      <w:hyperlink r:id="rId162">
+        <w:r>
+          <w:rPr>
+            <w:lang w:val="zh_TW" w:bidi="zh_TW"/>
+          </w:rPr>
+          <w:rPr>
+            <w:color w:val="0000EE"/>
+            <w:u w:val="single"/>
+          </w:rPr>
+          <w:t>啟1:18</w:t>
+        </w:r>
+      </w:hyperlink>
+      <w:r>
+        <w:rPr>
+          <w:lang w:val="zh_TW" w:bidi="zh_TW"/>
+        </w:rPr>
+        <w:t>），最後祂將迫使它交出死者（</w:t>
+      </w:r>
+      <w:hyperlink r:id="rId163">
+        <w:r>
+          <w:rPr>
+            <w:lang w:val="zh_TW" w:bidi="zh_TW"/>
+          </w:rPr>
+          <w:rPr>
+            <w:color w:val="0000EE"/>
+            <w:u w:val="single"/>
+          </w:rPr>
+          <w:t>20:13</w:t>
+        </w:r>
+      </w:hyperlink>
+      <w:r>
+        <w:rPr>
+          <w:lang w:val="zh_TW" w:bidi="zh_TW"/>
+        </w:rPr>
+        <w:t>）。在此之前，無底坑的鑰匙不在撒但手中，而是掛在天上的鑰匙圈上，只分給神的使者（</w:t>
+      </w:r>
+      <w:hyperlink r:id="rId164">
+        <w:r>
+          <w:rPr>
+            <w:lang w:val="zh_TW" w:bidi="zh_TW"/>
+          </w:rPr>
+          <w:rPr>
+            <w:color w:val="0000EE"/>
+            <w:u w:val="single"/>
+          </w:rPr>
+          <w:t>9:1，</w:t>
+        </w:r>
+      </w:hyperlink>
+      <w:hyperlink r:id="rId165">
+        <w:r>
+          <w:rPr>
+            <w:lang w:val="zh_TW" w:bidi="zh_TW"/>
+          </w:rPr>
+          <w:rPr>
+            <w:color w:val="0000EE"/>
+            <w:u w:val="single"/>
+          </w:rPr>
+          <w:t>20:1</w:t>
+        </w:r>
+      </w:hyperlink>
+      <w:r>
+        <w:rPr>
+          <w:lang w:val="zh_TW" w:bidi="zh_TW"/>
+        </w:rPr>
+        <w:t>）。最終，陰間、死亡和惡人將被投入火湖（地獄），在那裡他們將遭受永恆的折磨（</w:t>
+      </w:r>
+      <w:hyperlink r:id="rId166">
+        <w:r>
+          <w:rPr>
+            <w:lang w:val="zh_TW" w:bidi="zh_TW"/>
+          </w:rPr>
+          <w:rPr>
+            <w:color w:val="0000EE"/>
+            <w:u w:val="single"/>
+          </w:rPr>
+          <w:t>19:20</w:t>
+        </w:r>
+      </w:hyperlink>
+      <w:hyperlink r:id="rId167">
+        <w:r>
+          <w:rPr>
+            <w:lang w:val="zh_TW" w:bidi="zh_TW"/>
+          </w:rPr>
+          <w:rPr>
+            <w:color w:val="0000EE"/>
+            <w:u w:val="single"/>
+          </w:rPr>
+          <w:t>，20:10、14–15，</w:t>
+        </w:r>
+      </w:hyperlink>
+      <w:hyperlink r:id="rId168">
+        <w:r>
+          <w:rPr>
+            <w:lang w:val="zh_TW" w:bidi="zh_TW"/>
+          </w:rPr>
+          <w:rPr>
+            <w:color w:val="0000EE"/>
+            <w:u w:val="single"/>
+          </w:rPr>
+          <w:t>21:8</w:t>
+        </w:r>
+      </w:hyperlink>
+      <w:r>
+        <w:rPr>
+          <w:lang w:val="zh_TW" w:bidi="zh_TW"/>
+        </w:rPr>
+        <w:t>）。</w:t>
+      </w:r>
+    </w:p>
+    <w:p>
+      <w:pPr/>
+      <w:r>
+        <w:rPr>
+          <w:lang w:val="zh_TW" w:bidi="zh_TW"/>
+        </w:rPr>
+      </w:r>
+      <w:r>
+        <w:rPr>
+          <w:lang w:val="zh_TW" w:bidi="zh_TW"/>
+        </w:rPr>
+        <w:t>啟示錄的作者約翰同意保羅的看法，義人死後的命運不會與惡人相同。他們不會去陰間，而是去天堂。殉道者出現在祭壇下，為他們向神呼求伸冤（</w:t>
+      </w:r>
+      <w:hyperlink r:id="rId169">
+        <w:r>
+          <w:rPr>
+            <w:lang w:val="zh_TW" w:bidi="zh_TW"/>
+          </w:rPr>
+          <w:rPr>
+            <w:color w:val="0000EE"/>
+            <w:u w:val="single"/>
+          </w:rPr>
+          <w:t>啟6:9–11</w:t>
+        </w:r>
+      </w:hyperlink>
+      <w:r>
+        <w:rPr>
+          <w:lang w:val="zh_TW" w:bidi="zh_TW"/>
+        </w:rPr>
+        <w:t>）。在另一個意象中，無數的基督徒出現在神的寶座前讚美祂（</w:t>
+      </w:r>
+      <w:hyperlink r:id="rId170">
+        <w:r>
+          <w:rPr>
+            <w:lang w:val="zh_TW" w:bidi="zh_TW"/>
+          </w:rPr>
+          <w:rPr>
+            <w:color w:val="0000EE"/>
+            <w:u w:val="single"/>
+          </w:rPr>
+          <w:t>7:9–17</w:t>
+        </w:r>
+      </w:hyperlink>
+      <w:r>
+        <w:rPr>
+          <w:lang w:val="zh_TW" w:bidi="zh_TW"/>
+        </w:rPr>
+        <w:t>）。這些信徒由基督親自牧養，不再忍受飢餓、口渴、不適或悲傷。</w:t>
+      </w:r>
+    </w:p>
+    <w:p>
+      <w:pPr>
+        <w:pStyle w:val="Heading3"/>
+      </w:pPr>
+      <w:r>
+        <w:rPr>
+          <w:lang w:val="zh_TW" w:bidi="zh_TW"/>
+        </w:rPr>
+        <w:t>結論</w:t>
+      </w:r>
+    </w:p>
+    <w:p>
+      <w:pPr/>
+      <w:r>
+        <w:rPr>
+          <w:lang w:val="zh_TW" w:bidi="zh_TW"/>
+        </w:rPr>
+      </w:r>
+      <w:r>
+        <w:rPr>
+          <w:lang w:val="zh_TW" w:bidi="zh_TW"/>
+        </w:rPr>
+        <w:t>總而言之，在舊約中，對於死者的所在地最初是一種模糊不清的概念，指一個與生命和神分離的地方。後來的作者認為，不應只有一個共同的地方（陰間〔Sheol〕），而應有兩個地方。根據基督教的教導，惡人進入陰間（Hades），這是一個充滿痛苦的地方，他們將在那裡受苦，直到審判之日；最終，他們將被丟入火湖，即地獄（Gehenna）。然而，陰間的掌管者不是魔鬼，而是基督，他掌控著整個受造世界。義人不會進入陰間，而是直接進入樂園（「亞伯拉罕的懷裡」或天堂）。在那裡，他們與基督同在；憑著信心已經親眼看見，痛苦已化為祝福，禱告也化為讚美。基督徒相信，死亡雖然令人敬畏，是「末了的仇敵」，卻不會折磨他們。死亡無法使他們與主分離，反而帶他們面對面與所愛的主相見。</w:t>
+      </w:r>
+    </w:p>
+    <w:p>
+      <w:pPr/>
+      <w:r>
+        <w:rPr>
+          <w:lang w:val="zh_TW" w:bidi="zh_TW"/>
+        </w:rPr>
+      </w:r>
+      <w:r>
+        <w:rPr>
+          <w:lang w:val="zh_TW" w:bidi="zh_TW"/>
+        </w:rPr>
+        <w:t>這次相會可能是在人死後立即發生，也可能是在復活之時發生——中間的時間毫無意義，不過如同睡眠。換句話說，對於信徒而言，死後的下一個經歷便是與基督相會。</w:t>
+      </w:r>
+    </w:p>
+    <w:p>
+      <w:pPr/>
+      <w:r>
+        <w:rPr>
+          <w:lang w:val="zh_TW" w:bidi="zh_TW"/>
+        </w:rPr>
+      </w:r>
+      <w:r>
+        <w:rPr>
+          <w:lang w:val="zh_TW" w:bidi="zh_TW"/>
+        </w:rPr>
+        <w:t>舊約和新約都將死亡描述為睡眠。在舊約中，當一個人死時，常被描述為「與列祖同睡」（例如，</w:t>
+      </w:r>
+      <w:hyperlink r:id="rId171">
+        <w:r>
+          <w:rPr>
+            <w:lang w:val="zh_TW" w:bidi="zh_TW"/>
+          </w:rPr>
+          <w:rPr>
+            <w:color w:val="0000EE"/>
+            <w:u w:val="single"/>
+          </w:rPr>
+          <w:t>申31:16</w:t>
+        </w:r>
+      </w:hyperlink>
+      <w:r>
+        <w:rPr>
+          <w:lang w:val="zh_TW" w:bidi="zh_TW"/>
+        </w:rPr>
+        <w:t>；</w:t>
+      </w:r>
+      <w:hyperlink r:id="rId172">
+        <w:r>
+          <w:rPr>
+            <w:lang w:val="zh_TW" w:bidi="zh_TW"/>
+          </w:rPr>
+          <w:rPr>
+            <w:color w:val="0000EE"/>
+            <w:u w:val="single"/>
+          </w:rPr>
+          <w:t>撒下7:12</w:t>
+        </w:r>
+      </w:hyperlink>
+      <w:r>
+        <w:rPr>
+          <w:lang w:val="zh_TW" w:bidi="zh_TW"/>
+        </w:rPr>
+        <w:t>）。耶穌自己也將死亡稱為睡眠（</w:t>
+      </w:r>
+      <w:hyperlink r:id="rId173">
+        <w:r>
+          <w:rPr>
+            <w:lang w:val="zh_TW" w:bidi="zh_TW"/>
+          </w:rPr>
+          <w:rPr>
+            <w:color w:val="0000EE"/>
+            <w:u w:val="single"/>
+          </w:rPr>
+          <w:t>太9:24</w:t>
+        </w:r>
+      </w:hyperlink>
+      <w:r>
+        <w:rPr>
+          <w:lang w:val="zh_TW" w:bidi="zh_TW"/>
+        </w:rPr>
+        <w:t>；</w:t>
+      </w:r>
+      <w:hyperlink r:id="rId174">
+        <w:r>
+          <w:rPr>
+            <w:lang w:val="zh_TW" w:bidi="zh_TW"/>
+          </w:rPr>
+          <w:rPr>
+            <w:color w:val="0000EE"/>
+            <w:u w:val="single"/>
+          </w:rPr>
+          <w:t>約11:11</w:t>
+        </w:r>
+      </w:hyperlink>
+      <w:r>
+        <w:rPr>
+          <w:lang w:val="zh_TW" w:bidi="zh_TW"/>
+        </w:rPr>
+        <w:t>）。使徒保羅也持相同看法（</w:t>
+      </w:r>
+      <w:hyperlink r:id="rId175">
+        <w:r>
+          <w:rPr>
+            <w:lang w:val="zh_TW" w:bidi="zh_TW"/>
+          </w:rPr>
+          <w:rPr>
+            <w:color w:val="0000EE"/>
+            <w:u w:val="single"/>
+          </w:rPr>
+          <w:t>林前11:30，</w:t>
+        </w:r>
+      </w:hyperlink>
+      <w:hyperlink r:id="rId176">
+        <w:r>
+          <w:rPr>
+            <w:lang w:val="zh_TW" w:bidi="zh_TW"/>
+          </w:rPr>
+          <w:rPr>
+            <w:color w:val="0000EE"/>
+            <w:u w:val="single"/>
+          </w:rPr>
+          <w:t>15:20、51</w:t>
+        </w:r>
+      </w:hyperlink>
+      <w:r>
+        <w:rPr>
+          <w:lang w:val="zh_TW" w:bidi="zh_TW"/>
+        </w:rPr>
+        <w:t>；</w:t>
+      </w:r>
+      <w:hyperlink r:id="rId58">
+        <w:r>
+          <w:rPr>
+            <w:lang w:val="zh_TW" w:bidi="zh_TW"/>
+          </w:rPr>
+          <w:rPr>
+            <w:color w:val="0000EE"/>
+            <w:u w:val="single"/>
+          </w:rPr>
+          <w:t>帖前4:14</w:t>
+        </w:r>
+      </w:hyperlink>
+      <w:r>
+        <w:rPr>
+          <w:lang w:val="zh_TW" w:bidi="zh_TW"/>
+        </w:rPr>
+        <w:t>），至少在部分經文中，表明死亡只屬暫時。因此，它被稱為睡眠。舊約</w:t>
+      </w:r>
+      <w:hyperlink r:id="rId38">
+        <w:r>
+          <w:rPr>
+            <w:lang w:val="zh_TW" w:bidi="zh_TW"/>
+          </w:rPr>
+          <w:rPr>
+            <w:color w:val="0000EE"/>
+            <w:u w:val="single"/>
+          </w:rPr>
+          <w:t>但以理書十二章2節</w:t>
+        </w:r>
+      </w:hyperlink>
+      <w:r>
+        <w:rPr>
+          <w:lang w:val="zh_TW" w:bidi="zh_TW"/>
+        </w:rPr>
+        <w:t>也指出死亡如同睡眠，直到死者復活——有些進入永生，有些進入羞辱和永遠的憎惡之中。</w:t>
+      </w:r>
+    </w:p>
+    <w:p>
+      <w:pPr/>
+      <w:r>
+        <w:rPr>
+          <w:lang w:val="zh_TW" w:bidi="zh_TW"/>
+        </w:rPr>
+      </w:r>
+      <w:r>
+        <w:rPr>
+          <w:i/>
+          <w:lang w:val="zh_TW" w:bidi="zh_TW"/>
+        </w:rPr>
+        <w:t>另見</w:t>
+      </w:r>
+      <w:r>
+        <w:rPr>
+          <w:lang w:val="zh_TW" w:bidi="zh_TW"/>
+        </w:rPr>
+        <w:t xml:space="preserve"> </w:t>
+      </w:r>
+      <w:r>
+        <w:rPr>
+          <w:lang w:val="zh_TW" w:bidi="zh_TW"/>
+        </w:rPr>
+        <w:t>地獄（欣嫩子谷）；</w:t>
+      </w:r>
+      <w:r>
+        <w:rPr>
+          <w:lang w:val="zh_TW" w:bidi="zh_TW"/>
+        </w:rPr>
+        <w:t>陰間；</w:t>
+      </w:r>
+      <w:r>
+        <w:rPr>
+          <w:lang w:val="zh_TW" w:bidi="zh_TW"/>
+        </w:rPr>
+        <w:t>天（天堂）；</w:t>
+      </w:r>
+      <w:r>
+        <w:rPr>
+          <w:lang w:val="zh_TW" w:bidi="zh_TW"/>
+        </w:rPr>
+        <w:t>地獄；</w:t>
+      </w:r>
+      <w:r>
+        <w:rPr>
+          <w:lang w:val="zh_TW" w:bidi="zh_TW"/>
+        </w:rPr>
+        <w:t>中間狀態；</w:t>
+      </w:r>
+      <w:r>
+        <w:rPr>
+          <w:lang w:val="zh_TW" w:bidi="zh_TW"/>
+        </w:rPr>
+        <w:t>樂園；</w:t>
+      </w:r>
+      <w:r>
+        <w:rPr>
+          <w:lang w:val="zh_TW" w:bidi="zh_TW"/>
+        </w:rPr>
+        <w:t>陰間</w:t>
       </w:r>
       <w:r>
         <w:rPr>
